--- a/public/templates/PathFinder.docx
+++ b/public/templates/PathFinder.docx
@@ -44,7 +44,7 @@
                 <w:noProof/>
               </w:rPr>
               <w:drawing>
-                <wp:inline distT="0" distB="0" distL="0" distR="0" wp14:anchorId="202675BF" wp14:editId="46919E98">
+                <wp:inline distT="0" distB="0" distL="0" distR="0" wp14:anchorId="202675BF" wp14:editId="5A2B32AA">
                   <wp:extent cx="1485900" cy="1485900"/>
                   <wp:effectExtent l="0" t="0" r="0" b="0"/>
                   <wp:docPr id="1" name="Picture 1"/>
@@ -194,6 +194,8 @@
             </w:pPr>
           </w:p>
         </w:tc>
+        <w:bookmarkStart w:id="0" w:name="_GoBack"/>
+        <w:bookmarkEnd w:id="0"/>
       </w:tr>
     </w:tbl>
     <w:p>
@@ -213,13 +215,13 @@
           <w:sz w:val="20"/>
         </w:rPr>
         <w:drawing>
-          <wp:anchor distT="0" distB="0" distL="114300" distR="114300" simplePos="0" relativeHeight="251660288" behindDoc="1" locked="0" layoutInCell="1" allowOverlap="1" wp14:anchorId="6089C242" wp14:editId="055B76C3">
+          <wp:anchor distT="0" distB="0" distL="114300" distR="114300" simplePos="0" relativeHeight="251660288" behindDoc="1" locked="0" layoutInCell="1" allowOverlap="1" wp14:anchorId="6089C242" wp14:editId="3B8E3AF5">
             <wp:simplePos x="0" y="0"/>
             <wp:positionH relativeFrom="page">
-              <wp:posOffset>0</wp:posOffset>
+              <wp:posOffset>1270</wp:posOffset>
             </wp:positionH>
             <wp:positionV relativeFrom="paragraph">
-              <wp:posOffset>-1638300</wp:posOffset>
+              <wp:posOffset>-2089003</wp:posOffset>
             </wp:positionV>
             <wp:extent cx="7764780" cy="11872595"/>
             <wp:effectExtent l="0" t="0" r="7620" b="0"/>
@@ -551,6 +553,14 @@
                 <w:b/>
                 <w:sz w:val="20"/>
               </w:rPr>
+              <w:t xml:space="preserve">     </w:t>
+            </w:r>
+            <w:r>
+              <w:rPr>
+                <w:rFonts w:ascii="Arial Narrow" w:hAnsi="Arial Narrow"/>
+                <w:b/>
+                <w:sz w:val="20"/>
+              </w:rPr>
               <w:t>{email</w:t>
             </w:r>
             <w:r>
@@ -666,6 +676,14 @@
                 <w:b/>
                 <w:sz w:val="20"/>
               </w:rPr>
+              <w:t xml:space="preserve">     </w:t>
+            </w:r>
+            <w:r>
+              <w:rPr>
+                <w:rFonts w:ascii="Arial Narrow" w:hAnsi="Arial Narrow"/>
+                <w:b/>
+                <w:sz w:val="20"/>
+              </w:rPr>
               <w:t>{strand</w:t>
             </w:r>
             <w:r>
@@ -815,168 +833,6 @@
               <w:jc w:val="both"/>
               <w:rPr>
                 <w:rFonts w:ascii="Arial Narrow" w:hAnsi="Arial Narrow"/>
-                <w:sz w:val="20"/>
-              </w:rPr>
-            </w:pPr>
-          </w:p>
-        </w:tc>
-      </w:tr>
-      <w:tr>
-        <w:tc>
-          <w:tcPr>
-            <w:tcW w:w="2200" w:type="pct"/>
-            <w:gridSpan w:val="5"/>
-          </w:tcPr>
-          <w:p>
-            <w:pPr>
-              <w:tabs>
-                <w:tab w:val="right" w:pos="5652"/>
-              </w:tabs>
-              <w:spacing w:after="0" w:line="240" w:lineRule="auto"/>
-              <w:rPr>
-                <w:rFonts w:ascii="Arial Narrow" w:hAnsi="Arial Narrow"/>
-                <w:b/>
-                <w:sz w:val="20"/>
-              </w:rPr>
-            </w:pPr>
-          </w:p>
-        </w:tc>
-        <w:tc>
-          <w:tcPr>
-            <w:tcW w:w="924" w:type="pct"/>
-          </w:tcPr>
-          <w:p>
-            <w:pPr>
-              <w:tabs>
-                <w:tab w:val="right" w:pos="5652"/>
-              </w:tabs>
-              <w:spacing w:after="0" w:line="240" w:lineRule="auto"/>
-              <w:jc w:val="both"/>
-              <w:rPr>
-                <w:rFonts w:ascii="Arial Narrow" w:hAnsi="Arial Narrow"/>
-                <w:b/>
-                <w:sz w:val="20"/>
-              </w:rPr>
-            </w:pPr>
-          </w:p>
-        </w:tc>
-        <w:tc>
-          <w:tcPr>
-            <w:tcW w:w="167" w:type="pct"/>
-          </w:tcPr>
-          <w:p>
-            <w:pPr>
-              <w:spacing w:after="0" w:line="240" w:lineRule="auto"/>
-              <w:jc w:val="both"/>
-              <w:rPr>
-                <w:rFonts w:ascii="Arial Narrow" w:hAnsi="Arial Narrow"/>
-                <w:sz w:val="20"/>
-              </w:rPr>
-            </w:pPr>
-          </w:p>
-        </w:tc>
-        <w:tc>
-          <w:tcPr>
-            <w:tcW w:w="1708" w:type="pct"/>
-            <w:gridSpan w:val="2"/>
-          </w:tcPr>
-          <w:p>
-            <w:pPr>
-              <w:spacing w:after="0" w:line="240" w:lineRule="auto"/>
-              <w:jc w:val="both"/>
-              <w:rPr>
-                <w:rFonts w:ascii="Arial Narrow" w:hAnsi="Arial Narrow"/>
-                <w:sz w:val="20"/>
-              </w:rPr>
-            </w:pPr>
-          </w:p>
-        </w:tc>
-      </w:tr>
-      <w:tr>
-        <w:tc>
-          <w:tcPr>
-            <w:tcW w:w="1431" w:type="pct"/>
-            <w:gridSpan w:val="4"/>
-          </w:tcPr>
-          <w:p>
-            <w:pPr>
-              <w:tabs>
-                <w:tab w:val="right" w:pos="5652"/>
-              </w:tabs>
-              <w:spacing w:after="0" w:line="240" w:lineRule="auto"/>
-              <w:jc w:val="both"/>
-              <w:rPr>
-                <w:rFonts w:ascii="Arial Narrow" w:hAnsi="Arial Narrow"/>
-                <w:sz w:val="20"/>
-              </w:rPr>
-            </w:pPr>
-          </w:p>
-        </w:tc>
-        <w:tc>
-          <w:tcPr>
-            <w:tcW w:w="770" w:type="pct"/>
-          </w:tcPr>
-          <w:p>
-            <w:pPr>
-              <w:tabs>
-                <w:tab w:val="right" w:pos="5652"/>
-              </w:tabs>
-              <w:spacing w:after="0" w:line="240" w:lineRule="auto"/>
-              <w:jc w:val="both"/>
-              <w:rPr>
-                <w:rFonts w:ascii="Arial Narrow" w:hAnsi="Arial Narrow"/>
-                <w:b/>
-                <w:sz w:val="20"/>
-              </w:rPr>
-            </w:pPr>
-          </w:p>
-        </w:tc>
-        <w:tc>
-          <w:tcPr>
-            <w:tcW w:w="924" w:type="pct"/>
-          </w:tcPr>
-          <w:p>
-            <w:pPr>
-              <w:tabs>
-                <w:tab w:val="right" w:pos="5652"/>
-              </w:tabs>
-              <w:spacing w:after="0" w:line="240" w:lineRule="auto"/>
-              <w:jc w:val="both"/>
-              <w:rPr>
-                <w:rFonts w:ascii="Arial Narrow" w:hAnsi="Arial Narrow"/>
-                <w:b/>
-                <w:sz w:val="20"/>
-              </w:rPr>
-            </w:pPr>
-          </w:p>
-        </w:tc>
-        <w:tc>
-          <w:tcPr>
-            <w:tcW w:w="167" w:type="pct"/>
-          </w:tcPr>
-          <w:p>
-            <w:pPr>
-              <w:spacing w:after="0" w:line="240" w:lineRule="auto"/>
-              <w:jc w:val="both"/>
-              <w:rPr>
-                <w:rFonts w:ascii="Arial Narrow" w:hAnsi="Arial Narrow"/>
-                <w:sz w:val="20"/>
-              </w:rPr>
-            </w:pPr>
-          </w:p>
-        </w:tc>
-        <w:tc>
-          <w:tcPr>
-            <w:tcW w:w="1708" w:type="pct"/>
-            <w:gridSpan w:val="2"/>
-          </w:tcPr>
-          <w:p>
-            <w:pPr>
-              <w:spacing w:after="0" w:line="240" w:lineRule="auto"/>
-              <w:jc w:val="both"/>
-              <w:rPr>
-                <w:rFonts w:ascii="Arial Narrow" w:hAnsi="Arial Narrow"/>
-                <w:b/>
                 <w:sz w:val="20"/>
               </w:rPr>
             </w:pPr>
@@ -990,1476 +846,3915 @@
         <w:rPr>
           <w:rFonts w:ascii="Arial Narrow" w:hAnsi="Arial Narrow"/>
           <w:b/>
-          <w:sz w:val="20"/>
+          <w:sz w:val="24"/>
+          <w:szCs w:val="24"/>
         </w:rPr>
       </w:pPr>
       <w:r>
         <w:rPr>
           <w:rFonts w:ascii="Arial Narrow" w:hAnsi="Arial Narrow"/>
           <w:b/>
-          <w:sz w:val="20"/>
+          <w:sz w:val="24"/>
+          <w:szCs w:val="24"/>
         </w:rPr>
         <w:t>SCHOLASTIC</w:t>
       </w:r>
     </w:p>
+    <w:tbl>
+      <w:tblPr>
+        <w:tblStyle w:val="TableGrid"/>
+        <w:tblW w:w="5000" w:type="pct"/>
+        <w:tblLayout w:type="fixed"/>
+        <w:tblLook w:val="04A0" w:firstRow="1" w:lastRow="0" w:firstColumn="1" w:lastColumn="0" w:noHBand="0" w:noVBand="1"/>
+      </w:tblPr>
+      <w:tblGrid>
+        <w:gridCol w:w="3775"/>
+        <w:gridCol w:w="903"/>
+        <w:gridCol w:w="721"/>
+        <w:gridCol w:w="3777"/>
+        <w:gridCol w:w="902"/>
+        <w:gridCol w:w="712"/>
+      </w:tblGrid>
+      <w:tr>
+        <w:trPr>
+          <w:trHeight w:val="47"/>
+        </w:trPr>
+        <w:tc>
+          <w:tcPr>
+            <w:tcW w:w="1749" w:type="pct"/>
+          </w:tcPr>
+          <w:p>
+            <w:pPr>
+              <w:jc w:val="center"/>
+              <w:rPr>
+                <w:rFonts w:ascii="Arial Narrow" w:hAnsi="Arial Narrow" w:cs="Arial"/>
+                <w:b/>
+                <w:sz w:val="16"/>
+                <w:szCs w:val="16"/>
+              </w:rPr>
+            </w:pPr>
+            <w:r>
+              <w:rPr>
+                <w:rFonts w:ascii="Arial Narrow" w:hAnsi="Arial Narrow" w:cs="Arial"/>
+                <w:b/>
+                <w:sz w:val="16"/>
+                <w:szCs w:val="16"/>
+              </w:rPr>
+              <w:t>Grade 11</w:t>
+            </w:r>
+          </w:p>
+        </w:tc>
+        <w:tc>
+          <w:tcPr>
+            <w:tcW w:w="418" w:type="pct"/>
+          </w:tcPr>
+          <w:p>
+            <w:pPr>
+              <w:jc w:val="center"/>
+              <w:rPr>
+                <w:rFonts w:ascii="Arial Narrow" w:hAnsi="Arial Narrow" w:cs="Arial"/>
+                <w:b/>
+                <w:sz w:val="16"/>
+                <w:szCs w:val="16"/>
+              </w:rPr>
+            </w:pPr>
+            <w:r>
+              <w:rPr>
+                <w:rFonts w:ascii="Arial Narrow" w:hAnsi="Arial Narrow" w:cs="Arial"/>
+                <w:b/>
+                <w:sz w:val="16"/>
+                <w:szCs w:val="16"/>
+              </w:rPr>
+              <w:t>Semester</w:t>
+            </w:r>
+          </w:p>
+        </w:tc>
+        <w:tc>
+          <w:tcPr>
+            <w:tcW w:w="334" w:type="pct"/>
+          </w:tcPr>
+          <w:p>
+            <w:pPr>
+              <w:jc w:val="center"/>
+              <w:rPr>
+                <w:rFonts w:ascii="Arial Narrow" w:hAnsi="Arial Narrow" w:cs="Arial"/>
+                <w:b/>
+                <w:sz w:val="16"/>
+                <w:szCs w:val="16"/>
+              </w:rPr>
+            </w:pPr>
+            <w:r>
+              <w:rPr>
+                <w:rFonts w:ascii="Arial Narrow" w:hAnsi="Arial Narrow" w:cs="Arial"/>
+                <w:b/>
+                <w:sz w:val="16"/>
+                <w:szCs w:val="16"/>
+              </w:rPr>
+              <w:t>Grades</w:t>
+            </w:r>
+          </w:p>
+        </w:tc>
+        <w:tc>
+          <w:tcPr>
+            <w:tcW w:w="1750" w:type="pct"/>
+          </w:tcPr>
+          <w:p>
+            <w:pPr>
+              <w:jc w:val="center"/>
+              <w:rPr>
+                <w:rFonts w:ascii="Arial Narrow" w:hAnsi="Arial Narrow" w:cs="Arial"/>
+                <w:b/>
+                <w:sz w:val="16"/>
+                <w:szCs w:val="16"/>
+              </w:rPr>
+            </w:pPr>
+            <w:r>
+              <w:rPr>
+                <w:rFonts w:ascii="Arial Narrow" w:hAnsi="Arial Narrow" w:cs="Arial"/>
+                <w:b/>
+                <w:sz w:val="16"/>
+                <w:szCs w:val="16"/>
+              </w:rPr>
+              <w:t>Grade 12</w:t>
+            </w:r>
+          </w:p>
+        </w:tc>
+        <w:tc>
+          <w:tcPr>
+            <w:tcW w:w="418" w:type="pct"/>
+          </w:tcPr>
+          <w:p>
+            <w:pPr>
+              <w:jc w:val="center"/>
+              <w:rPr>
+                <w:rFonts w:ascii="Arial Narrow" w:hAnsi="Arial Narrow" w:cs="Arial"/>
+                <w:b/>
+                <w:sz w:val="16"/>
+                <w:szCs w:val="16"/>
+              </w:rPr>
+            </w:pPr>
+            <w:r>
+              <w:rPr>
+                <w:rFonts w:ascii="Arial Narrow" w:hAnsi="Arial Narrow" w:cs="Arial"/>
+                <w:b/>
+                <w:sz w:val="16"/>
+                <w:szCs w:val="16"/>
+              </w:rPr>
+              <w:t>Semester</w:t>
+            </w:r>
+          </w:p>
+        </w:tc>
+        <w:tc>
+          <w:tcPr>
+            <w:tcW w:w="330" w:type="pct"/>
+          </w:tcPr>
+          <w:p>
+            <w:pPr>
+              <w:jc w:val="center"/>
+              <w:rPr>
+                <w:rFonts w:ascii="Arial Narrow" w:hAnsi="Arial Narrow" w:cs="Arial"/>
+                <w:b/>
+                <w:sz w:val="16"/>
+                <w:szCs w:val="16"/>
+              </w:rPr>
+            </w:pPr>
+            <w:r>
+              <w:rPr>
+                <w:rFonts w:ascii="Arial Narrow" w:hAnsi="Arial Narrow" w:cs="Arial"/>
+                <w:b/>
+                <w:sz w:val="16"/>
+                <w:szCs w:val="16"/>
+              </w:rPr>
+              <w:t>Grades</w:t>
+            </w:r>
+          </w:p>
+        </w:tc>
+      </w:tr>
+      <w:tr>
+        <w:trPr>
+          <w:trHeight w:val="143"/>
+        </w:trPr>
+        <w:tc>
+          <w:tcPr>
+            <w:tcW w:w="1749" w:type="pct"/>
+          </w:tcPr>
+          <w:p>
+            <w:pPr>
+              <w:jc w:val="center"/>
+              <w:rPr>
+                <w:rFonts w:ascii="Arial Narrow" w:hAnsi="Arial Narrow" w:cs="Arial"/>
+                <w:b/>
+                <w:sz w:val="16"/>
+                <w:szCs w:val="16"/>
+              </w:rPr>
+            </w:pPr>
+            <w:r>
+              <w:rPr>
+                <w:rFonts w:ascii="Arial Narrow" w:eastAsia="Times New Roman" w:hAnsi="Arial Narrow" w:cs="Calibri"/>
+                <w:b/>
+                <w:color w:val="000000"/>
+                <w:sz w:val="16"/>
+                <w:szCs w:val="16"/>
+              </w:rPr>
+              <w:t>{</w:t>
+            </w:r>
+            <w:r>
+              <w:rPr>
+                <w:rFonts w:ascii="Arial Narrow" w:eastAsia="Times New Roman" w:hAnsi="Arial Narrow" w:cs="Calibri"/>
+                <w:color w:val="000000"/>
+                <w:sz w:val="16"/>
+                <w:szCs w:val="16"/>
+              </w:rPr>
+              <w:t>subject</w:t>
+            </w:r>
+            <w:r>
+              <w:rPr>
+                <w:rFonts w:ascii="Arial Narrow" w:eastAsia="Times New Roman" w:hAnsi="Arial Narrow" w:cs="Calibri"/>
+                <w:b/>
+                <w:color w:val="000000"/>
+                <w:sz w:val="16"/>
+                <w:szCs w:val="16"/>
+              </w:rPr>
+              <w:t>}</w:t>
+            </w:r>
+          </w:p>
+        </w:tc>
+        <w:tc>
+          <w:tcPr>
+            <w:tcW w:w="418" w:type="pct"/>
+          </w:tcPr>
+          <w:p>
+            <w:pPr>
+              <w:jc w:val="center"/>
+              <w:rPr>
+                <w:rFonts w:ascii="Arial Narrow" w:hAnsi="Arial Narrow" w:cs="Arial"/>
+                <w:sz w:val="16"/>
+                <w:szCs w:val="16"/>
+              </w:rPr>
+            </w:pPr>
+            <w:r>
+              <w:rPr>
+                <w:rFonts w:ascii="Arial Narrow" w:hAnsi="Arial Narrow" w:cs="Arial"/>
+                <w:sz w:val="16"/>
+                <w:szCs w:val="16"/>
+              </w:rPr>
+              <w:t>{semester}</w:t>
+            </w:r>
+          </w:p>
+        </w:tc>
+        <w:tc>
+          <w:tcPr>
+            <w:tcW w:w="334" w:type="pct"/>
+          </w:tcPr>
+          <w:p>
+            <w:pPr>
+              <w:jc w:val="center"/>
+              <w:rPr>
+                <w:rFonts w:ascii="Arial Narrow" w:hAnsi="Arial Narrow" w:cs="Arial"/>
+                <w:sz w:val="16"/>
+                <w:szCs w:val="16"/>
+              </w:rPr>
+            </w:pPr>
+            <w:r>
+              <w:rPr>
+                <w:rFonts w:ascii="Arial Narrow" w:hAnsi="Arial Narrow" w:cs="Arial"/>
+                <w:sz w:val="16"/>
+                <w:szCs w:val="16"/>
+              </w:rPr>
+              <w:t>{grades}</w:t>
+            </w:r>
+          </w:p>
+        </w:tc>
+        <w:tc>
+          <w:tcPr>
+            <w:tcW w:w="1750" w:type="pct"/>
+          </w:tcPr>
+          <w:p>
+            <w:pPr>
+              <w:jc w:val="center"/>
+              <w:rPr>
+                <w:rFonts w:ascii="Arial Narrow" w:hAnsi="Arial Narrow" w:cs="Arial"/>
+                <w:sz w:val="16"/>
+                <w:szCs w:val="16"/>
+              </w:rPr>
+            </w:pPr>
+            <w:r>
+              <w:rPr>
+                <w:rFonts w:ascii="Arial Narrow" w:eastAsia="Times New Roman" w:hAnsi="Arial Narrow" w:cs="Calibri"/>
+                <w:b/>
+                <w:color w:val="000000"/>
+                <w:sz w:val="16"/>
+                <w:szCs w:val="16"/>
+              </w:rPr>
+              <w:t>{</w:t>
+            </w:r>
+            <w:r>
+              <w:rPr>
+                <w:rFonts w:ascii="Arial Narrow" w:eastAsia="Times New Roman" w:hAnsi="Arial Narrow" w:cs="Calibri"/>
+                <w:color w:val="000000"/>
+                <w:sz w:val="16"/>
+                <w:szCs w:val="16"/>
+              </w:rPr>
+              <w:t>subject</w:t>
+            </w:r>
+            <w:r>
+              <w:rPr>
+                <w:rFonts w:ascii="Arial Narrow" w:eastAsia="Times New Roman" w:hAnsi="Arial Narrow" w:cs="Calibri"/>
+                <w:b/>
+                <w:color w:val="000000"/>
+                <w:sz w:val="16"/>
+                <w:szCs w:val="16"/>
+              </w:rPr>
+              <w:t>}</w:t>
+            </w:r>
+          </w:p>
+        </w:tc>
+        <w:tc>
+          <w:tcPr>
+            <w:tcW w:w="418" w:type="pct"/>
+          </w:tcPr>
+          <w:p>
+            <w:pPr>
+              <w:jc w:val="center"/>
+              <w:rPr>
+                <w:rFonts w:ascii="Arial Narrow" w:hAnsi="Arial Narrow" w:cs="Arial"/>
+                <w:sz w:val="16"/>
+                <w:szCs w:val="16"/>
+              </w:rPr>
+            </w:pPr>
+            <w:r>
+              <w:rPr>
+                <w:rFonts w:ascii="Arial Narrow" w:hAnsi="Arial Narrow" w:cs="Arial"/>
+                <w:sz w:val="16"/>
+                <w:szCs w:val="16"/>
+              </w:rPr>
+              <w:t>{semester}</w:t>
+            </w:r>
+          </w:p>
+        </w:tc>
+        <w:tc>
+          <w:tcPr>
+            <w:tcW w:w="330" w:type="pct"/>
+          </w:tcPr>
+          <w:p>
+            <w:pPr>
+              <w:jc w:val="center"/>
+              <w:rPr>
+                <w:rFonts w:ascii="Arial Narrow" w:hAnsi="Arial Narrow" w:cs="Arial"/>
+                <w:sz w:val="16"/>
+                <w:szCs w:val="16"/>
+              </w:rPr>
+            </w:pPr>
+            <w:r>
+              <w:rPr>
+                <w:rFonts w:ascii="Arial Narrow" w:hAnsi="Arial Narrow" w:cs="Arial"/>
+                <w:sz w:val="16"/>
+                <w:szCs w:val="16"/>
+              </w:rPr>
+              <w:t>{grades}</w:t>
+            </w:r>
+          </w:p>
+        </w:tc>
+      </w:tr>
+      <w:tr>
+        <w:trPr>
+          <w:trHeight w:val="125"/>
+        </w:trPr>
+        <w:tc>
+          <w:tcPr>
+            <w:tcW w:w="1749" w:type="pct"/>
+            <w:tcBorders>
+              <w:bottom w:val="single" w:sz="4" w:space="0" w:color="auto"/>
+            </w:tcBorders>
+          </w:tcPr>
+          <w:p>
+            <w:pPr>
+              <w:jc w:val="center"/>
+              <w:rPr>
+                <w:rFonts w:ascii="Arial Narrow" w:eastAsia="Times New Roman" w:hAnsi="Arial Narrow" w:cs="Calibri"/>
+                <w:color w:val="000000"/>
+                <w:sz w:val="16"/>
+                <w:szCs w:val="16"/>
+              </w:rPr>
+            </w:pPr>
+            <w:r>
+              <w:rPr>
+                <w:rFonts w:ascii="Arial Narrow" w:eastAsia="Times New Roman" w:hAnsi="Arial Narrow" w:cs="Calibri"/>
+                <w:b/>
+                <w:color w:val="000000"/>
+                <w:sz w:val="16"/>
+                <w:szCs w:val="16"/>
+              </w:rPr>
+              <w:t>{</w:t>
+            </w:r>
+            <w:r>
+              <w:rPr>
+                <w:rFonts w:ascii="Arial Narrow" w:eastAsia="Times New Roman" w:hAnsi="Arial Narrow" w:cs="Calibri"/>
+                <w:color w:val="000000"/>
+                <w:sz w:val="16"/>
+                <w:szCs w:val="16"/>
+              </w:rPr>
+              <w:t>subject</w:t>
+            </w:r>
+            <w:r>
+              <w:rPr>
+                <w:rFonts w:ascii="Arial Narrow" w:eastAsia="Times New Roman" w:hAnsi="Arial Narrow" w:cs="Calibri"/>
+                <w:b/>
+                <w:color w:val="000000"/>
+                <w:sz w:val="16"/>
+                <w:szCs w:val="16"/>
+              </w:rPr>
+              <w:t>}</w:t>
+            </w:r>
+          </w:p>
+        </w:tc>
+        <w:tc>
+          <w:tcPr>
+            <w:tcW w:w="418" w:type="pct"/>
+            <w:tcBorders>
+              <w:bottom w:val="single" w:sz="4" w:space="0" w:color="auto"/>
+            </w:tcBorders>
+          </w:tcPr>
+          <w:p>
+            <w:pPr>
+              <w:jc w:val="center"/>
+              <w:rPr>
+                <w:rFonts w:ascii="Arial Narrow" w:eastAsia="Times New Roman" w:hAnsi="Arial Narrow" w:cs="Calibri"/>
+                <w:color w:val="000000"/>
+                <w:sz w:val="16"/>
+                <w:szCs w:val="16"/>
+              </w:rPr>
+            </w:pPr>
+            <w:r>
+              <w:rPr>
+                <w:rFonts w:ascii="Arial Narrow" w:hAnsi="Arial Narrow" w:cs="Arial"/>
+                <w:sz w:val="16"/>
+                <w:szCs w:val="16"/>
+              </w:rPr>
+              <w:t>{semester}</w:t>
+            </w:r>
+          </w:p>
+        </w:tc>
+        <w:tc>
+          <w:tcPr>
+            <w:tcW w:w="334" w:type="pct"/>
+            <w:tcBorders>
+              <w:bottom w:val="single" w:sz="4" w:space="0" w:color="auto"/>
+            </w:tcBorders>
+          </w:tcPr>
+          <w:p>
+            <w:pPr>
+              <w:jc w:val="center"/>
+              <w:rPr>
+                <w:rFonts w:ascii="Arial Narrow" w:eastAsia="Times New Roman" w:hAnsi="Arial Narrow" w:cs="Calibri"/>
+                <w:color w:val="000000"/>
+                <w:sz w:val="16"/>
+                <w:szCs w:val="16"/>
+              </w:rPr>
+            </w:pPr>
+            <w:r>
+              <w:rPr>
+                <w:rFonts w:ascii="Arial Narrow" w:hAnsi="Arial Narrow" w:cs="Arial"/>
+                <w:sz w:val="16"/>
+                <w:szCs w:val="16"/>
+              </w:rPr>
+              <w:t>{grades}</w:t>
+            </w:r>
+          </w:p>
+        </w:tc>
+        <w:tc>
+          <w:tcPr>
+            <w:tcW w:w="1750" w:type="pct"/>
+            <w:tcBorders>
+              <w:bottom w:val="single" w:sz="4" w:space="0" w:color="auto"/>
+            </w:tcBorders>
+          </w:tcPr>
+          <w:p>
+            <w:pPr>
+              <w:jc w:val="center"/>
+              <w:rPr>
+                <w:rFonts w:ascii="Arial Narrow" w:hAnsi="Arial Narrow" w:cs="Arial"/>
+                <w:sz w:val="16"/>
+                <w:szCs w:val="16"/>
+              </w:rPr>
+            </w:pPr>
+            <w:r>
+              <w:rPr>
+                <w:rFonts w:ascii="Arial Narrow" w:eastAsia="Times New Roman" w:hAnsi="Arial Narrow" w:cs="Calibri"/>
+                <w:b/>
+                <w:color w:val="000000"/>
+                <w:sz w:val="16"/>
+                <w:szCs w:val="16"/>
+              </w:rPr>
+              <w:t>{</w:t>
+            </w:r>
+            <w:r>
+              <w:rPr>
+                <w:rFonts w:ascii="Arial Narrow" w:eastAsia="Times New Roman" w:hAnsi="Arial Narrow" w:cs="Calibri"/>
+                <w:color w:val="000000"/>
+                <w:sz w:val="16"/>
+                <w:szCs w:val="16"/>
+              </w:rPr>
+              <w:t>subject</w:t>
+            </w:r>
+            <w:r>
+              <w:rPr>
+                <w:rFonts w:ascii="Arial Narrow" w:eastAsia="Times New Roman" w:hAnsi="Arial Narrow" w:cs="Calibri"/>
+                <w:b/>
+                <w:color w:val="000000"/>
+                <w:sz w:val="16"/>
+                <w:szCs w:val="16"/>
+              </w:rPr>
+              <w:t>}</w:t>
+            </w:r>
+          </w:p>
+        </w:tc>
+        <w:tc>
+          <w:tcPr>
+            <w:tcW w:w="418" w:type="pct"/>
+            <w:tcBorders>
+              <w:bottom w:val="single" w:sz="4" w:space="0" w:color="auto"/>
+            </w:tcBorders>
+          </w:tcPr>
+          <w:p>
+            <w:pPr>
+              <w:jc w:val="center"/>
+              <w:rPr>
+                <w:rFonts w:ascii="Arial Narrow" w:hAnsi="Arial Narrow" w:cs="Arial"/>
+                <w:sz w:val="16"/>
+                <w:szCs w:val="16"/>
+              </w:rPr>
+            </w:pPr>
+            <w:r>
+              <w:rPr>
+                <w:rFonts w:ascii="Arial Narrow" w:hAnsi="Arial Narrow" w:cs="Arial"/>
+                <w:sz w:val="16"/>
+                <w:szCs w:val="16"/>
+              </w:rPr>
+              <w:t>{semester}</w:t>
+            </w:r>
+          </w:p>
+        </w:tc>
+        <w:tc>
+          <w:tcPr>
+            <w:tcW w:w="330" w:type="pct"/>
+            <w:tcBorders>
+              <w:bottom w:val="single" w:sz="4" w:space="0" w:color="auto"/>
+            </w:tcBorders>
+          </w:tcPr>
+          <w:p>
+            <w:pPr>
+              <w:jc w:val="center"/>
+              <w:rPr>
+                <w:rFonts w:ascii="Arial Narrow" w:hAnsi="Arial Narrow" w:cs="Arial"/>
+                <w:sz w:val="16"/>
+                <w:szCs w:val="16"/>
+              </w:rPr>
+            </w:pPr>
+            <w:r>
+              <w:rPr>
+                <w:rFonts w:ascii="Arial Narrow" w:hAnsi="Arial Narrow" w:cs="Arial"/>
+                <w:sz w:val="16"/>
+                <w:szCs w:val="16"/>
+              </w:rPr>
+              <w:t>{grades}</w:t>
+            </w:r>
+          </w:p>
+        </w:tc>
+      </w:tr>
+      <w:tr>
+        <w:trPr>
+          <w:trHeight w:val="116"/>
+        </w:trPr>
+        <w:tc>
+          <w:tcPr>
+            <w:tcW w:w="1749" w:type="pct"/>
+            <w:tcBorders>
+              <w:bottom w:val="single" w:sz="4" w:space="0" w:color="auto"/>
+            </w:tcBorders>
+          </w:tcPr>
+          <w:p>
+            <w:pPr>
+              <w:jc w:val="center"/>
+              <w:rPr>
+                <w:rFonts w:ascii="Arial Narrow" w:eastAsia="Times New Roman" w:hAnsi="Arial Narrow" w:cs="Calibri"/>
+                <w:color w:val="000000"/>
+                <w:sz w:val="16"/>
+                <w:szCs w:val="16"/>
+              </w:rPr>
+            </w:pPr>
+            <w:r>
+              <w:rPr>
+                <w:rFonts w:ascii="Arial Narrow" w:eastAsia="Times New Roman" w:hAnsi="Arial Narrow" w:cs="Calibri"/>
+                <w:b/>
+                <w:color w:val="000000"/>
+                <w:sz w:val="16"/>
+                <w:szCs w:val="16"/>
+              </w:rPr>
+              <w:t>{</w:t>
+            </w:r>
+            <w:r>
+              <w:rPr>
+                <w:rFonts w:ascii="Arial Narrow" w:eastAsia="Times New Roman" w:hAnsi="Arial Narrow" w:cs="Calibri"/>
+                <w:color w:val="000000"/>
+                <w:sz w:val="16"/>
+                <w:szCs w:val="16"/>
+              </w:rPr>
+              <w:t>subject</w:t>
+            </w:r>
+            <w:r>
+              <w:rPr>
+                <w:rFonts w:ascii="Arial Narrow" w:eastAsia="Times New Roman" w:hAnsi="Arial Narrow" w:cs="Calibri"/>
+                <w:b/>
+                <w:color w:val="000000"/>
+                <w:sz w:val="16"/>
+                <w:szCs w:val="16"/>
+              </w:rPr>
+              <w:t>}</w:t>
+            </w:r>
+          </w:p>
+        </w:tc>
+        <w:tc>
+          <w:tcPr>
+            <w:tcW w:w="418" w:type="pct"/>
+            <w:tcBorders>
+              <w:bottom w:val="single" w:sz="4" w:space="0" w:color="auto"/>
+            </w:tcBorders>
+          </w:tcPr>
+          <w:p>
+            <w:pPr>
+              <w:jc w:val="center"/>
+              <w:rPr>
+                <w:rFonts w:ascii="Arial Narrow" w:eastAsia="Times New Roman" w:hAnsi="Arial Narrow" w:cs="Calibri"/>
+                <w:color w:val="000000"/>
+                <w:sz w:val="16"/>
+                <w:szCs w:val="16"/>
+              </w:rPr>
+            </w:pPr>
+            <w:r>
+              <w:rPr>
+                <w:rFonts w:ascii="Arial Narrow" w:hAnsi="Arial Narrow" w:cs="Arial"/>
+                <w:sz w:val="16"/>
+                <w:szCs w:val="16"/>
+              </w:rPr>
+              <w:t>{semester}</w:t>
+            </w:r>
+          </w:p>
+        </w:tc>
+        <w:tc>
+          <w:tcPr>
+            <w:tcW w:w="334" w:type="pct"/>
+            <w:tcBorders>
+              <w:bottom w:val="single" w:sz="4" w:space="0" w:color="auto"/>
+            </w:tcBorders>
+          </w:tcPr>
+          <w:p>
+            <w:pPr>
+              <w:jc w:val="center"/>
+              <w:rPr>
+                <w:rFonts w:ascii="Arial Narrow" w:eastAsia="Times New Roman" w:hAnsi="Arial Narrow" w:cs="Calibri"/>
+                <w:color w:val="000000"/>
+                <w:sz w:val="16"/>
+                <w:szCs w:val="16"/>
+              </w:rPr>
+            </w:pPr>
+            <w:r>
+              <w:rPr>
+                <w:rFonts w:ascii="Arial Narrow" w:hAnsi="Arial Narrow" w:cs="Arial"/>
+                <w:sz w:val="16"/>
+                <w:szCs w:val="16"/>
+              </w:rPr>
+              <w:t>{grades}</w:t>
+            </w:r>
+          </w:p>
+        </w:tc>
+        <w:tc>
+          <w:tcPr>
+            <w:tcW w:w="1750" w:type="pct"/>
+            <w:tcBorders>
+              <w:bottom w:val="single" w:sz="4" w:space="0" w:color="auto"/>
+            </w:tcBorders>
+          </w:tcPr>
+          <w:p>
+            <w:pPr>
+              <w:jc w:val="center"/>
+              <w:rPr>
+                <w:rFonts w:ascii="Arial Narrow" w:hAnsi="Arial Narrow" w:cs="Arial"/>
+                <w:sz w:val="16"/>
+                <w:szCs w:val="16"/>
+              </w:rPr>
+            </w:pPr>
+            <w:r>
+              <w:rPr>
+                <w:rFonts w:ascii="Arial Narrow" w:eastAsia="Times New Roman" w:hAnsi="Arial Narrow" w:cs="Calibri"/>
+                <w:b/>
+                <w:color w:val="000000"/>
+                <w:sz w:val="16"/>
+                <w:szCs w:val="16"/>
+              </w:rPr>
+              <w:t>{</w:t>
+            </w:r>
+            <w:r>
+              <w:rPr>
+                <w:rFonts w:ascii="Arial Narrow" w:eastAsia="Times New Roman" w:hAnsi="Arial Narrow" w:cs="Calibri"/>
+                <w:color w:val="000000"/>
+                <w:sz w:val="16"/>
+                <w:szCs w:val="16"/>
+              </w:rPr>
+              <w:t>subject</w:t>
+            </w:r>
+            <w:r>
+              <w:rPr>
+                <w:rFonts w:ascii="Arial Narrow" w:eastAsia="Times New Roman" w:hAnsi="Arial Narrow" w:cs="Calibri"/>
+                <w:b/>
+                <w:color w:val="000000"/>
+                <w:sz w:val="16"/>
+                <w:szCs w:val="16"/>
+              </w:rPr>
+              <w:t>}</w:t>
+            </w:r>
+          </w:p>
+        </w:tc>
+        <w:tc>
+          <w:tcPr>
+            <w:tcW w:w="418" w:type="pct"/>
+            <w:tcBorders>
+              <w:bottom w:val="single" w:sz="4" w:space="0" w:color="auto"/>
+            </w:tcBorders>
+          </w:tcPr>
+          <w:p>
+            <w:pPr>
+              <w:jc w:val="center"/>
+              <w:rPr>
+                <w:rFonts w:ascii="Arial Narrow" w:hAnsi="Arial Narrow" w:cs="Arial"/>
+                <w:sz w:val="16"/>
+                <w:szCs w:val="16"/>
+              </w:rPr>
+            </w:pPr>
+            <w:r>
+              <w:rPr>
+                <w:rFonts w:ascii="Arial Narrow" w:hAnsi="Arial Narrow" w:cs="Arial"/>
+                <w:sz w:val="16"/>
+                <w:szCs w:val="16"/>
+              </w:rPr>
+              <w:t>{semester}</w:t>
+            </w:r>
+          </w:p>
+        </w:tc>
+        <w:tc>
+          <w:tcPr>
+            <w:tcW w:w="330" w:type="pct"/>
+            <w:tcBorders>
+              <w:bottom w:val="single" w:sz="4" w:space="0" w:color="auto"/>
+            </w:tcBorders>
+          </w:tcPr>
+          <w:p>
+            <w:pPr>
+              <w:jc w:val="center"/>
+              <w:rPr>
+                <w:rFonts w:ascii="Arial Narrow" w:hAnsi="Arial Narrow" w:cs="Arial"/>
+                <w:sz w:val="16"/>
+                <w:szCs w:val="16"/>
+              </w:rPr>
+            </w:pPr>
+            <w:r>
+              <w:rPr>
+                <w:rFonts w:ascii="Arial Narrow" w:hAnsi="Arial Narrow" w:cs="Arial"/>
+                <w:sz w:val="16"/>
+                <w:szCs w:val="16"/>
+              </w:rPr>
+              <w:t>{grades}</w:t>
+            </w:r>
+          </w:p>
+        </w:tc>
+      </w:tr>
+      <w:tr>
+        <w:trPr>
+          <w:trHeight w:val="98"/>
+        </w:trPr>
+        <w:tc>
+          <w:tcPr>
+            <w:tcW w:w="1749" w:type="pct"/>
+            <w:tcBorders>
+              <w:bottom w:val="single" w:sz="4" w:space="0" w:color="auto"/>
+            </w:tcBorders>
+          </w:tcPr>
+          <w:p>
+            <w:pPr>
+              <w:jc w:val="center"/>
+              <w:rPr>
+                <w:rFonts w:ascii="Arial Narrow" w:eastAsia="Times New Roman" w:hAnsi="Arial Narrow" w:cs="Calibri"/>
+                <w:b/>
+                <w:color w:val="000000"/>
+                <w:sz w:val="16"/>
+                <w:szCs w:val="16"/>
+              </w:rPr>
+            </w:pPr>
+            <w:r>
+              <w:rPr>
+                <w:rFonts w:ascii="Arial Narrow" w:eastAsia="Times New Roman" w:hAnsi="Arial Narrow" w:cs="Calibri"/>
+                <w:b/>
+                <w:color w:val="000000"/>
+                <w:sz w:val="16"/>
+                <w:szCs w:val="16"/>
+              </w:rPr>
+              <w:t>{</w:t>
+            </w:r>
+            <w:r>
+              <w:rPr>
+                <w:rFonts w:ascii="Arial Narrow" w:eastAsia="Times New Roman" w:hAnsi="Arial Narrow" w:cs="Calibri"/>
+                <w:color w:val="000000"/>
+                <w:sz w:val="16"/>
+                <w:szCs w:val="16"/>
+              </w:rPr>
+              <w:t>subject</w:t>
+            </w:r>
+            <w:r>
+              <w:rPr>
+                <w:rFonts w:ascii="Arial Narrow" w:eastAsia="Times New Roman" w:hAnsi="Arial Narrow" w:cs="Calibri"/>
+                <w:b/>
+                <w:color w:val="000000"/>
+                <w:sz w:val="16"/>
+                <w:szCs w:val="16"/>
+              </w:rPr>
+              <w:t>}</w:t>
+            </w:r>
+          </w:p>
+        </w:tc>
+        <w:tc>
+          <w:tcPr>
+            <w:tcW w:w="418" w:type="pct"/>
+            <w:tcBorders>
+              <w:bottom w:val="single" w:sz="4" w:space="0" w:color="auto"/>
+            </w:tcBorders>
+          </w:tcPr>
+          <w:p>
+            <w:pPr>
+              <w:jc w:val="center"/>
+              <w:rPr>
+                <w:rFonts w:ascii="Arial Narrow" w:eastAsia="Times New Roman" w:hAnsi="Arial Narrow" w:cs="Calibri"/>
+                <w:color w:val="000000"/>
+                <w:sz w:val="16"/>
+                <w:szCs w:val="16"/>
+              </w:rPr>
+            </w:pPr>
+            <w:r>
+              <w:rPr>
+                <w:rFonts w:ascii="Arial Narrow" w:hAnsi="Arial Narrow" w:cs="Arial"/>
+                <w:sz w:val="16"/>
+                <w:szCs w:val="16"/>
+              </w:rPr>
+              <w:t>{semester}</w:t>
+            </w:r>
+          </w:p>
+        </w:tc>
+        <w:tc>
+          <w:tcPr>
+            <w:tcW w:w="334" w:type="pct"/>
+            <w:tcBorders>
+              <w:bottom w:val="single" w:sz="4" w:space="0" w:color="auto"/>
+            </w:tcBorders>
+          </w:tcPr>
+          <w:p>
+            <w:pPr>
+              <w:jc w:val="center"/>
+              <w:rPr>
+                <w:rFonts w:ascii="Arial Narrow" w:eastAsia="Times New Roman" w:hAnsi="Arial Narrow" w:cs="Calibri"/>
+                <w:color w:val="000000"/>
+                <w:sz w:val="16"/>
+                <w:szCs w:val="16"/>
+              </w:rPr>
+            </w:pPr>
+            <w:r>
+              <w:rPr>
+                <w:rFonts w:ascii="Arial Narrow" w:hAnsi="Arial Narrow" w:cs="Arial"/>
+                <w:sz w:val="16"/>
+                <w:szCs w:val="16"/>
+              </w:rPr>
+              <w:t>{grades}</w:t>
+            </w:r>
+          </w:p>
+        </w:tc>
+        <w:tc>
+          <w:tcPr>
+            <w:tcW w:w="1750" w:type="pct"/>
+            <w:tcBorders>
+              <w:bottom w:val="single" w:sz="4" w:space="0" w:color="auto"/>
+            </w:tcBorders>
+          </w:tcPr>
+          <w:p>
+            <w:pPr>
+              <w:jc w:val="center"/>
+              <w:rPr>
+                <w:rFonts w:ascii="Arial Narrow" w:hAnsi="Arial Narrow" w:cs="Arial"/>
+                <w:sz w:val="16"/>
+                <w:szCs w:val="16"/>
+              </w:rPr>
+            </w:pPr>
+            <w:r>
+              <w:rPr>
+                <w:rFonts w:ascii="Arial Narrow" w:eastAsia="Times New Roman" w:hAnsi="Arial Narrow" w:cs="Calibri"/>
+                <w:b/>
+                <w:color w:val="000000"/>
+                <w:sz w:val="16"/>
+                <w:szCs w:val="16"/>
+              </w:rPr>
+              <w:t>{</w:t>
+            </w:r>
+            <w:r>
+              <w:rPr>
+                <w:rFonts w:ascii="Arial Narrow" w:eastAsia="Times New Roman" w:hAnsi="Arial Narrow" w:cs="Calibri"/>
+                <w:color w:val="000000"/>
+                <w:sz w:val="16"/>
+                <w:szCs w:val="16"/>
+              </w:rPr>
+              <w:t>subject</w:t>
+            </w:r>
+            <w:r>
+              <w:rPr>
+                <w:rFonts w:ascii="Arial Narrow" w:eastAsia="Times New Roman" w:hAnsi="Arial Narrow" w:cs="Calibri"/>
+                <w:b/>
+                <w:color w:val="000000"/>
+                <w:sz w:val="16"/>
+                <w:szCs w:val="16"/>
+              </w:rPr>
+              <w:t>}</w:t>
+            </w:r>
+          </w:p>
+        </w:tc>
+        <w:tc>
+          <w:tcPr>
+            <w:tcW w:w="418" w:type="pct"/>
+            <w:tcBorders>
+              <w:bottom w:val="single" w:sz="4" w:space="0" w:color="auto"/>
+            </w:tcBorders>
+          </w:tcPr>
+          <w:p>
+            <w:pPr>
+              <w:jc w:val="center"/>
+              <w:rPr>
+                <w:rFonts w:ascii="Arial Narrow" w:hAnsi="Arial Narrow" w:cs="Arial"/>
+                <w:sz w:val="16"/>
+                <w:szCs w:val="16"/>
+              </w:rPr>
+            </w:pPr>
+            <w:r>
+              <w:rPr>
+                <w:rFonts w:ascii="Arial Narrow" w:hAnsi="Arial Narrow" w:cs="Arial"/>
+                <w:sz w:val="16"/>
+                <w:szCs w:val="16"/>
+              </w:rPr>
+              <w:t>{semester}</w:t>
+            </w:r>
+          </w:p>
+        </w:tc>
+        <w:tc>
+          <w:tcPr>
+            <w:tcW w:w="330" w:type="pct"/>
+            <w:tcBorders>
+              <w:bottom w:val="single" w:sz="4" w:space="0" w:color="auto"/>
+            </w:tcBorders>
+          </w:tcPr>
+          <w:p>
+            <w:pPr>
+              <w:jc w:val="center"/>
+              <w:rPr>
+                <w:rFonts w:ascii="Arial Narrow" w:hAnsi="Arial Narrow" w:cs="Arial"/>
+                <w:sz w:val="16"/>
+                <w:szCs w:val="16"/>
+              </w:rPr>
+            </w:pPr>
+            <w:r>
+              <w:rPr>
+                <w:rFonts w:ascii="Arial Narrow" w:hAnsi="Arial Narrow" w:cs="Arial"/>
+                <w:sz w:val="16"/>
+                <w:szCs w:val="16"/>
+              </w:rPr>
+              <w:t>{grades}</w:t>
+            </w:r>
+          </w:p>
+        </w:tc>
+      </w:tr>
+      <w:tr>
+        <w:trPr>
+          <w:trHeight w:val="179"/>
+        </w:trPr>
+        <w:tc>
+          <w:tcPr>
+            <w:tcW w:w="1749" w:type="pct"/>
+            <w:tcBorders>
+              <w:bottom w:val="single" w:sz="4" w:space="0" w:color="auto"/>
+            </w:tcBorders>
+          </w:tcPr>
+          <w:p>
+            <w:pPr>
+              <w:jc w:val="center"/>
+              <w:rPr>
+                <w:rFonts w:ascii="Arial Narrow" w:eastAsia="Times New Roman" w:hAnsi="Arial Narrow" w:cs="Calibri"/>
+                <w:color w:val="000000"/>
+                <w:sz w:val="16"/>
+                <w:szCs w:val="16"/>
+              </w:rPr>
+            </w:pPr>
+            <w:r>
+              <w:rPr>
+                <w:rFonts w:ascii="Arial Narrow" w:eastAsia="Times New Roman" w:hAnsi="Arial Narrow" w:cs="Calibri"/>
+                <w:b/>
+                <w:color w:val="000000"/>
+                <w:sz w:val="16"/>
+                <w:szCs w:val="16"/>
+              </w:rPr>
+              <w:t>{</w:t>
+            </w:r>
+            <w:r>
+              <w:rPr>
+                <w:rFonts w:ascii="Arial Narrow" w:eastAsia="Times New Roman" w:hAnsi="Arial Narrow" w:cs="Calibri"/>
+                <w:color w:val="000000"/>
+                <w:sz w:val="16"/>
+                <w:szCs w:val="16"/>
+              </w:rPr>
+              <w:t>subject</w:t>
+            </w:r>
+            <w:r>
+              <w:rPr>
+                <w:rFonts w:ascii="Arial Narrow" w:eastAsia="Times New Roman" w:hAnsi="Arial Narrow" w:cs="Calibri"/>
+                <w:b/>
+                <w:color w:val="000000"/>
+                <w:sz w:val="16"/>
+                <w:szCs w:val="16"/>
+              </w:rPr>
+              <w:t>}</w:t>
+            </w:r>
+          </w:p>
+        </w:tc>
+        <w:tc>
+          <w:tcPr>
+            <w:tcW w:w="418" w:type="pct"/>
+            <w:tcBorders>
+              <w:bottom w:val="single" w:sz="4" w:space="0" w:color="auto"/>
+            </w:tcBorders>
+          </w:tcPr>
+          <w:p>
+            <w:pPr>
+              <w:jc w:val="center"/>
+              <w:rPr>
+                <w:rFonts w:ascii="Arial Narrow" w:eastAsia="Times New Roman" w:hAnsi="Arial Narrow" w:cs="Calibri"/>
+                <w:color w:val="000000"/>
+                <w:sz w:val="16"/>
+                <w:szCs w:val="16"/>
+              </w:rPr>
+            </w:pPr>
+            <w:r>
+              <w:rPr>
+                <w:rFonts w:ascii="Arial Narrow" w:hAnsi="Arial Narrow" w:cs="Arial"/>
+                <w:sz w:val="16"/>
+                <w:szCs w:val="16"/>
+              </w:rPr>
+              <w:t>{semester}</w:t>
+            </w:r>
+          </w:p>
+        </w:tc>
+        <w:tc>
+          <w:tcPr>
+            <w:tcW w:w="334" w:type="pct"/>
+            <w:tcBorders>
+              <w:bottom w:val="single" w:sz="4" w:space="0" w:color="auto"/>
+            </w:tcBorders>
+          </w:tcPr>
+          <w:p>
+            <w:pPr>
+              <w:jc w:val="center"/>
+              <w:rPr>
+                <w:rFonts w:ascii="Arial Narrow" w:eastAsia="Times New Roman" w:hAnsi="Arial Narrow" w:cs="Calibri"/>
+                <w:color w:val="000000"/>
+                <w:sz w:val="16"/>
+                <w:szCs w:val="16"/>
+              </w:rPr>
+            </w:pPr>
+            <w:r>
+              <w:rPr>
+                <w:rFonts w:ascii="Arial Narrow" w:hAnsi="Arial Narrow" w:cs="Arial"/>
+                <w:sz w:val="16"/>
+                <w:szCs w:val="16"/>
+              </w:rPr>
+              <w:t>{grades}</w:t>
+            </w:r>
+          </w:p>
+        </w:tc>
+        <w:tc>
+          <w:tcPr>
+            <w:tcW w:w="1750" w:type="pct"/>
+            <w:tcBorders>
+              <w:bottom w:val="single" w:sz="4" w:space="0" w:color="auto"/>
+            </w:tcBorders>
+          </w:tcPr>
+          <w:p>
+            <w:pPr>
+              <w:jc w:val="center"/>
+              <w:rPr>
+                <w:rFonts w:ascii="Arial Narrow" w:hAnsi="Arial Narrow" w:cs="Arial"/>
+                <w:sz w:val="16"/>
+                <w:szCs w:val="16"/>
+              </w:rPr>
+            </w:pPr>
+            <w:r>
+              <w:rPr>
+                <w:rFonts w:ascii="Arial Narrow" w:eastAsia="Times New Roman" w:hAnsi="Arial Narrow" w:cs="Calibri"/>
+                <w:b/>
+                <w:color w:val="000000"/>
+                <w:sz w:val="16"/>
+                <w:szCs w:val="16"/>
+              </w:rPr>
+              <w:t>{</w:t>
+            </w:r>
+            <w:r>
+              <w:rPr>
+                <w:rFonts w:ascii="Arial Narrow" w:eastAsia="Times New Roman" w:hAnsi="Arial Narrow" w:cs="Calibri"/>
+                <w:color w:val="000000"/>
+                <w:sz w:val="16"/>
+                <w:szCs w:val="16"/>
+              </w:rPr>
+              <w:t>subject</w:t>
+            </w:r>
+            <w:r>
+              <w:rPr>
+                <w:rFonts w:ascii="Arial Narrow" w:eastAsia="Times New Roman" w:hAnsi="Arial Narrow" w:cs="Calibri"/>
+                <w:b/>
+                <w:color w:val="000000"/>
+                <w:sz w:val="16"/>
+                <w:szCs w:val="16"/>
+              </w:rPr>
+              <w:t>}</w:t>
+            </w:r>
+          </w:p>
+        </w:tc>
+        <w:tc>
+          <w:tcPr>
+            <w:tcW w:w="418" w:type="pct"/>
+            <w:tcBorders>
+              <w:bottom w:val="single" w:sz="4" w:space="0" w:color="auto"/>
+            </w:tcBorders>
+          </w:tcPr>
+          <w:p>
+            <w:pPr>
+              <w:jc w:val="center"/>
+              <w:rPr>
+                <w:rFonts w:ascii="Arial Narrow" w:hAnsi="Arial Narrow" w:cs="Arial"/>
+                <w:sz w:val="16"/>
+                <w:szCs w:val="16"/>
+              </w:rPr>
+            </w:pPr>
+            <w:r>
+              <w:rPr>
+                <w:rFonts w:ascii="Arial Narrow" w:hAnsi="Arial Narrow" w:cs="Arial"/>
+                <w:sz w:val="16"/>
+                <w:szCs w:val="16"/>
+              </w:rPr>
+              <w:t>{semester}</w:t>
+            </w:r>
+          </w:p>
+        </w:tc>
+        <w:tc>
+          <w:tcPr>
+            <w:tcW w:w="330" w:type="pct"/>
+            <w:tcBorders>
+              <w:bottom w:val="single" w:sz="4" w:space="0" w:color="auto"/>
+            </w:tcBorders>
+          </w:tcPr>
+          <w:p>
+            <w:pPr>
+              <w:jc w:val="center"/>
+              <w:rPr>
+                <w:rFonts w:ascii="Arial Narrow" w:hAnsi="Arial Narrow" w:cs="Arial"/>
+                <w:sz w:val="16"/>
+                <w:szCs w:val="16"/>
+              </w:rPr>
+            </w:pPr>
+            <w:r>
+              <w:rPr>
+                <w:rFonts w:ascii="Arial Narrow" w:hAnsi="Arial Narrow" w:cs="Arial"/>
+                <w:sz w:val="16"/>
+                <w:szCs w:val="16"/>
+              </w:rPr>
+              <w:t>{grades}</w:t>
+            </w:r>
+          </w:p>
+        </w:tc>
+      </w:tr>
+      <w:tr>
+        <w:trPr>
+          <w:trHeight w:val="161"/>
+        </w:trPr>
+        <w:tc>
+          <w:tcPr>
+            <w:tcW w:w="1749" w:type="pct"/>
+            <w:tcBorders>
+              <w:bottom w:val="single" w:sz="4" w:space="0" w:color="auto"/>
+            </w:tcBorders>
+          </w:tcPr>
+          <w:p>
+            <w:pPr>
+              <w:jc w:val="center"/>
+              <w:rPr>
+                <w:rFonts w:ascii="Arial Narrow" w:eastAsia="Times New Roman" w:hAnsi="Arial Narrow" w:cs="Calibri"/>
+                <w:b/>
+                <w:color w:val="000000"/>
+                <w:sz w:val="16"/>
+                <w:szCs w:val="16"/>
+              </w:rPr>
+            </w:pPr>
+            <w:r>
+              <w:rPr>
+                <w:rFonts w:ascii="Arial Narrow" w:eastAsia="Times New Roman" w:hAnsi="Arial Narrow" w:cs="Calibri"/>
+                <w:b/>
+                <w:color w:val="000000"/>
+                <w:sz w:val="16"/>
+                <w:szCs w:val="16"/>
+              </w:rPr>
+              <w:t>{</w:t>
+            </w:r>
+            <w:r>
+              <w:rPr>
+                <w:rFonts w:ascii="Arial Narrow" w:eastAsia="Times New Roman" w:hAnsi="Arial Narrow" w:cs="Calibri"/>
+                <w:color w:val="000000"/>
+                <w:sz w:val="16"/>
+                <w:szCs w:val="16"/>
+              </w:rPr>
+              <w:t>subject</w:t>
+            </w:r>
+            <w:r>
+              <w:rPr>
+                <w:rFonts w:ascii="Arial Narrow" w:eastAsia="Times New Roman" w:hAnsi="Arial Narrow" w:cs="Calibri"/>
+                <w:b/>
+                <w:color w:val="000000"/>
+                <w:sz w:val="16"/>
+                <w:szCs w:val="16"/>
+              </w:rPr>
+              <w:t>}</w:t>
+            </w:r>
+          </w:p>
+        </w:tc>
+        <w:tc>
+          <w:tcPr>
+            <w:tcW w:w="418" w:type="pct"/>
+            <w:tcBorders>
+              <w:bottom w:val="single" w:sz="4" w:space="0" w:color="auto"/>
+            </w:tcBorders>
+          </w:tcPr>
+          <w:p>
+            <w:pPr>
+              <w:jc w:val="center"/>
+              <w:rPr>
+                <w:rFonts w:ascii="Arial Narrow" w:eastAsia="Times New Roman" w:hAnsi="Arial Narrow" w:cs="Calibri"/>
+                <w:color w:val="000000"/>
+                <w:sz w:val="16"/>
+                <w:szCs w:val="16"/>
+              </w:rPr>
+            </w:pPr>
+            <w:r>
+              <w:rPr>
+                <w:rFonts w:ascii="Arial Narrow" w:hAnsi="Arial Narrow" w:cs="Arial"/>
+                <w:sz w:val="16"/>
+                <w:szCs w:val="16"/>
+              </w:rPr>
+              <w:t>{semester}</w:t>
+            </w:r>
+          </w:p>
+        </w:tc>
+        <w:tc>
+          <w:tcPr>
+            <w:tcW w:w="334" w:type="pct"/>
+            <w:tcBorders>
+              <w:bottom w:val="single" w:sz="4" w:space="0" w:color="auto"/>
+            </w:tcBorders>
+          </w:tcPr>
+          <w:p>
+            <w:pPr>
+              <w:jc w:val="center"/>
+              <w:rPr>
+                <w:rFonts w:ascii="Arial Narrow" w:eastAsia="Times New Roman" w:hAnsi="Arial Narrow" w:cs="Calibri"/>
+                <w:color w:val="000000"/>
+                <w:sz w:val="16"/>
+                <w:szCs w:val="16"/>
+              </w:rPr>
+            </w:pPr>
+            <w:r>
+              <w:rPr>
+                <w:rFonts w:ascii="Arial Narrow" w:hAnsi="Arial Narrow" w:cs="Arial"/>
+                <w:sz w:val="16"/>
+                <w:szCs w:val="16"/>
+              </w:rPr>
+              <w:t>{grades}</w:t>
+            </w:r>
+          </w:p>
+        </w:tc>
+        <w:tc>
+          <w:tcPr>
+            <w:tcW w:w="1750" w:type="pct"/>
+            <w:tcBorders>
+              <w:bottom w:val="single" w:sz="4" w:space="0" w:color="auto"/>
+            </w:tcBorders>
+          </w:tcPr>
+          <w:p>
+            <w:pPr>
+              <w:jc w:val="center"/>
+              <w:rPr>
+                <w:rFonts w:ascii="Arial Narrow" w:hAnsi="Arial Narrow" w:cs="Arial"/>
+                <w:sz w:val="16"/>
+                <w:szCs w:val="16"/>
+              </w:rPr>
+            </w:pPr>
+            <w:r>
+              <w:rPr>
+                <w:rFonts w:ascii="Arial Narrow" w:eastAsia="Times New Roman" w:hAnsi="Arial Narrow" w:cs="Calibri"/>
+                <w:b/>
+                <w:color w:val="000000"/>
+                <w:sz w:val="16"/>
+                <w:szCs w:val="16"/>
+              </w:rPr>
+              <w:t>{</w:t>
+            </w:r>
+            <w:r>
+              <w:rPr>
+                <w:rFonts w:ascii="Arial Narrow" w:eastAsia="Times New Roman" w:hAnsi="Arial Narrow" w:cs="Calibri"/>
+                <w:color w:val="000000"/>
+                <w:sz w:val="16"/>
+                <w:szCs w:val="16"/>
+              </w:rPr>
+              <w:t>subject</w:t>
+            </w:r>
+            <w:r>
+              <w:rPr>
+                <w:rFonts w:ascii="Arial Narrow" w:eastAsia="Times New Roman" w:hAnsi="Arial Narrow" w:cs="Calibri"/>
+                <w:b/>
+                <w:color w:val="000000"/>
+                <w:sz w:val="16"/>
+                <w:szCs w:val="16"/>
+              </w:rPr>
+              <w:t>}</w:t>
+            </w:r>
+          </w:p>
+        </w:tc>
+        <w:tc>
+          <w:tcPr>
+            <w:tcW w:w="418" w:type="pct"/>
+            <w:tcBorders>
+              <w:bottom w:val="single" w:sz="4" w:space="0" w:color="auto"/>
+            </w:tcBorders>
+          </w:tcPr>
+          <w:p>
+            <w:pPr>
+              <w:jc w:val="center"/>
+              <w:rPr>
+                <w:rFonts w:ascii="Arial Narrow" w:hAnsi="Arial Narrow" w:cs="Arial"/>
+                <w:sz w:val="16"/>
+                <w:szCs w:val="16"/>
+              </w:rPr>
+            </w:pPr>
+            <w:r>
+              <w:rPr>
+                <w:rFonts w:ascii="Arial Narrow" w:hAnsi="Arial Narrow" w:cs="Arial"/>
+                <w:sz w:val="16"/>
+                <w:szCs w:val="16"/>
+              </w:rPr>
+              <w:t>{semester}</w:t>
+            </w:r>
+          </w:p>
+        </w:tc>
+        <w:tc>
+          <w:tcPr>
+            <w:tcW w:w="330" w:type="pct"/>
+            <w:tcBorders>
+              <w:bottom w:val="single" w:sz="4" w:space="0" w:color="auto"/>
+            </w:tcBorders>
+          </w:tcPr>
+          <w:p>
+            <w:pPr>
+              <w:jc w:val="center"/>
+              <w:rPr>
+                <w:rFonts w:ascii="Arial Narrow" w:hAnsi="Arial Narrow" w:cs="Arial"/>
+                <w:sz w:val="16"/>
+                <w:szCs w:val="16"/>
+              </w:rPr>
+            </w:pPr>
+            <w:r>
+              <w:rPr>
+                <w:rFonts w:ascii="Arial Narrow" w:hAnsi="Arial Narrow" w:cs="Arial"/>
+                <w:sz w:val="16"/>
+                <w:szCs w:val="16"/>
+              </w:rPr>
+              <w:t>{grades}</w:t>
+            </w:r>
+          </w:p>
+        </w:tc>
+      </w:tr>
+      <w:tr>
+        <w:trPr>
+          <w:trHeight w:val="53"/>
+        </w:trPr>
+        <w:tc>
+          <w:tcPr>
+            <w:tcW w:w="1749" w:type="pct"/>
+            <w:tcBorders>
+              <w:bottom w:val="single" w:sz="4" w:space="0" w:color="auto"/>
+            </w:tcBorders>
+          </w:tcPr>
+          <w:p>
+            <w:pPr>
+              <w:jc w:val="center"/>
+              <w:rPr>
+                <w:rFonts w:ascii="Arial Narrow" w:eastAsia="Times New Roman" w:hAnsi="Arial Narrow" w:cs="Calibri"/>
+                <w:color w:val="000000"/>
+                <w:sz w:val="16"/>
+                <w:szCs w:val="16"/>
+              </w:rPr>
+            </w:pPr>
+            <w:r>
+              <w:rPr>
+                <w:rFonts w:ascii="Arial Narrow" w:eastAsia="Times New Roman" w:hAnsi="Arial Narrow" w:cs="Calibri"/>
+                <w:b/>
+                <w:color w:val="000000"/>
+                <w:sz w:val="16"/>
+                <w:szCs w:val="16"/>
+              </w:rPr>
+              <w:t>{</w:t>
+            </w:r>
+            <w:r>
+              <w:rPr>
+                <w:rFonts w:ascii="Arial Narrow" w:eastAsia="Times New Roman" w:hAnsi="Arial Narrow" w:cs="Calibri"/>
+                <w:color w:val="000000"/>
+                <w:sz w:val="16"/>
+                <w:szCs w:val="16"/>
+              </w:rPr>
+              <w:t>subject</w:t>
+            </w:r>
+            <w:r>
+              <w:rPr>
+                <w:rFonts w:ascii="Arial Narrow" w:eastAsia="Times New Roman" w:hAnsi="Arial Narrow" w:cs="Calibri"/>
+                <w:b/>
+                <w:color w:val="000000"/>
+                <w:sz w:val="16"/>
+                <w:szCs w:val="16"/>
+              </w:rPr>
+              <w:t>}</w:t>
+            </w:r>
+          </w:p>
+        </w:tc>
+        <w:tc>
+          <w:tcPr>
+            <w:tcW w:w="418" w:type="pct"/>
+            <w:tcBorders>
+              <w:bottom w:val="single" w:sz="4" w:space="0" w:color="auto"/>
+            </w:tcBorders>
+          </w:tcPr>
+          <w:p>
+            <w:pPr>
+              <w:jc w:val="center"/>
+              <w:rPr>
+                <w:rFonts w:ascii="Arial Narrow" w:eastAsia="Times New Roman" w:hAnsi="Arial Narrow" w:cs="Calibri"/>
+                <w:color w:val="000000"/>
+                <w:sz w:val="16"/>
+                <w:szCs w:val="16"/>
+              </w:rPr>
+            </w:pPr>
+            <w:r>
+              <w:rPr>
+                <w:rFonts w:ascii="Arial Narrow" w:hAnsi="Arial Narrow" w:cs="Arial"/>
+                <w:sz w:val="16"/>
+                <w:szCs w:val="16"/>
+              </w:rPr>
+              <w:t>{semester}</w:t>
+            </w:r>
+          </w:p>
+        </w:tc>
+        <w:tc>
+          <w:tcPr>
+            <w:tcW w:w="334" w:type="pct"/>
+            <w:tcBorders>
+              <w:bottom w:val="single" w:sz="4" w:space="0" w:color="auto"/>
+            </w:tcBorders>
+          </w:tcPr>
+          <w:p>
+            <w:pPr>
+              <w:jc w:val="center"/>
+              <w:rPr>
+                <w:rFonts w:ascii="Arial Narrow" w:eastAsia="Times New Roman" w:hAnsi="Arial Narrow" w:cs="Calibri"/>
+                <w:color w:val="000000"/>
+                <w:sz w:val="16"/>
+                <w:szCs w:val="16"/>
+              </w:rPr>
+            </w:pPr>
+            <w:r>
+              <w:rPr>
+                <w:rFonts w:ascii="Arial Narrow" w:hAnsi="Arial Narrow" w:cs="Arial"/>
+                <w:sz w:val="16"/>
+                <w:szCs w:val="16"/>
+              </w:rPr>
+              <w:t>{grades}</w:t>
+            </w:r>
+          </w:p>
+        </w:tc>
+        <w:tc>
+          <w:tcPr>
+            <w:tcW w:w="1750" w:type="pct"/>
+            <w:tcBorders>
+              <w:bottom w:val="single" w:sz="4" w:space="0" w:color="auto"/>
+            </w:tcBorders>
+          </w:tcPr>
+          <w:p>
+            <w:pPr>
+              <w:jc w:val="center"/>
+              <w:rPr>
+                <w:rFonts w:ascii="Arial Narrow" w:hAnsi="Arial Narrow" w:cs="Arial"/>
+                <w:sz w:val="16"/>
+                <w:szCs w:val="16"/>
+              </w:rPr>
+            </w:pPr>
+            <w:r>
+              <w:rPr>
+                <w:rFonts w:ascii="Arial Narrow" w:eastAsia="Times New Roman" w:hAnsi="Arial Narrow" w:cs="Calibri"/>
+                <w:b/>
+                <w:color w:val="000000"/>
+                <w:sz w:val="16"/>
+                <w:szCs w:val="16"/>
+              </w:rPr>
+              <w:t>{</w:t>
+            </w:r>
+            <w:r>
+              <w:rPr>
+                <w:rFonts w:ascii="Arial Narrow" w:eastAsia="Times New Roman" w:hAnsi="Arial Narrow" w:cs="Calibri"/>
+                <w:color w:val="000000"/>
+                <w:sz w:val="16"/>
+                <w:szCs w:val="16"/>
+              </w:rPr>
+              <w:t>subject</w:t>
+            </w:r>
+            <w:r>
+              <w:rPr>
+                <w:rFonts w:ascii="Arial Narrow" w:eastAsia="Times New Roman" w:hAnsi="Arial Narrow" w:cs="Calibri"/>
+                <w:b/>
+                <w:color w:val="000000"/>
+                <w:sz w:val="16"/>
+                <w:szCs w:val="16"/>
+              </w:rPr>
+              <w:t>}</w:t>
+            </w:r>
+          </w:p>
+        </w:tc>
+        <w:tc>
+          <w:tcPr>
+            <w:tcW w:w="418" w:type="pct"/>
+            <w:tcBorders>
+              <w:bottom w:val="single" w:sz="4" w:space="0" w:color="auto"/>
+            </w:tcBorders>
+          </w:tcPr>
+          <w:p>
+            <w:pPr>
+              <w:jc w:val="center"/>
+              <w:rPr>
+                <w:rFonts w:ascii="Arial Narrow" w:hAnsi="Arial Narrow" w:cs="Arial"/>
+                <w:sz w:val="16"/>
+                <w:szCs w:val="16"/>
+              </w:rPr>
+            </w:pPr>
+            <w:r>
+              <w:rPr>
+                <w:rFonts w:ascii="Arial Narrow" w:hAnsi="Arial Narrow" w:cs="Arial"/>
+                <w:sz w:val="16"/>
+                <w:szCs w:val="16"/>
+              </w:rPr>
+              <w:t>{semester}</w:t>
+            </w:r>
+          </w:p>
+        </w:tc>
+        <w:tc>
+          <w:tcPr>
+            <w:tcW w:w="330" w:type="pct"/>
+            <w:tcBorders>
+              <w:bottom w:val="single" w:sz="4" w:space="0" w:color="auto"/>
+            </w:tcBorders>
+          </w:tcPr>
+          <w:p>
+            <w:pPr>
+              <w:jc w:val="center"/>
+              <w:rPr>
+                <w:rFonts w:ascii="Arial Narrow" w:hAnsi="Arial Narrow" w:cs="Arial"/>
+                <w:sz w:val="16"/>
+                <w:szCs w:val="16"/>
+              </w:rPr>
+            </w:pPr>
+            <w:r>
+              <w:rPr>
+                <w:rFonts w:ascii="Arial Narrow" w:hAnsi="Arial Narrow" w:cs="Arial"/>
+                <w:sz w:val="16"/>
+                <w:szCs w:val="16"/>
+              </w:rPr>
+              <w:t>{grades}</w:t>
+            </w:r>
+          </w:p>
+        </w:tc>
+      </w:tr>
+      <w:tr>
+        <w:trPr>
+          <w:trHeight w:val="134"/>
+        </w:trPr>
+        <w:tc>
+          <w:tcPr>
+            <w:tcW w:w="1749" w:type="pct"/>
+          </w:tcPr>
+          <w:p>
+            <w:pPr>
+              <w:jc w:val="center"/>
+              <w:rPr>
+                <w:rFonts w:ascii="Arial Narrow" w:eastAsia="Times New Roman" w:hAnsi="Arial Narrow" w:cs="Calibri"/>
+                <w:color w:val="000000"/>
+                <w:sz w:val="16"/>
+                <w:szCs w:val="16"/>
+              </w:rPr>
+            </w:pPr>
+            <w:r>
+              <w:rPr>
+                <w:rFonts w:ascii="Arial Narrow" w:eastAsia="Times New Roman" w:hAnsi="Arial Narrow" w:cs="Calibri"/>
+                <w:b/>
+                <w:color w:val="000000"/>
+                <w:sz w:val="16"/>
+                <w:szCs w:val="16"/>
+              </w:rPr>
+              <w:t>{</w:t>
+            </w:r>
+            <w:r>
+              <w:rPr>
+                <w:rFonts w:ascii="Arial Narrow" w:eastAsia="Times New Roman" w:hAnsi="Arial Narrow" w:cs="Calibri"/>
+                <w:color w:val="000000"/>
+                <w:sz w:val="16"/>
+                <w:szCs w:val="16"/>
+              </w:rPr>
+              <w:t>subject</w:t>
+            </w:r>
+            <w:r>
+              <w:rPr>
+                <w:rFonts w:ascii="Arial Narrow" w:eastAsia="Times New Roman" w:hAnsi="Arial Narrow" w:cs="Calibri"/>
+                <w:b/>
+                <w:color w:val="000000"/>
+                <w:sz w:val="16"/>
+                <w:szCs w:val="16"/>
+              </w:rPr>
+              <w:t>}</w:t>
+            </w:r>
+          </w:p>
+        </w:tc>
+        <w:tc>
+          <w:tcPr>
+            <w:tcW w:w="418" w:type="pct"/>
+          </w:tcPr>
+          <w:p>
+            <w:pPr>
+              <w:jc w:val="center"/>
+              <w:rPr>
+                <w:rFonts w:ascii="Arial Narrow" w:eastAsia="Times New Roman" w:hAnsi="Arial Narrow" w:cs="Calibri"/>
+                <w:color w:val="000000"/>
+                <w:sz w:val="16"/>
+                <w:szCs w:val="16"/>
+              </w:rPr>
+            </w:pPr>
+            <w:r>
+              <w:rPr>
+                <w:rFonts w:ascii="Arial Narrow" w:hAnsi="Arial Narrow" w:cs="Arial"/>
+                <w:sz w:val="16"/>
+                <w:szCs w:val="16"/>
+              </w:rPr>
+              <w:t>{semester}</w:t>
+            </w:r>
+          </w:p>
+        </w:tc>
+        <w:tc>
+          <w:tcPr>
+            <w:tcW w:w="334" w:type="pct"/>
+          </w:tcPr>
+          <w:p>
+            <w:pPr>
+              <w:jc w:val="center"/>
+              <w:rPr>
+                <w:rFonts w:ascii="Arial Narrow" w:eastAsia="Times New Roman" w:hAnsi="Arial Narrow" w:cs="Calibri"/>
+                <w:color w:val="000000"/>
+                <w:sz w:val="16"/>
+                <w:szCs w:val="16"/>
+              </w:rPr>
+            </w:pPr>
+            <w:r>
+              <w:rPr>
+                <w:rFonts w:ascii="Arial Narrow" w:hAnsi="Arial Narrow" w:cs="Arial"/>
+                <w:sz w:val="16"/>
+                <w:szCs w:val="16"/>
+              </w:rPr>
+              <w:t>{grades}</w:t>
+            </w:r>
+          </w:p>
+        </w:tc>
+        <w:tc>
+          <w:tcPr>
+            <w:tcW w:w="1750" w:type="pct"/>
+          </w:tcPr>
+          <w:p>
+            <w:pPr>
+              <w:jc w:val="center"/>
+              <w:rPr>
+                <w:rFonts w:ascii="Arial Narrow" w:hAnsi="Arial Narrow" w:cs="Arial"/>
+                <w:sz w:val="16"/>
+                <w:szCs w:val="16"/>
+              </w:rPr>
+            </w:pPr>
+            <w:r>
+              <w:rPr>
+                <w:rFonts w:ascii="Arial Narrow" w:eastAsia="Times New Roman" w:hAnsi="Arial Narrow" w:cs="Calibri"/>
+                <w:b/>
+                <w:color w:val="000000"/>
+                <w:sz w:val="16"/>
+                <w:szCs w:val="16"/>
+              </w:rPr>
+              <w:t>{</w:t>
+            </w:r>
+            <w:r>
+              <w:rPr>
+                <w:rFonts w:ascii="Arial Narrow" w:eastAsia="Times New Roman" w:hAnsi="Arial Narrow" w:cs="Calibri"/>
+                <w:color w:val="000000"/>
+                <w:sz w:val="16"/>
+                <w:szCs w:val="16"/>
+              </w:rPr>
+              <w:t>subject</w:t>
+            </w:r>
+            <w:r>
+              <w:rPr>
+                <w:rFonts w:ascii="Arial Narrow" w:eastAsia="Times New Roman" w:hAnsi="Arial Narrow" w:cs="Calibri"/>
+                <w:b/>
+                <w:color w:val="000000"/>
+                <w:sz w:val="16"/>
+                <w:szCs w:val="16"/>
+              </w:rPr>
+              <w:t>}</w:t>
+            </w:r>
+          </w:p>
+        </w:tc>
+        <w:tc>
+          <w:tcPr>
+            <w:tcW w:w="418" w:type="pct"/>
+          </w:tcPr>
+          <w:p>
+            <w:pPr>
+              <w:jc w:val="center"/>
+              <w:rPr>
+                <w:rFonts w:ascii="Arial Narrow" w:hAnsi="Arial Narrow" w:cs="Arial"/>
+                <w:sz w:val="16"/>
+                <w:szCs w:val="16"/>
+              </w:rPr>
+            </w:pPr>
+            <w:r>
+              <w:rPr>
+                <w:rFonts w:ascii="Arial Narrow" w:hAnsi="Arial Narrow" w:cs="Arial"/>
+                <w:sz w:val="16"/>
+                <w:szCs w:val="16"/>
+              </w:rPr>
+              <w:t>{semester}</w:t>
+            </w:r>
+          </w:p>
+        </w:tc>
+        <w:tc>
+          <w:tcPr>
+            <w:tcW w:w="330" w:type="pct"/>
+          </w:tcPr>
+          <w:p>
+            <w:pPr>
+              <w:jc w:val="center"/>
+              <w:rPr>
+                <w:rFonts w:ascii="Arial Narrow" w:hAnsi="Arial Narrow" w:cs="Arial"/>
+                <w:sz w:val="16"/>
+                <w:szCs w:val="16"/>
+              </w:rPr>
+            </w:pPr>
+            <w:r>
+              <w:rPr>
+                <w:rFonts w:ascii="Arial Narrow" w:hAnsi="Arial Narrow" w:cs="Arial"/>
+                <w:sz w:val="16"/>
+                <w:szCs w:val="16"/>
+              </w:rPr>
+              <w:t>{grades}</w:t>
+            </w:r>
+          </w:p>
+        </w:tc>
+      </w:tr>
+      <w:tr>
+        <w:tc>
+          <w:tcPr>
+            <w:tcW w:w="1749" w:type="pct"/>
+          </w:tcPr>
+          <w:p>
+            <w:pPr>
+              <w:jc w:val="center"/>
+              <w:rPr>
+                <w:rFonts w:ascii="Arial Narrow" w:eastAsia="Times New Roman" w:hAnsi="Arial Narrow" w:cs="Calibri"/>
+                <w:b/>
+                <w:color w:val="000000"/>
+                <w:sz w:val="16"/>
+                <w:szCs w:val="16"/>
+              </w:rPr>
+            </w:pPr>
+            <w:r>
+              <w:rPr>
+                <w:rFonts w:ascii="Arial Narrow" w:eastAsia="Times New Roman" w:hAnsi="Arial Narrow" w:cs="Calibri"/>
+                <w:b/>
+                <w:color w:val="000000"/>
+                <w:sz w:val="16"/>
+                <w:szCs w:val="16"/>
+              </w:rPr>
+              <w:t>{</w:t>
+            </w:r>
+            <w:r>
+              <w:rPr>
+                <w:rFonts w:ascii="Arial Narrow" w:eastAsia="Times New Roman" w:hAnsi="Arial Narrow" w:cs="Calibri"/>
+                <w:color w:val="000000"/>
+                <w:sz w:val="16"/>
+                <w:szCs w:val="16"/>
+              </w:rPr>
+              <w:t>subject</w:t>
+            </w:r>
+            <w:r>
+              <w:rPr>
+                <w:rFonts w:ascii="Arial Narrow" w:eastAsia="Times New Roman" w:hAnsi="Arial Narrow" w:cs="Calibri"/>
+                <w:b/>
+                <w:color w:val="000000"/>
+                <w:sz w:val="16"/>
+                <w:szCs w:val="16"/>
+              </w:rPr>
+              <w:t>}</w:t>
+            </w:r>
+          </w:p>
+        </w:tc>
+        <w:tc>
+          <w:tcPr>
+            <w:tcW w:w="418" w:type="pct"/>
+          </w:tcPr>
+          <w:p>
+            <w:pPr>
+              <w:jc w:val="center"/>
+              <w:rPr>
+                <w:rFonts w:ascii="Arial Narrow" w:hAnsi="Arial Narrow" w:cs="Arial"/>
+                <w:sz w:val="16"/>
+                <w:szCs w:val="16"/>
+              </w:rPr>
+            </w:pPr>
+            <w:r>
+              <w:rPr>
+                <w:rFonts w:ascii="Arial Narrow" w:hAnsi="Arial Narrow" w:cs="Arial"/>
+                <w:sz w:val="16"/>
+                <w:szCs w:val="16"/>
+              </w:rPr>
+              <w:t>{semester}</w:t>
+            </w:r>
+          </w:p>
+        </w:tc>
+        <w:tc>
+          <w:tcPr>
+            <w:tcW w:w="334" w:type="pct"/>
+          </w:tcPr>
+          <w:p>
+            <w:pPr>
+              <w:jc w:val="center"/>
+              <w:rPr>
+                <w:rFonts w:ascii="Arial Narrow" w:hAnsi="Arial Narrow" w:cs="Arial"/>
+                <w:sz w:val="16"/>
+                <w:szCs w:val="16"/>
+              </w:rPr>
+            </w:pPr>
+            <w:r>
+              <w:rPr>
+                <w:rFonts w:ascii="Arial Narrow" w:hAnsi="Arial Narrow" w:cs="Arial"/>
+                <w:sz w:val="16"/>
+                <w:szCs w:val="16"/>
+              </w:rPr>
+              <w:t>{grades}</w:t>
+            </w:r>
+          </w:p>
+        </w:tc>
+        <w:tc>
+          <w:tcPr>
+            <w:tcW w:w="1750" w:type="pct"/>
+          </w:tcPr>
+          <w:p>
+            <w:pPr>
+              <w:jc w:val="center"/>
+              <w:rPr>
+                <w:rFonts w:ascii="Arial Narrow" w:hAnsi="Arial Narrow" w:cs="Arial"/>
+                <w:sz w:val="16"/>
+                <w:szCs w:val="16"/>
+              </w:rPr>
+            </w:pPr>
+            <w:r>
+              <w:rPr>
+                <w:rFonts w:ascii="Arial Narrow" w:eastAsia="Times New Roman" w:hAnsi="Arial Narrow" w:cs="Calibri"/>
+                <w:b/>
+                <w:color w:val="000000"/>
+                <w:sz w:val="16"/>
+                <w:szCs w:val="16"/>
+              </w:rPr>
+              <w:t>{</w:t>
+            </w:r>
+            <w:r>
+              <w:rPr>
+                <w:rFonts w:ascii="Arial Narrow" w:eastAsia="Times New Roman" w:hAnsi="Arial Narrow" w:cs="Calibri"/>
+                <w:color w:val="000000"/>
+                <w:sz w:val="16"/>
+                <w:szCs w:val="16"/>
+              </w:rPr>
+              <w:t>subject</w:t>
+            </w:r>
+            <w:r>
+              <w:rPr>
+                <w:rFonts w:ascii="Arial Narrow" w:eastAsia="Times New Roman" w:hAnsi="Arial Narrow" w:cs="Calibri"/>
+                <w:b/>
+                <w:color w:val="000000"/>
+                <w:sz w:val="16"/>
+                <w:szCs w:val="16"/>
+              </w:rPr>
+              <w:t>}</w:t>
+            </w:r>
+          </w:p>
+        </w:tc>
+        <w:tc>
+          <w:tcPr>
+            <w:tcW w:w="418" w:type="pct"/>
+          </w:tcPr>
+          <w:p>
+            <w:pPr>
+              <w:jc w:val="center"/>
+              <w:rPr>
+                <w:rFonts w:ascii="Arial Narrow" w:hAnsi="Arial Narrow" w:cs="Arial"/>
+                <w:sz w:val="16"/>
+                <w:szCs w:val="16"/>
+              </w:rPr>
+            </w:pPr>
+            <w:r>
+              <w:rPr>
+                <w:rFonts w:ascii="Arial Narrow" w:hAnsi="Arial Narrow" w:cs="Arial"/>
+                <w:sz w:val="16"/>
+                <w:szCs w:val="16"/>
+              </w:rPr>
+              <w:t>{semester}</w:t>
+            </w:r>
+          </w:p>
+        </w:tc>
+        <w:tc>
+          <w:tcPr>
+            <w:tcW w:w="330" w:type="pct"/>
+          </w:tcPr>
+          <w:p>
+            <w:pPr>
+              <w:jc w:val="center"/>
+              <w:rPr>
+                <w:rFonts w:ascii="Arial Narrow" w:hAnsi="Arial Narrow" w:cs="Arial"/>
+                <w:sz w:val="16"/>
+                <w:szCs w:val="16"/>
+              </w:rPr>
+            </w:pPr>
+            <w:r>
+              <w:rPr>
+                <w:rFonts w:ascii="Arial Narrow" w:hAnsi="Arial Narrow" w:cs="Arial"/>
+                <w:sz w:val="16"/>
+                <w:szCs w:val="16"/>
+              </w:rPr>
+              <w:t>{grades}</w:t>
+            </w:r>
+          </w:p>
+        </w:tc>
+      </w:tr>
+      <w:tr>
+        <w:trPr>
+          <w:trHeight w:val="107"/>
+        </w:trPr>
+        <w:tc>
+          <w:tcPr>
+            <w:tcW w:w="1749" w:type="pct"/>
+          </w:tcPr>
+          <w:p>
+            <w:pPr>
+              <w:jc w:val="center"/>
+              <w:rPr>
+                <w:rFonts w:ascii="Arial Narrow" w:eastAsia="Times New Roman" w:hAnsi="Arial Narrow" w:cs="Calibri"/>
+                <w:b/>
+                <w:color w:val="000000"/>
+                <w:sz w:val="16"/>
+                <w:szCs w:val="16"/>
+              </w:rPr>
+            </w:pPr>
+            <w:r>
+              <w:rPr>
+                <w:rFonts w:ascii="Arial Narrow" w:eastAsia="Times New Roman" w:hAnsi="Arial Narrow" w:cs="Calibri"/>
+                <w:b/>
+                <w:color w:val="000000"/>
+                <w:sz w:val="16"/>
+                <w:szCs w:val="16"/>
+              </w:rPr>
+              <w:t>{</w:t>
+            </w:r>
+            <w:r>
+              <w:rPr>
+                <w:rFonts w:ascii="Arial Narrow" w:eastAsia="Times New Roman" w:hAnsi="Arial Narrow" w:cs="Calibri"/>
+                <w:color w:val="000000"/>
+                <w:sz w:val="16"/>
+                <w:szCs w:val="16"/>
+              </w:rPr>
+              <w:t>subject</w:t>
+            </w:r>
+            <w:r>
+              <w:rPr>
+                <w:rFonts w:ascii="Arial Narrow" w:eastAsia="Times New Roman" w:hAnsi="Arial Narrow" w:cs="Calibri"/>
+                <w:b/>
+                <w:color w:val="000000"/>
+                <w:sz w:val="16"/>
+                <w:szCs w:val="16"/>
+              </w:rPr>
+              <w:t>}</w:t>
+            </w:r>
+          </w:p>
+        </w:tc>
+        <w:tc>
+          <w:tcPr>
+            <w:tcW w:w="418" w:type="pct"/>
+          </w:tcPr>
+          <w:p>
+            <w:pPr>
+              <w:jc w:val="center"/>
+              <w:rPr>
+                <w:rFonts w:ascii="Arial Narrow" w:hAnsi="Arial Narrow" w:cs="Arial"/>
+                <w:b/>
+                <w:sz w:val="16"/>
+                <w:szCs w:val="16"/>
+              </w:rPr>
+            </w:pPr>
+            <w:r>
+              <w:rPr>
+                <w:rFonts w:ascii="Arial Narrow" w:hAnsi="Arial Narrow" w:cs="Arial"/>
+                <w:sz w:val="16"/>
+                <w:szCs w:val="16"/>
+              </w:rPr>
+              <w:t>{semester}</w:t>
+            </w:r>
+          </w:p>
+        </w:tc>
+        <w:tc>
+          <w:tcPr>
+            <w:tcW w:w="334" w:type="pct"/>
+          </w:tcPr>
+          <w:p>
+            <w:pPr>
+              <w:jc w:val="center"/>
+              <w:rPr>
+                <w:rFonts w:ascii="Arial Narrow" w:hAnsi="Arial Narrow" w:cs="Arial"/>
+                <w:b/>
+                <w:sz w:val="16"/>
+                <w:szCs w:val="16"/>
+              </w:rPr>
+            </w:pPr>
+            <w:r>
+              <w:rPr>
+                <w:rFonts w:ascii="Arial Narrow" w:hAnsi="Arial Narrow" w:cs="Arial"/>
+                <w:sz w:val="16"/>
+                <w:szCs w:val="16"/>
+              </w:rPr>
+              <w:t>{grades}</w:t>
+            </w:r>
+          </w:p>
+        </w:tc>
+        <w:tc>
+          <w:tcPr>
+            <w:tcW w:w="1750" w:type="pct"/>
+          </w:tcPr>
+          <w:p>
+            <w:pPr>
+              <w:jc w:val="center"/>
+              <w:rPr>
+                <w:rFonts w:ascii="Arial Narrow" w:hAnsi="Arial Narrow" w:cs="Arial"/>
+                <w:b/>
+                <w:sz w:val="16"/>
+                <w:szCs w:val="16"/>
+              </w:rPr>
+            </w:pPr>
+            <w:r>
+              <w:rPr>
+                <w:rFonts w:ascii="Arial Narrow" w:eastAsia="Times New Roman" w:hAnsi="Arial Narrow" w:cs="Calibri"/>
+                <w:b/>
+                <w:color w:val="000000"/>
+                <w:sz w:val="16"/>
+                <w:szCs w:val="16"/>
+              </w:rPr>
+              <w:t>{</w:t>
+            </w:r>
+            <w:r>
+              <w:rPr>
+                <w:rFonts w:ascii="Arial Narrow" w:eastAsia="Times New Roman" w:hAnsi="Arial Narrow" w:cs="Calibri"/>
+                <w:color w:val="000000"/>
+                <w:sz w:val="16"/>
+                <w:szCs w:val="16"/>
+              </w:rPr>
+              <w:t>subject</w:t>
+            </w:r>
+            <w:r>
+              <w:rPr>
+                <w:rFonts w:ascii="Arial Narrow" w:eastAsia="Times New Roman" w:hAnsi="Arial Narrow" w:cs="Calibri"/>
+                <w:b/>
+                <w:color w:val="000000"/>
+                <w:sz w:val="16"/>
+                <w:szCs w:val="16"/>
+              </w:rPr>
+              <w:t>}</w:t>
+            </w:r>
+          </w:p>
+        </w:tc>
+        <w:tc>
+          <w:tcPr>
+            <w:tcW w:w="418" w:type="pct"/>
+          </w:tcPr>
+          <w:p>
+            <w:pPr>
+              <w:jc w:val="center"/>
+              <w:rPr>
+                <w:rFonts w:ascii="Arial Narrow" w:hAnsi="Arial Narrow" w:cs="Arial"/>
+                <w:b/>
+                <w:sz w:val="16"/>
+                <w:szCs w:val="16"/>
+              </w:rPr>
+            </w:pPr>
+            <w:r>
+              <w:rPr>
+                <w:rFonts w:ascii="Arial Narrow" w:hAnsi="Arial Narrow" w:cs="Arial"/>
+                <w:sz w:val="16"/>
+                <w:szCs w:val="16"/>
+              </w:rPr>
+              <w:t>{semester}</w:t>
+            </w:r>
+          </w:p>
+        </w:tc>
+        <w:tc>
+          <w:tcPr>
+            <w:tcW w:w="330" w:type="pct"/>
+          </w:tcPr>
+          <w:p>
+            <w:pPr>
+              <w:jc w:val="center"/>
+              <w:rPr>
+                <w:rFonts w:ascii="Arial Narrow" w:hAnsi="Arial Narrow" w:cs="Arial"/>
+                <w:b/>
+                <w:sz w:val="16"/>
+                <w:szCs w:val="16"/>
+              </w:rPr>
+            </w:pPr>
+            <w:r>
+              <w:rPr>
+                <w:rFonts w:ascii="Arial Narrow" w:hAnsi="Arial Narrow" w:cs="Arial"/>
+                <w:sz w:val="16"/>
+                <w:szCs w:val="16"/>
+              </w:rPr>
+              <w:t>{grades}</w:t>
+            </w:r>
+          </w:p>
+        </w:tc>
+      </w:tr>
+      <w:tr>
+        <w:trPr>
+          <w:trHeight w:val="89"/>
+        </w:trPr>
+        <w:tc>
+          <w:tcPr>
+            <w:tcW w:w="1749" w:type="pct"/>
+          </w:tcPr>
+          <w:p>
+            <w:pPr>
+              <w:jc w:val="center"/>
+              <w:rPr>
+                <w:rFonts w:ascii="Arial Narrow" w:eastAsia="Times New Roman" w:hAnsi="Arial Narrow" w:cs="Calibri"/>
+                <w:b/>
+                <w:color w:val="000000"/>
+                <w:sz w:val="16"/>
+                <w:szCs w:val="16"/>
+              </w:rPr>
+            </w:pPr>
+            <w:r>
+              <w:rPr>
+                <w:rFonts w:ascii="Arial Narrow" w:eastAsia="Times New Roman" w:hAnsi="Arial Narrow" w:cs="Calibri"/>
+                <w:b/>
+                <w:color w:val="000000"/>
+                <w:sz w:val="16"/>
+                <w:szCs w:val="16"/>
+              </w:rPr>
+              <w:t>{</w:t>
+            </w:r>
+            <w:r>
+              <w:rPr>
+                <w:rFonts w:ascii="Arial Narrow" w:eastAsia="Times New Roman" w:hAnsi="Arial Narrow" w:cs="Calibri"/>
+                <w:color w:val="000000"/>
+                <w:sz w:val="16"/>
+                <w:szCs w:val="16"/>
+              </w:rPr>
+              <w:t>subject</w:t>
+            </w:r>
+            <w:r>
+              <w:rPr>
+                <w:rFonts w:ascii="Arial Narrow" w:eastAsia="Times New Roman" w:hAnsi="Arial Narrow" w:cs="Calibri"/>
+                <w:b/>
+                <w:color w:val="000000"/>
+                <w:sz w:val="16"/>
+                <w:szCs w:val="16"/>
+              </w:rPr>
+              <w:t>}</w:t>
+            </w:r>
+          </w:p>
+        </w:tc>
+        <w:tc>
+          <w:tcPr>
+            <w:tcW w:w="418" w:type="pct"/>
+          </w:tcPr>
+          <w:p>
+            <w:pPr>
+              <w:jc w:val="center"/>
+              <w:rPr>
+                <w:rFonts w:ascii="Arial Narrow" w:hAnsi="Arial Narrow" w:cs="Arial"/>
+                <w:b/>
+                <w:sz w:val="16"/>
+                <w:szCs w:val="16"/>
+              </w:rPr>
+            </w:pPr>
+            <w:r>
+              <w:rPr>
+                <w:rFonts w:ascii="Arial Narrow" w:hAnsi="Arial Narrow" w:cs="Arial"/>
+                <w:sz w:val="16"/>
+                <w:szCs w:val="16"/>
+              </w:rPr>
+              <w:t>{semester}</w:t>
+            </w:r>
+          </w:p>
+        </w:tc>
+        <w:tc>
+          <w:tcPr>
+            <w:tcW w:w="334" w:type="pct"/>
+          </w:tcPr>
+          <w:p>
+            <w:pPr>
+              <w:jc w:val="center"/>
+              <w:rPr>
+                <w:rFonts w:ascii="Arial Narrow" w:hAnsi="Arial Narrow" w:cs="Arial"/>
+                <w:b/>
+                <w:sz w:val="16"/>
+                <w:szCs w:val="16"/>
+              </w:rPr>
+            </w:pPr>
+            <w:r>
+              <w:rPr>
+                <w:rFonts w:ascii="Arial Narrow" w:hAnsi="Arial Narrow" w:cs="Arial"/>
+                <w:sz w:val="16"/>
+                <w:szCs w:val="16"/>
+              </w:rPr>
+              <w:t>{grades}</w:t>
+            </w:r>
+          </w:p>
+        </w:tc>
+        <w:tc>
+          <w:tcPr>
+            <w:tcW w:w="1750" w:type="pct"/>
+          </w:tcPr>
+          <w:p>
+            <w:pPr>
+              <w:jc w:val="center"/>
+              <w:rPr>
+                <w:rFonts w:ascii="Arial Narrow" w:hAnsi="Arial Narrow" w:cs="Arial"/>
+                <w:b/>
+                <w:sz w:val="16"/>
+                <w:szCs w:val="16"/>
+              </w:rPr>
+            </w:pPr>
+            <w:r>
+              <w:rPr>
+                <w:rFonts w:ascii="Arial Narrow" w:eastAsia="Times New Roman" w:hAnsi="Arial Narrow" w:cs="Calibri"/>
+                <w:b/>
+                <w:color w:val="000000"/>
+                <w:sz w:val="16"/>
+                <w:szCs w:val="16"/>
+              </w:rPr>
+              <w:t>{</w:t>
+            </w:r>
+            <w:r>
+              <w:rPr>
+                <w:rFonts w:ascii="Arial Narrow" w:eastAsia="Times New Roman" w:hAnsi="Arial Narrow" w:cs="Calibri"/>
+                <w:color w:val="000000"/>
+                <w:sz w:val="16"/>
+                <w:szCs w:val="16"/>
+              </w:rPr>
+              <w:t>subject</w:t>
+            </w:r>
+            <w:r>
+              <w:rPr>
+                <w:rFonts w:ascii="Arial Narrow" w:eastAsia="Times New Roman" w:hAnsi="Arial Narrow" w:cs="Calibri"/>
+                <w:b/>
+                <w:color w:val="000000"/>
+                <w:sz w:val="16"/>
+                <w:szCs w:val="16"/>
+              </w:rPr>
+              <w:t>}</w:t>
+            </w:r>
+          </w:p>
+        </w:tc>
+        <w:tc>
+          <w:tcPr>
+            <w:tcW w:w="418" w:type="pct"/>
+          </w:tcPr>
+          <w:p>
+            <w:pPr>
+              <w:jc w:val="center"/>
+              <w:rPr>
+                <w:rFonts w:ascii="Arial Narrow" w:hAnsi="Arial Narrow" w:cs="Arial"/>
+                <w:b/>
+                <w:sz w:val="16"/>
+                <w:szCs w:val="16"/>
+              </w:rPr>
+            </w:pPr>
+            <w:r>
+              <w:rPr>
+                <w:rFonts w:ascii="Arial Narrow" w:hAnsi="Arial Narrow" w:cs="Arial"/>
+                <w:sz w:val="16"/>
+                <w:szCs w:val="16"/>
+              </w:rPr>
+              <w:t>{semester}</w:t>
+            </w:r>
+          </w:p>
+        </w:tc>
+        <w:tc>
+          <w:tcPr>
+            <w:tcW w:w="330" w:type="pct"/>
+          </w:tcPr>
+          <w:p>
+            <w:pPr>
+              <w:jc w:val="center"/>
+              <w:rPr>
+                <w:rFonts w:ascii="Arial Narrow" w:hAnsi="Arial Narrow" w:cs="Arial"/>
+                <w:b/>
+                <w:sz w:val="16"/>
+                <w:szCs w:val="16"/>
+              </w:rPr>
+            </w:pPr>
+            <w:r>
+              <w:rPr>
+                <w:rFonts w:ascii="Arial Narrow" w:hAnsi="Arial Narrow" w:cs="Arial"/>
+                <w:sz w:val="16"/>
+                <w:szCs w:val="16"/>
+              </w:rPr>
+              <w:t>{grades}</w:t>
+            </w:r>
+          </w:p>
+        </w:tc>
+      </w:tr>
+      <w:tr>
+        <w:trPr>
+          <w:trHeight w:val="107"/>
+        </w:trPr>
+        <w:tc>
+          <w:tcPr>
+            <w:tcW w:w="1749" w:type="pct"/>
+          </w:tcPr>
+          <w:p>
+            <w:pPr>
+              <w:jc w:val="center"/>
+              <w:rPr>
+                <w:rFonts w:ascii="Arial Narrow" w:eastAsia="Times New Roman" w:hAnsi="Arial Narrow" w:cs="Calibri"/>
+                <w:b/>
+                <w:color w:val="000000"/>
+                <w:sz w:val="16"/>
+                <w:szCs w:val="16"/>
+              </w:rPr>
+            </w:pPr>
+            <w:r>
+              <w:rPr>
+                <w:rFonts w:ascii="Arial Narrow" w:eastAsia="Times New Roman" w:hAnsi="Arial Narrow" w:cs="Calibri"/>
+                <w:b/>
+                <w:color w:val="000000"/>
+                <w:sz w:val="16"/>
+                <w:szCs w:val="16"/>
+              </w:rPr>
+              <w:t>{</w:t>
+            </w:r>
+            <w:r>
+              <w:rPr>
+                <w:rFonts w:ascii="Arial Narrow" w:eastAsia="Times New Roman" w:hAnsi="Arial Narrow" w:cs="Calibri"/>
+                <w:color w:val="000000"/>
+                <w:sz w:val="16"/>
+                <w:szCs w:val="16"/>
+              </w:rPr>
+              <w:t>subject</w:t>
+            </w:r>
+            <w:r>
+              <w:rPr>
+                <w:rFonts w:ascii="Arial Narrow" w:eastAsia="Times New Roman" w:hAnsi="Arial Narrow" w:cs="Calibri"/>
+                <w:b/>
+                <w:color w:val="000000"/>
+                <w:sz w:val="16"/>
+                <w:szCs w:val="16"/>
+              </w:rPr>
+              <w:t>}</w:t>
+            </w:r>
+          </w:p>
+        </w:tc>
+        <w:tc>
+          <w:tcPr>
+            <w:tcW w:w="418" w:type="pct"/>
+          </w:tcPr>
+          <w:p>
+            <w:pPr>
+              <w:jc w:val="center"/>
+              <w:rPr>
+                <w:rFonts w:ascii="Arial Narrow" w:hAnsi="Arial Narrow" w:cs="Arial"/>
+                <w:b/>
+                <w:sz w:val="16"/>
+                <w:szCs w:val="16"/>
+              </w:rPr>
+            </w:pPr>
+            <w:r>
+              <w:rPr>
+                <w:rFonts w:ascii="Arial Narrow" w:hAnsi="Arial Narrow" w:cs="Arial"/>
+                <w:sz w:val="16"/>
+                <w:szCs w:val="16"/>
+              </w:rPr>
+              <w:t>{semester}</w:t>
+            </w:r>
+          </w:p>
+        </w:tc>
+        <w:tc>
+          <w:tcPr>
+            <w:tcW w:w="334" w:type="pct"/>
+          </w:tcPr>
+          <w:p>
+            <w:pPr>
+              <w:jc w:val="center"/>
+              <w:rPr>
+                <w:rFonts w:ascii="Arial Narrow" w:hAnsi="Arial Narrow" w:cs="Arial"/>
+                <w:b/>
+                <w:sz w:val="16"/>
+                <w:szCs w:val="16"/>
+              </w:rPr>
+            </w:pPr>
+            <w:r>
+              <w:rPr>
+                <w:rFonts w:ascii="Arial Narrow" w:hAnsi="Arial Narrow" w:cs="Arial"/>
+                <w:sz w:val="16"/>
+                <w:szCs w:val="16"/>
+              </w:rPr>
+              <w:t>{grades}</w:t>
+            </w:r>
+          </w:p>
+        </w:tc>
+        <w:tc>
+          <w:tcPr>
+            <w:tcW w:w="1750" w:type="pct"/>
+          </w:tcPr>
+          <w:p>
+            <w:pPr>
+              <w:jc w:val="center"/>
+              <w:rPr>
+                <w:rFonts w:ascii="Arial Narrow" w:hAnsi="Arial Narrow" w:cs="Arial"/>
+                <w:b/>
+                <w:sz w:val="16"/>
+                <w:szCs w:val="16"/>
+              </w:rPr>
+            </w:pPr>
+            <w:r>
+              <w:rPr>
+                <w:rFonts w:ascii="Arial Narrow" w:eastAsia="Times New Roman" w:hAnsi="Arial Narrow" w:cs="Calibri"/>
+                <w:b/>
+                <w:color w:val="000000"/>
+                <w:sz w:val="16"/>
+                <w:szCs w:val="16"/>
+              </w:rPr>
+              <w:t>{</w:t>
+            </w:r>
+            <w:r>
+              <w:rPr>
+                <w:rFonts w:ascii="Arial Narrow" w:eastAsia="Times New Roman" w:hAnsi="Arial Narrow" w:cs="Calibri"/>
+                <w:color w:val="000000"/>
+                <w:sz w:val="16"/>
+                <w:szCs w:val="16"/>
+              </w:rPr>
+              <w:t>subject</w:t>
+            </w:r>
+            <w:r>
+              <w:rPr>
+                <w:rFonts w:ascii="Arial Narrow" w:eastAsia="Times New Roman" w:hAnsi="Arial Narrow" w:cs="Calibri"/>
+                <w:b/>
+                <w:color w:val="000000"/>
+                <w:sz w:val="16"/>
+                <w:szCs w:val="16"/>
+              </w:rPr>
+              <w:t>}</w:t>
+            </w:r>
+          </w:p>
+        </w:tc>
+        <w:tc>
+          <w:tcPr>
+            <w:tcW w:w="418" w:type="pct"/>
+          </w:tcPr>
+          <w:p>
+            <w:pPr>
+              <w:jc w:val="center"/>
+              <w:rPr>
+                <w:rFonts w:ascii="Arial Narrow" w:hAnsi="Arial Narrow" w:cs="Arial"/>
+                <w:b/>
+                <w:sz w:val="16"/>
+                <w:szCs w:val="16"/>
+              </w:rPr>
+            </w:pPr>
+            <w:r>
+              <w:rPr>
+                <w:rFonts w:ascii="Arial Narrow" w:hAnsi="Arial Narrow" w:cs="Arial"/>
+                <w:sz w:val="16"/>
+                <w:szCs w:val="16"/>
+              </w:rPr>
+              <w:t>{semester}</w:t>
+            </w:r>
+          </w:p>
+        </w:tc>
+        <w:tc>
+          <w:tcPr>
+            <w:tcW w:w="330" w:type="pct"/>
+          </w:tcPr>
+          <w:p>
+            <w:pPr>
+              <w:jc w:val="center"/>
+              <w:rPr>
+                <w:rFonts w:ascii="Arial Narrow" w:hAnsi="Arial Narrow" w:cs="Arial"/>
+                <w:b/>
+                <w:sz w:val="16"/>
+                <w:szCs w:val="16"/>
+              </w:rPr>
+            </w:pPr>
+            <w:r>
+              <w:rPr>
+                <w:rFonts w:ascii="Arial Narrow" w:hAnsi="Arial Narrow" w:cs="Arial"/>
+                <w:sz w:val="16"/>
+                <w:szCs w:val="16"/>
+              </w:rPr>
+              <w:t>{grades}</w:t>
+            </w:r>
+          </w:p>
+        </w:tc>
+      </w:tr>
+      <w:tr>
+        <w:trPr>
+          <w:trHeight w:val="107"/>
+        </w:trPr>
+        <w:tc>
+          <w:tcPr>
+            <w:tcW w:w="1749" w:type="pct"/>
+          </w:tcPr>
+          <w:p>
+            <w:pPr>
+              <w:jc w:val="center"/>
+              <w:rPr>
+                <w:rFonts w:ascii="Arial Narrow" w:eastAsia="Times New Roman" w:hAnsi="Arial Narrow" w:cs="Calibri"/>
+                <w:b/>
+                <w:color w:val="000000"/>
+                <w:sz w:val="16"/>
+                <w:szCs w:val="16"/>
+              </w:rPr>
+            </w:pPr>
+            <w:r>
+              <w:rPr>
+                <w:rFonts w:ascii="Arial Narrow" w:eastAsia="Times New Roman" w:hAnsi="Arial Narrow" w:cs="Calibri"/>
+                <w:b/>
+                <w:color w:val="000000"/>
+                <w:sz w:val="16"/>
+                <w:szCs w:val="16"/>
+              </w:rPr>
+              <w:t>{</w:t>
+            </w:r>
+            <w:r>
+              <w:rPr>
+                <w:rFonts w:ascii="Arial Narrow" w:eastAsia="Times New Roman" w:hAnsi="Arial Narrow" w:cs="Calibri"/>
+                <w:color w:val="000000"/>
+                <w:sz w:val="16"/>
+                <w:szCs w:val="16"/>
+              </w:rPr>
+              <w:t>subject</w:t>
+            </w:r>
+            <w:r>
+              <w:rPr>
+                <w:rFonts w:ascii="Arial Narrow" w:eastAsia="Times New Roman" w:hAnsi="Arial Narrow" w:cs="Calibri"/>
+                <w:b/>
+                <w:color w:val="000000"/>
+                <w:sz w:val="16"/>
+                <w:szCs w:val="16"/>
+              </w:rPr>
+              <w:t>}</w:t>
+            </w:r>
+          </w:p>
+        </w:tc>
+        <w:tc>
+          <w:tcPr>
+            <w:tcW w:w="418" w:type="pct"/>
+          </w:tcPr>
+          <w:p>
+            <w:pPr>
+              <w:jc w:val="center"/>
+              <w:rPr>
+                <w:rFonts w:ascii="Arial Narrow" w:hAnsi="Arial Narrow" w:cs="Arial"/>
+                <w:b/>
+                <w:sz w:val="16"/>
+                <w:szCs w:val="16"/>
+              </w:rPr>
+            </w:pPr>
+            <w:r>
+              <w:rPr>
+                <w:rFonts w:ascii="Arial Narrow" w:hAnsi="Arial Narrow" w:cs="Arial"/>
+                <w:sz w:val="16"/>
+                <w:szCs w:val="16"/>
+              </w:rPr>
+              <w:t>{semester}</w:t>
+            </w:r>
+          </w:p>
+        </w:tc>
+        <w:tc>
+          <w:tcPr>
+            <w:tcW w:w="334" w:type="pct"/>
+          </w:tcPr>
+          <w:p>
+            <w:pPr>
+              <w:jc w:val="center"/>
+              <w:rPr>
+                <w:rFonts w:ascii="Arial Narrow" w:hAnsi="Arial Narrow" w:cs="Arial"/>
+                <w:b/>
+                <w:sz w:val="16"/>
+                <w:szCs w:val="16"/>
+              </w:rPr>
+            </w:pPr>
+            <w:r>
+              <w:rPr>
+                <w:rFonts w:ascii="Arial Narrow" w:hAnsi="Arial Narrow" w:cs="Arial"/>
+                <w:sz w:val="16"/>
+                <w:szCs w:val="16"/>
+              </w:rPr>
+              <w:t>{grades}</w:t>
+            </w:r>
+          </w:p>
+        </w:tc>
+        <w:tc>
+          <w:tcPr>
+            <w:tcW w:w="1750" w:type="pct"/>
+          </w:tcPr>
+          <w:p>
+            <w:pPr>
+              <w:jc w:val="center"/>
+              <w:rPr>
+                <w:rFonts w:ascii="Arial Narrow" w:hAnsi="Arial Narrow" w:cs="Arial"/>
+                <w:b/>
+                <w:sz w:val="16"/>
+                <w:szCs w:val="16"/>
+              </w:rPr>
+            </w:pPr>
+            <w:r>
+              <w:rPr>
+                <w:rFonts w:ascii="Arial Narrow" w:eastAsia="Times New Roman" w:hAnsi="Arial Narrow" w:cs="Calibri"/>
+                <w:b/>
+                <w:color w:val="000000"/>
+                <w:sz w:val="16"/>
+                <w:szCs w:val="16"/>
+              </w:rPr>
+              <w:t>{</w:t>
+            </w:r>
+            <w:r>
+              <w:rPr>
+                <w:rFonts w:ascii="Arial Narrow" w:eastAsia="Times New Roman" w:hAnsi="Arial Narrow" w:cs="Calibri"/>
+                <w:color w:val="000000"/>
+                <w:sz w:val="16"/>
+                <w:szCs w:val="16"/>
+              </w:rPr>
+              <w:t>subject</w:t>
+            </w:r>
+            <w:r>
+              <w:rPr>
+                <w:rFonts w:ascii="Arial Narrow" w:eastAsia="Times New Roman" w:hAnsi="Arial Narrow" w:cs="Calibri"/>
+                <w:b/>
+                <w:color w:val="000000"/>
+                <w:sz w:val="16"/>
+                <w:szCs w:val="16"/>
+              </w:rPr>
+              <w:t>}</w:t>
+            </w:r>
+          </w:p>
+        </w:tc>
+        <w:tc>
+          <w:tcPr>
+            <w:tcW w:w="418" w:type="pct"/>
+          </w:tcPr>
+          <w:p>
+            <w:pPr>
+              <w:jc w:val="center"/>
+              <w:rPr>
+                <w:rFonts w:ascii="Arial Narrow" w:hAnsi="Arial Narrow" w:cs="Arial"/>
+                <w:b/>
+                <w:sz w:val="16"/>
+                <w:szCs w:val="16"/>
+              </w:rPr>
+            </w:pPr>
+            <w:r>
+              <w:rPr>
+                <w:rFonts w:ascii="Arial Narrow" w:hAnsi="Arial Narrow" w:cs="Arial"/>
+                <w:sz w:val="16"/>
+                <w:szCs w:val="16"/>
+              </w:rPr>
+              <w:t>{semester}</w:t>
+            </w:r>
+          </w:p>
+        </w:tc>
+        <w:tc>
+          <w:tcPr>
+            <w:tcW w:w="330" w:type="pct"/>
+          </w:tcPr>
+          <w:p>
+            <w:pPr>
+              <w:jc w:val="center"/>
+              <w:rPr>
+                <w:rFonts w:ascii="Arial Narrow" w:hAnsi="Arial Narrow" w:cs="Arial"/>
+                <w:b/>
+                <w:sz w:val="16"/>
+                <w:szCs w:val="16"/>
+              </w:rPr>
+            </w:pPr>
+            <w:r>
+              <w:rPr>
+                <w:rFonts w:ascii="Arial Narrow" w:hAnsi="Arial Narrow" w:cs="Arial"/>
+                <w:sz w:val="16"/>
+                <w:szCs w:val="16"/>
+              </w:rPr>
+              <w:t>{grades}</w:t>
+            </w:r>
+          </w:p>
+        </w:tc>
+      </w:tr>
+      <w:tr>
+        <w:trPr>
+          <w:trHeight w:val="107"/>
+        </w:trPr>
+        <w:tc>
+          <w:tcPr>
+            <w:tcW w:w="1749" w:type="pct"/>
+          </w:tcPr>
+          <w:p>
+            <w:pPr>
+              <w:jc w:val="center"/>
+              <w:rPr>
+                <w:rFonts w:ascii="Arial Narrow" w:eastAsia="Times New Roman" w:hAnsi="Arial Narrow" w:cs="Calibri"/>
+                <w:b/>
+                <w:color w:val="000000"/>
+                <w:sz w:val="16"/>
+                <w:szCs w:val="16"/>
+              </w:rPr>
+            </w:pPr>
+            <w:r>
+              <w:rPr>
+                <w:rFonts w:ascii="Arial Narrow" w:eastAsia="Times New Roman" w:hAnsi="Arial Narrow" w:cs="Calibri"/>
+                <w:b/>
+                <w:color w:val="000000"/>
+                <w:sz w:val="16"/>
+                <w:szCs w:val="16"/>
+              </w:rPr>
+              <w:t>{</w:t>
+            </w:r>
+            <w:r>
+              <w:rPr>
+                <w:rFonts w:ascii="Arial Narrow" w:eastAsia="Times New Roman" w:hAnsi="Arial Narrow" w:cs="Calibri"/>
+                <w:color w:val="000000"/>
+                <w:sz w:val="16"/>
+                <w:szCs w:val="16"/>
+              </w:rPr>
+              <w:t>subject</w:t>
+            </w:r>
+            <w:r>
+              <w:rPr>
+                <w:rFonts w:ascii="Arial Narrow" w:eastAsia="Times New Roman" w:hAnsi="Arial Narrow" w:cs="Calibri"/>
+                <w:b/>
+                <w:color w:val="000000"/>
+                <w:sz w:val="16"/>
+                <w:szCs w:val="16"/>
+              </w:rPr>
+              <w:t>}</w:t>
+            </w:r>
+          </w:p>
+        </w:tc>
+        <w:tc>
+          <w:tcPr>
+            <w:tcW w:w="418" w:type="pct"/>
+          </w:tcPr>
+          <w:p>
+            <w:pPr>
+              <w:jc w:val="center"/>
+              <w:rPr>
+                <w:rFonts w:ascii="Arial Narrow" w:hAnsi="Arial Narrow" w:cs="Arial"/>
+                <w:b/>
+                <w:sz w:val="16"/>
+                <w:szCs w:val="16"/>
+              </w:rPr>
+            </w:pPr>
+            <w:r>
+              <w:rPr>
+                <w:rFonts w:ascii="Arial Narrow" w:hAnsi="Arial Narrow" w:cs="Arial"/>
+                <w:sz w:val="16"/>
+                <w:szCs w:val="16"/>
+              </w:rPr>
+              <w:t>{semester}</w:t>
+            </w:r>
+          </w:p>
+        </w:tc>
+        <w:tc>
+          <w:tcPr>
+            <w:tcW w:w="334" w:type="pct"/>
+          </w:tcPr>
+          <w:p>
+            <w:pPr>
+              <w:jc w:val="center"/>
+              <w:rPr>
+                <w:rFonts w:ascii="Arial Narrow" w:hAnsi="Arial Narrow" w:cs="Arial"/>
+                <w:b/>
+                <w:sz w:val="16"/>
+                <w:szCs w:val="16"/>
+              </w:rPr>
+            </w:pPr>
+            <w:r>
+              <w:rPr>
+                <w:rFonts w:ascii="Arial Narrow" w:hAnsi="Arial Narrow" w:cs="Arial"/>
+                <w:sz w:val="16"/>
+                <w:szCs w:val="16"/>
+              </w:rPr>
+              <w:t>{grades}</w:t>
+            </w:r>
+          </w:p>
+        </w:tc>
+        <w:tc>
+          <w:tcPr>
+            <w:tcW w:w="1750" w:type="pct"/>
+          </w:tcPr>
+          <w:p>
+            <w:pPr>
+              <w:jc w:val="center"/>
+              <w:rPr>
+                <w:rFonts w:ascii="Arial Narrow" w:hAnsi="Arial Narrow" w:cs="Arial"/>
+                <w:b/>
+                <w:sz w:val="16"/>
+                <w:szCs w:val="16"/>
+              </w:rPr>
+            </w:pPr>
+            <w:r>
+              <w:rPr>
+                <w:rFonts w:ascii="Arial Narrow" w:eastAsia="Times New Roman" w:hAnsi="Arial Narrow" w:cs="Calibri"/>
+                <w:b/>
+                <w:color w:val="000000"/>
+                <w:sz w:val="16"/>
+                <w:szCs w:val="16"/>
+              </w:rPr>
+              <w:t>{</w:t>
+            </w:r>
+            <w:r>
+              <w:rPr>
+                <w:rFonts w:ascii="Arial Narrow" w:eastAsia="Times New Roman" w:hAnsi="Arial Narrow" w:cs="Calibri"/>
+                <w:color w:val="000000"/>
+                <w:sz w:val="16"/>
+                <w:szCs w:val="16"/>
+              </w:rPr>
+              <w:t>subject</w:t>
+            </w:r>
+            <w:r>
+              <w:rPr>
+                <w:rFonts w:ascii="Arial Narrow" w:eastAsia="Times New Roman" w:hAnsi="Arial Narrow" w:cs="Calibri"/>
+                <w:b/>
+                <w:color w:val="000000"/>
+                <w:sz w:val="16"/>
+                <w:szCs w:val="16"/>
+              </w:rPr>
+              <w:t>}</w:t>
+            </w:r>
+          </w:p>
+        </w:tc>
+        <w:tc>
+          <w:tcPr>
+            <w:tcW w:w="418" w:type="pct"/>
+          </w:tcPr>
+          <w:p>
+            <w:pPr>
+              <w:jc w:val="center"/>
+              <w:rPr>
+                <w:rFonts w:ascii="Arial Narrow" w:hAnsi="Arial Narrow" w:cs="Arial"/>
+                <w:b/>
+                <w:sz w:val="16"/>
+                <w:szCs w:val="16"/>
+              </w:rPr>
+            </w:pPr>
+            <w:r>
+              <w:rPr>
+                <w:rFonts w:ascii="Arial Narrow" w:hAnsi="Arial Narrow" w:cs="Arial"/>
+                <w:sz w:val="16"/>
+                <w:szCs w:val="16"/>
+              </w:rPr>
+              <w:t>{semester}</w:t>
+            </w:r>
+          </w:p>
+        </w:tc>
+        <w:tc>
+          <w:tcPr>
+            <w:tcW w:w="330" w:type="pct"/>
+          </w:tcPr>
+          <w:p>
+            <w:pPr>
+              <w:jc w:val="center"/>
+              <w:rPr>
+                <w:rFonts w:ascii="Arial Narrow" w:hAnsi="Arial Narrow" w:cs="Arial"/>
+                <w:b/>
+                <w:sz w:val="16"/>
+                <w:szCs w:val="16"/>
+              </w:rPr>
+            </w:pPr>
+            <w:r>
+              <w:rPr>
+                <w:rFonts w:ascii="Arial Narrow" w:hAnsi="Arial Narrow" w:cs="Arial"/>
+                <w:sz w:val="16"/>
+                <w:szCs w:val="16"/>
+              </w:rPr>
+              <w:t>{grades}</w:t>
+            </w:r>
+          </w:p>
+        </w:tc>
+      </w:tr>
+      <w:tr>
+        <w:trPr>
+          <w:trHeight w:val="107"/>
+        </w:trPr>
+        <w:tc>
+          <w:tcPr>
+            <w:tcW w:w="1749" w:type="pct"/>
+          </w:tcPr>
+          <w:p>
+            <w:pPr>
+              <w:jc w:val="center"/>
+              <w:rPr>
+                <w:rFonts w:ascii="Arial Narrow" w:eastAsia="Times New Roman" w:hAnsi="Arial Narrow" w:cs="Calibri"/>
+                <w:b/>
+                <w:color w:val="000000"/>
+                <w:sz w:val="16"/>
+                <w:szCs w:val="16"/>
+              </w:rPr>
+            </w:pPr>
+            <w:r>
+              <w:rPr>
+                <w:rFonts w:ascii="Arial Narrow" w:eastAsia="Times New Roman" w:hAnsi="Arial Narrow" w:cs="Calibri"/>
+                <w:b/>
+                <w:color w:val="000000"/>
+                <w:sz w:val="16"/>
+                <w:szCs w:val="16"/>
+              </w:rPr>
+              <w:t>{</w:t>
+            </w:r>
+            <w:r>
+              <w:rPr>
+                <w:rFonts w:ascii="Arial Narrow" w:eastAsia="Times New Roman" w:hAnsi="Arial Narrow" w:cs="Calibri"/>
+                <w:color w:val="000000"/>
+                <w:sz w:val="16"/>
+                <w:szCs w:val="16"/>
+              </w:rPr>
+              <w:t>subject</w:t>
+            </w:r>
+            <w:r>
+              <w:rPr>
+                <w:rFonts w:ascii="Arial Narrow" w:eastAsia="Times New Roman" w:hAnsi="Arial Narrow" w:cs="Calibri"/>
+                <w:b/>
+                <w:color w:val="000000"/>
+                <w:sz w:val="16"/>
+                <w:szCs w:val="16"/>
+              </w:rPr>
+              <w:t>}</w:t>
+            </w:r>
+          </w:p>
+        </w:tc>
+        <w:tc>
+          <w:tcPr>
+            <w:tcW w:w="418" w:type="pct"/>
+          </w:tcPr>
+          <w:p>
+            <w:pPr>
+              <w:jc w:val="center"/>
+              <w:rPr>
+                <w:rFonts w:ascii="Arial Narrow" w:hAnsi="Arial Narrow" w:cs="Arial"/>
+                <w:b/>
+                <w:sz w:val="16"/>
+                <w:szCs w:val="16"/>
+              </w:rPr>
+            </w:pPr>
+            <w:r>
+              <w:rPr>
+                <w:rFonts w:ascii="Arial Narrow" w:hAnsi="Arial Narrow" w:cs="Arial"/>
+                <w:sz w:val="16"/>
+                <w:szCs w:val="16"/>
+              </w:rPr>
+              <w:t>{semester}</w:t>
+            </w:r>
+          </w:p>
+        </w:tc>
+        <w:tc>
+          <w:tcPr>
+            <w:tcW w:w="334" w:type="pct"/>
+          </w:tcPr>
+          <w:p>
+            <w:pPr>
+              <w:jc w:val="center"/>
+              <w:rPr>
+                <w:rFonts w:ascii="Arial Narrow" w:hAnsi="Arial Narrow" w:cs="Arial"/>
+                <w:b/>
+                <w:sz w:val="16"/>
+                <w:szCs w:val="16"/>
+              </w:rPr>
+            </w:pPr>
+            <w:r>
+              <w:rPr>
+                <w:rFonts w:ascii="Arial Narrow" w:hAnsi="Arial Narrow" w:cs="Arial"/>
+                <w:sz w:val="16"/>
+                <w:szCs w:val="16"/>
+              </w:rPr>
+              <w:t>{grades}</w:t>
+            </w:r>
+          </w:p>
+        </w:tc>
+        <w:tc>
+          <w:tcPr>
+            <w:tcW w:w="1750" w:type="pct"/>
+          </w:tcPr>
+          <w:p>
+            <w:pPr>
+              <w:jc w:val="center"/>
+              <w:rPr>
+                <w:rFonts w:ascii="Arial Narrow" w:hAnsi="Arial Narrow" w:cs="Arial"/>
+                <w:b/>
+                <w:sz w:val="16"/>
+                <w:szCs w:val="16"/>
+              </w:rPr>
+            </w:pPr>
+            <w:r>
+              <w:rPr>
+                <w:rFonts w:ascii="Arial Narrow" w:eastAsia="Times New Roman" w:hAnsi="Arial Narrow" w:cs="Calibri"/>
+                <w:b/>
+                <w:color w:val="000000"/>
+                <w:sz w:val="16"/>
+                <w:szCs w:val="16"/>
+              </w:rPr>
+              <w:t>{</w:t>
+            </w:r>
+            <w:r>
+              <w:rPr>
+                <w:rFonts w:ascii="Arial Narrow" w:eastAsia="Times New Roman" w:hAnsi="Arial Narrow" w:cs="Calibri"/>
+                <w:color w:val="000000"/>
+                <w:sz w:val="16"/>
+                <w:szCs w:val="16"/>
+              </w:rPr>
+              <w:t>subject</w:t>
+            </w:r>
+            <w:r>
+              <w:rPr>
+                <w:rFonts w:ascii="Arial Narrow" w:eastAsia="Times New Roman" w:hAnsi="Arial Narrow" w:cs="Calibri"/>
+                <w:b/>
+                <w:color w:val="000000"/>
+                <w:sz w:val="16"/>
+                <w:szCs w:val="16"/>
+              </w:rPr>
+              <w:t>}</w:t>
+            </w:r>
+          </w:p>
+        </w:tc>
+        <w:tc>
+          <w:tcPr>
+            <w:tcW w:w="418" w:type="pct"/>
+          </w:tcPr>
+          <w:p>
+            <w:pPr>
+              <w:jc w:val="center"/>
+              <w:rPr>
+                <w:rFonts w:ascii="Arial Narrow" w:hAnsi="Arial Narrow" w:cs="Arial"/>
+                <w:b/>
+                <w:sz w:val="16"/>
+                <w:szCs w:val="16"/>
+              </w:rPr>
+            </w:pPr>
+            <w:r>
+              <w:rPr>
+                <w:rFonts w:ascii="Arial Narrow" w:hAnsi="Arial Narrow" w:cs="Arial"/>
+                <w:sz w:val="16"/>
+                <w:szCs w:val="16"/>
+              </w:rPr>
+              <w:t>{semester}</w:t>
+            </w:r>
+          </w:p>
+        </w:tc>
+        <w:tc>
+          <w:tcPr>
+            <w:tcW w:w="330" w:type="pct"/>
+          </w:tcPr>
+          <w:p>
+            <w:pPr>
+              <w:jc w:val="center"/>
+              <w:rPr>
+                <w:rFonts w:ascii="Arial Narrow" w:hAnsi="Arial Narrow" w:cs="Arial"/>
+                <w:b/>
+                <w:sz w:val="16"/>
+                <w:szCs w:val="16"/>
+              </w:rPr>
+            </w:pPr>
+            <w:r>
+              <w:rPr>
+                <w:rFonts w:ascii="Arial Narrow" w:hAnsi="Arial Narrow" w:cs="Arial"/>
+                <w:sz w:val="16"/>
+                <w:szCs w:val="16"/>
+              </w:rPr>
+              <w:t>{grades}</w:t>
+            </w:r>
+          </w:p>
+        </w:tc>
+      </w:tr>
+      <w:tr>
+        <w:trPr>
+          <w:trHeight w:val="107"/>
+        </w:trPr>
+        <w:tc>
+          <w:tcPr>
+            <w:tcW w:w="1749" w:type="pct"/>
+          </w:tcPr>
+          <w:p>
+            <w:pPr>
+              <w:jc w:val="center"/>
+              <w:rPr>
+                <w:rFonts w:ascii="Arial Narrow" w:eastAsia="Times New Roman" w:hAnsi="Arial Narrow" w:cs="Calibri"/>
+                <w:b/>
+                <w:color w:val="000000"/>
+                <w:sz w:val="16"/>
+                <w:szCs w:val="16"/>
+              </w:rPr>
+            </w:pPr>
+            <w:r>
+              <w:rPr>
+                <w:rFonts w:ascii="Arial Narrow" w:eastAsia="Times New Roman" w:hAnsi="Arial Narrow" w:cs="Calibri"/>
+                <w:b/>
+                <w:color w:val="000000"/>
+                <w:sz w:val="16"/>
+                <w:szCs w:val="16"/>
+              </w:rPr>
+              <w:t>{</w:t>
+            </w:r>
+            <w:r>
+              <w:rPr>
+                <w:rFonts w:ascii="Arial Narrow" w:eastAsia="Times New Roman" w:hAnsi="Arial Narrow" w:cs="Calibri"/>
+                <w:color w:val="000000"/>
+                <w:sz w:val="16"/>
+                <w:szCs w:val="16"/>
+              </w:rPr>
+              <w:t>subject</w:t>
+            </w:r>
+            <w:r>
+              <w:rPr>
+                <w:rFonts w:ascii="Arial Narrow" w:eastAsia="Times New Roman" w:hAnsi="Arial Narrow" w:cs="Calibri"/>
+                <w:b/>
+                <w:color w:val="000000"/>
+                <w:sz w:val="16"/>
+                <w:szCs w:val="16"/>
+              </w:rPr>
+              <w:t>}</w:t>
+            </w:r>
+          </w:p>
+        </w:tc>
+        <w:tc>
+          <w:tcPr>
+            <w:tcW w:w="418" w:type="pct"/>
+          </w:tcPr>
+          <w:p>
+            <w:pPr>
+              <w:jc w:val="center"/>
+              <w:rPr>
+                <w:rFonts w:ascii="Arial Narrow" w:hAnsi="Arial Narrow" w:cs="Arial"/>
+                <w:b/>
+                <w:sz w:val="16"/>
+                <w:szCs w:val="16"/>
+              </w:rPr>
+            </w:pPr>
+            <w:r>
+              <w:rPr>
+                <w:rFonts w:ascii="Arial Narrow" w:hAnsi="Arial Narrow" w:cs="Arial"/>
+                <w:sz w:val="16"/>
+                <w:szCs w:val="16"/>
+              </w:rPr>
+              <w:t>{semester}</w:t>
+            </w:r>
+          </w:p>
+        </w:tc>
+        <w:tc>
+          <w:tcPr>
+            <w:tcW w:w="334" w:type="pct"/>
+          </w:tcPr>
+          <w:p>
+            <w:pPr>
+              <w:jc w:val="center"/>
+              <w:rPr>
+                <w:rFonts w:ascii="Arial Narrow" w:hAnsi="Arial Narrow" w:cs="Arial"/>
+                <w:b/>
+                <w:sz w:val="16"/>
+                <w:szCs w:val="16"/>
+              </w:rPr>
+            </w:pPr>
+            <w:r>
+              <w:rPr>
+                <w:rFonts w:ascii="Arial Narrow" w:hAnsi="Arial Narrow" w:cs="Arial"/>
+                <w:sz w:val="16"/>
+                <w:szCs w:val="16"/>
+              </w:rPr>
+              <w:t>{grades}</w:t>
+            </w:r>
+          </w:p>
+        </w:tc>
+        <w:tc>
+          <w:tcPr>
+            <w:tcW w:w="1750" w:type="pct"/>
+          </w:tcPr>
+          <w:p>
+            <w:pPr>
+              <w:jc w:val="center"/>
+              <w:rPr>
+                <w:rFonts w:ascii="Arial Narrow" w:hAnsi="Arial Narrow" w:cs="Arial"/>
+                <w:b/>
+                <w:sz w:val="16"/>
+                <w:szCs w:val="16"/>
+              </w:rPr>
+            </w:pPr>
+            <w:r>
+              <w:rPr>
+                <w:rFonts w:ascii="Arial Narrow" w:eastAsia="Times New Roman" w:hAnsi="Arial Narrow" w:cs="Calibri"/>
+                <w:b/>
+                <w:color w:val="000000"/>
+                <w:sz w:val="16"/>
+                <w:szCs w:val="16"/>
+              </w:rPr>
+              <w:t>{</w:t>
+            </w:r>
+            <w:r>
+              <w:rPr>
+                <w:rFonts w:ascii="Arial Narrow" w:eastAsia="Times New Roman" w:hAnsi="Arial Narrow" w:cs="Calibri"/>
+                <w:color w:val="000000"/>
+                <w:sz w:val="16"/>
+                <w:szCs w:val="16"/>
+              </w:rPr>
+              <w:t>subject</w:t>
+            </w:r>
+            <w:r>
+              <w:rPr>
+                <w:rFonts w:ascii="Arial Narrow" w:eastAsia="Times New Roman" w:hAnsi="Arial Narrow" w:cs="Calibri"/>
+                <w:b/>
+                <w:color w:val="000000"/>
+                <w:sz w:val="16"/>
+                <w:szCs w:val="16"/>
+              </w:rPr>
+              <w:t>}</w:t>
+            </w:r>
+          </w:p>
+        </w:tc>
+        <w:tc>
+          <w:tcPr>
+            <w:tcW w:w="418" w:type="pct"/>
+          </w:tcPr>
+          <w:p>
+            <w:pPr>
+              <w:jc w:val="center"/>
+              <w:rPr>
+                <w:rFonts w:ascii="Arial Narrow" w:hAnsi="Arial Narrow" w:cs="Arial"/>
+                <w:b/>
+                <w:sz w:val="16"/>
+                <w:szCs w:val="16"/>
+              </w:rPr>
+            </w:pPr>
+            <w:r>
+              <w:rPr>
+                <w:rFonts w:ascii="Arial Narrow" w:hAnsi="Arial Narrow" w:cs="Arial"/>
+                <w:sz w:val="16"/>
+                <w:szCs w:val="16"/>
+              </w:rPr>
+              <w:t>{semester}</w:t>
+            </w:r>
+          </w:p>
+        </w:tc>
+        <w:tc>
+          <w:tcPr>
+            <w:tcW w:w="330" w:type="pct"/>
+          </w:tcPr>
+          <w:p>
+            <w:pPr>
+              <w:jc w:val="center"/>
+              <w:rPr>
+                <w:rFonts w:ascii="Arial Narrow" w:hAnsi="Arial Narrow" w:cs="Arial"/>
+                <w:b/>
+                <w:sz w:val="16"/>
+                <w:szCs w:val="16"/>
+              </w:rPr>
+            </w:pPr>
+            <w:r>
+              <w:rPr>
+                <w:rFonts w:ascii="Arial Narrow" w:hAnsi="Arial Narrow" w:cs="Arial"/>
+                <w:sz w:val="16"/>
+                <w:szCs w:val="16"/>
+              </w:rPr>
+              <w:t>{grades}</w:t>
+            </w:r>
+          </w:p>
+        </w:tc>
+      </w:tr>
+      <w:tr>
+        <w:trPr>
+          <w:trHeight w:val="107"/>
+        </w:trPr>
+        <w:tc>
+          <w:tcPr>
+            <w:tcW w:w="1749" w:type="pct"/>
+          </w:tcPr>
+          <w:p>
+            <w:pPr>
+              <w:jc w:val="center"/>
+              <w:rPr>
+                <w:rFonts w:ascii="Arial Narrow" w:eastAsia="Times New Roman" w:hAnsi="Arial Narrow" w:cs="Calibri"/>
+                <w:b/>
+                <w:color w:val="000000"/>
+                <w:sz w:val="16"/>
+                <w:szCs w:val="16"/>
+              </w:rPr>
+            </w:pPr>
+            <w:r>
+              <w:rPr>
+                <w:rFonts w:ascii="Arial Narrow" w:eastAsia="Times New Roman" w:hAnsi="Arial Narrow" w:cs="Calibri"/>
+                <w:b/>
+                <w:color w:val="000000"/>
+                <w:sz w:val="16"/>
+                <w:szCs w:val="16"/>
+              </w:rPr>
+              <w:t>{</w:t>
+            </w:r>
+            <w:r>
+              <w:rPr>
+                <w:rFonts w:ascii="Arial Narrow" w:eastAsia="Times New Roman" w:hAnsi="Arial Narrow" w:cs="Calibri"/>
+                <w:color w:val="000000"/>
+                <w:sz w:val="16"/>
+                <w:szCs w:val="16"/>
+              </w:rPr>
+              <w:t>subject</w:t>
+            </w:r>
+            <w:r>
+              <w:rPr>
+                <w:rFonts w:ascii="Arial Narrow" w:eastAsia="Times New Roman" w:hAnsi="Arial Narrow" w:cs="Calibri"/>
+                <w:b/>
+                <w:color w:val="000000"/>
+                <w:sz w:val="16"/>
+                <w:szCs w:val="16"/>
+              </w:rPr>
+              <w:t>}</w:t>
+            </w:r>
+          </w:p>
+        </w:tc>
+        <w:tc>
+          <w:tcPr>
+            <w:tcW w:w="418" w:type="pct"/>
+          </w:tcPr>
+          <w:p>
+            <w:pPr>
+              <w:jc w:val="center"/>
+              <w:rPr>
+                <w:rFonts w:ascii="Arial Narrow" w:hAnsi="Arial Narrow" w:cs="Arial"/>
+                <w:b/>
+                <w:sz w:val="16"/>
+                <w:szCs w:val="16"/>
+              </w:rPr>
+            </w:pPr>
+            <w:r>
+              <w:rPr>
+                <w:rFonts w:ascii="Arial Narrow" w:hAnsi="Arial Narrow" w:cs="Arial"/>
+                <w:sz w:val="16"/>
+                <w:szCs w:val="16"/>
+              </w:rPr>
+              <w:t>{semester}</w:t>
+            </w:r>
+          </w:p>
+        </w:tc>
+        <w:tc>
+          <w:tcPr>
+            <w:tcW w:w="334" w:type="pct"/>
+          </w:tcPr>
+          <w:p>
+            <w:pPr>
+              <w:jc w:val="center"/>
+              <w:rPr>
+                <w:rFonts w:ascii="Arial Narrow" w:hAnsi="Arial Narrow" w:cs="Arial"/>
+                <w:b/>
+                <w:sz w:val="16"/>
+                <w:szCs w:val="16"/>
+              </w:rPr>
+            </w:pPr>
+            <w:r>
+              <w:rPr>
+                <w:rFonts w:ascii="Arial Narrow" w:hAnsi="Arial Narrow" w:cs="Arial"/>
+                <w:sz w:val="16"/>
+                <w:szCs w:val="16"/>
+              </w:rPr>
+              <w:t>{grades}</w:t>
+            </w:r>
+          </w:p>
+        </w:tc>
+        <w:tc>
+          <w:tcPr>
+            <w:tcW w:w="1750" w:type="pct"/>
+          </w:tcPr>
+          <w:p>
+            <w:pPr>
+              <w:jc w:val="center"/>
+              <w:rPr>
+                <w:rFonts w:ascii="Arial Narrow" w:hAnsi="Arial Narrow" w:cs="Arial"/>
+                <w:b/>
+                <w:sz w:val="16"/>
+                <w:szCs w:val="16"/>
+              </w:rPr>
+            </w:pPr>
+            <w:r>
+              <w:rPr>
+                <w:rFonts w:ascii="Arial Narrow" w:eastAsia="Times New Roman" w:hAnsi="Arial Narrow" w:cs="Calibri"/>
+                <w:b/>
+                <w:color w:val="000000"/>
+                <w:sz w:val="16"/>
+                <w:szCs w:val="16"/>
+              </w:rPr>
+              <w:t>{</w:t>
+            </w:r>
+            <w:r>
+              <w:rPr>
+                <w:rFonts w:ascii="Arial Narrow" w:eastAsia="Times New Roman" w:hAnsi="Arial Narrow" w:cs="Calibri"/>
+                <w:color w:val="000000"/>
+                <w:sz w:val="16"/>
+                <w:szCs w:val="16"/>
+              </w:rPr>
+              <w:t>subject</w:t>
+            </w:r>
+            <w:r>
+              <w:rPr>
+                <w:rFonts w:ascii="Arial Narrow" w:eastAsia="Times New Roman" w:hAnsi="Arial Narrow" w:cs="Calibri"/>
+                <w:b/>
+                <w:color w:val="000000"/>
+                <w:sz w:val="16"/>
+                <w:szCs w:val="16"/>
+              </w:rPr>
+              <w:t>}</w:t>
+            </w:r>
+          </w:p>
+        </w:tc>
+        <w:tc>
+          <w:tcPr>
+            <w:tcW w:w="418" w:type="pct"/>
+          </w:tcPr>
+          <w:p>
+            <w:pPr>
+              <w:jc w:val="center"/>
+              <w:rPr>
+                <w:rFonts w:ascii="Arial Narrow" w:hAnsi="Arial Narrow" w:cs="Arial"/>
+                <w:b/>
+                <w:sz w:val="16"/>
+                <w:szCs w:val="16"/>
+              </w:rPr>
+            </w:pPr>
+            <w:r>
+              <w:rPr>
+                <w:rFonts w:ascii="Arial Narrow" w:hAnsi="Arial Narrow" w:cs="Arial"/>
+                <w:sz w:val="16"/>
+                <w:szCs w:val="16"/>
+              </w:rPr>
+              <w:t>{semester}</w:t>
+            </w:r>
+          </w:p>
+        </w:tc>
+        <w:tc>
+          <w:tcPr>
+            <w:tcW w:w="330" w:type="pct"/>
+          </w:tcPr>
+          <w:p>
+            <w:pPr>
+              <w:jc w:val="center"/>
+              <w:rPr>
+                <w:rFonts w:ascii="Arial Narrow" w:hAnsi="Arial Narrow" w:cs="Arial"/>
+                <w:b/>
+                <w:sz w:val="16"/>
+                <w:szCs w:val="16"/>
+              </w:rPr>
+            </w:pPr>
+            <w:r>
+              <w:rPr>
+                <w:rFonts w:ascii="Arial Narrow" w:hAnsi="Arial Narrow" w:cs="Arial"/>
+                <w:sz w:val="16"/>
+                <w:szCs w:val="16"/>
+              </w:rPr>
+              <w:t>{grades}</w:t>
+            </w:r>
+          </w:p>
+        </w:tc>
+      </w:tr>
+      <w:tr>
+        <w:trPr>
+          <w:trHeight w:val="107"/>
+        </w:trPr>
+        <w:tc>
+          <w:tcPr>
+            <w:tcW w:w="1749" w:type="pct"/>
+          </w:tcPr>
+          <w:p>
+            <w:pPr>
+              <w:jc w:val="center"/>
+              <w:rPr>
+                <w:rFonts w:ascii="Arial Narrow" w:eastAsia="Times New Roman" w:hAnsi="Arial Narrow" w:cs="Calibri"/>
+                <w:b/>
+                <w:color w:val="000000"/>
+                <w:sz w:val="16"/>
+                <w:szCs w:val="16"/>
+              </w:rPr>
+            </w:pPr>
+            <w:r>
+              <w:rPr>
+                <w:rFonts w:ascii="Arial Narrow" w:eastAsia="Times New Roman" w:hAnsi="Arial Narrow" w:cs="Calibri"/>
+                <w:b/>
+                <w:color w:val="000000"/>
+                <w:sz w:val="16"/>
+                <w:szCs w:val="16"/>
+              </w:rPr>
+              <w:t>{</w:t>
+            </w:r>
+            <w:r>
+              <w:rPr>
+                <w:rFonts w:ascii="Arial Narrow" w:eastAsia="Times New Roman" w:hAnsi="Arial Narrow" w:cs="Calibri"/>
+                <w:color w:val="000000"/>
+                <w:sz w:val="16"/>
+                <w:szCs w:val="16"/>
+              </w:rPr>
+              <w:t>subject</w:t>
+            </w:r>
+            <w:r>
+              <w:rPr>
+                <w:rFonts w:ascii="Arial Narrow" w:eastAsia="Times New Roman" w:hAnsi="Arial Narrow" w:cs="Calibri"/>
+                <w:b/>
+                <w:color w:val="000000"/>
+                <w:sz w:val="16"/>
+                <w:szCs w:val="16"/>
+              </w:rPr>
+              <w:t>}</w:t>
+            </w:r>
+          </w:p>
+        </w:tc>
+        <w:tc>
+          <w:tcPr>
+            <w:tcW w:w="418" w:type="pct"/>
+          </w:tcPr>
+          <w:p>
+            <w:pPr>
+              <w:jc w:val="center"/>
+              <w:rPr>
+                <w:rFonts w:ascii="Arial Narrow" w:hAnsi="Arial Narrow" w:cs="Arial"/>
+                <w:b/>
+                <w:sz w:val="16"/>
+                <w:szCs w:val="16"/>
+              </w:rPr>
+            </w:pPr>
+            <w:r>
+              <w:rPr>
+                <w:rFonts w:ascii="Arial Narrow" w:hAnsi="Arial Narrow" w:cs="Arial"/>
+                <w:sz w:val="16"/>
+                <w:szCs w:val="16"/>
+              </w:rPr>
+              <w:t>{semester}</w:t>
+            </w:r>
+          </w:p>
+        </w:tc>
+        <w:tc>
+          <w:tcPr>
+            <w:tcW w:w="334" w:type="pct"/>
+          </w:tcPr>
+          <w:p>
+            <w:pPr>
+              <w:jc w:val="center"/>
+              <w:rPr>
+                <w:rFonts w:ascii="Arial Narrow" w:hAnsi="Arial Narrow" w:cs="Arial"/>
+                <w:b/>
+                <w:sz w:val="16"/>
+                <w:szCs w:val="16"/>
+              </w:rPr>
+            </w:pPr>
+            <w:r>
+              <w:rPr>
+                <w:rFonts w:ascii="Arial Narrow" w:hAnsi="Arial Narrow" w:cs="Arial"/>
+                <w:sz w:val="16"/>
+                <w:szCs w:val="16"/>
+              </w:rPr>
+              <w:t>{grades}</w:t>
+            </w:r>
+          </w:p>
+        </w:tc>
+        <w:tc>
+          <w:tcPr>
+            <w:tcW w:w="1750" w:type="pct"/>
+          </w:tcPr>
+          <w:p>
+            <w:pPr>
+              <w:jc w:val="center"/>
+              <w:rPr>
+                <w:rFonts w:ascii="Arial Narrow" w:hAnsi="Arial Narrow" w:cs="Arial"/>
+                <w:b/>
+                <w:sz w:val="16"/>
+                <w:szCs w:val="16"/>
+              </w:rPr>
+            </w:pPr>
+            <w:r>
+              <w:rPr>
+                <w:rFonts w:ascii="Arial Narrow" w:eastAsia="Times New Roman" w:hAnsi="Arial Narrow" w:cs="Calibri"/>
+                <w:b/>
+                <w:color w:val="000000"/>
+                <w:sz w:val="16"/>
+                <w:szCs w:val="16"/>
+              </w:rPr>
+              <w:t>{</w:t>
+            </w:r>
+            <w:r>
+              <w:rPr>
+                <w:rFonts w:ascii="Arial Narrow" w:eastAsia="Times New Roman" w:hAnsi="Arial Narrow" w:cs="Calibri"/>
+                <w:color w:val="000000"/>
+                <w:sz w:val="16"/>
+                <w:szCs w:val="16"/>
+              </w:rPr>
+              <w:t>subject</w:t>
+            </w:r>
+            <w:r>
+              <w:rPr>
+                <w:rFonts w:ascii="Arial Narrow" w:eastAsia="Times New Roman" w:hAnsi="Arial Narrow" w:cs="Calibri"/>
+                <w:b/>
+                <w:color w:val="000000"/>
+                <w:sz w:val="16"/>
+                <w:szCs w:val="16"/>
+              </w:rPr>
+              <w:t>}</w:t>
+            </w:r>
+          </w:p>
+        </w:tc>
+        <w:tc>
+          <w:tcPr>
+            <w:tcW w:w="418" w:type="pct"/>
+          </w:tcPr>
+          <w:p>
+            <w:pPr>
+              <w:jc w:val="center"/>
+              <w:rPr>
+                <w:rFonts w:ascii="Arial Narrow" w:hAnsi="Arial Narrow" w:cs="Arial"/>
+                <w:b/>
+                <w:sz w:val="16"/>
+                <w:szCs w:val="16"/>
+              </w:rPr>
+            </w:pPr>
+            <w:r>
+              <w:rPr>
+                <w:rFonts w:ascii="Arial Narrow" w:hAnsi="Arial Narrow" w:cs="Arial"/>
+                <w:sz w:val="16"/>
+                <w:szCs w:val="16"/>
+              </w:rPr>
+              <w:t>{semester}</w:t>
+            </w:r>
+          </w:p>
+        </w:tc>
+        <w:tc>
+          <w:tcPr>
+            <w:tcW w:w="330" w:type="pct"/>
+          </w:tcPr>
+          <w:p>
+            <w:pPr>
+              <w:jc w:val="center"/>
+              <w:rPr>
+                <w:rFonts w:ascii="Arial Narrow" w:hAnsi="Arial Narrow" w:cs="Arial"/>
+                <w:b/>
+                <w:sz w:val="16"/>
+                <w:szCs w:val="16"/>
+              </w:rPr>
+            </w:pPr>
+            <w:r>
+              <w:rPr>
+                <w:rFonts w:ascii="Arial Narrow" w:hAnsi="Arial Narrow" w:cs="Arial"/>
+                <w:sz w:val="16"/>
+                <w:szCs w:val="16"/>
+              </w:rPr>
+              <w:t>{grades}</w:t>
+            </w:r>
+          </w:p>
+        </w:tc>
+      </w:tr>
+      <w:tr>
+        <w:trPr>
+          <w:trHeight w:val="107"/>
+        </w:trPr>
+        <w:tc>
+          <w:tcPr>
+            <w:tcW w:w="1749" w:type="pct"/>
+          </w:tcPr>
+          <w:p>
+            <w:pPr>
+              <w:jc w:val="center"/>
+              <w:rPr>
+                <w:rFonts w:ascii="Arial Narrow" w:eastAsia="Times New Roman" w:hAnsi="Arial Narrow" w:cs="Calibri"/>
+                <w:b/>
+                <w:color w:val="000000"/>
+                <w:sz w:val="16"/>
+                <w:szCs w:val="16"/>
+              </w:rPr>
+            </w:pPr>
+            <w:r>
+              <w:rPr>
+                <w:rFonts w:ascii="Arial Narrow" w:eastAsia="Times New Roman" w:hAnsi="Arial Narrow" w:cs="Calibri"/>
+                <w:b/>
+                <w:color w:val="000000"/>
+                <w:sz w:val="16"/>
+                <w:szCs w:val="16"/>
+              </w:rPr>
+              <w:t>{</w:t>
+            </w:r>
+            <w:r>
+              <w:rPr>
+                <w:rFonts w:ascii="Arial Narrow" w:eastAsia="Times New Roman" w:hAnsi="Arial Narrow" w:cs="Calibri"/>
+                <w:color w:val="000000"/>
+                <w:sz w:val="16"/>
+                <w:szCs w:val="16"/>
+              </w:rPr>
+              <w:t>subject</w:t>
+            </w:r>
+            <w:r>
+              <w:rPr>
+                <w:rFonts w:ascii="Arial Narrow" w:eastAsia="Times New Roman" w:hAnsi="Arial Narrow" w:cs="Calibri"/>
+                <w:b/>
+                <w:color w:val="000000"/>
+                <w:sz w:val="16"/>
+                <w:szCs w:val="16"/>
+              </w:rPr>
+              <w:t>}</w:t>
+            </w:r>
+          </w:p>
+        </w:tc>
+        <w:tc>
+          <w:tcPr>
+            <w:tcW w:w="418" w:type="pct"/>
+          </w:tcPr>
+          <w:p>
+            <w:pPr>
+              <w:jc w:val="center"/>
+              <w:rPr>
+                <w:rFonts w:ascii="Arial Narrow" w:hAnsi="Arial Narrow" w:cs="Arial"/>
+                <w:b/>
+                <w:sz w:val="16"/>
+                <w:szCs w:val="16"/>
+              </w:rPr>
+            </w:pPr>
+            <w:r>
+              <w:rPr>
+                <w:rFonts w:ascii="Arial Narrow" w:hAnsi="Arial Narrow" w:cs="Arial"/>
+                <w:sz w:val="16"/>
+                <w:szCs w:val="16"/>
+              </w:rPr>
+              <w:t>{semester}</w:t>
+            </w:r>
+          </w:p>
+        </w:tc>
+        <w:tc>
+          <w:tcPr>
+            <w:tcW w:w="334" w:type="pct"/>
+          </w:tcPr>
+          <w:p>
+            <w:pPr>
+              <w:jc w:val="center"/>
+              <w:rPr>
+                <w:rFonts w:ascii="Arial Narrow" w:hAnsi="Arial Narrow" w:cs="Arial"/>
+                <w:b/>
+                <w:sz w:val="16"/>
+                <w:szCs w:val="16"/>
+              </w:rPr>
+            </w:pPr>
+            <w:r>
+              <w:rPr>
+                <w:rFonts w:ascii="Arial Narrow" w:hAnsi="Arial Narrow" w:cs="Arial"/>
+                <w:sz w:val="16"/>
+                <w:szCs w:val="16"/>
+              </w:rPr>
+              <w:t>{grades}</w:t>
+            </w:r>
+          </w:p>
+        </w:tc>
+        <w:tc>
+          <w:tcPr>
+            <w:tcW w:w="1750" w:type="pct"/>
+          </w:tcPr>
+          <w:p>
+            <w:pPr>
+              <w:jc w:val="center"/>
+              <w:rPr>
+                <w:rFonts w:ascii="Arial Narrow" w:hAnsi="Arial Narrow" w:cs="Arial"/>
+                <w:b/>
+                <w:sz w:val="16"/>
+                <w:szCs w:val="16"/>
+              </w:rPr>
+            </w:pPr>
+            <w:r>
+              <w:rPr>
+                <w:rFonts w:ascii="Arial Narrow" w:eastAsia="Times New Roman" w:hAnsi="Arial Narrow" w:cs="Calibri"/>
+                <w:b/>
+                <w:color w:val="000000"/>
+                <w:sz w:val="16"/>
+                <w:szCs w:val="16"/>
+              </w:rPr>
+              <w:t>{</w:t>
+            </w:r>
+            <w:r>
+              <w:rPr>
+                <w:rFonts w:ascii="Arial Narrow" w:eastAsia="Times New Roman" w:hAnsi="Arial Narrow" w:cs="Calibri"/>
+                <w:color w:val="000000"/>
+                <w:sz w:val="16"/>
+                <w:szCs w:val="16"/>
+              </w:rPr>
+              <w:t>subject</w:t>
+            </w:r>
+            <w:r>
+              <w:rPr>
+                <w:rFonts w:ascii="Arial Narrow" w:eastAsia="Times New Roman" w:hAnsi="Arial Narrow" w:cs="Calibri"/>
+                <w:b/>
+                <w:color w:val="000000"/>
+                <w:sz w:val="16"/>
+                <w:szCs w:val="16"/>
+              </w:rPr>
+              <w:t>}</w:t>
+            </w:r>
+          </w:p>
+        </w:tc>
+        <w:tc>
+          <w:tcPr>
+            <w:tcW w:w="418" w:type="pct"/>
+          </w:tcPr>
+          <w:p>
+            <w:pPr>
+              <w:jc w:val="center"/>
+              <w:rPr>
+                <w:rFonts w:ascii="Arial Narrow" w:hAnsi="Arial Narrow" w:cs="Arial"/>
+                <w:b/>
+                <w:sz w:val="16"/>
+                <w:szCs w:val="16"/>
+              </w:rPr>
+            </w:pPr>
+            <w:r>
+              <w:rPr>
+                <w:rFonts w:ascii="Arial Narrow" w:hAnsi="Arial Narrow" w:cs="Arial"/>
+                <w:sz w:val="16"/>
+                <w:szCs w:val="16"/>
+              </w:rPr>
+              <w:t>{semester}</w:t>
+            </w:r>
+          </w:p>
+        </w:tc>
+        <w:tc>
+          <w:tcPr>
+            <w:tcW w:w="330" w:type="pct"/>
+          </w:tcPr>
+          <w:p>
+            <w:pPr>
+              <w:jc w:val="center"/>
+              <w:rPr>
+                <w:rFonts w:ascii="Arial Narrow" w:hAnsi="Arial Narrow" w:cs="Arial"/>
+                <w:b/>
+                <w:sz w:val="16"/>
+                <w:szCs w:val="16"/>
+              </w:rPr>
+            </w:pPr>
+            <w:r>
+              <w:rPr>
+                <w:rFonts w:ascii="Arial Narrow" w:hAnsi="Arial Narrow" w:cs="Arial"/>
+                <w:sz w:val="16"/>
+                <w:szCs w:val="16"/>
+              </w:rPr>
+              <w:t>{grades}</w:t>
+            </w:r>
+          </w:p>
+        </w:tc>
+      </w:tr>
+    </w:tbl>
     <w:p>
       <w:pPr>
         <w:spacing w:after="0" w:line="240" w:lineRule="auto"/>
         <w:rPr>
           <w:rFonts w:ascii="Arial Narrow" w:hAnsi="Arial Narrow"/>
           <w:b/>
-          <w:sz w:val="20"/>
-        </w:rPr>
-      </w:pPr>
-    </w:p>
-    <w:tbl>
-      <w:tblPr>
-        <w:tblStyle w:val="TableGrid"/>
-        <w:tblW w:w="4961" w:type="pct"/>
-        <w:tblLayout w:type="fixed"/>
-        <w:tblLook w:val="04A0" w:firstRow="1" w:lastRow="0" w:firstColumn="1" w:lastColumn="0" w:noHBand="0" w:noVBand="1"/>
-      </w:tblPr>
-      <w:tblGrid>
-        <w:gridCol w:w="7196"/>
-        <w:gridCol w:w="1259"/>
-        <w:gridCol w:w="1178"/>
-        <w:gridCol w:w="1073"/>
-      </w:tblGrid>
-      <w:tr>
-        <w:trPr>
-          <w:trHeight w:val="229"/>
-        </w:trPr>
-        <w:tc>
-          <w:tcPr>
-            <w:tcW w:w="3360" w:type="pct"/>
-          </w:tcPr>
-          <w:p>
-            <w:pPr>
-              <w:jc w:val="center"/>
-              <w:rPr>
-                <w:rFonts w:ascii="Arial Narrow" w:hAnsi="Arial Narrow" w:cs="Arial"/>
-                <w:b/>
-                <w:sz w:val="20"/>
-              </w:rPr>
-            </w:pPr>
-            <w:r>
-              <w:rPr>
-                <w:rFonts w:ascii="Arial Narrow" w:hAnsi="Arial Narrow" w:cs="Arial"/>
-                <w:b/>
-                <w:sz w:val="20"/>
-              </w:rPr>
-              <w:t>Subject</w:t>
-            </w:r>
-          </w:p>
-        </w:tc>
-        <w:tc>
-          <w:tcPr>
-            <w:tcW w:w="588" w:type="pct"/>
-          </w:tcPr>
-          <w:p>
-            <w:pPr>
-              <w:jc w:val="center"/>
-              <w:rPr>
-                <w:rFonts w:ascii="Arial Narrow" w:hAnsi="Arial Narrow" w:cs="Arial"/>
-                <w:b/>
-                <w:sz w:val="20"/>
-              </w:rPr>
-            </w:pPr>
-            <w:r>
-              <w:rPr>
-                <w:rFonts w:ascii="Arial Narrow" w:hAnsi="Arial Narrow" w:cs="Arial"/>
-                <w:b/>
-                <w:sz w:val="20"/>
-              </w:rPr>
-              <w:t>Grade Level</w:t>
-            </w:r>
-          </w:p>
-        </w:tc>
-        <w:tc>
-          <w:tcPr>
-            <w:tcW w:w="550" w:type="pct"/>
-          </w:tcPr>
-          <w:p>
-            <w:pPr>
-              <w:jc w:val="center"/>
-              <w:rPr>
-                <w:rFonts w:ascii="Arial Narrow" w:hAnsi="Arial Narrow" w:cs="Arial"/>
-                <w:b/>
-                <w:sz w:val="20"/>
-              </w:rPr>
-            </w:pPr>
-            <w:r>
-              <w:rPr>
-                <w:rFonts w:ascii="Arial Narrow" w:hAnsi="Arial Narrow" w:cs="Arial"/>
-                <w:b/>
-                <w:sz w:val="20"/>
-              </w:rPr>
-              <w:t>Semester</w:t>
-            </w:r>
-          </w:p>
-        </w:tc>
-        <w:tc>
-          <w:tcPr>
-            <w:tcW w:w="501" w:type="pct"/>
-          </w:tcPr>
-          <w:p>
-            <w:pPr>
-              <w:jc w:val="center"/>
-              <w:rPr>
-                <w:rFonts w:ascii="Arial Narrow" w:hAnsi="Arial Narrow" w:cs="Arial"/>
-                <w:b/>
-                <w:sz w:val="20"/>
-              </w:rPr>
-            </w:pPr>
-            <w:r>
-              <w:rPr>
-                <w:rFonts w:ascii="Arial Narrow" w:hAnsi="Arial Narrow" w:cs="Arial"/>
-                <w:b/>
-                <w:sz w:val="20"/>
-              </w:rPr>
-              <w:t>Grades</w:t>
-            </w:r>
-          </w:p>
-        </w:tc>
-      </w:tr>
-      <w:tr>
-        <w:trPr>
-          <w:trHeight w:val="229"/>
-        </w:trPr>
-        <w:tc>
-          <w:tcPr>
-            <w:tcW w:w="3360" w:type="pct"/>
-          </w:tcPr>
-          <w:p>
-            <w:pPr>
-              <w:jc w:val="center"/>
-              <w:rPr>
-                <w:rFonts w:ascii="Arial Narrow" w:hAnsi="Arial Narrow" w:cs="Arial"/>
-                <w:b/>
-                <w:sz w:val="20"/>
-              </w:rPr>
-            </w:pPr>
-            <w:r>
-              <w:rPr>
-                <w:rFonts w:ascii="Arial Narrow" w:eastAsia="Times New Roman" w:hAnsi="Arial Narrow" w:cs="Calibri"/>
-                <w:b/>
-                <w:color w:val="000000"/>
-                <w:sz w:val="20"/>
-                <w:szCs w:val="20"/>
-              </w:rPr>
-              <w:t>{</w:t>
-            </w:r>
-            <w:r>
-              <w:rPr>
-                <w:rFonts w:ascii="Arial Narrow" w:eastAsia="Times New Roman" w:hAnsi="Arial Narrow" w:cs="Calibri"/>
-                <w:color w:val="000000"/>
-                <w:sz w:val="20"/>
-                <w:szCs w:val="20"/>
-              </w:rPr>
-              <w:t>subject</w:t>
-            </w:r>
-            <w:r>
-              <w:rPr>
-                <w:rFonts w:ascii="Arial Narrow" w:eastAsia="Times New Roman" w:hAnsi="Arial Narrow" w:cs="Calibri"/>
-                <w:b/>
-                <w:color w:val="000000"/>
-                <w:sz w:val="20"/>
-                <w:szCs w:val="20"/>
-              </w:rPr>
-              <w:t>}</w:t>
-            </w:r>
-          </w:p>
-        </w:tc>
-        <w:tc>
-          <w:tcPr>
-            <w:tcW w:w="588" w:type="pct"/>
-          </w:tcPr>
-          <w:p>
-            <w:pPr>
-              <w:jc w:val="center"/>
-              <w:rPr>
-                <w:rFonts w:ascii="Arial Narrow" w:hAnsi="Arial Narrow" w:cs="Arial"/>
-                <w:sz w:val="20"/>
-              </w:rPr>
-            </w:pPr>
-            <w:r>
-              <w:rPr>
-                <w:rFonts w:ascii="Arial Narrow" w:hAnsi="Arial Narrow" w:cs="Arial"/>
-                <w:sz w:val="20"/>
-              </w:rPr>
-              <w:t>{</w:t>
-            </w:r>
-            <w:proofErr w:type="spellStart"/>
-            <w:r>
-              <w:rPr>
-                <w:rFonts w:ascii="Arial Narrow" w:hAnsi="Arial Narrow" w:cs="Arial"/>
-                <w:sz w:val="20"/>
-              </w:rPr>
-              <w:t>grade_level</w:t>
-            </w:r>
-            <w:proofErr w:type="spellEnd"/>
-            <w:r>
-              <w:rPr>
-                <w:rFonts w:ascii="Arial Narrow" w:hAnsi="Arial Narrow" w:cs="Arial"/>
-                <w:sz w:val="20"/>
-              </w:rPr>
-              <w:t>}</w:t>
-            </w:r>
-          </w:p>
-        </w:tc>
-        <w:tc>
-          <w:tcPr>
-            <w:tcW w:w="550" w:type="pct"/>
-          </w:tcPr>
-          <w:p>
-            <w:pPr>
-              <w:jc w:val="center"/>
-              <w:rPr>
-                <w:rFonts w:ascii="Arial Narrow" w:hAnsi="Arial Narrow" w:cs="Arial"/>
-                <w:sz w:val="20"/>
-              </w:rPr>
-            </w:pPr>
-            <w:r>
-              <w:rPr>
-                <w:rFonts w:ascii="Arial Narrow" w:hAnsi="Arial Narrow" w:cs="Arial"/>
-                <w:sz w:val="20"/>
-              </w:rPr>
-              <w:t>{semester}</w:t>
-            </w:r>
-          </w:p>
-        </w:tc>
-        <w:tc>
-          <w:tcPr>
-            <w:tcW w:w="501" w:type="pct"/>
-          </w:tcPr>
-          <w:p>
-            <w:pPr>
-              <w:jc w:val="center"/>
-              <w:rPr>
-                <w:rFonts w:ascii="Arial Narrow" w:hAnsi="Arial Narrow" w:cs="Arial"/>
-                <w:sz w:val="20"/>
-              </w:rPr>
-            </w:pPr>
-            <w:r>
-              <w:rPr>
-                <w:rFonts w:ascii="Arial Narrow" w:hAnsi="Arial Narrow" w:cs="Arial"/>
-                <w:sz w:val="20"/>
-              </w:rPr>
-              <w:t>{grades}</w:t>
-            </w:r>
-          </w:p>
-        </w:tc>
-      </w:tr>
-      <w:tr>
-        <w:tc>
-          <w:tcPr>
-            <w:tcW w:w="3360" w:type="pct"/>
-            <w:tcBorders>
-              <w:bottom w:val="single" w:sz="4" w:space="0" w:color="auto"/>
-            </w:tcBorders>
-          </w:tcPr>
-          <w:p>
-            <w:pPr>
-              <w:jc w:val="center"/>
-              <w:rPr>
-                <w:rFonts w:ascii="Arial Narrow" w:eastAsia="Times New Roman" w:hAnsi="Arial Narrow" w:cs="Calibri"/>
-                <w:color w:val="000000"/>
-                <w:sz w:val="20"/>
-                <w:szCs w:val="20"/>
-              </w:rPr>
-            </w:pPr>
-            <w:r>
-              <w:rPr>
-                <w:rFonts w:ascii="Arial Narrow" w:eastAsia="Times New Roman" w:hAnsi="Arial Narrow" w:cs="Calibri"/>
-                <w:b/>
-                <w:color w:val="000000"/>
-                <w:sz w:val="20"/>
-                <w:szCs w:val="20"/>
-              </w:rPr>
-              <w:t>{</w:t>
-            </w:r>
-            <w:r>
-              <w:rPr>
-                <w:rFonts w:ascii="Arial Narrow" w:eastAsia="Times New Roman" w:hAnsi="Arial Narrow" w:cs="Calibri"/>
-                <w:color w:val="000000"/>
-                <w:sz w:val="20"/>
-                <w:szCs w:val="20"/>
-              </w:rPr>
-              <w:t>subject</w:t>
-            </w:r>
-            <w:r>
-              <w:rPr>
-                <w:rFonts w:ascii="Arial Narrow" w:eastAsia="Times New Roman" w:hAnsi="Arial Narrow" w:cs="Calibri"/>
-                <w:b/>
-                <w:color w:val="000000"/>
-                <w:sz w:val="20"/>
-                <w:szCs w:val="20"/>
-              </w:rPr>
-              <w:t>}</w:t>
-            </w:r>
-          </w:p>
-        </w:tc>
-        <w:tc>
-          <w:tcPr>
-            <w:tcW w:w="588" w:type="pct"/>
-            <w:tcBorders>
-              <w:bottom w:val="single" w:sz="4" w:space="0" w:color="auto"/>
-            </w:tcBorders>
-          </w:tcPr>
-          <w:p>
-            <w:pPr>
-              <w:jc w:val="center"/>
-              <w:rPr>
-                <w:rFonts w:ascii="Arial Narrow" w:eastAsia="Times New Roman" w:hAnsi="Arial Narrow" w:cs="Calibri"/>
-                <w:color w:val="000000"/>
-                <w:sz w:val="20"/>
-                <w:szCs w:val="20"/>
-              </w:rPr>
-            </w:pPr>
-            <w:r>
-              <w:rPr>
-                <w:rFonts w:ascii="Arial Narrow" w:hAnsi="Arial Narrow" w:cs="Arial"/>
-                <w:sz w:val="20"/>
-              </w:rPr>
-              <w:t>{</w:t>
-            </w:r>
-            <w:proofErr w:type="spellStart"/>
-            <w:r>
-              <w:rPr>
-                <w:rFonts w:ascii="Arial Narrow" w:hAnsi="Arial Narrow" w:cs="Arial"/>
-                <w:sz w:val="20"/>
-              </w:rPr>
-              <w:t>grade_level</w:t>
-            </w:r>
-            <w:proofErr w:type="spellEnd"/>
-            <w:r>
-              <w:rPr>
-                <w:rFonts w:ascii="Arial Narrow" w:hAnsi="Arial Narrow" w:cs="Arial"/>
-                <w:sz w:val="20"/>
-              </w:rPr>
-              <w:t>}</w:t>
-            </w:r>
-          </w:p>
-        </w:tc>
-        <w:tc>
-          <w:tcPr>
-            <w:tcW w:w="550" w:type="pct"/>
-            <w:tcBorders>
-              <w:bottom w:val="single" w:sz="4" w:space="0" w:color="auto"/>
-            </w:tcBorders>
-          </w:tcPr>
-          <w:p>
-            <w:pPr>
-              <w:jc w:val="center"/>
-              <w:rPr>
-                <w:rFonts w:ascii="Arial Narrow" w:eastAsia="Times New Roman" w:hAnsi="Arial Narrow" w:cs="Calibri"/>
-                <w:color w:val="000000"/>
-                <w:sz w:val="20"/>
-                <w:szCs w:val="20"/>
-              </w:rPr>
-            </w:pPr>
-            <w:r>
-              <w:rPr>
-                <w:rFonts w:ascii="Arial Narrow" w:hAnsi="Arial Narrow" w:cs="Arial"/>
-                <w:sz w:val="20"/>
-              </w:rPr>
-              <w:t>{semester}</w:t>
-            </w:r>
-          </w:p>
-        </w:tc>
-        <w:tc>
-          <w:tcPr>
-            <w:tcW w:w="501" w:type="pct"/>
-            <w:tcBorders>
-              <w:bottom w:val="single" w:sz="4" w:space="0" w:color="auto"/>
-            </w:tcBorders>
-          </w:tcPr>
-          <w:p>
-            <w:pPr>
-              <w:jc w:val="center"/>
-              <w:rPr>
-                <w:rFonts w:ascii="Arial Narrow" w:eastAsia="Times New Roman" w:hAnsi="Arial Narrow" w:cs="Calibri"/>
-                <w:color w:val="000000"/>
-                <w:sz w:val="20"/>
-                <w:szCs w:val="20"/>
-              </w:rPr>
-            </w:pPr>
-            <w:r>
-              <w:rPr>
-                <w:rFonts w:ascii="Arial Narrow" w:hAnsi="Arial Narrow" w:cs="Arial"/>
-                <w:sz w:val="20"/>
-              </w:rPr>
-              <w:t>{grades}</w:t>
-            </w:r>
-          </w:p>
-        </w:tc>
-      </w:tr>
-      <w:tr>
-        <w:tc>
-          <w:tcPr>
-            <w:tcW w:w="3360" w:type="pct"/>
-            <w:tcBorders>
-              <w:bottom w:val="single" w:sz="4" w:space="0" w:color="auto"/>
-            </w:tcBorders>
-          </w:tcPr>
-          <w:p>
-            <w:pPr>
-              <w:jc w:val="center"/>
-              <w:rPr>
-                <w:rFonts w:ascii="Arial Narrow" w:eastAsia="Times New Roman" w:hAnsi="Arial Narrow" w:cs="Calibri"/>
-                <w:color w:val="000000"/>
-                <w:sz w:val="20"/>
-                <w:szCs w:val="20"/>
-              </w:rPr>
-            </w:pPr>
-            <w:r>
-              <w:rPr>
-                <w:rFonts w:ascii="Arial Narrow" w:eastAsia="Times New Roman" w:hAnsi="Arial Narrow" w:cs="Calibri"/>
-                <w:b/>
-                <w:color w:val="000000"/>
-                <w:sz w:val="20"/>
-                <w:szCs w:val="20"/>
-              </w:rPr>
-              <w:t>{</w:t>
-            </w:r>
-            <w:r>
-              <w:rPr>
-                <w:rFonts w:ascii="Arial Narrow" w:eastAsia="Times New Roman" w:hAnsi="Arial Narrow" w:cs="Calibri"/>
-                <w:color w:val="000000"/>
-                <w:sz w:val="20"/>
-                <w:szCs w:val="20"/>
-              </w:rPr>
-              <w:t>subject</w:t>
-            </w:r>
-            <w:r>
-              <w:rPr>
-                <w:rFonts w:ascii="Arial Narrow" w:eastAsia="Times New Roman" w:hAnsi="Arial Narrow" w:cs="Calibri"/>
-                <w:b/>
-                <w:color w:val="000000"/>
-                <w:sz w:val="20"/>
-                <w:szCs w:val="20"/>
-              </w:rPr>
-              <w:t>}</w:t>
-            </w:r>
-          </w:p>
-        </w:tc>
-        <w:tc>
-          <w:tcPr>
-            <w:tcW w:w="588" w:type="pct"/>
-            <w:tcBorders>
-              <w:bottom w:val="single" w:sz="4" w:space="0" w:color="auto"/>
-            </w:tcBorders>
-          </w:tcPr>
-          <w:p>
-            <w:pPr>
-              <w:jc w:val="center"/>
-              <w:rPr>
-                <w:rFonts w:ascii="Arial Narrow" w:eastAsia="Times New Roman" w:hAnsi="Arial Narrow" w:cs="Calibri"/>
-                <w:color w:val="000000"/>
-                <w:sz w:val="20"/>
-                <w:szCs w:val="20"/>
-              </w:rPr>
-            </w:pPr>
-            <w:r>
-              <w:rPr>
-                <w:rFonts w:ascii="Arial Narrow" w:hAnsi="Arial Narrow" w:cs="Arial"/>
-                <w:sz w:val="20"/>
-              </w:rPr>
-              <w:t>{</w:t>
-            </w:r>
-            <w:proofErr w:type="spellStart"/>
-            <w:r>
-              <w:rPr>
-                <w:rFonts w:ascii="Arial Narrow" w:hAnsi="Arial Narrow" w:cs="Arial"/>
-                <w:sz w:val="20"/>
-              </w:rPr>
-              <w:t>grade_level</w:t>
-            </w:r>
-            <w:proofErr w:type="spellEnd"/>
-            <w:r>
-              <w:rPr>
-                <w:rFonts w:ascii="Arial Narrow" w:hAnsi="Arial Narrow" w:cs="Arial"/>
-                <w:sz w:val="20"/>
-              </w:rPr>
-              <w:t>}</w:t>
-            </w:r>
-          </w:p>
-        </w:tc>
-        <w:tc>
-          <w:tcPr>
-            <w:tcW w:w="550" w:type="pct"/>
-            <w:tcBorders>
-              <w:bottom w:val="single" w:sz="4" w:space="0" w:color="auto"/>
-            </w:tcBorders>
-          </w:tcPr>
-          <w:p>
-            <w:pPr>
-              <w:jc w:val="center"/>
-              <w:rPr>
-                <w:rFonts w:ascii="Arial Narrow" w:eastAsia="Times New Roman" w:hAnsi="Arial Narrow" w:cs="Calibri"/>
-                <w:color w:val="000000"/>
-                <w:sz w:val="20"/>
-                <w:szCs w:val="20"/>
-              </w:rPr>
-            </w:pPr>
-            <w:r>
-              <w:rPr>
-                <w:rFonts w:ascii="Arial Narrow" w:hAnsi="Arial Narrow" w:cs="Arial"/>
-                <w:sz w:val="20"/>
-              </w:rPr>
-              <w:t>{semester}</w:t>
-            </w:r>
-          </w:p>
-        </w:tc>
-        <w:tc>
-          <w:tcPr>
-            <w:tcW w:w="501" w:type="pct"/>
-            <w:tcBorders>
-              <w:bottom w:val="single" w:sz="4" w:space="0" w:color="auto"/>
-            </w:tcBorders>
-          </w:tcPr>
-          <w:p>
-            <w:pPr>
-              <w:jc w:val="center"/>
-              <w:rPr>
-                <w:rFonts w:ascii="Arial Narrow" w:eastAsia="Times New Roman" w:hAnsi="Arial Narrow" w:cs="Calibri"/>
-                <w:color w:val="000000"/>
-                <w:sz w:val="20"/>
-                <w:szCs w:val="20"/>
-              </w:rPr>
-            </w:pPr>
-            <w:r>
-              <w:rPr>
-                <w:rFonts w:ascii="Arial Narrow" w:hAnsi="Arial Narrow" w:cs="Arial"/>
-                <w:sz w:val="20"/>
-              </w:rPr>
-              <w:t>{grades}</w:t>
-            </w:r>
-          </w:p>
-        </w:tc>
-      </w:tr>
-      <w:tr>
-        <w:tc>
-          <w:tcPr>
-            <w:tcW w:w="3360" w:type="pct"/>
-            <w:tcBorders>
-              <w:bottom w:val="single" w:sz="4" w:space="0" w:color="auto"/>
-            </w:tcBorders>
-          </w:tcPr>
-          <w:p>
-            <w:pPr>
-              <w:jc w:val="center"/>
-              <w:rPr>
-                <w:rFonts w:ascii="Arial Narrow" w:eastAsia="Times New Roman" w:hAnsi="Arial Narrow" w:cs="Calibri"/>
-                <w:b/>
-                <w:color w:val="000000"/>
-                <w:sz w:val="20"/>
-                <w:szCs w:val="20"/>
-              </w:rPr>
-            </w:pPr>
-            <w:r>
-              <w:rPr>
-                <w:rFonts w:ascii="Arial Narrow" w:eastAsia="Times New Roman" w:hAnsi="Arial Narrow" w:cs="Calibri"/>
-                <w:b/>
-                <w:color w:val="000000"/>
-                <w:sz w:val="20"/>
-                <w:szCs w:val="20"/>
-              </w:rPr>
-              <w:t>{</w:t>
-            </w:r>
-            <w:r>
-              <w:rPr>
-                <w:rFonts w:ascii="Arial Narrow" w:eastAsia="Times New Roman" w:hAnsi="Arial Narrow" w:cs="Calibri"/>
-                <w:color w:val="000000"/>
-                <w:sz w:val="20"/>
-                <w:szCs w:val="20"/>
-              </w:rPr>
-              <w:t>subject</w:t>
-            </w:r>
-            <w:r>
-              <w:rPr>
-                <w:rFonts w:ascii="Arial Narrow" w:eastAsia="Times New Roman" w:hAnsi="Arial Narrow" w:cs="Calibri"/>
-                <w:b/>
-                <w:color w:val="000000"/>
-                <w:sz w:val="20"/>
-                <w:szCs w:val="20"/>
-              </w:rPr>
-              <w:t>}</w:t>
-            </w:r>
-          </w:p>
-        </w:tc>
-        <w:tc>
-          <w:tcPr>
-            <w:tcW w:w="588" w:type="pct"/>
-            <w:tcBorders>
-              <w:bottom w:val="single" w:sz="4" w:space="0" w:color="auto"/>
-            </w:tcBorders>
-          </w:tcPr>
-          <w:p>
-            <w:pPr>
-              <w:jc w:val="center"/>
-              <w:rPr>
-                <w:rFonts w:ascii="Arial Narrow" w:eastAsia="Times New Roman" w:hAnsi="Arial Narrow" w:cs="Calibri"/>
-                <w:color w:val="000000"/>
-                <w:sz w:val="20"/>
-                <w:szCs w:val="20"/>
-              </w:rPr>
-            </w:pPr>
-            <w:r>
-              <w:rPr>
-                <w:rFonts w:ascii="Arial Narrow" w:hAnsi="Arial Narrow" w:cs="Arial"/>
-                <w:sz w:val="20"/>
-              </w:rPr>
-              <w:t>{</w:t>
-            </w:r>
-            <w:proofErr w:type="spellStart"/>
-            <w:r>
-              <w:rPr>
-                <w:rFonts w:ascii="Arial Narrow" w:hAnsi="Arial Narrow" w:cs="Arial"/>
-                <w:sz w:val="20"/>
-              </w:rPr>
-              <w:t>grade_level</w:t>
-            </w:r>
-            <w:proofErr w:type="spellEnd"/>
-            <w:r>
-              <w:rPr>
-                <w:rFonts w:ascii="Arial Narrow" w:hAnsi="Arial Narrow" w:cs="Arial"/>
-                <w:sz w:val="20"/>
-              </w:rPr>
-              <w:t>}</w:t>
-            </w:r>
-          </w:p>
-        </w:tc>
-        <w:tc>
-          <w:tcPr>
-            <w:tcW w:w="550" w:type="pct"/>
-            <w:tcBorders>
-              <w:bottom w:val="single" w:sz="4" w:space="0" w:color="auto"/>
-            </w:tcBorders>
-          </w:tcPr>
-          <w:p>
-            <w:pPr>
-              <w:jc w:val="center"/>
-              <w:rPr>
-                <w:rFonts w:ascii="Arial Narrow" w:eastAsia="Times New Roman" w:hAnsi="Arial Narrow" w:cs="Calibri"/>
-                <w:color w:val="000000"/>
-                <w:sz w:val="20"/>
-                <w:szCs w:val="20"/>
-              </w:rPr>
-            </w:pPr>
-            <w:r>
-              <w:rPr>
-                <w:rFonts w:ascii="Arial Narrow" w:hAnsi="Arial Narrow" w:cs="Arial"/>
-                <w:sz w:val="20"/>
-              </w:rPr>
-              <w:t>{semester}</w:t>
-            </w:r>
-          </w:p>
-        </w:tc>
-        <w:tc>
-          <w:tcPr>
-            <w:tcW w:w="501" w:type="pct"/>
-            <w:tcBorders>
-              <w:bottom w:val="single" w:sz="4" w:space="0" w:color="auto"/>
-            </w:tcBorders>
-          </w:tcPr>
-          <w:p>
-            <w:pPr>
-              <w:jc w:val="center"/>
-              <w:rPr>
-                <w:rFonts w:ascii="Arial Narrow" w:eastAsia="Times New Roman" w:hAnsi="Arial Narrow" w:cs="Calibri"/>
-                <w:color w:val="000000"/>
-                <w:sz w:val="20"/>
-                <w:szCs w:val="20"/>
-              </w:rPr>
-            </w:pPr>
-            <w:r>
-              <w:rPr>
-                <w:rFonts w:ascii="Arial Narrow" w:hAnsi="Arial Narrow" w:cs="Arial"/>
-                <w:sz w:val="20"/>
-              </w:rPr>
-              <w:t>{grades}</w:t>
-            </w:r>
-          </w:p>
-        </w:tc>
-      </w:tr>
-      <w:tr>
-        <w:tc>
-          <w:tcPr>
-            <w:tcW w:w="3360" w:type="pct"/>
-            <w:tcBorders>
-              <w:bottom w:val="single" w:sz="4" w:space="0" w:color="auto"/>
-            </w:tcBorders>
-          </w:tcPr>
-          <w:p>
-            <w:pPr>
-              <w:jc w:val="center"/>
-              <w:rPr>
-                <w:rFonts w:ascii="Arial Narrow" w:eastAsia="Times New Roman" w:hAnsi="Arial Narrow" w:cs="Calibri"/>
-                <w:color w:val="000000"/>
-                <w:sz w:val="20"/>
-                <w:szCs w:val="20"/>
-              </w:rPr>
-            </w:pPr>
-            <w:r>
-              <w:rPr>
-                <w:rFonts w:ascii="Arial Narrow" w:eastAsia="Times New Roman" w:hAnsi="Arial Narrow" w:cs="Calibri"/>
-                <w:b/>
-                <w:color w:val="000000"/>
-                <w:sz w:val="20"/>
-                <w:szCs w:val="20"/>
-              </w:rPr>
-              <w:t>{</w:t>
-            </w:r>
-            <w:r>
-              <w:rPr>
-                <w:rFonts w:ascii="Arial Narrow" w:eastAsia="Times New Roman" w:hAnsi="Arial Narrow" w:cs="Calibri"/>
-                <w:color w:val="000000"/>
-                <w:sz w:val="20"/>
-                <w:szCs w:val="20"/>
-              </w:rPr>
-              <w:t>subject</w:t>
-            </w:r>
-            <w:r>
-              <w:rPr>
-                <w:rFonts w:ascii="Arial Narrow" w:eastAsia="Times New Roman" w:hAnsi="Arial Narrow" w:cs="Calibri"/>
-                <w:b/>
-                <w:color w:val="000000"/>
-                <w:sz w:val="20"/>
-                <w:szCs w:val="20"/>
-              </w:rPr>
-              <w:t>}</w:t>
-            </w:r>
-          </w:p>
-        </w:tc>
-        <w:tc>
-          <w:tcPr>
-            <w:tcW w:w="588" w:type="pct"/>
-            <w:tcBorders>
-              <w:bottom w:val="single" w:sz="4" w:space="0" w:color="auto"/>
-            </w:tcBorders>
-          </w:tcPr>
-          <w:p>
-            <w:pPr>
-              <w:jc w:val="center"/>
-              <w:rPr>
-                <w:rFonts w:ascii="Arial Narrow" w:eastAsia="Times New Roman" w:hAnsi="Arial Narrow" w:cs="Calibri"/>
-                <w:color w:val="000000"/>
-                <w:sz w:val="20"/>
-                <w:szCs w:val="20"/>
-              </w:rPr>
-            </w:pPr>
-            <w:r>
-              <w:rPr>
-                <w:rFonts w:ascii="Arial Narrow" w:hAnsi="Arial Narrow" w:cs="Arial"/>
-                <w:sz w:val="20"/>
-              </w:rPr>
-              <w:t>{</w:t>
-            </w:r>
-            <w:proofErr w:type="spellStart"/>
-            <w:r>
-              <w:rPr>
-                <w:rFonts w:ascii="Arial Narrow" w:hAnsi="Arial Narrow" w:cs="Arial"/>
-                <w:sz w:val="20"/>
-              </w:rPr>
-              <w:t>grade_level</w:t>
-            </w:r>
-            <w:proofErr w:type="spellEnd"/>
-            <w:r>
-              <w:rPr>
-                <w:rFonts w:ascii="Arial Narrow" w:hAnsi="Arial Narrow" w:cs="Arial"/>
-                <w:sz w:val="20"/>
-              </w:rPr>
-              <w:t>}</w:t>
-            </w:r>
-          </w:p>
-        </w:tc>
-        <w:tc>
-          <w:tcPr>
-            <w:tcW w:w="550" w:type="pct"/>
-            <w:tcBorders>
-              <w:bottom w:val="single" w:sz="4" w:space="0" w:color="auto"/>
-            </w:tcBorders>
-          </w:tcPr>
-          <w:p>
-            <w:pPr>
-              <w:jc w:val="center"/>
-              <w:rPr>
-                <w:rFonts w:ascii="Arial Narrow" w:eastAsia="Times New Roman" w:hAnsi="Arial Narrow" w:cs="Calibri"/>
-                <w:color w:val="000000"/>
-                <w:sz w:val="20"/>
-                <w:szCs w:val="20"/>
-              </w:rPr>
-            </w:pPr>
-            <w:r>
-              <w:rPr>
-                <w:rFonts w:ascii="Arial Narrow" w:hAnsi="Arial Narrow" w:cs="Arial"/>
-                <w:sz w:val="20"/>
-              </w:rPr>
-              <w:t>{semester}</w:t>
-            </w:r>
-          </w:p>
-        </w:tc>
-        <w:tc>
-          <w:tcPr>
-            <w:tcW w:w="501" w:type="pct"/>
-            <w:tcBorders>
-              <w:bottom w:val="single" w:sz="4" w:space="0" w:color="auto"/>
-            </w:tcBorders>
-          </w:tcPr>
-          <w:p>
-            <w:pPr>
-              <w:jc w:val="center"/>
-              <w:rPr>
-                <w:rFonts w:ascii="Arial Narrow" w:eastAsia="Times New Roman" w:hAnsi="Arial Narrow" w:cs="Calibri"/>
-                <w:color w:val="000000"/>
-                <w:sz w:val="20"/>
-                <w:szCs w:val="20"/>
-              </w:rPr>
-            </w:pPr>
-            <w:r>
-              <w:rPr>
-                <w:rFonts w:ascii="Arial Narrow" w:hAnsi="Arial Narrow" w:cs="Arial"/>
-                <w:sz w:val="20"/>
-              </w:rPr>
-              <w:t>{grades}</w:t>
-            </w:r>
-          </w:p>
-        </w:tc>
-      </w:tr>
-      <w:tr>
-        <w:tc>
-          <w:tcPr>
-            <w:tcW w:w="3360" w:type="pct"/>
-            <w:tcBorders>
-              <w:bottom w:val="single" w:sz="4" w:space="0" w:color="auto"/>
-            </w:tcBorders>
-          </w:tcPr>
-          <w:p>
-            <w:pPr>
-              <w:jc w:val="center"/>
-              <w:rPr>
-                <w:rFonts w:ascii="Arial Narrow" w:eastAsia="Times New Roman" w:hAnsi="Arial Narrow" w:cs="Calibri"/>
-                <w:b/>
-                <w:color w:val="000000"/>
-                <w:sz w:val="20"/>
-                <w:szCs w:val="20"/>
-              </w:rPr>
-            </w:pPr>
-            <w:r>
-              <w:rPr>
-                <w:rFonts w:ascii="Arial Narrow" w:eastAsia="Times New Roman" w:hAnsi="Arial Narrow" w:cs="Calibri"/>
-                <w:b/>
-                <w:color w:val="000000"/>
-                <w:sz w:val="20"/>
-                <w:szCs w:val="20"/>
-              </w:rPr>
-              <w:t>{</w:t>
-            </w:r>
-            <w:r>
-              <w:rPr>
-                <w:rFonts w:ascii="Arial Narrow" w:eastAsia="Times New Roman" w:hAnsi="Arial Narrow" w:cs="Calibri"/>
-                <w:color w:val="000000"/>
-                <w:sz w:val="20"/>
-                <w:szCs w:val="20"/>
-              </w:rPr>
-              <w:t>subject</w:t>
-            </w:r>
-            <w:r>
-              <w:rPr>
-                <w:rFonts w:ascii="Arial Narrow" w:eastAsia="Times New Roman" w:hAnsi="Arial Narrow" w:cs="Calibri"/>
-                <w:b/>
-                <w:color w:val="000000"/>
-                <w:sz w:val="20"/>
-                <w:szCs w:val="20"/>
-              </w:rPr>
-              <w:t>}</w:t>
-            </w:r>
-          </w:p>
-        </w:tc>
-        <w:tc>
-          <w:tcPr>
-            <w:tcW w:w="588" w:type="pct"/>
-            <w:tcBorders>
-              <w:bottom w:val="single" w:sz="4" w:space="0" w:color="auto"/>
-            </w:tcBorders>
-          </w:tcPr>
-          <w:p>
-            <w:pPr>
-              <w:jc w:val="center"/>
-              <w:rPr>
-                <w:rFonts w:ascii="Arial Narrow" w:eastAsia="Times New Roman" w:hAnsi="Arial Narrow" w:cs="Calibri"/>
-                <w:color w:val="000000"/>
-                <w:sz w:val="20"/>
-                <w:szCs w:val="20"/>
-              </w:rPr>
-            </w:pPr>
-            <w:r>
-              <w:rPr>
-                <w:rFonts w:ascii="Arial Narrow" w:hAnsi="Arial Narrow" w:cs="Arial"/>
-                <w:sz w:val="20"/>
-              </w:rPr>
-              <w:t>{</w:t>
-            </w:r>
-            <w:proofErr w:type="spellStart"/>
-            <w:r>
-              <w:rPr>
-                <w:rFonts w:ascii="Arial Narrow" w:hAnsi="Arial Narrow" w:cs="Arial"/>
-                <w:sz w:val="20"/>
-              </w:rPr>
-              <w:t>grade_level</w:t>
-            </w:r>
-            <w:proofErr w:type="spellEnd"/>
-            <w:r>
-              <w:rPr>
-                <w:rFonts w:ascii="Arial Narrow" w:hAnsi="Arial Narrow" w:cs="Arial"/>
-                <w:sz w:val="20"/>
-              </w:rPr>
-              <w:t>}</w:t>
-            </w:r>
-          </w:p>
-        </w:tc>
-        <w:tc>
-          <w:tcPr>
-            <w:tcW w:w="550" w:type="pct"/>
-            <w:tcBorders>
-              <w:bottom w:val="single" w:sz="4" w:space="0" w:color="auto"/>
-            </w:tcBorders>
-          </w:tcPr>
-          <w:p>
-            <w:pPr>
-              <w:jc w:val="center"/>
-              <w:rPr>
-                <w:rFonts w:ascii="Arial Narrow" w:eastAsia="Times New Roman" w:hAnsi="Arial Narrow" w:cs="Calibri"/>
-                <w:color w:val="000000"/>
-                <w:sz w:val="20"/>
-                <w:szCs w:val="20"/>
-              </w:rPr>
-            </w:pPr>
-            <w:r>
-              <w:rPr>
-                <w:rFonts w:ascii="Arial Narrow" w:hAnsi="Arial Narrow" w:cs="Arial"/>
-                <w:sz w:val="20"/>
-              </w:rPr>
-              <w:t>{semester}</w:t>
-            </w:r>
-          </w:p>
-        </w:tc>
-        <w:tc>
-          <w:tcPr>
-            <w:tcW w:w="501" w:type="pct"/>
-            <w:tcBorders>
-              <w:bottom w:val="single" w:sz="4" w:space="0" w:color="auto"/>
-            </w:tcBorders>
-          </w:tcPr>
-          <w:p>
-            <w:pPr>
-              <w:jc w:val="center"/>
-              <w:rPr>
-                <w:rFonts w:ascii="Arial Narrow" w:eastAsia="Times New Roman" w:hAnsi="Arial Narrow" w:cs="Calibri"/>
-                <w:color w:val="000000"/>
-                <w:sz w:val="20"/>
-                <w:szCs w:val="20"/>
-              </w:rPr>
-            </w:pPr>
-            <w:r>
-              <w:rPr>
-                <w:rFonts w:ascii="Arial Narrow" w:hAnsi="Arial Narrow" w:cs="Arial"/>
-                <w:sz w:val="20"/>
-              </w:rPr>
-              <w:t>{grades}</w:t>
-            </w:r>
-          </w:p>
-        </w:tc>
-      </w:tr>
-      <w:tr>
-        <w:tc>
-          <w:tcPr>
-            <w:tcW w:w="3360" w:type="pct"/>
-            <w:tcBorders>
-              <w:bottom w:val="single" w:sz="4" w:space="0" w:color="auto"/>
-            </w:tcBorders>
-          </w:tcPr>
-          <w:p>
-            <w:pPr>
-              <w:jc w:val="center"/>
-              <w:rPr>
-                <w:rFonts w:ascii="Arial Narrow" w:eastAsia="Times New Roman" w:hAnsi="Arial Narrow" w:cs="Calibri"/>
-                <w:color w:val="000000"/>
-                <w:sz w:val="20"/>
-                <w:szCs w:val="20"/>
-              </w:rPr>
-            </w:pPr>
-            <w:r>
-              <w:rPr>
-                <w:rFonts w:ascii="Arial Narrow" w:eastAsia="Times New Roman" w:hAnsi="Arial Narrow" w:cs="Calibri"/>
-                <w:b/>
-                <w:color w:val="000000"/>
-                <w:sz w:val="20"/>
-                <w:szCs w:val="20"/>
-              </w:rPr>
-              <w:t>{</w:t>
-            </w:r>
-            <w:r>
-              <w:rPr>
-                <w:rFonts w:ascii="Arial Narrow" w:eastAsia="Times New Roman" w:hAnsi="Arial Narrow" w:cs="Calibri"/>
-                <w:color w:val="000000"/>
-                <w:sz w:val="20"/>
-                <w:szCs w:val="20"/>
-              </w:rPr>
-              <w:t>subject</w:t>
-            </w:r>
-            <w:r>
-              <w:rPr>
-                <w:rFonts w:ascii="Arial Narrow" w:eastAsia="Times New Roman" w:hAnsi="Arial Narrow" w:cs="Calibri"/>
-                <w:b/>
-                <w:color w:val="000000"/>
-                <w:sz w:val="20"/>
-                <w:szCs w:val="20"/>
-              </w:rPr>
-              <w:t>}</w:t>
-            </w:r>
-          </w:p>
-        </w:tc>
-        <w:tc>
-          <w:tcPr>
-            <w:tcW w:w="588" w:type="pct"/>
-            <w:tcBorders>
-              <w:bottom w:val="single" w:sz="4" w:space="0" w:color="auto"/>
-            </w:tcBorders>
-          </w:tcPr>
-          <w:p>
-            <w:pPr>
-              <w:jc w:val="center"/>
-              <w:rPr>
-                <w:rFonts w:ascii="Arial Narrow" w:eastAsia="Times New Roman" w:hAnsi="Arial Narrow" w:cs="Calibri"/>
-                <w:color w:val="000000"/>
-                <w:sz w:val="20"/>
-                <w:szCs w:val="20"/>
-              </w:rPr>
-            </w:pPr>
-            <w:r>
-              <w:rPr>
-                <w:rFonts w:ascii="Arial Narrow" w:hAnsi="Arial Narrow" w:cs="Arial"/>
-                <w:sz w:val="20"/>
-              </w:rPr>
-              <w:t>{</w:t>
-            </w:r>
-            <w:proofErr w:type="spellStart"/>
-            <w:r>
-              <w:rPr>
-                <w:rFonts w:ascii="Arial Narrow" w:hAnsi="Arial Narrow" w:cs="Arial"/>
-                <w:sz w:val="20"/>
-              </w:rPr>
-              <w:t>grade_level</w:t>
-            </w:r>
-            <w:proofErr w:type="spellEnd"/>
-            <w:r>
-              <w:rPr>
-                <w:rFonts w:ascii="Arial Narrow" w:hAnsi="Arial Narrow" w:cs="Arial"/>
-                <w:sz w:val="20"/>
-              </w:rPr>
-              <w:t>}</w:t>
-            </w:r>
-          </w:p>
-        </w:tc>
-        <w:tc>
-          <w:tcPr>
-            <w:tcW w:w="550" w:type="pct"/>
-            <w:tcBorders>
-              <w:bottom w:val="single" w:sz="4" w:space="0" w:color="auto"/>
-            </w:tcBorders>
-          </w:tcPr>
-          <w:p>
-            <w:pPr>
-              <w:jc w:val="center"/>
-              <w:rPr>
-                <w:rFonts w:ascii="Arial Narrow" w:eastAsia="Times New Roman" w:hAnsi="Arial Narrow" w:cs="Calibri"/>
-                <w:color w:val="000000"/>
-                <w:sz w:val="20"/>
-                <w:szCs w:val="20"/>
-              </w:rPr>
-            </w:pPr>
-            <w:r>
-              <w:rPr>
-                <w:rFonts w:ascii="Arial Narrow" w:hAnsi="Arial Narrow" w:cs="Arial"/>
-                <w:sz w:val="20"/>
-              </w:rPr>
-              <w:t>{semester}</w:t>
-            </w:r>
-          </w:p>
-        </w:tc>
-        <w:tc>
-          <w:tcPr>
-            <w:tcW w:w="501" w:type="pct"/>
-            <w:tcBorders>
-              <w:bottom w:val="single" w:sz="4" w:space="0" w:color="auto"/>
-            </w:tcBorders>
-          </w:tcPr>
-          <w:p>
-            <w:pPr>
-              <w:jc w:val="center"/>
-              <w:rPr>
-                <w:rFonts w:ascii="Arial Narrow" w:eastAsia="Times New Roman" w:hAnsi="Arial Narrow" w:cs="Calibri"/>
-                <w:color w:val="000000"/>
-                <w:sz w:val="20"/>
-                <w:szCs w:val="20"/>
-              </w:rPr>
-            </w:pPr>
-            <w:r>
-              <w:rPr>
-                <w:rFonts w:ascii="Arial Narrow" w:hAnsi="Arial Narrow" w:cs="Arial"/>
-                <w:sz w:val="20"/>
-              </w:rPr>
-              <w:t>{grades}</w:t>
-            </w:r>
-          </w:p>
-        </w:tc>
-      </w:tr>
-      <w:tr>
-        <w:tc>
-          <w:tcPr>
-            <w:tcW w:w="3360" w:type="pct"/>
-          </w:tcPr>
-          <w:p>
-            <w:pPr>
-              <w:jc w:val="center"/>
-              <w:rPr>
-                <w:rFonts w:ascii="Arial Narrow" w:eastAsia="Times New Roman" w:hAnsi="Arial Narrow" w:cs="Calibri"/>
-                <w:color w:val="000000"/>
-                <w:sz w:val="20"/>
-                <w:szCs w:val="20"/>
-              </w:rPr>
-            </w:pPr>
-            <w:r>
-              <w:rPr>
-                <w:rFonts w:ascii="Arial Narrow" w:eastAsia="Times New Roman" w:hAnsi="Arial Narrow" w:cs="Calibri"/>
-                <w:b/>
-                <w:color w:val="000000"/>
-                <w:sz w:val="20"/>
-                <w:szCs w:val="20"/>
-              </w:rPr>
-              <w:t>{</w:t>
-            </w:r>
-            <w:r>
-              <w:rPr>
-                <w:rFonts w:ascii="Arial Narrow" w:eastAsia="Times New Roman" w:hAnsi="Arial Narrow" w:cs="Calibri"/>
-                <w:color w:val="000000"/>
-                <w:sz w:val="20"/>
-                <w:szCs w:val="20"/>
-              </w:rPr>
-              <w:t>subject</w:t>
-            </w:r>
-            <w:r>
-              <w:rPr>
-                <w:rFonts w:ascii="Arial Narrow" w:eastAsia="Times New Roman" w:hAnsi="Arial Narrow" w:cs="Calibri"/>
-                <w:b/>
-                <w:color w:val="000000"/>
-                <w:sz w:val="20"/>
-                <w:szCs w:val="20"/>
-              </w:rPr>
-              <w:t>}</w:t>
-            </w:r>
-          </w:p>
-        </w:tc>
-        <w:tc>
-          <w:tcPr>
-            <w:tcW w:w="588" w:type="pct"/>
-          </w:tcPr>
-          <w:p>
-            <w:pPr>
-              <w:jc w:val="center"/>
-              <w:rPr>
-                <w:rFonts w:ascii="Arial Narrow" w:eastAsia="Times New Roman" w:hAnsi="Arial Narrow" w:cs="Calibri"/>
-                <w:color w:val="000000"/>
-                <w:sz w:val="20"/>
-                <w:szCs w:val="20"/>
-              </w:rPr>
-            </w:pPr>
-            <w:r>
-              <w:rPr>
-                <w:rFonts w:ascii="Arial Narrow" w:hAnsi="Arial Narrow" w:cs="Arial"/>
-                <w:sz w:val="20"/>
-              </w:rPr>
-              <w:t>{</w:t>
-            </w:r>
-            <w:proofErr w:type="spellStart"/>
-            <w:r>
-              <w:rPr>
-                <w:rFonts w:ascii="Arial Narrow" w:hAnsi="Arial Narrow" w:cs="Arial"/>
-                <w:sz w:val="20"/>
-              </w:rPr>
-              <w:t>grade_level</w:t>
-            </w:r>
-            <w:proofErr w:type="spellEnd"/>
-            <w:r>
-              <w:rPr>
-                <w:rFonts w:ascii="Arial Narrow" w:hAnsi="Arial Narrow" w:cs="Arial"/>
-                <w:sz w:val="20"/>
-              </w:rPr>
-              <w:t>}</w:t>
-            </w:r>
-          </w:p>
-        </w:tc>
-        <w:tc>
-          <w:tcPr>
-            <w:tcW w:w="550" w:type="pct"/>
-          </w:tcPr>
-          <w:p>
-            <w:pPr>
-              <w:jc w:val="center"/>
-              <w:rPr>
-                <w:rFonts w:ascii="Arial Narrow" w:eastAsia="Times New Roman" w:hAnsi="Arial Narrow" w:cs="Calibri"/>
-                <w:color w:val="000000"/>
-                <w:sz w:val="20"/>
-                <w:szCs w:val="20"/>
-              </w:rPr>
-            </w:pPr>
-            <w:r>
-              <w:rPr>
-                <w:rFonts w:ascii="Arial Narrow" w:hAnsi="Arial Narrow" w:cs="Arial"/>
-                <w:sz w:val="20"/>
-              </w:rPr>
-              <w:t>{semester}</w:t>
-            </w:r>
-          </w:p>
-        </w:tc>
-        <w:tc>
-          <w:tcPr>
-            <w:tcW w:w="501" w:type="pct"/>
-          </w:tcPr>
-          <w:p>
-            <w:pPr>
-              <w:jc w:val="center"/>
-              <w:rPr>
-                <w:rFonts w:ascii="Arial Narrow" w:eastAsia="Times New Roman" w:hAnsi="Arial Narrow" w:cs="Calibri"/>
-                <w:color w:val="000000"/>
-                <w:sz w:val="20"/>
-                <w:szCs w:val="20"/>
-              </w:rPr>
-            </w:pPr>
-            <w:r>
-              <w:rPr>
-                <w:rFonts w:ascii="Arial Narrow" w:hAnsi="Arial Narrow" w:cs="Arial"/>
-                <w:sz w:val="20"/>
-              </w:rPr>
-              <w:t>{grades}</w:t>
-            </w:r>
-          </w:p>
-        </w:tc>
-      </w:tr>
-      <w:tr>
-        <w:tc>
-          <w:tcPr>
-            <w:tcW w:w="3360" w:type="pct"/>
-          </w:tcPr>
-          <w:p>
-            <w:pPr>
-              <w:jc w:val="center"/>
-              <w:rPr>
-                <w:rFonts w:ascii="Arial Narrow" w:eastAsia="Times New Roman" w:hAnsi="Arial Narrow" w:cs="Calibri"/>
-                <w:b/>
-                <w:color w:val="000000"/>
-                <w:sz w:val="20"/>
-                <w:szCs w:val="20"/>
-              </w:rPr>
-            </w:pPr>
-            <w:r>
-              <w:rPr>
-                <w:rFonts w:ascii="Arial Narrow" w:eastAsia="Times New Roman" w:hAnsi="Arial Narrow" w:cs="Calibri"/>
-                <w:b/>
-                <w:color w:val="000000"/>
-                <w:sz w:val="20"/>
-                <w:szCs w:val="20"/>
-              </w:rPr>
-              <w:t>{</w:t>
-            </w:r>
-            <w:r>
-              <w:rPr>
-                <w:rFonts w:ascii="Arial Narrow" w:eastAsia="Times New Roman" w:hAnsi="Arial Narrow" w:cs="Calibri"/>
-                <w:color w:val="000000"/>
-                <w:sz w:val="20"/>
-                <w:szCs w:val="20"/>
-              </w:rPr>
-              <w:t>subject</w:t>
-            </w:r>
-            <w:r>
-              <w:rPr>
-                <w:rFonts w:ascii="Arial Narrow" w:eastAsia="Times New Roman" w:hAnsi="Arial Narrow" w:cs="Calibri"/>
-                <w:b/>
-                <w:color w:val="000000"/>
-                <w:sz w:val="20"/>
-                <w:szCs w:val="20"/>
-              </w:rPr>
-              <w:t>}</w:t>
-            </w:r>
-          </w:p>
-        </w:tc>
-        <w:tc>
-          <w:tcPr>
-            <w:tcW w:w="588" w:type="pct"/>
-          </w:tcPr>
-          <w:p>
-            <w:pPr>
-              <w:jc w:val="center"/>
-              <w:rPr>
-                <w:rFonts w:ascii="Arial Narrow" w:hAnsi="Arial Narrow" w:cs="Arial"/>
-                <w:sz w:val="20"/>
-              </w:rPr>
-            </w:pPr>
-            <w:r>
-              <w:rPr>
-                <w:rFonts w:ascii="Arial Narrow" w:hAnsi="Arial Narrow" w:cs="Arial"/>
-                <w:sz w:val="20"/>
-              </w:rPr>
-              <w:t>{</w:t>
-            </w:r>
-            <w:proofErr w:type="spellStart"/>
-            <w:r>
-              <w:rPr>
-                <w:rFonts w:ascii="Arial Narrow" w:hAnsi="Arial Narrow" w:cs="Arial"/>
-                <w:sz w:val="20"/>
-              </w:rPr>
-              <w:t>grade_level</w:t>
-            </w:r>
-            <w:proofErr w:type="spellEnd"/>
-            <w:r>
-              <w:rPr>
-                <w:rFonts w:ascii="Arial Narrow" w:hAnsi="Arial Narrow" w:cs="Arial"/>
-                <w:sz w:val="20"/>
-              </w:rPr>
-              <w:t>}</w:t>
-            </w:r>
-          </w:p>
-        </w:tc>
-        <w:tc>
-          <w:tcPr>
-            <w:tcW w:w="550" w:type="pct"/>
-          </w:tcPr>
-          <w:p>
-            <w:pPr>
-              <w:jc w:val="center"/>
-              <w:rPr>
-                <w:rFonts w:ascii="Arial Narrow" w:hAnsi="Arial Narrow" w:cs="Arial"/>
-                <w:sz w:val="20"/>
-              </w:rPr>
-            </w:pPr>
-            <w:r>
-              <w:rPr>
-                <w:rFonts w:ascii="Arial Narrow" w:hAnsi="Arial Narrow" w:cs="Arial"/>
-                <w:sz w:val="20"/>
-              </w:rPr>
-              <w:t>{semester}</w:t>
-            </w:r>
-          </w:p>
-        </w:tc>
-        <w:tc>
-          <w:tcPr>
-            <w:tcW w:w="501" w:type="pct"/>
-          </w:tcPr>
-          <w:p>
-            <w:pPr>
-              <w:jc w:val="center"/>
-              <w:rPr>
-                <w:rFonts w:ascii="Arial Narrow" w:hAnsi="Arial Narrow" w:cs="Arial"/>
-                <w:sz w:val="20"/>
-              </w:rPr>
-            </w:pPr>
-            <w:r>
-              <w:rPr>
-                <w:rFonts w:ascii="Arial Narrow" w:hAnsi="Arial Narrow" w:cs="Arial"/>
-                <w:sz w:val="20"/>
-              </w:rPr>
-              <w:t>{grades}</w:t>
-            </w:r>
-          </w:p>
-        </w:tc>
-        <w:bookmarkStart w:id="0" w:name="_GoBack"/>
-        <w:bookmarkEnd w:id="0"/>
-      </w:tr>
-      <w:tr>
-        <w:tc>
-          <w:tcPr>
-            <w:tcW w:w="3360" w:type="pct"/>
-            <w:tcBorders>
-              <w:bottom w:val="single" w:sz="4" w:space="0" w:color="auto"/>
-            </w:tcBorders>
-          </w:tcPr>
-          <w:p>
-            <w:pPr>
-              <w:jc w:val="center"/>
-              <w:rPr>
-                <w:rFonts w:ascii="Arial Narrow" w:eastAsia="Times New Roman" w:hAnsi="Arial Narrow" w:cs="Calibri"/>
-                <w:b/>
-                <w:color w:val="000000"/>
-                <w:sz w:val="20"/>
-                <w:szCs w:val="20"/>
-              </w:rPr>
-            </w:pPr>
-          </w:p>
-        </w:tc>
-        <w:tc>
-          <w:tcPr>
-            <w:tcW w:w="588" w:type="pct"/>
-            <w:tcBorders>
-              <w:bottom w:val="single" w:sz="4" w:space="0" w:color="auto"/>
-            </w:tcBorders>
-          </w:tcPr>
-          <w:p>
-            <w:pPr>
-              <w:jc w:val="center"/>
-              <w:rPr>
-                <w:rFonts w:ascii="Arial Narrow" w:hAnsi="Arial Narrow" w:cs="Arial"/>
-                <w:b/>
-                <w:sz w:val="20"/>
-              </w:rPr>
-            </w:pPr>
-          </w:p>
-        </w:tc>
-        <w:tc>
-          <w:tcPr>
-            <w:tcW w:w="550" w:type="pct"/>
-            <w:tcBorders>
-              <w:bottom w:val="single" w:sz="4" w:space="0" w:color="auto"/>
-            </w:tcBorders>
-          </w:tcPr>
-          <w:p>
-            <w:pPr>
-              <w:jc w:val="center"/>
-              <w:rPr>
-                <w:rFonts w:ascii="Arial Narrow" w:hAnsi="Arial Narrow" w:cs="Arial"/>
-                <w:b/>
-                <w:sz w:val="20"/>
-              </w:rPr>
-            </w:pPr>
-          </w:p>
-        </w:tc>
-        <w:tc>
-          <w:tcPr>
-            <w:tcW w:w="501" w:type="pct"/>
-            <w:tcBorders>
-              <w:bottom w:val="single" w:sz="4" w:space="0" w:color="auto"/>
-            </w:tcBorders>
-          </w:tcPr>
-          <w:p>
-            <w:pPr>
-              <w:jc w:val="center"/>
-              <w:rPr>
-                <w:rFonts w:ascii="Arial Narrow" w:hAnsi="Arial Narrow" w:cs="Arial"/>
-                <w:b/>
-                <w:sz w:val="20"/>
-              </w:rPr>
-            </w:pPr>
-          </w:p>
-        </w:tc>
-      </w:tr>
-    </w:tbl>
-    <w:p>
-      <w:pPr>
-        <w:spacing w:after="0" w:line="240" w:lineRule="auto"/>
-        <w:rPr>
-          <w:rFonts w:ascii="Arial Narrow" w:hAnsi="Arial Narrow"/>
-          <w:sz w:val="20"/>
+          <w:sz w:val="24"/>
+          <w:szCs w:val="24"/>
         </w:rPr>
       </w:pPr>
     </w:p>
@@ -2469,52 +4764,40 @@
         <w:rPr>
           <w:rFonts w:ascii="Arial Narrow" w:hAnsi="Arial Narrow"/>
           <w:b/>
-          <w:sz w:val="20"/>
+          <w:sz w:val="24"/>
+          <w:szCs w:val="24"/>
         </w:rPr>
       </w:pPr>
       <w:r>
         <w:rPr>
           <w:rFonts w:ascii="Arial Narrow" w:hAnsi="Arial Narrow"/>
           <w:b/>
-          <w:sz w:val="20"/>
+          <w:sz w:val="24"/>
+          <w:szCs w:val="24"/>
         </w:rPr>
         <w:t xml:space="preserve">PERSONALITY </w:t>
       </w:r>
-    </w:p>
-    <w:p>
-      <w:pPr>
-        <w:spacing w:after="0" w:line="240" w:lineRule="auto"/>
-        <w:rPr>
-          <w:rFonts w:ascii="Arial Narrow" w:hAnsi="Arial Narrow"/>
-          <w:sz w:val="18"/>
-          <w:szCs w:val="20"/>
-        </w:rPr>
-      </w:pPr>
       <w:r>
         <w:rPr>
           <w:rFonts w:ascii="Arial Narrow" w:hAnsi="Arial Narrow"/>
-          <w:sz w:val="20"/>
+          <w:sz w:val="24"/>
+          <w:szCs w:val="24"/>
         </w:rPr>
         <w:tab/>
       </w:r>
       <w:r>
         <w:rPr>
           <w:rFonts w:ascii="Arial Narrow" w:hAnsi="Arial Narrow"/>
-          <w:sz w:val="20"/>
+          <w:sz w:val="24"/>
+          <w:szCs w:val="24"/>
         </w:rPr>
         <w:tab/>
       </w:r>
       <w:r>
         <w:rPr>
           <w:rFonts w:ascii="Arial Narrow" w:hAnsi="Arial Narrow"/>
-          <w:sz w:val="20"/>
-        </w:rPr>
-        <w:tab/>
-      </w:r>
-      <w:r>
-        <w:rPr>
-          <w:rFonts w:ascii="Arial Narrow" w:hAnsi="Arial Narrow"/>
-          <w:sz w:val="20"/>
+          <w:sz w:val="24"/>
+          <w:szCs w:val="24"/>
         </w:rPr>
         <w:tab/>
       </w:r>
@@ -2546,14 +4829,16 @@
               <w:rPr>
                 <w:rFonts w:ascii="Arial Narrow" w:hAnsi="Arial Narrow" w:cs="Arial"/>
                 <w:b/>
-                <w:sz w:val="20"/>
-              </w:rPr>
-            </w:pPr>
-            <w:r>
-              <w:rPr>
-                <w:rFonts w:ascii="Arial Narrow" w:hAnsi="Arial Narrow" w:cs="Arial"/>
-                <w:b/>
-                <w:sz w:val="20"/>
+                <w:sz w:val="24"/>
+                <w:szCs w:val="24"/>
+              </w:rPr>
+            </w:pPr>
+            <w:r>
+              <w:rPr>
+                <w:rFonts w:ascii="Arial Narrow" w:hAnsi="Arial Narrow" w:cs="Arial"/>
+                <w:b/>
+                <w:sz w:val="24"/>
+                <w:szCs w:val="24"/>
               </w:rPr>
               <w:t>Realistic</w:t>
             </w:r>
@@ -2569,14 +4854,16 @@
               <w:rPr>
                 <w:rFonts w:ascii="Arial Narrow" w:hAnsi="Arial Narrow" w:cs="Arial"/>
                 <w:b/>
-                <w:sz w:val="20"/>
-              </w:rPr>
-            </w:pPr>
-            <w:r>
-              <w:rPr>
-                <w:rFonts w:ascii="Arial Narrow" w:hAnsi="Arial Narrow" w:cs="Arial"/>
-                <w:b/>
-                <w:sz w:val="20"/>
+                <w:sz w:val="24"/>
+                <w:szCs w:val="24"/>
+              </w:rPr>
+            </w:pPr>
+            <w:r>
+              <w:rPr>
+                <w:rFonts w:ascii="Arial Narrow" w:hAnsi="Arial Narrow" w:cs="Arial"/>
+                <w:b/>
+                <w:sz w:val="24"/>
+                <w:szCs w:val="24"/>
               </w:rPr>
               <w:t>Investigative</w:t>
             </w:r>
@@ -2592,14 +4879,16 @@
               <w:rPr>
                 <w:rFonts w:ascii="Arial Narrow" w:hAnsi="Arial Narrow" w:cs="Arial"/>
                 <w:b/>
-                <w:sz w:val="20"/>
-              </w:rPr>
-            </w:pPr>
-            <w:r>
-              <w:rPr>
-                <w:rFonts w:ascii="Arial Narrow" w:hAnsi="Arial Narrow" w:cs="Arial"/>
-                <w:b/>
-                <w:sz w:val="20"/>
+                <w:sz w:val="24"/>
+                <w:szCs w:val="24"/>
+              </w:rPr>
+            </w:pPr>
+            <w:r>
+              <w:rPr>
+                <w:rFonts w:ascii="Arial Narrow" w:hAnsi="Arial Narrow" w:cs="Arial"/>
+                <w:b/>
+                <w:sz w:val="24"/>
+                <w:szCs w:val="24"/>
               </w:rPr>
               <w:t>Artistic</w:t>
             </w:r>
@@ -2615,14 +4904,16 @@
               <w:rPr>
                 <w:rFonts w:ascii="Arial Narrow" w:hAnsi="Arial Narrow" w:cs="Arial"/>
                 <w:b/>
-                <w:sz w:val="20"/>
-              </w:rPr>
-            </w:pPr>
-            <w:r>
-              <w:rPr>
-                <w:rFonts w:ascii="Arial Narrow" w:hAnsi="Arial Narrow" w:cs="Arial"/>
-                <w:b/>
-                <w:sz w:val="20"/>
+                <w:sz w:val="24"/>
+                <w:szCs w:val="24"/>
+              </w:rPr>
+            </w:pPr>
+            <w:r>
+              <w:rPr>
+                <w:rFonts w:ascii="Arial Narrow" w:hAnsi="Arial Narrow" w:cs="Arial"/>
+                <w:b/>
+                <w:sz w:val="24"/>
+                <w:szCs w:val="24"/>
               </w:rPr>
               <w:t>Social</w:t>
             </w:r>
@@ -2638,7 +4929,8 @@
               <w:rPr>
                 <w:rFonts w:ascii="Arial Narrow" w:hAnsi="Arial Narrow" w:cs="Arial"/>
                 <w:b/>
-                <w:sz w:val="20"/>
+                <w:sz w:val="24"/>
+                <w:szCs w:val="24"/>
               </w:rPr>
             </w:pPr>
             <w:proofErr w:type="spellStart"/>
@@ -2646,7 +4938,8 @@
               <w:rPr>
                 <w:rFonts w:ascii="Arial Narrow" w:hAnsi="Arial Narrow" w:cs="Arial"/>
                 <w:b/>
-                <w:sz w:val="20"/>
+                <w:sz w:val="24"/>
+                <w:szCs w:val="24"/>
               </w:rPr>
               <w:t>Entreprising</w:t>
             </w:r>
@@ -2663,14 +4956,16 @@
               <w:rPr>
                 <w:rFonts w:ascii="Arial Narrow" w:hAnsi="Arial Narrow" w:cs="Arial"/>
                 <w:b/>
-                <w:sz w:val="20"/>
-              </w:rPr>
-            </w:pPr>
-            <w:r>
-              <w:rPr>
-                <w:rFonts w:ascii="Arial Narrow" w:hAnsi="Arial Narrow" w:cs="Arial"/>
-                <w:b/>
-                <w:sz w:val="20"/>
+                <w:sz w:val="24"/>
+                <w:szCs w:val="24"/>
+              </w:rPr>
+            </w:pPr>
+            <w:r>
+              <w:rPr>
+                <w:rFonts w:ascii="Arial Narrow" w:hAnsi="Arial Narrow" w:cs="Arial"/>
+                <w:b/>
+                <w:sz w:val="24"/>
+                <w:szCs w:val="24"/>
               </w:rPr>
               <w:t>Conventional</w:t>
             </w:r>
@@ -2678,6 +4973,9 @@
         </w:tc>
       </w:tr>
       <w:tr>
+        <w:trPr>
+          <w:trHeight w:val="359"/>
+        </w:trPr>
         <w:tc>
           <w:tcPr>
             <w:tcW w:w="1800" w:type="dxa"/>
@@ -2687,13 +4985,15 @@
               <w:jc w:val="center"/>
               <w:rPr>
                 <w:rFonts w:ascii="Arial Narrow" w:hAnsi="Arial Narrow" w:cs="Arial"/>
-                <w:sz w:val="20"/>
-              </w:rPr>
-            </w:pPr>
-            <w:r>
-              <w:rPr>
-                <w:rFonts w:ascii="Arial Narrow" w:hAnsi="Arial Narrow" w:cs="Arial"/>
-                <w:sz w:val="20"/>
+                <w:sz w:val="24"/>
+                <w:szCs w:val="24"/>
+              </w:rPr>
+            </w:pPr>
+            <w:r>
+              <w:rPr>
+                <w:rFonts w:ascii="Arial Narrow" w:hAnsi="Arial Narrow" w:cs="Arial"/>
+                <w:sz w:val="24"/>
+                <w:szCs w:val="24"/>
               </w:rPr>
               <w:t>{</w:t>
             </w:r>
@@ -2701,14 +5001,16 @@
             <w:r>
               <w:rPr>
                 <w:rFonts w:ascii="Arial Narrow" w:hAnsi="Arial Narrow" w:cs="Arial"/>
-                <w:sz w:val="20"/>
+                <w:sz w:val="24"/>
+                <w:szCs w:val="24"/>
               </w:rPr>
               <w:t>r</w:t>
             </w:r>
             <w:r>
               <w:rPr>
                 <w:rFonts w:ascii="Arial Narrow" w:hAnsi="Arial Narrow" w:cs="Arial"/>
-                <w:sz w:val="20"/>
+                <w:sz w:val="24"/>
+                <w:szCs w:val="24"/>
               </w:rPr>
               <w:t>_score</w:t>
             </w:r>
@@ -2716,7 +5018,8 @@
             <w:r>
               <w:rPr>
                 <w:rFonts w:ascii="Arial Narrow" w:hAnsi="Arial Narrow" w:cs="Arial"/>
-                <w:sz w:val="20"/>
+                <w:sz w:val="24"/>
+                <w:szCs w:val="24"/>
               </w:rPr>
               <w:t>}</w:t>
             </w:r>
@@ -2731,13 +5034,15 @@
               <w:jc w:val="center"/>
               <w:rPr>
                 <w:rFonts w:ascii="Arial Narrow" w:hAnsi="Arial Narrow" w:cs="Arial"/>
-                <w:sz w:val="20"/>
-              </w:rPr>
-            </w:pPr>
-            <w:r>
-              <w:rPr>
-                <w:rFonts w:ascii="Arial Narrow" w:hAnsi="Arial Narrow" w:cs="Arial"/>
-                <w:sz w:val="20"/>
+                <w:sz w:val="24"/>
+                <w:szCs w:val="24"/>
+              </w:rPr>
+            </w:pPr>
+            <w:r>
+              <w:rPr>
+                <w:rFonts w:ascii="Arial Narrow" w:hAnsi="Arial Narrow" w:cs="Arial"/>
+                <w:sz w:val="24"/>
+                <w:szCs w:val="24"/>
               </w:rPr>
               <w:t>{</w:t>
             </w:r>
@@ -2745,7 +5050,8 @@
             <w:r>
               <w:rPr>
                 <w:rFonts w:ascii="Arial Narrow" w:hAnsi="Arial Narrow" w:cs="Arial"/>
-                <w:sz w:val="20"/>
+                <w:sz w:val="24"/>
+                <w:szCs w:val="24"/>
               </w:rPr>
               <w:t>i_score</w:t>
             </w:r>
@@ -2753,7 +5059,8 @@
             <w:r>
               <w:rPr>
                 <w:rFonts w:ascii="Arial Narrow" w:hAnsi="Arial Narrow" w:cs="Arial"/>
-                <w:sz w:val="20"/>
+                <w:sz w:val="24"/>
+                <w:szCs w:val="24"/>
               </w:rPr>
               <w:t>}</w:t>
             </w:r>
@@ -2768,13 +5075,15 @@
               <w:jc w:val="center"/>
               <w:rPr>
                 <w:rFonts w:ascii="Arial Narrow" w:hAnsi="Arial Narrow" w:cs="Arial"/>
-                <w:sz w:val="20"/>
-              </w:rPr>
-            </w:pPr>
-            <w:r>
-              <w:rPr>
-                <w:rFonts w:ascii="Arial Narrow" w:hAnsi="Arial Narrow" w:cs="Arial"/>
-                <w:sz w:val="20"/>
+                <w:sz w:val="24"/>
+                <w:szCs w:val="24"/>
+              </w:rPr>
+            </w:pPr>
+            <w:r>
+              <w:rPr>
+                <w:rFonts w:ascii="Arial Narrow" w:hAnsi="Arial Narrow" w:cs="Arial"/>
+                <w:sz w:val="24"/>
+                <w:szCs w:val="24"/>
               </w:rPr>
               <w:t>{</w:t>
             </w:r>
@@ -2782,7 +5091,8 @@
             <w:r>
               <w:rPr>
                 <w:rFonts w:ascii="Arial Narrow" w:hAnsi="Arial Narrow" w:cs="Arial"/>
-                <w:sz w:val="20"/>
+                <w:sz w:val="24"/>
+                <w:szCs w:val="24"/>
               </w:rPr>
               <w:t>a_score</w:t>
             </w:r>
@@ -2790,7 +5100,8 @@
             <w:r>
               <w:rPr>
                 <w:rFonts w:ascii="Arial Narrow" w:hAnsi="Arial Narrow" w:cs="Arial"/>
-                <w:sz w:val="20"/>
+                <w:sz w:val="24"/>
+                <w:szCs w:val="24"/>
               </w:rPr>
               <w:t>}</w:t>
             </w:r>
@@ -2805,13 +5116,15 @@
               <w:jc w:val="center"/>
               <w:rPr>
                 <w:rFonts w:ascii="Arial Narrow" w:hAnsi="Arial Narrow" w:cs="Arial"/>
-                <w:sz w:val="20"/>
-              </w:rPr>
-            </w:pPr>
-            <w:r>
-              <w:rPr>
-                <w:rFonts w:ascii="Arial Narrow" w:hAnsi="Arial Narrow" w:cs="Arial"/>
-                <w:sz w:val="20"/>
+                <w:sz w:val="24"/>
+                <w:szCs w:val="24"/>
+              </w:rPr>
+            </w:pPr>
+            <w:r>
+              <w:rPr>
+                <w:rFonts w:ascii="Arial Narrow" w:hAnsi="Arial Narrow" w:cs="Arial"/>
+                <w:sz w:val="24"/>
+                <w:szCs w:val="24"/>
               </w:rPr>
               <w:t>{</w:t>
             </w:r>
@@ -2819,7 +5132,8 @@
             <w:r>
               <w:rPr>
                 <w:rFonts w:ascii="Arial Narrow" w:hAnsi="Arial Narrow" w:cs="Arial"/>
-                <w:sz w:val="20"/>
+                <w:sz w:val="24"/>
+                <w:szCs w:val="24"/>
               </w:rPr>
               <w:t>s_score</w:t>
             </w:r>
@@ -2827,7 +5141,8 @@
             <w:r>
               <w:rPr>
                 <w:rFonts w:ascii="Arial Narrow" w:hAnsi="Arial Narrow" w:cs="Arial"/>
-                <w:sz w:val="20"/>
+                <w:sz w:val="24"/>
+                <w:szCs w:val="24"/>
               </w:rPr>
               <w:t>}</w:t>
             </w:r>
@@ -2842,13 +5157,15 @@
               <w:jc w:val="center"/>
               <w:rPr>
                 <w:rFonts w:ascii="Arial Narrow" w:hAnsi="Arial Narrow" w:cs="Arial"/>
-                <w:sz w:val="20"/>
-              </w:rPr>
-            </w:pPr>
-            <w:r>
-              <w:rPr>
-                <w:rFonts w:ascii="Arial Narrow" w:hAnsi="Arial Narrow" w:cs="Arial"/>
-                <w:sz w:val="20"/>
+                <w:sz w:val="24"/>
+                <w:szCs w:val="24"/>
+              </w:rPr>
+            </w:pPr>
+            <w:r>
+              <w:rPr>
+                <w:rFonts w:ascii="Arial Narrow" w:hAnsi="Arial Narrow" w:cs="Arial"/>
+                <w:sz w:val="24"/>
+                <w:szCs w:val="24"/>
               </w:rPr>
               <w:t>{</w:t>
             </w:r>
@@ -2856,7 +5173,8 @@
             <w:r>
               <w:rPr>
                 <w:rFonts w:ascii="Arial Narrow" w:hAnsi="Arial Narrow" w:cs="Arial"/>
-                <w:sz w:val="20"/>
+                <w:sz w:val="24"/>
+                <w:szCs w:val="24"/>
               </w:rPr>
               <w:t>e_score</w:t>
             </w:r>
@@ -2864,7 +5182,8 @@
             <w:r>
               <w:rPr>
                 <w:rFonts w:ascii="Arial Narrow" w:hAnsi="Arial Narrow" w:cs="Arial"/>
-                <w:sz w:val="20"/>
+                <w:sz w:val="24"/>
+                <w:szCs w:val="24"/>
               </w:rPr>
               <w:t>}</w:t>
             </w:r>
@@ -2879,13 +5198,15 @@
               <w:jc w:val="center"/>
               <w:rPr>
                 <w:rFonts w:ascii="Arial Narrow" w:hAnsi="Arial Narrow" w:cs="Arial"/>
-                <w:sz w:val="20"/>
-              </w:rPr>
-            </w:pPr>
-            <w:r>
-              <w:rPr>
-                <w:rFonts w:ascii="Arial Narrow" w:hAnsi="Arial Narrow" w:cs="Arial"/>
-                <w:sz w:val="20"/>
+                <w:sz w:val="24"/>
+                <w:szCs w:val="24"/>
+              </w:rPr>
+            </w:pPr>
+            <w:r>
+              <w:rPr>
+                <w:rFonts w:ascii="Arial Narrow" w:hAnsi="Arial Narrow" w:cs="Arial"/>
+                <w:sz w:val="24"/>
+                <w:szCs w:val="24"/>
               </w:rPr>
               <w:t>{</w:t>
             </w:r>
@@ -2893,7 +5214,8 @@
             <w:r>
               <w:rPr>
                 <w:rFonts w:ascii="Arial Narrow" w:hAnsi="Arial Narrow" w:cs="Arial"/>
-                <w:sz w:val="20"/>
+                <w:sz w:val="24"/>
+                <w:szCs w:val="24"/>
               </w:rPr>
               <w:t>c_score</w:t>
             </w:r>
@@ -2901,7 +5223,8 @@
             <w:r>
               <w:rPr>
                 <w:rFonts w:ascii="Arial Narrow" w:hAnsi="Arial Narrow" w:cs="Arial"/>
-                <w:sz w:val="20"/>
+                <w:sz w:val="24"/>
+                <w:szCs w:val="24"/>
               </w:rPr>
               <w:t>}</w:t>
             </w:r>
@@ -2909,23 +5232,14 @@
         </w:tc>
       </w:tr>
     </w:tbl>
-    <w:p>
-      <w:pPr>
-        <w:spacing w:after="0" w:line="240" w:lineRule="auto"/>
-        <w:rPr>
-          <w:rFonts w:ascii="Arial Narrow" w:hAnsi="Arial Narrow"/>
-          <w:sz w:val="20"/>
-          <w:lang w:val="en-PH"/>
-        </w:rPr>
-      </w:pPr>
-    </w:p>
     <w:p>
       <w:pPr>
         <w:spacing w:after="0" w:line="240" w:lineRule="auto"/>
         <w:rPr>
           <w:rFonts w:ascii="Arial Narrow" w:hAnsi="Arial Narrow"/>
           <w:b/>
-          <w:sz w:val="20"/>
+          <w:sz w:val="24"/>
+          <w:szCs w:val="24"/>
           <w:lang w:val="en-PH"/>
         </w:rPr>
       </w:pPr>
@@ -2936,7 +5250,8 @@
         <w:rPr>
           <w:rFonts w:ascii="Arial Narrow" w:hAnsi="Arial Narrow"/>
           <w:b/>
-          <w:sz w:val="20"/>
+          <w:sz w:val="24"/>
+          <w:szCs w:val="24"/>
           <w:lang w:val="en-PH"/>
         </w:rPr>
       </w:pPr>
@@ -2944,41 +5259,21 @@
         <w:rPr>
           <w:rFonts w:ascii="Arial Narrow" w:hAnsi="Arial Narrow"/>
           <w:b/>
-          <w:sz w:val="20"/>
+          <w:sz w:val="24"/>
+          <w:szCs w:val="24"/>
           <w:lang w:val="en-PH"/>
         </w:rPr>
-        <w:t>KNOWLEDGE</w:t>
+        <w:t>General</w:t>
       </w:r>
-    </w:p>
-    <w:p>
-      <w:pPr>
-        <w:spacing w:after="0" w:line="240" w:lineRule="auto"/>
-        <w:rPr>
-          <w:rFonts w:ascii="Arial Narrow" w:hAnsi="Arial Narrow"/>
-          <w:b/>
-          <w:sz w:val="20"/>
-          <w:lang w:val="en-PH"/>
-        </w:rPr>
-      </w:pPr>
-    </w:p>
-    <w:p>
-      <w:pPr>
-        <w:spacing w:after="0" w:line="240" w:lineRule="auto"/>
-        <w:rPr>
-          <w:rFonts w:ascii="Arial Narrow" w:hAnsi="Arial Narrow"/>
-          <w:b/>
-          <w:sz w:val="20"/>
-          <w:lang w:val="en-PH"/>
-        </w:rPr>
-      </w:pPr>
       <w:r>
         <w:rPr>
           <w:rFonts w:ascii="Arial Narrow" w:hAnsi="Arial Narrow"/>
           <w:b/>
-          <w:sz w:val="20"/>
+          <w:sz w:val="24"/>
+          <w:szCs w:val="24"/>
           <w:lang w:val="en-PH"/>
         </w:rPr>
-        <w:t>General</w:t>
+        <w:t xml:space="preserve"> Knowledge</w:t>
       </w:r>
     </w:p>
     <w:tbl>
@@ -2989,12 +5284,12 @@
         <w:tblLook w:val="04A0" w:firstRow="1" w:lastRow="0" w:firstColumn="1" w:lastColumn="0" w:noHBand="0" w:noVBand="1"/>
       </w:tblPr>
       <w:tblGrid>
-        <w:gridCol w:w="1615"/>
-        <w:gridCol w:w="1620"/>
-        <w:gridCol w:w="1800"/>
-        <w:gridCol w:w="1530"/>
-        <w:gridCol w:w="1980"/>
-        <w:gridCol w:w="2245"/>
+        <w:gridCol w:w="1606"/>
+        <w:gridCol w:w="1618"/>
+        <w:gridCol w:w="1788"/>
+        <w:gridCol w:w="1606"/>
+        <w:gridCol w:w="1949"/>
+        <w:gridCol w:w="2223"/>
       </w:tblGrid>
       <w:tr>
         <w:trPr>
@@ -3009,15 +5304,17 @@
               <w:rPr>
                 <w:rFonts w:ascii="Arial Narrow" w:hAnsi="Arial Narrow"/>
                 <w:b/>
-                <w:sz w:val="20"/>
-                <w:lang w:val="en-PH"/>
-              </w:rPr>
-            </w:pPr>
-            <w:r>
-              <w:rPr>
-                <w:rFonts w:ascii="Arial Narrow" w:hAnsi="Arial Narrow"/>
-                <w:b/>
-                <w:sz w:val="20"/>
+                <w:sz w:val="24"/>
+                <w:szCs w:val="24"/>
+                <w:lang w:val="en-PH"/>
+              </w:rPr>
+            </w:pPr>
+            <w:r>
+              <w:rPr>
+                <w:rFonts w:ascii="Arial Narrow" w:hAnsi="Arial Narrow"/>
+                <w:b/>
+                <w:sz w:val="24"/>
+                <w:szCs w:val="24"/>
                 <w:lang w:val="en-PH"/>
               </w:rPr>
               <w:t>Mathematics</w:t>
@@ -3033,15 +5330,17 @@
               <w:rPr>
                 <w:rFonts w:ascii="Arial Narrow" w:hAnsi="Arial Narrow"/>
                 <w:b/>
-                <w:sz w:val="20"/>
-                <w:lang w:val="en-PH"/>
-              </w:rPr>
-            </w:pPr>
-            <w:r>
-              <w:rPr>
-                <w:rFonts w:ascii="Arial Narrow" w:hAnsi="Arial Narrow"/>
-                <w:b/>
-                <w:sz w:val="20"/>
+                <w:sz w:val="24"/>
+                <w:szCs w:val="24"/>
+                <w:lang w:val="en-PH"/>
+              </w:rPr>
+            </w:pPr>
+            <w:r>
+              <w:rPr>
+                <w:rFonts w:ascii="Arial Narrow" w:hAnsi="Arial Narrow"/>
+                <w:b/>
+                <w:sz w:val="24"/>
+                <w:szCs w:val="24"/>
                 <w:lang w:val="en-PH"/>
               </w:rPr>
               <w:t>English</w:t>
@@ -3057,15 +5356,17 @@
               <w:rPr>
                 <w:rFonts w:ascii="Arial Narrow" w:hAnsi="Arial Narrow"/>
                 <w:b/>
-                <w:sz w:val="20"/>
-                <w:lang w:val="en-PH"/>
-              </w:rPr>
-            </w:pPr>
-            <w:r>
-              <w:rPr>
-                <w:rFonts w:ascii="Arial Narrow" w:hAnsi="Arial Narrow"/>
-                <w:b/>
-                <w:sz w:val="20"/>
+                <w:sz w:val="24"/>
+                <w:szCs w:val="24"/>
+                <w:lang w:val="en-PH"/>
+              </w:rPr>
+            </w:pPr>
+            <w:r>
+              <w:rPr>
+                <w:rFonts w:ascii="Arial Narrow" w:hAnsi="Arial Narrow"/>
+                <w:b/>
+                <w:sz w:val="24"/>
+                <w:szCs w:val="24"/>
                 <w:lang w:val="en-PH"/>
               </w:rPr>
               <w:t>Filipino</w:t>
@@ -3081,15 +5382,17 @@
               <w:rPr>
                 <w:rFonts w:ascii="Arial Narrow" w:hAnsi="Arial Narrow"/>
                 <w:b/>
-                <w:sz w:val="20"/>
-                <w:lang w:val="en-PH"/>
-              </w:rPr>
-            </w:pPr>
-            <w:r>
-              <w:rPr>
-                <w:rFonts w:ascii="Arial Narrow" w:hAnsi="Arial Narrow"/>
-                <w:b/>
-                <w:sz w:val="20"/>
+                <w:sz w:val="24"/>
+                <w:szCs w:val="24"/>
+                <w:lang w:val="en-PH"/>
+              </w:rPr>
+            </w:pPr>
+            <w:r>
+              <w:rPr>
+                <w:rFonts w:ascii="Arial Narrow" w:hAnsi="Arial Narrow"/>
+                <w:b/>
+                <w:sz w:val="24"/>
+                <w:szCs w:val="24"/>
                 <w:lang w:val="en-PH"/>
               </w:rPr>
               <w:t>Science</w:t>
@@ -3105,15 +5408,17 @@
               <w:rPr>
                 <w:rFonts w:ascii="Arial Narrow" w:hAnsi="Arial Narrow"/>
                 <w:b/>
-                <w:sz w:val="20"/>
-                <w:lang w:val="en-PH"/>
-              </w:rPr>
-            </w:pPr>
-            <w:r>
-              <w:rPr>
-                <w:rFonts w:ascii="Arial Narrow" w:hAnsi="Arial Narrow"/>
-                <w:b/>
-                <w:sz w:val="20"/>
+                <w:sz w:val="24"/>
+                <w:szCs w:val="24"/>
+                <w:lang w:val="en-PH"/>
+              </w:rPr>
+            </w:pPr>
+            <w:r>
+              <w:rPr>
+                <w:rFonts w:ascii="Arial Narrow" w:hAnsi="Arial Narrow"/>
+                <w:b/>
+                <w:sz w:val="24"/>
+                <w:szCs w:val="24"/>
                 <w:lang w:val="en-PH"/>
               </w:rPr>
               <w:t>Logical Reasoning</w:t>
@@ -3129,15 +5434,17 @@
               <w:rPr>
                 <w:rFonts w:ascii="Arial Narrow" w:hAnsi="Arial Narrow"/>
                 <w:b/>
-                <w:sz w:val="20"/>
-                <w:lang w:val="en-PH"/>
-              </w:rPr>
-            </w:pPr>
-            <w:r>
-              <w:rPr>
-                <w:rFonts w:ascii="Arial Narrow" w:hAnsi="Arial Narrow"/>
-                <w:b/>
-                <w:sz w:val="20"/>
+                <w:sz w:val="24"/>
+                <w:szCs w:val="24"/>
+                <w:lang w:val="en-PH"/>
+              </w:rPr>
+            </w:pPr>
+            <w:r>
+              <w:rPr>
+                <w:rFonts w:ascii="Arial Narrow" w:hAnsi="Arial Narrow"/>
+                <w:b/>
+                <w:sz w:val="24"/>
+                <w:szCs w:val="24"/>
                 <w:lang w:val="en-PH"/>
               </w:rPr>
               <w:t>Reading Comprehension</w:t>
@@ -3157,14 +5464,16 @@
             <w:pPr>
               <w:rPr>
                 <w:rFonts w:ascii="Arial Narrow" w:hAnsi="Arial Narrow"/>
-                <w:sz w:val="20"/>
-                <w:lang w:val="en-PH"/>
-              </w:rPr>
-            </w:pPr>
-            <w:r>
-              <w:rPr>
-                <w:rFonts w:ascii="Arial Narrow" w:hAnsi="Arial Narrow"/>
-                <w:sz w:val="20"/>
+                <w:sz w:val="24"/>
+                <w:szCs w:val="24"/>
+                <w:lang w:val="en-PH"/>
+              </w:rPr>
+            </w:pPr>
+            <w:r>
+              <w:rPr>
+                <w:rFonts w:ascii="Arial Narrow" w:hAnsi="Arial Narrow"/>
+                <w:sz w:val="24"/>
+                <w:szCs w:val="24"/>
                 <w:lang w:val="en-PH"/>
               </w:rPr>
               <w:t>{</w:t>
@@ -3173,7 +5482,8 @@
             <w:r>
               <w:rPr>
                 <w:rFonts w:ascii="Arial Narrow" w:hAnsi="Arial Narrow"/>
-                <w:sz w:val="20"/>
+                <w:sz w:val="24"/>
+                <w:szCs w:val="24"/>
                 <w:lang w:val="en-PH"/>
               </w:rPr>
               <w:t>math_</w:t>
@@ -3181,7 +5491,8 @@
             <w:r>
               <w:rPr>
                 <w:rFonts w:ascii="Arial Narrow" w:hAnsi="Arial Narrow"/>
-                <w:sz w:val="20"/>
+                <w:sz w:val="24"/>
+                <w:szCs w:val="24"/>
                 <w:lang w:val="en-PH"/>
               </w:rPr>
               <w:t>score</w:t>
@@ -3190,7 +5501,8 @@
             <w:r>
               <w:rPr>
                 <w:rFonts w:ascii="Arial Narrow" w:hAnsi="Arial Narrow"/>
-                <w:sz w:val="20"/>
+                <w:sz w:val="24"/>
+                <w:szCs w:val="24"/>
                 <w:lang w:val="en-PH"/>
               </w:rPr>
               <w:t>}</w:t>
@@ -3206,14 +5518,16 @@
               <w:rPr>
                 <w:rFonts w:ascii="Arial Narrow" w:hAnsi="Arial Narrow"/>
                 <w:b/>
-                <w:sz w:val="20"/>
-                <w:lang w:val="en-PH"/>
-              </w:rPr>
-            </w:pPr>
-            <w:r>
-              <w:rPr>
-                <w:rFonts w:ascii="Arial Narrow" w:hAnsi="Arial Narrow"/>
-                <w:sz w:val="20"/>
+                <w:sz w:val="24"/>
+                <w:szCs w:val="24"/>
+                <w:lang w:val="en-PH"/>
+              </w:rPr>
+            </w:pPr>
+            <w:r>
+              <w:rPr>
+                <w:rFonts w:ascii="Arial Narrow" w:hAnsi="Arial Narrow"/>
+                <w:sz w:val="24"/>
+                <w:szCs w:val="24"/>
                 <w:lang w:val="en-PH"/>
               </w:rPr>
               <w:t>{</w:t>
@@ -3222,7 +5536,8 @@
             <w:r>
               <w:rPr>
                 <w:rFonts w:ascii="Arial Narrow" w:hAnsi="Arial Narrow"/>
-                <w:sz w:val="20"/>
+                <w:sz w:val="24"/>
+                <w:szCs w:val="24"/>
                 <w:lang w:val="en-PH"/>
               </w:rPr>
               <w:t>english_</w:t>
@@ -3230,7 +5545,8 @@
             <w:r>
               <w:rPr>
                 <w:rFonts w:ascii="Arial Narrow" w:hAnsi="Arial Narrow"/>
-                <w:sz w:val="20"/>
+                <w:sz w:val="24"/>
+                <w:szCs w:val="24"/>
                 <w:lang w:val="en-PH"/>
               </w:rPr>
               <w:t>score</w:t>
@@ -3239,7 +5555,8 @@
             <w:r>
               <w:rPr>
                 <w:rFonts w:ascii="Arial Narrow" w:hAnsi="Arial Narrow"/>
-                <w:sz w:val="20"/>
+                <w:sz w:val="24"/>
+                <w:szCs w:val="24"/>
                 <w:lang w:val="en-PH"/>
               </w:rPr>
               <w:t>}</w:t>
@@ -3255,14 +5572,16 @@
               <w:rPr>
                 <w:rFonts w:ascii="Arial Narrow" w:hAnsi="Arial Narrow"/>
                 <w:b/>
-                <w:sz w:val="20"/>
-                <w:lang w:val="en-PH"/>
-              </w:rPr>
-            </w:pPr>
-            <w:r>
-              <w:rPr>
-                <w:rFonts w:ascii="Arial Narrow" w:hAnsi="Arial Narrow"/>
-                <w:sz w:val="20"/>
+                <w:sz w:val="24"/>
+                <w:szCs w:val="24"/>
+                <w:lang w:val="en-PH"/>
+              </w:rPr>
+            </w:pPr>
+            <w:r>
+              <w:rPr>
+                <w:rFonts w:ascii="Arial Narrow" w:hAnsi="Arial Narrow"/>
+                <w:sz w:val="24"/>
+                <w:szCs w:val="24"/>
                 <w:lang w:val="en-PH"/>
               </w:rPr>
               <w:t>{</w:t>
@@ -3271,7 +5590,8 @@
             <w:r>
               <w:rPr>
                 <w:rFonts w:ascii="Arial Narrow" w:hAnsi="Arial Narrow"/>
-                <w:sz w:val="20"/>
+                <w:sz w:val="24"/>
+                <w:szCs w:val="24"/>
                 <w:lang w:val="en-PH"/>
               </w:rPr>
               <w:t>filipino_</w:t>
@@ -3279,7 +5599,8 @@
             <w:r>
               <w:rPr>
                 <w:rFonts w:ascii="Arial Narrow" w:hAnsi="Arial Narrow"/>
-                <w:sz w:val="20"/>
+                <w:sz w:val="24"/>
+                <w:szCs w:val="24"/>
                 <w:lang w:val="en-PH"/>
               </w:rPr>
               <w:t>score</w:t>
@@ -3288,7 +5609,8 @@
             <w:r>
               <w:rPr>
                 <w:rFonts w:ascii="Arial Narrow" w:hAnsi="Arial Narrow"/>
-                <w:sz w:val="20"/>
+                <w:sz w:val="24"/>
+                <w:szCs w:val="24"/>
                 <w:lang w:val="en-PH"/>
               </w:rPr>
               <w:t>}</w:t>
@@ -3304,14 +5626,16 @@
               <w:rPr>
                 <w:rFonts w:ascii="Arial Narrow" w:hAnsi="Arial Narrow"/>
                 <w:b/>
-                <w:sz w:val="20"/>
-                <w:lang w:val="en-PH"/>
-              </w:rPr>
-            </w:pPr>
-            <w:r>
-              <w:rPr>
-                <w:rFonts w:ascii="Arial Narrow" w:hAnsi="Arial Narrow"/>
-                <w:sz w:val="20"/>
+                <w:sz w:val="24"/>
+                <w:szCs w:val="24"/>
+                <w:lang w:val="en-PH"/>
+              </w:rPr>
+            </w:pPr>
+            <w:r>
+              <w:rPr>
+                <w:rFonts w:ascii="Arial Narrow" w:hAnsi="Arial Narrow"/>
+                <w:sz w:val="24"/>
+                <w:szCs w:val="24"/>
                 <w:lang w:val="en-PH"/>
               </w:rPr>
               <w:t>{</w:t>
@@ -3320,7 +5644,8 @@
             <w:r>
               <w:rPr>
                 <w:rFonts w:ascii="Arial Narrow" w:hAnsi="Arial Narrow"/>
-                <w:sz w:val="20"/>
+                <w:sz w:val="24"/>
+                <w:szCs w:val="24"/>
                 <w:lang w:val="en-PH"/>
               </w:rPr>
               <w:t>science_</w:t>
@@ -3328,7 +5653,8 @@
             <w:r>
               <w:rPr>
                 <w:rFonts w:ascii="Arial Narrow" w:hAnsi="Arial Narrow"/>
-                <w:sz w:val="20"/>
+                <w:sz w:val="24"/>
+                <w:szCs w:val="24"/>
                 <w:lang w:val="en-PH"/>
               </w:rPr>
               <w:t>score</w:t>
@@ -3337,7 +5663,8 @@
             <w:r>
               <w:rPr>
                 <w:rFonts w:ascii="Arial Narrow" w:hAnsi="Arial Narrow"/>
-                <w:sz w:val="20"/>
+                <w:sz w:val="24"/>
+                <w:szCs w:val="24"/>
                 <w:lang w:val="en-PH"/>
               </w:rPr>
               <w:t>}</w:t>
@@ -3353,14 +5680,16 @@
               <w:rPr>
                 <w:rFonts w:ascii="Arial Narrow" w:hAnsi="Arial Narrow"/>
                 <w:b/>
-                <w:sz w:val="20"/>
-                <w:lang w:val="en-PH"/>
-              </w:rPr>
-            </w:pPr>
-            <w:r>
-              <w:rPr>
-                <w:rFonts w:ascii="Arial Narrow" w:hAnsi="Arial Narrow"/>
-                <w:sz w:val="20"/>
+                <w:sz w:val="24"/>
+                <w:szCs w:val="24"/>
+                <w:lang w:val="en-PH"/>
+              </w:rPr>
+            </w:pPr>
+            <w:r>
+              <w:rPr>
+                <w:rFonts w:ascii="Arial Narrow" w:hAnsi="Arial Narrow"/>
+                <w:sz w:val="24"/>
+                <w:szCs w:val="24"/>
                 <w:lang w:val="en-PH"/>
               </w:rPr>
               <w:t>{</w:t>
@@ -3369,7 +5698,8 @@
             <w:r>
               <w:rPr>
                 <w:rFonts w:ascii="Arial Narrow" w:hAnsi="Arial Narrow"/>
-                <w:sz w:val="20"/>
+                <w:sz w:val="24"/>
+                <w:szCs w:val="24"/>
                 <w:lang w:val="en-PH"/>
               </w:rPr>
               <w:t>lr_</w:t>
@@ -3377,7 +5707,8 @@
             <w:r>
               <w:rPr>
                 <w:rFonts w:ascii="Arial Narrow" w:hAnsi="Arial Narrow"/>
-                <w:sz w:val="20"/>
+                <w:sz w:val="24"/>
+                <w:szCs w:val="24"/>
                 <w:lang w:val="en-PH"/>
               </w:rPr>
               <w:t>score</w:t>
@@ -3386,7 +5717,8 @@
             <w:r>
               <w:rPr>
                 <w:rFonts w:ascii="Arial Narrow" w:hAnsi="Arial Narrow"/>
-                <w:sz w:val="20"/>
+                <w:sz w:val="24"/>
+                <w:szCs w:val="24"/>
                 <w:lang w:val="en-PH"/>
               </w:rPr>
               <w:t>}</w:t>
@@ -3402,14 +5734,16 @@
               <w:rPr>
                 <w:rFonts w:ascii="Arial Narrow" w:hAnsi="Arial Narrow"/>
                 <w:b/>
-                <w:sz w:val="20"/>
-                <w:lang w:val="en-PH"/>
-              </w:rPr>
-            </w:pPr>
-            <w:r>
-              <w:rPr>
-                <w:rFonts w:ascii="Arial Narrow" w:hAnsi="Arial Narrow"/>
-                <w:sz w:val="20"/>
+                <w:sz w:val="24"/>
+                <w:szCs w:val="24"/>
+                <w:lang w:val="en-PH"/>
+              </w:rPr>
+            </w:pPr>
+            <w:r>
+              <w:rPr>
+                <w:rFonts w:ascii="Arial Narrow" w:hAnsi="Arial Narrow"/>
+                <w:sz w:val="24"/>
+                <w:szCs w:val="24"/>
                 <w:lang w:val="en-PH"/>
               </w:rPr>
               <w:t>{</w:t>
@@ -3418,7 +5752,8 @@
             <w:r>
               <w:rPr>
                 <w:rFonts w:ascii="Arial Narrow" w:hAnsi="Arial Narrow"/>
-                <w:sz w:val="20"/>
+                <w:sz w:val="24"/>
+                <w:szCs w:val="24"/>
                 <w:lang w:val="en-PH"/>
               </w:rPr>
               <w:t>rc_</w:t>
@@ -3426,7 +5761,8 @@
             <w:r>
               <w:rPr>
                 <w:rFonts w:ascii="Arial Narrow" w:hAnsi="Arial Narrow"/>
-                <w:sz w:val="20"/>
+                <w:sz w:val="24"/>
+                <w:szCs w:val="24"/>
                 <w:lang w:val="en-PH"/>
               </w:rPr>
               <w:t>score</w:t>
@@ -3435,7 +5771,8 @@
             <w:r>
               <w:rPr>
                 <w:rFonts w:ascii="Arial Narrow" w:hAnsi="Arial Narrow"/>
-                <w:sz w:val="20"/>
+                <w:sz w:val="24"/>
+                <w:szCs w:val="24"/>
                 <w:lang w:val="en-PH"/>
               </w:rPr>
               <w:t>}</w:t>
@@ -3455,14 +5792,16 @@
             <w:pPr>
               <w:rPr>
                 <w:rFonts w:ascii="Arial Narrow" w:hAnsi="Arial Narrow"/>
-                <w:sz w:val="20"/>
-                <w:lang w:val="en-PH"/>
-              </w:rPr>
-            </w:pPr>
-            <w:r>
-              <w:rPr>
-                <w:rFonts w:ascii="Arial Narrow" w:hAnsi="Arial Narrow"/>
-                <w:sz w:val="20"/>
+                <w:sz w:val="24"/>
+                <w:szCs w:val="24"/>
+                <w:lang w:val="en-PH"/>
+              </w:rPr>
+            </w:pPr>
+            <w:r>
+              <w:rPr>
+                <w:rFonts w:ascii="Arial Narrow" w:hAnsi="Arial Narrow"/>
+                <w:sz w:val="24"/>
+                <w:szCs w:val="24"/>
                 <w:lang w:val="en-PH"/>
               </w:rPr>
               <w:t>{math_%}</w:t>
@@ -3477,14 +5816,16 @@
             <w:pPr>
               <w:rPr>
                 <w:rFonts w:ascii="Arial Narrow" w:hAnsi="Arial Narrow"/>
-                <w:sz w:val="20"/>
-                <w:lang w:val="en-PH"/>
-              </w:rPr>
-            </w:pPr>
-            <w:r>
-              <w:rPr>
-                <w:rFonts w:ascii="Arial Narrow" w:hAnsi="Arial Narrow"/>
-                <w:sz w:val="20"/>
+                <w:sz w:val="24"/>
+                <w:szCs w:val="24"/>
+                <w:lang w:val="en-PH"/>
+              </w:rPr>
+            </w:pPr>
+            <w:r>
+              <w:rPr>
+                <w:rFonts w:ascii="Arial Narrow" w:hAnsi="Arial Narrow"/>
+                <w:sz w:val="24"/>
+                <w:szCs w:val="24"/>
                 <w:lang w:val="en-PH"/>
               </w:rPr>
               <w:t>{</w:t>
@@ -3493,7 +5834,8 @@
             <w:r>
               <w:rPr>
                 <w:rFonts w:ascii="Arial Narrow" w:hAnsi="Arial Narrow"/>
-                <w:sz w:val="20"/>
+                <w:sz w:val="24"/>
+                <w:szCs w:val="24"/>
                 <w:lang w:val="en-PH"/>
               </w:rPr>
               <w:t>english</w:t>
@@ -3502,7 +5844,8 @@
             <w:r>
               <w:rPr>
                 <w:rFonts w:ascii="Arial Narrow" w:hAnsi="Arial Narrow"/>
-                <w:sz w:val="20"/>
+                <w:sz w:val="24"/>
+                <w:szCs w:val="24"/>
                 <w:lang w:val="en-PH"/>
               </w:rPr>
               <w:t xml:space="preserve">_%}                </w:t>
@@ -3517,14 +5860,16 @@
             <w:pPr>
               <w:rPr>
                 <w:rFonts w:ascii="Arial Narrow" w:hAnsi="Arial Narrow"/>
-                <w:sz w:val="20"/>
-                <w:lang w:val="en-PH"/>
-              </w:rPr>
-            </w:pPr>
-            <w:r>
-              <w:rPr>
-                <w:rFonts w:ascii="Arial Narrow" w:hAnsi="Arial Narrow"/>
-                <w:sz w:val="20"/>
+                <w:sz w:val="24"/>
+                <w:szCs w:val="24"/>
+                <w:lang w:val="en-PH"/>
+              </w:rPr>
+            </w:pPr>
+            <w:r>
+              <w:rPr>
+                <w:rFonts w:ascii="Arial Narrow" w:hAnsi="Arial Narrow"/>
+                <w:sz w:val="24"/>
+                <w:szCs w:val="24"/>
                 <w:lang w:val="en-PH"/>
               </w:rPr>
               <w:t>{</w:t>
@@ -3533,7 +5878,8 @@
             <w:r>
               <w:rPr>
                 <w:rFonts w:ascii="Arial Narrow" w:hAnsi="Arial Narrow"/>
-                <w:sz w:val="20"/>
+                <w:sz w:val="24"/>
+                <w:szCs w:val="24"/>
                 <w:lang w:val="en-PH"/>
               </w:rPr>
               <w:t>filipino</w:t>
@@ -3542,7 +5888,8 @@
             <w:r>
               <w:rPr>
                 <w:rFonts w:ascii="Arial Narrow" w:hAnsi="Arial Narrow"/>
-                <w:sz w:val="20"/>
+                <w:sz w:val="24"/>
+                <w:szCs w:val="24"/>
                 <w:lang w:val="en-PH"/>
               </w:rPr>
               <w:t xml:space="preserve">_%}                      </w:t>
@@ -3557,14 +5904,16 @@
             <w:pPr>
               <w:rPr>
                 <w:rFonts w:ascii="Arial Narrow" w:hAnsi="Arial Narrow"/>
-                <w:sz w:val="20"/>
-                <w:lang w:val="en-PH"/>
-              </w:rPr>
-            </w:pPr>
-            <w:r>
-              <w:rPr>
-                <w:rFonts w:ascii="Arial Narrow" w:hAnsi="Arial Narrow"/>
-                <w:sz w:val="20"/>
+                <w:sz w:val="24"/>
+                <w:szCs w:val="24"/>
+                <w:lang w:val="en-PH"/>
+              </w:rPr>
+            </w:pPr>
+            <w:r>
+              <w:rPr>
+                <w:rFonts w:ascii="Arial Narrow" w:hAnsi="Arial Narrow"/>
+                <w:sz w:val="24"/>
+                <w:szCs w:val="24"/>
                 <w:lang w:val="en-PH"/>
               </w:rPr>
               <w:t xml:space="preserve">{science_%}              </w:t>
@@ -3579,14 +5928,16 @@
             <w:pPr>
               <w:rPr>
                 <w:rFonts w:ascii="Arial Narrow" w:hAnsi="Arial Narrow"/>
-                <w:sz w:val="20"/>
-                <w:lang w:val="en-PH"/>
-              </w:rPr>
-            </w:pPr>
-            <w:r>
-              <w:rPr>
-                <w:rFonts w:ascii="Arial Narrow" w:hAnsi="Arial Narrow"/>
-                <w:sz w:val="20"/>
+                <w:sz w:val="24"/>
+                <w:szCs w:val="24"/>
+                <w:lang w:val="en-PH"/>
+              </w:rPr>
+            </w:pPr>
+            <w:r>
+              <w:rPr>
+                <w:rFonts w:ascii="Arial Narrow" w:hAnsi="Arial Narrow"/>
+                <w:sz w:val="24"/>
+                <w:szCs w:val="24"/>
                 <w:lang w:val="en-PH"/>
               </w:rPr>
               <w:t>{</w:t>
@@ -3595,7 +5946,8 @@
             <w:r>
               <w:rPr>
                 <w:rFonts w:ascii="Arial Narrow" w:hAnsi="Arial Narrow"/>
-                <w:sz w:val="20"/>
+                <w:sz w:val="24"/>
+                <w:szCs w:val="24"/>
                 <w:lang w:val="en-PH"/>
               </w:rPr>
               <w:t>lr</w:t>
@@ -3604,7 +5956,8 @@
             <w:r>
               <w:rPr>
                 <w:rFonts w:ascii="Arial Narrow" w:hAnsi="Arial Narrow"/>
-                <w:sz w:val="20"/>
+                <w:sz w:val="24"/>
+                <w:szCs w:val="24"/>
                 <w:lang w:val="en-PH"/>
               </w:rPr>
               <w:t xml:space="preserve">_%}                                  </w:t>
@@ -3619,14 +5972,16 @@
             <w:pPr>
               <w:rPr>
                 <w:rFonts w:ascii="Arial Narrow" w:hAnsi="Arial Narrow"/>
-                <w:sz w:val="20"/>
-                <w:lang w:val="en-PH"/>
-              </w:rPr>
-            </w:pPr>
-            <w:r>
-              <w:rPr>
-                <w:rFonts w:ascii="Arial Narrow" w:hAnsi="Arial Narrow"/>
-                <w:sz w:val="20"/>
+                <w:sz w:val="24"/>
+                <w:szCs w:val="24"/>
+                <w:lang w:val="en-PH"/>
+              </w:rPr>
+            </w:pPr>
+            <w:r>
+              <w:rPr>
+                <w:rFonts w:ascii="Arial Narrow" w:hAnsi="Arial Narrow"/>
+                <w:sz w:val="24"/>
+                <w:szCs w:val="24"/>
                 <w:lang w:val="en-PH"/>
               </w:rPr>
               <w:t>{</w:t>
@@ -3635,7 +5990,8 @@
             <w:r>
               <w:rPr>
                 <w:rFonts w:ascii="Arial Narrow" w:hAnsi="Arial Narrow"/>
-                <w:sz w:val="20"/>
+                <w:sz w:val="24"/>
+                <w:szCs w:val="24"/>
                 <w:lang w:val="en-PH"/>
               </w:rPr>
               <w:t>rc</w:t>
@@ -3644,7 +6000,8 @@
             <w:r>
               <w:rPr>
                 <w:rFonts w:ascii="Arial Narrow" w:hAnsi="Arial Narrow"/>
-                <w:sz w:val="20"/>
+                <w:sz w:val="24"/>
+                <w:szCs w:val="24"/>
                 <w:lang w:val="en-PH"/>
               </w:rPr>
               <w:t>_%}</w:t>
@@ -3658,7 +6015,8 @@
         <w:spacing w:after="0" w:line="240" w:lineRule="auto"/>
         <w:rPr>
           <w:rFonts w:ascii="Arial Narrow" w:hAnsi="Arial Narrow"/>
-          <w:sz w:val="20"/>
+          <w:sz w:val="24"/>
+          <w:szCs w:val="24"/>
           <w:lang w:val="en-PH"/>
         </w:rPr>
       </w:pPr>
@@ -3666,7 +6024,8 @@
         <w:rPr>
           <w:rFonts w:ascii="Arial Narrow" w:hAnsi="Arial Narrow"/>
           <w:b/>
-          <w:sz w:val="20"/>
+          <w:sz w:val="24"/>
+          <w:szCs w:val="24"/>
           <w:lang w:val="en-PH"/>
         </w:rPr>
         <w:t xml:space="preserve">   </w:t>
@@ -3674,7 +6033,8 @@
       <w:r>
         <w:rPr>
           <w:rFonts w:ascii="Arial Narrow" w:hAnsi="Arial Narrow"/>
-          <w:sz w:val="20"/>
+          <w:sz w:val="24"/>
+          <w:szCs w:val="24"/>
           <w:lang w:val="en-PH"/>
         </w:rPr>
         <w:tab/>
@@ -3686,7 +6046,8 @@
         <w:rPr>
           <w:rFonts w:ascii="Arial Narrow" w:hAnsi="Arial Narrow"/>
           <w:b/>
-          <w:sz w:val="20"/>
+          <w:sz w:val="24"/>
+          <w:szCs w:val="24"/>
           <w:lang w:val="en-PH"/>
         </w:rPr>
       </w:pPr>
@@ -3694,10 +6055,21 @@
         <w:rPr>
           <w:rFonts w:ascii="Arial Narrow" w:hAnsi="Arial Narrow"/>
           <w:b/>
-          <w:sz w:val="20"/>
+          <w:sz w:val="24"/>
+          <w:szCs w:val="24"/>
           <w:lang w:val="en-PH"/>
         </w:rPr>
         <w:t>Specific</w:t>
+      </w:r>
+      <w:r>
+        <w:rPr>
+          <w:rFonts w:ascii="Arial Narrow" w:hAnsi="Arial Narrow"/>
+          <w:b/>
+          <w:sz w:val="24"/>
+          <w:szCs w:val="24"/>
+          <w:lang w:val="en-PH"/>
+        </w:rPr>
+        <w:t xml:space="preserve"> Knowledge</w:t>
       </w:r>
     </w:p>
     <w:tbl>
@@ -3707,13 +6079,13 @@
         <w:tblLook w:val="04A0" w:firstRow="1" w:lastRow="0" w:firstColumn="1" w:lastColumn="0" w:noHBand="0" w:noVBand="1"/>
       </w:tblPr>
       <w:tblGrid>
+        <w:gridCol w:w="1403"/>
+        <w:gridCol w:w="1705"/>
+        <w:gridCol w:w="1716"/>
+        <w:gridCol w:w="1650"/>
         <w:gridCol w:w="1541"/>
-        <w:gridCol w:w="1541"/>
-        <w:gridCol w:w="1541"/>
-        <w:gridCol w:w="1541"/>
-        <w:gridCol w:w="1542"/>
-        <w:gridCol w:w="1542"/>
-        <w:gridCol w:w="1542"/>
+        <w:gridCol w:w="1486"/>
+        <w:gridCol w:w="1289"/>
       </w:tblGrid>
       <w:tr>
         <w:tc>
@@ -3725,15 +6097,17 @@
               <w:rPr>
                 <w:rFonts w:ascii="Arial Narrow" w:hAnsi="Arial Narrow"/>
                 <w:b/>
-                <w:sz w:val="20"/>
-                <w:lang w:val="en-PH"/>
-              </w:rPr>
-            </w:pPr>
-            <w:r>
-              <w:rPr>
-                <w:rFonts w:ascii="Arial Narrow" w:hAnsi="Arial Narrow"/>
-                <w:b/>
-                <w:sz w:val="20"/>
+                <w:sz w:val="24"/>
+                <w:szCs w:val="24"/>
+                <w:lang w:val="en-PH"/>
+              </w:rPr>
+            </w:pPr>
+            <w:r>
+              <w:rPr>
+                <w:rFonts w:ascii="Arial Narrow" w:hAnsi="Arial Narrow"/>
+                <w:b/>
+                <w:sz w:val="24"/>
+                <w:szCs w:val="24"/>
                 <w:lang w:val="en-PH"/>
               </w:rPr>
               <w:t>Technology</w:t>
@@ -3749,15 +6123,17 @@
               <w:rPr>
                 <w:rFonts w:ascii="Arial Narrow" w:hAnsi="Arial Narrow"/>
                 <w:b/>
-                <w:sz w:val="20"/>
-                <w:lang w:val="en-PH"/>
-              </w:rPr>
-            </w:pPr>
-            <w:r>
-              <w:rPr>
-                <w:rFonts w:ascii="Arial Narrow" w:hAnsi="Arial Narrow"/>
-                <w:b/>
-                <w:sz w:val="20"/>
+                <w:sz w:val="24"/>
+                <w:szCs w:val="24"/>
+                <w:lang w:val="en-PH"/>
+              </w:rPr>
+            </w:pPr>
+            <w:r>
+              <w:rPr>
+                <w:rFonts w:ascii="Arial Narrow" w:hAnsi="Arial Narrow"/>
+                <w:b/>
+                <w:sz w:val="24"/>
+                <w:szCs w:val="24"/>
                 <w:lang w:val="en-PH"/>
               </w:rPr>
               <w:t>Engineering</w:t>
@@ -3773,15 +6149,17 @@
               <w:rPr>
                 <w:rFonts w:ascii="Arial Narrow" w:hAnsi="Arial Narrow"/>
                 <w:b/>
-                <w:sz w:val="20"/>
-                <w:lang w:val="en-PH"/>
-              </w:rPr>
-            </w:pPr>
-            <w:r>
-              <w:rPr>
-                <w:rFonts w:ascii="Arial Narrow" w:hAnsi="Arial Narrow"/>
-                <w:b/>
-                <w:sz w:val="20"/>
+                <w:sz w:val="24"/>
+                <w:szCs w:val="24"/>
+                <w:lang w:val="en-PH"/>
+              </w:rPr>
+            </w:pPr>
+            <w:r>
+              <w:rPr>
+                <w:rFonts w:ascii="Arial Narrow" w:hAnsi="Arial Narrow"/>
+                <w:b/>
+                <w:sz w:val="24"/>
+                <w:szCs w:val="24"/>
                 <w:lang w:val="en-PH"/>
               </w:rPr>
               <w:t>Business</w:t>
@@ -3797,15 +6175,17 @@
               <w:rPr>
                 <w:rFonts w:ascii="Arial Narrow" w:hAnsi="Arial Narrow"/>
                 <w:b/>
-                <w:sz w:val="20"/>
-                <w:lang w:val="en-PH"/>
-              </w:rPr>
-            </w:pPr>
-            <w:r>
-              <w:rPr>
-                <w:rFonts w:ascii="Arial Narrow" w:hAnsi="Arial Narrow"/>
-                <w:b/>
-                <w:sz w:val="20"/>
+                <w:sz w:val="24"/>
+                <w:szCs w:val="24"/>
+                <w:lang w:val="en-PH"/>
+              </w:rPr>
+            </w:pPr>
+            <w:r>
+              <w:rPr>
+                <w:rFonts w:ascii="Arial Narrow" w:hAnsi="Arial Narrow"/>
+                <w:b/>
+                <w:sz w:val="24"/>
+                <w:szCs w:val="24"/>
                 <w:lang w:val="en-PH"/>
               </w:rPr>
               <w:t>Management</w:t>
@@ -3821,15 +6201,17 @@
               <w:rPr>
                 <w:rFonts w:ascii="Arial Narrow" w:hAnsi="Arial Narrow"/>
                 <w:b/>
-                <w:sz w:val="20"/>
-                <w:lang w:val="en-PH"/>
-              </w:rPr>
-            </w:pPr>
-            <w:r>
-              <w:rPr>
-                <w:rFonts w:ascii="Arial Narrow" w:hAnsi="Arial Narrow"/>
-                <w:b/>
-                <w:sz w:val="20"/>
+                <w:sz w:val="24"/>
+                <w:szCs w:val="24"/>
+                <w:lang w:val="en-PH"/>
+              </w:rPr>
+            </w:pPr>
+            <w:r>
+              <w:rPr>
+                <w:rFonts w:ascii="Arial Narrow" w:hAnsi="Arial Narrow"/>
+                <w:b/>
+                <w:sz w:val="24"/>
+                <w:szCs w:val="24"/>
                 <w:lang w:val="en-PH"/>
               </w:rPr>
               <w:t>Humanities</w:t>
@@ -3845,15 +6227,17 @@
               <w:rPr>
                 <w:rFonts w:ascii="Arial Narrow" w:hAnsi="Arial Narrow"/>
                 <w:b/>
-                <w:sz w:val="20"/>
-                <w:lang w:val="en-PH"/>
-              </w:rPr>
-            </w:pPr>
-            <w:r>
-              <w:rPr>
-                <w:rFonts w:ascii="Arial Narrow" w:hAnsi="Arial Narrow"/>
-                <w:b/>
-                <w:sz w:val="20"/>
+                <w:sz w:val="24"/>
+                <w:szCs w:val="24"/>
+                <w:lang w:val="en-PH"/>
+              </w:rPr>
+            </w:pPr>
+            <w:r>
+              <w:rPr>
+                <w:rFonts w:ascii="Arial Narrow" w:hAnsi="Arial Narrow"/>
+                <w:b/>
+                <w:sz w:val="24"/>
+                <w:szCs w:val="24"/>
                 <w:lang w:val="en-PH"/>
               </w:rPr>
               <w:t>Accountancy</w:t>
@@ -3869,15 +6253,17 @@
               <w:rPr>
                 <w:rFonts w:ascii="Arial Narrow" w:hAnsi="Arial Narrow"/>
                 <w:b/>
-                <w:sz w:val="20"/>
-                <w:lang w:val="en-PH"/>
-              </w:rPr>
-            </w:pPr>
-            <w:r>
-              <w:rPr>
-                <w:rFonts w:ascii="Arial Narrow" w:hAnsi="Arial Narrow"/>
-                <w:b/>
-                <w:sz w:val="20"/>
+                <w:sz w:val="24"/>
+                <w:szCs w:val="24"/>
+                <w:lang w:val="en-PH"/>
+              </w:rPr>
+            </w:pPr>
+            <w:r>
+              <w:rPr>
+                <w:rFonts w:ascii="Arial Narrow" w:hAnsi="Arial Narrow"/>
+                <w:b/>
+                <w:sz w:val="24"/>
+                <w:szCs w:val="24"/>
                 <w:lang w:val="en-PH"/>
               </w:rPr>
               <w:t>Social Science</w:t>
@@ -3894,14 +6280,16 @@
             <w:pPr>
               <w:rPr>
                 <w:rFonts w:ascii="Arial Narrow" w:hAnsi="Arial Narrow"/>
-                <w:sz w:val="20"/>
-                <w:lang w:val="en-PH"/>
-              </w:rPr>
-            </w:pPr>
-            <w:r>
-              <w:rPr>
-                <w:rFonts w:ascii="Arial Narrow" w:hAnsi="Arial Narrow"/>
-                <w:sz w:val="20"/>
+                <w:sz w:val="24"/>
+                <w:szCs w:val="24"/>
+                <w:lang w:val="en-PH"/>
+              </w:rPr>
+            </w:pPr>
+            <w:r>
+              <w:rPr>
+                <w:rFonts w:ascii="Arial Narrow" w:hAnsi="Arial Narrow"/>
+                <w:sz w:val="24"/>
+                <w:szCs w:val="24"/>
                 <w:lang w:val="en-PH"/>
               </w:rPr>
               <w:t>{</w:t>
@@ -3910,7 +6298,8 @@
             <w:r>
               <w:rPr>
                 <w:rFonts w:ascii="Arial Narrow" w:hAnsi="Arial Narrow"/>
-                <w:sz w:val="20"/>
+                <w:sz w:val="24"/>
+                <w:szCs w:val="24"/>
                 <w:lang w:val="en-PH"/>
               </w:rPr>
               <w:t>tech_</w:t>
@@ -3918,7 +6307,8 @@
             <w:r>
               <w:rPr>
                 <w:rFonts w:ascii="Arial Narrow" w:hAnsi="Arial Narrow"/>
-                <w:sz w:val="20"/>
+                <w:sz w:val="24"/>
+                <w:szCs w:val="24"/>
                 <w:lang w:val="en-PH"/>
               </w:rPr>
               <w:t>score</w:t>
@@ -3927,7 +6317,8 @@
             <w:r>
               <w:rPr>
                 <w:rFonts w:ascii="Arial Narrow" w:hAnsi="Arial Narrow"/>
-                <w:sz w:val="20"/>
+                <w:sz w:val="24"/>
+                <w:szCs w:val="24"/>
                 <w:lang w:val="en-PH"/>
               </w:rPr>
               <w:t>}</w:t>
@@ -3942,14 +6333,16 @@
             <w:pPr>
               <w:rPr>
                 <w:rFonts w:ascii="Arial Narrow" w:hAnsi="Arial Narrow"/>
-                <w:sz w:val="20"/>
-                <w:lang w:val="en-PH"/>
-              </w:rPr>
-            </w:pPr>
-            <w:r>
-              <w:rPr>
-                <w:rFonts w:ascii="Arial Narrow" w:hAnsi="Arial Narrow"/>
-                <w:sz w:val="20"/>
+                <w:sz w:val="24"/>
+                <w:szCs w:val="24"/>
+                <w:lang w:val="en-PH"/>
+              </w:rPr>
+            </w:pPr>
+            <w:r>
+              <w:rPr>
+                <w:rFonts w:ascii="Arial Narrow" w:hAnsi="Arial Narrow"/>
+                <w:sz w:val="24"/>
+                <w:szCs w:val="24"/>
                 <w:lang w:val="en-PH"/>
               </w:rPr>
               <w:t>{</w:t>
@@ -3958,7 +6351,8 @@
             <w:r>
               <w:rPr>
                 <w:rFonts w:ascii="Arial Narrow" w:hAnsi="Arial Narrow"/>
-                <w:sz w:val="20"/>
+                <w:sz w:val="24"/>
+                <w:szCs w:val="24"/>
                 <w:lang w:val="en-PH"/>
               </w:rPr>
               <w:t>engineer_</w:t>
@@ -3966,7 +6360,8 @@
             <w:r>
               <w:rPr>
                 <w:rFonts w:ascii="Arial Narrow" w:hAnsi="Arial Narrow"/>
-                <w:sz w:val="20"/>
+                <w:sz w:val="24"/>
+                <w:szCs w:val="24"/>
                 <w:lang w:val="en-PH"/>
               </w:rPr>
               <w:t>score</w:t>
@@ -3975,7 +6370,8 @@
             <w:r>
               <w:rPr>
                 <w:rFonts w:ascii="Arial Narrow" w:hAnsi="Arial Narrow"/>
-                <w:sz w:val="20"/>
+                <w:sz w:val="24"/>
+                <w:szCs w:val="24"/>
                 <w:lang w:val="en-PH"/>
               </w:rPr>
               <w:t>}</w:t>
@@ -3990,14 +6386,16 @@
             <w:pPr>
               <w:rPr>
                 <w:rFonts w:ascii="Arial Narrow" w:hAnsi="Arial Narrow"/>
-                <w:sz w:val="20"/>
-                <w:lang w:val="en-PH"/>
-              </w:rPr>
-            </w:pPr>
-            <w:r>
-              <w:rPr>
-                <w:rFonts w:ascii="Arial Narrow" w:hAnsi="Arial Narrow"/>
-                <w:sz w:val="20"/>
+                <w:sz w:val="24"/>
+                <w:szCs w:val="24"/>
+                <w:lang w:val="en-PH"/>
+              </w:rPr>
+            </w:pPr>
+            <w:r>
+              <w:rPr>
+                <w:rFonts w:ascii="Arial Narrow" w:hAnsi="Arial Narrow"/>
+                <w:sz w:val="24"/>
+                <w:szCs w:val="24"/>
                 <w:lang w:val="en-PH"/>
               </w:rPr>
               <w:t>{</w:t>
@@ -4006,7 +6404,8 @@
             <w:r>
               <w:rPr>
                 <w:rFonts w:ascii="Arial Narrow" w:hAnsi="Arial Narrow"/>
-                <w:sz w:val="20"/>
+                <w:sz w:val="24"/>
+                <w:szCs w:val="24"/>
                 <w:lang w:val="en-PH"/>
               </w:rPr>
               <w:t>business_</w:t>
@@ -4014,7 +6413,8 @@
             <w:r>
               <w:rPr>
                 <w:rFonts w:ascii="Arial Narrow" w:hAnsi="Arial Narrow"/>
-                <w:sz w:val="20"/>
+                <w:sz w:val="24"/>
+                <w:szCs w:val="24"/>
                 <w:lang w:val="en-PH"/>
               </w:rPr>
               <w:t>score</w:t>
@@ -4023,7 +6423,8 @@
             <w:r>
               <w:rPr>
                 <w:rFonts w:ascii="Arial Narrow" w:hAnsi="Arial Narrow"/>
-                <w:sz w:val="20"/>
+                <w:sz w:val="24"/>
+                <w:szCs w:val="24"/>
                 <w:lang w:val="en-PH"/>
               </w:rPr>
               <w:t>}</w:t>
@@ -4038,14 +6439,16 @@
             <w:pPr>
               <w:rPr>
                 <w:rFonts w:ascii="Arial Narrow" w:hAnsi="Arial Narrow"/>
-                <w:sz w:val="20"/>
-                <w:lang w:val="en-PH"/>
-              </w:rPr>
-            </w:pPr>
-            <w:r>
-              <w:rPr>
-                <w:rFonts w:ascii="Arial Narrow" w:hAnsi="Arial Narrow"/>
-                <w:sz w:val="20"/>
+                <w:sz w:val="24"/>
+                <w:szCs w:val="24"/>
+                <w:lang w:val="en-PH"/>
+              </w:rPr>
+            </w:pPr>
+            <w:r>
+              <w:rPr>
+                <w:rFonts w:ascii="Arial Narrow" w:hAnsi="Arial Narrow"/>
+                <w:sz w:val="24"/>
+                <w:szCs w:val="24"/>
                 <w:lang w:val="en-PH"/>
               </w:rPr>
               <w:t>{</w:t>
@@ -4054,7 +6457,8 @@
             <w:r>
               <w:rPr>
                 <w:rFonts w:ascii="Arial Narrow" w:hAnsi="Arial Narrow"/>
-                <w:sz w:val="20"/>
+                <w:sz w:val="24"/>
+                <w:szCs w:val="24"/>
                 <w:lang w:val="en-PH"/>
               </w:rPr>
               <w:t>manage_</w:t>
@@ -4062,7 +6466,8 @@
             <w:r>
               <w:rPr>
                 <w:rFonts w:ascii="Arial Narrow" w:hAnsi="Arial Narrow"/>
-                <w:sz w:val="20"/>
+                <w:sz w:val="24"/>
+                <w:szCs w:val="24"/>
                 <w:lang w:val="en-PH"/>
               </w:rPr>
               <w:t>score</w:t>
@@ -4071,7 +6476,8 @@
             <w:r>
               <w:rPr>
                 <w:rFonts w:ascii="Arial Narrow" w:hAnsi="Arial Narrow"/>
-                <w:sz w:val="20"/>
+                <w:sz w:val="24"/>
+                <w:szCs w:val="24"/>
                 <w:lang w:val="en-PH"/>
               </w:rPr>
               <w:t>}</w:t>
@@ -4086,14 +6492,16 @@
             <w:pPr>
               <w:rPr>
                 <w:rFonts w:ascii="Arial Narrow" w:hAnsi="Arial Narrow"/>
-                <w:sz w:val="20"/>
-                <w:lang w:val="en-PH"/>
-              </w:rPr>
-            </w:pPr>
-            <w:r>
-              <w:rPr>
-                <w:rFonts w:ascii="Arial Narrow" w:hAnsi="Arial Narrow"/>
-                <w:sz w:val="20"/>
+                <w:sz w:val="24"/>
+                <w:szCs w:val="24"/>
+                <w:lang w:val="en-PH"/>
+              </w:rPr>
+            </w:pPr>
+            <w:r>
+              <w:rPr>
+                <w:rFonts w:ascii="Arial Narrow" w:hAnsi="Arial Narrow"/>
+                <w:sz w:val="24"/>
+                <w:szCs w:val="24"/>
                 <w:lang w:val="en-PH"/>
               </w:rPr>
               <w:t>{</w:t>
@@ -4102,7 +6510,8 @@
             <w:r>
               <w:rPr>
                 <w:rFonts w:ascii="Arial Narrow" w:hAnsi="Arial Narrow"/>
-                <w:sz w:val="20"/>
+                <w:sz w:val="24"/>
+                <w:szCs w:val="24"/>
                 <w:lang w:val="en-PH"/>
               </w:rPr>
               <w:t>human_</w:t>
@@ -4110,7 +6519,8 @@
             <w:r>
               <w:rPr>
                 <w:rFonts w:ascii="Arial Narrow" w:hAnsi="Arial Narrow"/>
-                <w:sz w:val="20"/>
+                <w:sz w:val="24"/>
+                <w:szCs w:val="24"/>
                 <w:lang w:val="en-PH"/>
               </w:rPr>
               <w:t>score</w:t>
@@ -4119,7 +6529,8 @@
             <w:r>
               <w:rPr>
                 <w:rFonts w:ascii="Arial Narrow" w:hAnsi="Arial Narrow"/>
-                <w:sz w:val="20"/>
+                <w:sz w:val="24"/>
+                <w:szCs w:val="24"/>
                 <w:lang w:val="en-PH"/>
               </w:rPr>
               <w:t>}</w:t>
@@ -4134,14 +6545,16 @@
             <w:pPr>
               <w:rPr>
                 <w:rFonts w:ascii="Arial Narrow" w:hAnsi="Arial Narrow"/>
-                <w:sz w:val="20"/>
-                <w:lang w:val="en-PH"/>
-              </w:rPr>
-            </w:pPr>
-            <w:r>
-              <w:rPr>
-                <w:rFonts w:ascii="Arial Narrow" w:hAnsi="Arial Narrow"/>
-                <w:sz w:val="20"/>
+                <w:sz w:val="24"/>
+                <w:szCs w:val="24"/>
+                <w:lang w:val="en-PH"/>
+              </w:rPr>
+            </w:pPr>
+            <w:r>
+              <w:rPr>
+                <w:rFonts w:ascii="Arial Narrow" w:hAnsi="Arial Narrow"/>
+                <w:sz w:val="24"/>
+                <w:szCs w:val="24"/>
                 <w:lang w:val="en-PH"/>
               </w:rPr>
               <w:t>{</w:t>
@@ -4150,7 +6563,8 @@
             <w:r>
               <w:rPr>
                 <w:rFonts w:ascii="Arial Narrow" w:hAnsi="Arial Narrow"/>
-                <w:sz w:val="20"/>
+                <w:sz w:val="24"/>
+                <w:szCs w:val="24"/>
                 <w:lang w:val="en-PH"/>
               </w:rPr>
               <w:t>acc_</w:t>
@@ -4158,7 +6572,8 @@
             <w:r>
               <w:rPr>
                 <w:rFonts w:ascii="Arial Narrow" w:hAnsi="Arial Narrow"/>
-                <w:sz w:val="20"/>
+                <w:sz w:val="24"/>
+                <w:szCs w:val="24"/>
                 <w:lang w:val="en-PH"/>
               </w:rPr>
               <w:t>score</w:t>
@@ -4167,7 +6582,8 @@
             <w:r>
               <w:rPr>
                 <w:rFonts w:ascii="Arial Narrow" w:hAnsi="Arial Narrow"/>
-                <w:sz w:val="20"/>
+                <w:sz w:val="24"/>
+                <w:szCs w:val="24"/>
                 <w:lang w:val="en-PH"/>
               </w:rPr>
               <w:t>}</w:t>
@@ -4182,14 +6598,16 @@
             <w:pPr>
               <w:rPr>
                 <w:rFonts w:ascii="Arial Narrow" w:hAnsi="Arial Narrow"/>
-                <w:sz w:val="20"/>
-                <w:lang w:val="en-PH"/>
-              </w:rPr>
-            </w:pPr>
-            <w:r>
-              <w:rPr>
-                <w:rFonts w:ascii="Arial Narrow" w:hAnsi="Arial Narrow"/>
-                <w:sz w:val="20"/>
+                <w:sz w:val="24"/>
+                <w:szCs w:val="24"/>
+                <w:lang w:val="en-PH"/>
+              </w:rPr>
+            </w:pPr>
+            <w:r>
+              <w:rPr>
+                <w:rFonts w:ascii="Arial Narrow" w:hAnsi="Arial Narrow"/>
+                <w:sz w:val="24"/>
+                <w:szCs w:val="24"/>
                 <w:lang w:val="en-PH"/>
               </w:rPr>
               <w:t>{</w:t>
@@ -4198,7 +6616,8 @@
             <w:r>
               <w:rPr>
                 <w:rFonts w:ascii="Arial Narrow" w:hAnsi="Arial Narrow"/>
-                <w:sz w:val="20"/>
+                <w:sz w:val="24"/>
+                <w:szCs w:val="24"/>
                 <w:lang w:val="en-PH"/>
               </w:rPr>
               <w:t>ss_</w:t>
@@ -4206,7 +6625,8 @@
             <w:r>
               <w:rPr>
                 <w:rFonts w:ascii="Arial Narrow" w:hAnsi="Arial Narrow"/>
-                <w:sz w:val="20"/>
+                <w:sz w:val="24"/>
+                <w:szCs w:val="24"/>
                 <w:lang w:val="en-PH"/>
               </w:rPr>
               <w:t>score</w:t>
@@ -4215,7 +6635,8 @@
             <w:r>
               <w:rPr>
                 <w:rFonts w:ascii="Arial Narrow" w:hAnsi="Arial Narrow"/>
-                <w:sz w:val="20"/>
+                <w:sz w:val="24"/>
+                <w:szCs w:val="24"/>
                 <w:lang w:val="en-PH"/>
               </w:rPr>
               <w:t>}</w:t>
@@ -4232,30 +6653,156 @@
             <w:pPr>
               <w:rPr>
                 <w:rFonts w:ascii="Arial Narrow" w:hAnsi="Arial Narrow"/>
-                <w:sz w:val="20"/>
-                <w:lang w:val="en-PH"/>
-              </w:rPr>
-            </w:pPr>
-            <w:r>
-              <w:rPr>
-                <w:rFonts w:ascii="Arial Narrow" w:hAnsi="Arial Narrow"/>
-                <w:sz w:val="20"/>
+                <w:sz w:val="24"/>
+                <w:szCs w:val="24"/>
+                <w:lang w:val="en-PH"/>
+              </w:rPr>
+            </w:pPr>
+            <w:r>
+              <w:rPr>
+                <w:rFonts w:ascii="Arial Narrow" w:hAnsi="Arial Narrow"/>
+                <w:sz w:val="24"/>
+                <w:szCs w:val="24"/>
+                <w:lang w:val="en-PH"/>
+              </w:rPr>
+              <w:t>{tech_%}</w:t>
+            </w:r>
+          </w:p>
+        </w:tc>
+        <w:tc>
+          <w:tcPr>
+            <w:tcW w:w="1541" w:type="dxa"/>
+          </w:tcPr>
+          <w:p>
+            <w:pPr>
+              <w:rPr>
+                <w:rFonts w:ascii="Arial Narrow" w:hAnsi="Arial Narrow"/>
+                <w:sz w:val="24"/>
+                <w:szCs w:val="24"/>
+                <w:lang w:val="en-PH"/>
+              </w:rPr>
+            </w:pPr>
+            <w:r>
+              <w:rPr>
+                <w:rFonts w:ascii="Arial Narrow" w:hAnsi="Arial Narrow"/>
+                <w:sz w:val="24"/>
+                <w:szCs w:val="24"/>
+                <w:lang w:val="en-PH"/>
+              </w:rPr>
+              <w:t>{engineer_%}</w:t>
+            </w:r>
+          </w:p>
+        </w:tc>
+        <w:tc>
+          <w:tcPr>
+            <w:tcW w:w="1541" w:type="dxa"/>
+          </w:tcPr>
+          <w:p>
+            <w:pPr>
+              <w:rPr>
+                <w:rFonts w:ascii="Arial Narrow" w:hAnsi="Arial Narrow"/>
+                <w:sz w:val="24"/>
+                <w:szCs w:val="24"/>
+                <w:lang w:val="en-PH"/>
+              </w:rPr>
+            </w:pPr>
+            <w:r>
+              <w:rPr>
+                <w:rFonts w:ascii="Arial Narrow" w:hAnsi="Arial Narrow"/>
+                <w:sz w:val="24"/>
+                <w:szCs w:val="24"/>
+                <w:lang w:val="en-PH"/>
+              </w:rPr>
+              <w:t>{business_%}</w:t>
+            </w:r>
+          </w:p>
+        </w:tc>
+        <w:tc>
+          <w:tcPr>
+            <w:tcW w:w="1541" w:type="dxa"/>
+          </w:tcPr>
+          <w:p>
+            <w:pPr>
+              <w:rPr>
+                <w:rFonts w:ascii="Arial Narrow" w:hAnsi="Arial Narrow"/>
+                <w:sz w:val="24"/>
+                <w:szCs w:val="24"/>
+                <w:lang w:val="en-PH"/>
+              </w:rPr>
+            </w:pPr>
+            <w:r>
+              <w:rPr>
+                <w:rFonts w:ascii="Arial Narrow" w:hAnsi="Arial Narrow"/>
+                <w:sz w:val="24"/>
+                <w:szCs w:val="24"/>
+                <w:lang w:val="en-PH"/>
+              </w:rPr>
+              <w:t>{manage_%}</w:t>
+            </w:r>
+          </w:p>
+        </w:tc>
+        <w:tc>
+          <w:tcPr>
+            <w:tcW w:w="1542" w:type="dxa"/>
+          </w:tcPr>
+          <w:p>
+            <w:pPr>
+              <w:rPr>
+                <w:rFonts w:ascii="Arial Narrow" w:hAnsi="Arial Narrow"/>
+                <w:sz w:val="24"/>
+                <w:szCs w:val="24"/>
+                <w:lang w:val="en-PH"/>
+              </w:rPr>
+            </w:pPr>
+            <w:r>
+              <w:rPr>
+                <w:rFonts w:ascii="Arial Narrow" w:hAnsi="Arial Narrow"/>
+                <w:sz w:val="24"/>
+                <w:szCs w:val="24"/>
+                <w:lang w:val="en-PH"/>
+              </w:rPr>
+              <w:t>{human_%}</w:t>
+            </w:r>
+          </w:p>
+        </w:tc>
+        <w:tc>
+          <w:tcPr>
+            <w:tcW w:w="1542" w:type="dxa"/>
+          </w:tcPr>
+          <w:p>
+            <w:pPr>
+              <w:rPr>
+                <w:rFonts w:ascii="Arial Narrow" w:hAnsi="Arial Narrow"/>
+                <w:sz w:val="24"/>
+                <w:szCs w:val="24"/>
+                <w:lang w:val="en-PH"/>
+              </w:rPr>
+            </w:pPr>
+            <w:r>
+              <w:rPr>
+                <w:rFonts w:ascii="Arial Narrow" w:hAnsi="Arial Narrow"/>
+                <w:sz w:val="24"/>
+                <w:szCs w:val="24"/>
                 <w:lang w:val="en-PH"/>
               </w:rPr>
               <w:t>{</w:t>
             </w:r>
-            <w:r>
-              <w:rPr>
-                <w:rFonts w:ascii="Arial Narrow" w:hAnsi="Arial Narrow"/>
-                <w:sz w:val="20"/>
-                <w:lang w:val="en-PH"/>
-              </w:rPr>
-              <w:t>tech</w:t>
-            </w:r>
-            <w:r>
-              <w:rPr>
-                <w:rFonts w:ascii="Arial Narrow" w:hAnsi="Arial Narrow"/>
-                <w:sz w:val="20"/>
+            <w:proofErr w:type="spellStart"/>
+            <w:r>
+              <w:rPr>
+                <w:rFonts w:ascii="Arial Narrow" w:hAnsi="Arial Narrow"/>
+                <w:sz w:val="24"/>
+                <w:szCs w:val="24"/>
+                <w:lang w:val="en-PH"/>
+              </w:rPr>
+              <w:t>acc</w:t>
+            </w:r>
+            <w:proofErr w:type="spellEnd"/>
+            <w:r>
+              <w:rPr>
+                <w:rFonts w:ascii="Arial Narrow" w:hAnsi="Arial Narrow"/>
+                <w:sz w:val="24"/>
+                <w:szCs w:val="24"/>
                 <w:lang w:val="en-PH"/>
               </w:rPr>
               <w:t>_%}</w:t>
@@ -4264,230 +6811,42 @@
         </w:tc>
         <w:tc>
           <w:tcPr>
-            <w:tcW w:w="1541" w:type="dxa"/>
-          </w:tcPr>
-          <w:p>
-            <w:pPr>
-              <w:rPr>
-                <w:rFonts w:ascii="Arial Narrow" w:hAnsi="Arial Narrow"/>
-                <w:sz w:val="20"/>
-                <w:lang w:val="en-PH"/>
-              </w:rPr>
-            </w:pPr>
-            <w:r>
-              <w:rPr>
-                <w:rFonts w:ascii="Arial Narrow" w:hAnsi="Arial Narrow"/>
-                <w:sz w:val="20"/>
+            <w:tcW w:w="1542" w:type="dxa"/>
+          </w:tcPr>
+          <w:p>
+            <w:pPr>
+              <w:rPr>
+                <w:rFonts w:ascii="Arial Narrow" w:hAnsi="Arial Narrow"/>
+                <w:sz w:val="24"/>
+                <w:szCs w:val="24"/>
+                <w:lang w:val="en-PH"/>
+              </w:rPr>
+            </w:pPr>
+            <w:r>
+              <w:rPr>
+                <w:rFonts w:ascii="Arial Narrow" w:hAnsi="Arial Narrow"/>
+                <w:sz w:val="24"/>
+                <w:szCs w:val="24"/>
                 <w:lang w:val="en-PH"/>
               </w:rPr>
               <w:t>{</w:t>
             </w:r>
-            <w:r>
-              <w:rPr>
-                <w:rFonts w:ascii="Arial Narrow" w:hAnsi="Arial Narrow"/>
-                <w:sz w:val="20"/>
-                <w:lang w:val="en-PH"/>
-              </w:rPr>
-              <w:t>engineer</w:t>
-            </w:r>
-            <w:r>
-              <w:rPr>
-                <w:rFonts w:ascii="Arial Narrow" w:hAnsi="Arial Narrow"/>
-                <w:sz w:val="20"/>
-                <w:lang w:val="en-PH"/>
-              </w:rPr>
-              <w:t>_%}</w:t>
-            </w:r>
-          </w:p>
-        </w:tc>
-        <w:tc>
-          <w:tcPr>
-            <w:tcW w:w="1541" w:type="dxa"/>
-          </w:tcPr>
-          <w:p>
-            <w:pPr>
-              <w:rPr>
-                <w:rFonts w:ascii="Arial Narrow" w:hAnsi="Arial Narrow"/>
-                <w:sz w:val="20"/>
-                <w:lang w:val="en-PH"/>
-              </w:rPr>
-            </w:pPr>
-            <w:r>
-              <w:rPr>
-                <w:rFonts w:ascii="Arial Narrow" w:hAnsi="Arial Narrow"/>
-                <w:sz w:val="20"/>
-                <w:lang w:val="en-PH"/>
-              </w:rPr>
-              <w:t>{</w:t>
-            </w:r>
-            <w:r>
-              <w:rPr>
-                <w:rFonts w:ascii="Arial Narrow" w:hAnsi="Arial Narrow"/>
-                <w:sz w:val="20"/>
-                <w:lang w:val="en-PH"/>
-              </w:rPr>
-              <w:t>business</w:t>
-            </w:r>
-            <w:r>
-              <w:rPr>
-                <w:rFonts w:ascii="Arial Narrow" w:hAnsi="Arial Narrow"/>
-                <w:sz w:val="20"/>
-                <w:lang w:val="en-PH"/>
-              </w:rPr>
-              <w:t>_%}</w:t>
-            </w:r>
-          </w:p>
-        </w:tc>
-        <w:tc>
-          <w:tcPr>
-            <w:tcW w:w="1541" w:type="dxa"/>
-          </w:tcPr>
-          <w:p>
-            <w:pPr>
-              <w:rPr>
-                <w:rFonts w:ascii="Arial Narrow" w:hAnsi="Arial Narrow"/>
-                <w:sz w:val="20"/>
-                <w:lang w:val="en-PH"/>
-              </w:rPr>
-            </w:pPr>
-            <w:r>
-              <w:rPr>
-                <w:rFonts w:ascii="Arial Narrow" w:hAnsi="Arial Narrow"/>
-                <w:sz w:val="20"/>
-                <w:lang w:val="en-PH"/>
-              </w:rPr>
-              <w:t>{</w:t>
-            </w:r>
-            <w:r>
-              <w:rPr>
-                <w:rFonts w:ascii="Arial Narrow" w:hAnsi="Arial Narrow"/>
-                <w:sz w:val="20"/>
-                <w:lang w:val="en-PH"/>
-              </w:rPr>
-              <w:t>manage</w:t>
-            </w:r>
-            <w:r>
-              <w:rPr>
-                <w:rFonts w:ascii="Arial Narrow" w:hAnsi="Arial Narrow"/>
-                <w:sz w:val="20"/>
-                <w:lang w:val="en-PH"/>
-              </w:rPr>
-              <w:t>_%}</w:t>
-            </w:r>
-          </w:p>
-        </w:tc>
-        <w:tc>
-          <w:tcPr>
-            <w:tcW w:w="1542" w:type="dxa"/>
-          </w:tcPr>
-          <w:p>
-            <w:pPr>
-              <w:rPr>
-                <w:rFonts w:ascii="Arial Narrow" w:hAnsi="Arial Narrow"/>
-                <w:sz w:val="20"/>
-                <w:lang w:val="en-PH"/>
-              </w:rPr>
-            </w:pPr>
-            <w:r>
-              <w:rPr>
-                <w:rFonts w:ascii="Arial Narrow" w:hAnsi="Arial Narrow"/>
-                <w:sz w:val="20"/>
-                <w:lang w:val="en-PH"/>
-              </w:rPr>
-              <w:t>{</w:t>
-            </w:r>
-            <w:r>
-              <w:rPr>
-                <w:rFonts w:ascii="Arial Narrow" w:hAnsi="Arial Narrow"/>
-                <w:sz w:val="20"/>
-                <w:lang w:val="en-PH"/>
-              </w:rPr>
-              <w:t>human</w:t>
-            </w:r>
-            <w:r>
-              <w:rPr>
-                <w:rFonts w:ascii="Arial Narrow" w:hAnsi="Arial Narrow"/>
-                <w:sz w:val="20"/>
-                <w:lang w:val="en-PH"/>
-              </w:rPr>
-              <w:t>_%}</w:t>
-            </w:r>
-          </w:p>
-        </w:tc>
-        <w:tc>
-          <w:tcPr>
-            <w:tcW w:w="1542" w:type="dxa"/>
-          </w:tcPr>
-          <w:p>
-            <w:pPr>
-              <w:rPr>
-                <w:rFonts w:ascii="Arial Narrow" w:hAnsi="Arial Narrow"/>
-                <w:sz w:val="20"/>
-                <w:lang w:val="en-PH"/>
-              </w:rPr>
-            </w:pPr>
-            <w:r>
-              <w:rPr>
-                <w:rFonts w:ascii="Arial Narrow" w:hAnsi="Arial Narrow"/>
-                <w:sz w:val="20"/>
-                <w:lang w:val="en-PH"/>
-              </w:rPr>
-              <w:t>{</w:t>
-            </w:r>
             <w:proofErr w:type="spellStart"/>
             <w:r>
               <w:rPr>
                 <w:rFonts w:ascii="Arial Narrow" w:hAnsi="Arial Narrow"/>
-                <w:sz w:val="20"/>
-                <w:lang w:val="en-PH"/>
-              </w:rPr>
-              <w:t>acc</w:t>
+                <w:sz w:val="24"/>
+                <w:szCs w:val="24"/>
+                <w:lang w:val="en-PH"/>
+              </w:rPr>
+              <w:t>ss</w:t>
             </w:r>
             <w:proofErr w:type="spellEnd"/>
             <w:r>
               <w:rPr>
                 <w:rFonts w:ascii="Arial Narrow" w:hAnsi="Arial Narrow"/>
-                <w:sz w:val="20"/>
-                <w:lang w:val="en-PH"/>
-              </w:rPr>
-              <w:t>_%}</w:t>
-            </w:r>
-          </w:p>
-        </w:tc>
-        <w:tc>
-          <w:tcPr>
-            <w:tcW w:w="1542" w:type="dxa"/>
-          </w:tcPr>
-          <w:p>
-            <w:pPr>
-              <w:rPr>
-                <w:rFonts w:ascii="Arial Narrow" w:hAnsi="Arial Narrow"/>
-                <w:sz w:val="20"/>
-                <w:lang w:val="en-PH"/>
-              </w:rPr>
-            </w:pPr>
-            <w:r>
-              <w:rPr>
-                <w:rFonts w:ascii="Arial Narrow" w:hAnsi="Arial Narrow"/>
-                <w:sz w:val="20"/>
-                <w:lang w:val="en-PH"/>
-              </w:rPr>
-              <w:t>{</w:t>
-            </w:r>
-            <w:proofErr w:type="spellStart"/>
-            <w:r>
-              <w:rPr>
-                <w:rFonts w:ascii="Arial Narrow" w:hAnsi="Arial Narrow"/>
-                <w:sz w:val="20"/>
-                <w:lang w:val="en-PH"/>
-              </w:rPr>
-              <w:t>ss</w:t>
-            </w:r>
-            <w:proofErr w:type="spellEnd"/>
-            <w:r>
-              <w:rPr>
-                <w:rFonts w:ascii="Arial Narrow" w:hAnsi="Arial Narrow"/>
-                <w:sz w:val="20"/>
+                <w:sz w:val="24"/>
+                <w:szCs w:val="24"/>
                 <w:lang w:val="en-PH"/>
               </w:rPr>
               <w:t>_%}</w:t>
@@ -4627,6 +6986,338 @@
         <w:t>RECOMMENDED PROGRAMS</w:t>
       </w:r>
     </w:p>
+    <w:tbl>
+      <w:tblPr>
+        <w:tblStyle w:val="TableGrid"/>
+        <w:tblW w:w="0" w:type="auto"/>
+        <w:tblInd w:w="1435" w:type="dxa"/>
+        <w:tblLook w:val="04A0" w:firstRow="1" w:lastRow="0" w:firstColumn="1" w:lastColumn="0" w:noHBand="0" w:noVBand="1"/>
+      </w:tblPr>
+      <w:tblGrid>
+        <w:gridCol w:w="2235"/>
+        <w:gridCol w:w="5955"/>
+      </w:tblGrid>
+      <w:tr>
+        <w:trPr>
+          <w:trHeight w:val="368"/>
+        </w:trPr>
+        <w:tc>
+          <w:tcPr>
+            <w:tcW w:w="2145" w:type="dxa"/>
+          </w:tcPr>
+          <w:p>
+            <w:pPr>
+              <w:pStyle w:val="ListParagraph"/>
+              <w:numPr>
+                <w:ilvl w:val="0"/>
+                <w:numId w:val="8"/>
+              </w:numPr>
+              <w:jc w:val="center"/>
+              <w:rPr>
+                <w:rFonts w:ascii="Arial Narrow" w:hAnsi="Arial Narrow"/>
+                <w:b/>
+                <w:sz w:val="32"/>
+                <w:szCs w:val="32"/>
+                <w:lang w:val="en-PH"/>
+              </w:rPr>
+            </w:pPr>
+            <w:r>
+              <w:rPr>
+                <w:rFonts w:ascii="Arial Narrow" w:hAnsi="Arial Narrow"/>
+                <w:sz w:val="32"/>
+                <w:szCs w:val="32"/>
+                <w:lang w:val="en-PH"/>
+              </w:rPr>
+              <w:t>{program</w:t>
+            </w:r>
+            <w:r>
+              <w:rPr>
+                <w:rFonts w:ascii="Arial Narrow" w:hAnsi="Arial Narrow"/>
+                <w:sz w:val="32"/>
+                <w:szCs w:val="32"/>
+                <w:lang w:val="en-PH"/>
+              </w:rPr>
+              <w:t>1</w:t>
+            </w:r>
+            <w:r>
+              <w:rPr>
+                <w:rFonts w:ascii="Arial Narrow" w:hAnsi="Arial Narrow"/>
+                <w:sz w:val="32"/>
+                <w:szCs w:val="32"/>
+                <w:lang w:val="en-PH"/>
+              </w:rPr>
+              <w:t>}</w:t>
+            </w:r>
+          </w:p>
+        </w:tc>
+        <w:tc>
+          <w:tcPr>
+            <w:tcW w:w="5955" w:type="dxa"/>
+          </w:tcPr>
+          <w:p>
+            <w:pPr>
+              <w:jc w:val="center"/>
+              <w:rPr>
+                <w:rFonts w:ascii="Arial Narrow" w:hAnsi="Arial Narrow"/>
+                <w:sz w:val="24"/>
+                <w:szCs w:val="24"/>
+                <w:lang w:val="en-PH"/>
+              </w:rPr>
+            </w:pPr>
+            <w:r>
+              <w:rPr>
+                <w:rFonts w:ascii="Arial Narrow" w:hAnsi="Arial Narrow"/>
+                <w:sz w:val="24"/>
+                <w:szCs w:val="24"/>
+                <w:lang w:val="en-PH"/>
+              </w:rPr>
+              <w:t>{de</w:t>
+            </w:r>
+            <w:r>
+              <w:rPr>
+                <w:rFonts w:ascii="Arial Narrow" w:hAnsi="Arial Narrow"/>
+                <w:sz w:val="24"/>
+                <w:szCs w:val="24"/>
+                <w:lang w:val="en-PH"/>
+              </w:rPr>
+              <w:t>scriptio</w:t>
+            </w:r>
+            <w:r>
+              <w:rPr>
+                <w:rFonts w:ascii="Arial Narrow" w:hAnsi="Arial Narrow"/>
+                <w:sz w:val="24"/>
+                <w:szCs w:val="24"/>
+                <w:lang w:val="en-PH"/>
+              </w:rPr>
+              <w:t>n1</w:t>
+            </w:r>
+            <w:r>
+              <w:rPr>
+                <w:rFonts w:ascii="Arial Narrow" w:hAnsi="Arial Narrow"/>
+                <w:sz w:val="24"/>
+                <w:szCs w:val="24"/>
+                <w:lang w:val="en-PH"/>
+              </w:rPr>
+              <w:t>}</w:t>
+            </w:r>
+          </w:p>
+        </w:tc>
+      </w:tr>
+      <w:tr>
+        <w:trPr>
+          <w:trHeight w:val="350"/>
+        </w:trPr>
+        <w:tc>
+          <w:tcPr>
+            <w:tcW w:w="2145" w:type="dxa"/>
+          </w:tcPr>
+          <w:p>
+            <w:pPr>
+              <w:pStyle w:val="ListParagraph"/>
+              <w:numPr>
+                <w:ilvl w:val="0"/>
+                <w:numId w:val="8"/>
+              </w:numPr>
+              <w:jc w:val="center"/>
+              <w:rPr>
+                <w:rFonts w:ascii="Arial Narrow" w:hAnsi="Arial Narrow"/>
+                <w:b/>
+                <w:sz w:val="32"/>
+                <w:szCs w:val="32"/>
+                <w:lang w:val="en-PH"/>
+              </w:rPr>
+            </w:pPr>
+            <w:r>
+              <w:rPr>
+                <w:rFonts w:ascii="Arial Narrow" w:hAnsi="Arial Narrow"/>
+                <w:sz w:val="32"/>
+                <w:szCs w:val="32"/>
+                <w:lang w:val="en-PH"/>
+              </w:rPr>
+              <w:t>{program</w:t>
+            </w:r>
+            <w:r>
+              <w:rPr>
+                <w:rFonts w:ascii="Arial Narrow" w:hAnsi="Arial Narrow"/>
+                <w:sz w:val="32"/>
+                <w:szCs w:val="32"/>
+                <w:lang w:val="en-PH"/>
+              </w:rPr>
+              <w:t>2</w:t>
+            </w:r>
+            <w:r>
+              <w:rPr>
+                <w:rFonts w:ascii="Arial Narrow" w:hAnsi="Arial Narrow"/>
+                <w:sz w:val="32"/>
+                <w:szCs w:val="32"/>
+                <w:lang w:val="en-PH"/>
+              </w:rPr>
+              <w:t>}</w:t>
+            </w:r>
+          </w:p>
+        </w:tc>
+        <w:tc>
+          <w:tcPr>
+            <w:tcW w:w="5955" w:type="dxa"/>
+          </w:tcPr>
+          <w:p>
+            <w:pPr>
+              <w:jc w:val="center"/>
+              <w:rPr>
+                <w:rFonts w:ascii="Arial Narrow" w:hAnsi="Arial Narrow"/>
+                <w:b/>
+                <w:sz w:val="24"/>
+                <w:szCs w:val="24"/>
+                <w:lang w:val="en-PH"/>
+              </w:rPr>
+            </w:pPr>
+            <w:r>
+              <w:rPr>
+                <w:rFonts w:ascii="Arial Narrow" w:hAnsi="Arial Narrow"/>
+                <w:sz w:val="24"/>
+                <w:szCs w:val="24"/>
+                <w:lang w:val="en-PH"/>
+              </w:rPr>
+              <w:t>{de</w:t>
+            </w:r>
+            <w:r>
+              <w:rPr>
+                <w:rFonts w:ascii="Arial Narrow" w:hAnsi="Arial Narrow"/>
+                <w:sz w:val="24"/>
+                <w:szCs w:val="24"/>
+                <w:lang w:val="en-PH"/>
+              </w:rPr>
+              <w:t>scription</w:t>
+            </w:r>
+            <w:r>
+              <w:rPr>
+                <w:rFonts w:ascii="Arial Narrow" w:hAnsi="Arial Narrow"/>
+                <w:sz w:val="24"/>
+                <w:szCs w:val="24"/>
+                <w:lang w:val="en-PH"/>
+              </w:rPr>
+              <w:t>2</w:t>
+            </w:r>
+            <w:r>
+              <w:rPr>
+                <w:rFonts w:ascii="Arial Narrow" w:hAnsi="Arial Narrow"/>
+                <w:sz w:val="24"/>
+                <w:szCs w:val="24"/>
+                <w:lang w:val="en-PH"/>
+              </w:rPr>
+              <w:t>}</w:t>
+            </w:r>
+          </w:p>
+        </w:tc>
+      </w:tr>
+      <w:tr>
+        <w:trPr>
+          <w:trHeight w:val="422"/>
+        </w:trPr>
+        <w:tc>
+          <w:tcPr>
+            <w:tcW w:w="2145" w:type="dxa"/>
+          </w:tcPr>
+          <w:p>
+            <w:pPr>
+              <w:pStyle w:val="ListParagraph"/>
+              <w:numPr>
+                <w:ilvl w:val="0"/>
+                <w:numId w:val="8"/>
+              </w:numPr>
+              <w:jc w:val="center"/>
+              <w:rPr>
+                <w:rFonts w:ascii="Arial Narrow" w:hAnsi="Arial Narrow"/>
+                <w:b/>
+                <w:sz w:val="32"/>
+                <w:szCs w:val="32"/>
+                <w:lang w:val="en-PH"/>
+              </w:rPr>
+            </w:pPr>
+            <w:r>
+              <w:rPr>
+                <w:rFonts w:ascii="Arial Narrow" w:hAnsi="Arial Narrow"/>
+                <w:sz w:val="32"/>
+                <w:szCs w:val="32"/>
+                <w:lang w:val="en-PH"/>
+              </w:rPr>
+              <w:t>{program</w:t>
+            </w:r>
+            <w:r>
+              <w:rPr>
+                <w:rFonts w:ascii="Arial Narrow" w:hAnsi="Arial Narrow"/>
+                <w:sz w:val="32"/>
+                <w:szCs w:val="32"/>
+                <w:lang w:val="en-PH"/>
+              </w:rPr>
+              <w:t>3</w:t>
+            </w:r>
+            <w:r>
+              <w:rPr>
+                <w:rFonts w:ascii="Arial Narrow" w:hAnsi="Arial Narrow"/>
+                <w:sz w:val="32"/>
+                <w:szCs w:val="32"/>
+                <w:lang w:val="en-PH"/>
+              </w:rPr>
+              <w:t>}</w:t>
+            </w:r>
+          </w:p>
+        </w:tc>
+        <w:tc>
+          <w:tcPr>
+            <w:tcW w:w="5955" w:type="dxa"/>
+          </w:tcPr>
+          <w:p>
+            <w:pPr>
+              <w:jc w:val="center"/>
+              <w:rPr>
+                <w:rFonts w:ascii="Arial Narrow" w:hAnsi="Arial Narrow"/>
+                <w:b/>
+                <w:sz w:val="24"/>
+                <w:szCs w:val="24"/>
+                <w:lang w:val="en-PH"/>
+              </w:rPr>
+            </w:pPr>
+            <w:r>
+              <w:rPr>
+                <w:rFonts w:ascii="Arial Narrow" w:hAnsi="Arial Narrow"/>
+                <w:sz w:val="24"/>
+                <w:szCs w:val="24"/>
+                <w:lang w:val="en-PH"/>
+              </w:rPr>
+              <w:t>{de</w:t>
+            </w:r>
+            <w:r>
+              <w:rPr>
+                <w:rFonts w:ascii="Arial Narrow" w:hAnsi="Arial Narrow"/>
+                <w:sz w:val="24"/>
+                <w:szCs w:val="24"/>
+                <w:lang w:val="en-PH"/>
+              </w:rPr>
+              <w:t>scription</w:t>
+            </w:r>
+            <w:r>
+              <w:rPr>
+                <w:rFonts w:ascii="Arial Narrow" w:hAnsi="Arial Narrow"/>
+                <w:sz w:val="24"/>
+                <w:szCs w:val="24"/>
+                <w:lang w:val="en-PH"/>
+              </w:rPr>
+              <w:t>3</w:t>
+            </w:r>
+            <w:r>
+              <w:rPr>
+                <w:rFonts w:ascii="Arial Narrow" w:hAnsi="Arial Narrow"/>
+                <w:sz w:val="24"/>
+                <w:szCs w:val="24"/>
+                <w:lang w:val="en-PH"/>
+              </w:rPr>
+              <w:t>}</w:t>
+            </w:r>
+          </w:p>
+        </w:tc>
+      </w:tr>
+    </w:tbl>
     <w:p>
       <w:pPr>
         <w:spacing w:after="0" w:line="240" w:lineRule="auto"/>
@@ -4639,364 +7330,9 @@
         </w:rPr>
       </w:pPr>
     </w:p>
-    <w:p>
-      <w:pPr>
-        <w:spacing w:after="0" w:line="240" w:lineRule="auto"/>
-        <w:jc w:val="center"/>
-        <w:rPr>
-          <w:rFonts w:ascii="Arial Narrow" w:hAnsi="Arial Narrow"/>
-          <w:b/>
-          <w:sz w:val="20"/>
-          <w:lang w:val="en-PH"/>
-        </w:rPr>
-      </w:pPr>
-    </w:p>
-    <w:tbl>
-      <w:tblPr>
-        <w:tblStyle w:val="TableGrid"/>
-        <w:tblW w:w="0" w:type="auto"/>
-        <w:tblLook w:val="04A0" w:firstRow="1" w:lastRow="0" w:firstColumn="1" w:lastColumn="0" w:noHBand="0" w:noVBand="1"/>
-      </w:tblPr>
-      <w:tblGrid>
-        <w:gridCol w:w="5395"/>
-        <w:gridCol w:w="5395"/>
-      </w:tblGrid>
-      <w:tr>
-        <w:trPr>
-          <w:trHeight w:val="989"/>
-        </w:trPr>
-        <w:tc>
-          <w:tcPr>
-            <w:tcW w:w="5395" w:type="dxa"/>
-          </w:tcPr>
-          <w:p>
-            <w:pPr>
-              <w:pStyle w:val="ListParagraph"/>
-              <w:numPr>
-                <w:ilvl w:val="0"/>
-                <w:numId w:val="8"/>
-              </w:numPr>
-              <w:jc w:val="center"/>
-              <w:rPr>
-                <w:rFonts w:ascii="Arial Narrow" w:hAnsi="Arial Narrow"/>
-                <w:b/>
-                <w:sz w:val="32"/>
-                <w:szCs w:val="32"/>
-                <w:lang w:val="en-PH"/>
-              </w:rPr>
-            </w:pPr>
-            <w:r>
-              <w:rPr>
-                <w:rFonts w:ascii="Arial Narrow" w:hAnsi="Arial Narrow"/>
-                <w:sz w:val="32"/>
-                <w:szCs w:val="32"/>
-                <w:lang w:val="en-PH"/>
-              </w:rPr>
-              <w:t>{program</w:t>
-            </w:r>
-            <w:r>
-              <w:rPr>
-                <w:rFonts w:ascii="Arial Narrow" w:hAnsi="Arial Narrow"/>
-                <w:sz w:val="32"/>
-                <w:szCs w:val="32"/>
-                <w:lang w:val="en-PH"/>
-              </w:rPr>
-              <w:t>1</w:t>
-            </w:r>
-            <w:r>
-              <w:rPr>
-                <w:rFonts w:ascii="Arial Narrow" w:hAnsi="Arial Narrow"/>
-                <w:sz w:val="32"/>
-                <w:szCs w:val="32"/>
-                <w:lang w:val="en-PH"/>
-              </w:rPr>
-              <w:t>}</w:t>
-            </w:r>
-          </w:p>
-        </w:tc>
-        <w:tc>
-          <w:tcPr>
-            <w:tcW w:w="5395" w:type="dxa"/>
-          </w:tcPr>
-          <w:p>
-            <w:pPr>
-              <w:jc w:val="center"/>
-              <w:rPr>
-                <w:rFonts w:ascii="Arial Narrow" w:hAnsi="Arial Narrow"/>
-                <w:sz w:val="24"/>
-                <w:szCs w:val="24"/>
-                <w:lang w:val="en-PH"/>
-              </w:rPr>
-            </w:pPr>
-            <w:r>
-              <w:rPr>
-                <w:rFonts w:ascii="Arial Narrow" w:hAnsi="Arial Narrow"/>
-                <w:sz w:val="24"/>
-                <w:szCs w:val="24"/>
-                <w:lang w:val="en-PH"/>
-              </w:rPr>
-              <w:t>{de</w:t>
-            </w:r>
-            <w:r>
-              <w:rPr>
-                <w:rFonts w:ascii="Arial Narrow" w:hAnsi="Arial Narrow"/>
-                <w:sz w:val="24"/>
-                <w:szCs w:val="24"/>
-                <w:lang w:val="en-PH"/>
-              </w:rPr>
-              <w:t>scriptio</w:t>
-            </w:r>
-            <w:r>
-              <w:rPr>
-                <w:rFonts w:ascii="Arial Narrow" w:hAnsi="Arial Narrow"/>
-                <w:sz w:val="24"/>
-                <w:szCs w:val="24"/>
-                <w:lang w:val="en-PH"/>
-              </w:rPr>
-              <w:t>n1</w:t>
-            </w:r>
-            <w:r>
-              <w:rPr>
-                <w:rFonts w:ascii="Arial Narrow" w:hAnsi="Arial Narrow"/>
-                <w:sz w:val="24"/>
-                <w:szCs w:val="24"/>
-                <w:lang w:val="en-PH"/>
-              </w:rPr>
-              <w:t>}</w:t>
-            </w:r>
-          </w:p>
-        </w:tc>
-      </w:tr>
-      <w:tr>
-        <w:trPr>
-          <w:trHeight w:val="890"/>
-        </w:trPr>
-        <w:tc>
-          <w:tcPr>
-            <w:tcW w:w="5395" w:type="dxa"/>
-          </w:tcPr>
-          <w:p>
-            <w:pPr>
-              <w:pStyle w:val="ListParagraph"/>
-              <w:numPr>
-                <w:ilvl w:val="0"/>
-                <w:numId w:val="8"/>
-              </w:numPr>
-              <w:jc w:val="center"/>
-              <w:rPr>
-                <w:rFonts w:ascii="Arial Narrow" w:hAnsi="Arial Narrow"/>
-                <w:b/>
-                <w:sz w:val="32"/>
-                <w:szCs w:val="32"/>
-                <w:lang w:val="en-PH"/>
-              </w:rPr>
-            </w:pPr>
-            <w:r>
-              <w:rPr>
-                <w:rFonts w:ascii="Arial Narrow" w:hAnsi="Arial Narrow"/>
-                <w:sz w:val="32"/>
-                <w:szCs w:val="32"/>
-                <w:lang w:val="en-PH"/>
-              </w:rPr>
-              <w:t>{program</w:t>
-            </w:r>
-            <w:r>
-              <w:rPr>
-                <w:rFonts w:ascii="Arial Narrow" w:hAnsi="Arial Narrow"/>
-                <w:sz w:val="32"/>
-                <w:szCs w:val="32"/>
-                <w:lang w:val="en-PH"/>
-              </w:rPr>
-              <w:t>2</w:t>
-            </w:r>
-            <w:r>
-              <w:rPr>
-                <w:rFonts w:ascii="Arial Narrow" w:hAnsi="Arial Narrow"/>
-                <w:sz w:val="32"/>
-                <w:szCs w:val="32"/>
-                <w:lang w:val="en-PH"/>
-              </w:rPr>
-              <w:t>}</w:t>
-            </w:r>
-          </w:p>
-        </w:tc>
-        <w:tc>
-          <w:tcPr>
-            <w:tcW w:w="5395" w:type="dxa"/>
-          </w:tcPr>
-          <w:p>
-            <w:pPr>
-              <w:jc w:val="center"/>
-              <w:rPr>
-                <w:rFonts w:ascii="Arial Narrow" w:hAnsi="Arial Narrow"/>
-                <w:b/>
-                <w:sz w:val="24"/>
-                <w:szCs w:val="24"/>
-                <w:lang w:val="en-PH"/>
-              </w:rPr>
-            </w:pPr>
-            <w:r>
-              <w:rPr>
-                <w:rFonts w:ascii="Arial Narrow" w:hAnsi="Arial Narrow"/>
-                <w:sz w:val="24"/>
-                <w:szCs w:val="24"/>
-                <w:lang w:val="en-PH"/>
-              </w:rPr>
-              <w:t>{de</w:t>
-            </w:r>
-            <w:r>
-              <w:rPr>
-                <w:rFonts w:ascii="Arial Narrow" w:hAnsi="Arial Narrow"/>
-                <w:sz w:val="24"/>
-                <w:szCs w:val="24"/>
-                <w:lang w:val="en-PH"/>
-              </w:rPr>
-              <w:t>scription</w:t>
-            </w:r>
-            <w:r>
-              <w:rPr>
-                <w:rFonts w:ascii="Arial Narrow" w:hAnsi="Arial Narrow"/>
-                <w:sz w:val="24"/>
-                <w:szCs w:val="24"/>
-                <w:lang w:val="en-PH"/>
-              </w:rPr>
-              <w:t>2</w:t>
-            </w:r>
-            <w:r>
-              <w:rPr>
-                <w:rFonts w:ascii="Arial Narrow" w:hAnsi="Arial Narrow"/>
-                <w:sz w:val="24"/>
-                <w:szCs w:val="24"/>
-                <w:lang w:val="en-PH"/>
-              </w:rPr>
-              <w:t>}</w:t>
-            </w:r>
-          </w:p>
-        </w:tc>
-      </w:tr>
-      <w:tr>
-        <w:trPr>
-          <w:trHeight w:val="1169"/>
-        </w:trPr>
-        <w:tc>
-          <w:tcPr>
-            <w:tcW w:w="5395" w:type="dxa"/>
-          </w:tcPr>
-          <w:p>
-            <w:pPr>
-              <w:pStyle w:val="ListParagraph"/>
-              <w:numPr>
-                <w:ilvl w:val="0"/>
-                <w:numId w:val="8"/>
-              </w:numPr>
-              <w:jc w:val="center"/>
-              <w:rPr>
-                <w:rFonts w:ascii="Arial Narrow" w:hAnsi="Arial Narrow"/>
-                <w:b/>
-                <w:sz w:val="32"/>
-                <w:szCs w:val="32"/>
-                <w:lang w:val="en-PH"/>
-              </w:rPr>
-            </w:pPr>
-            <w:r>
-              <w:rPr>
-                <w:rFonts w:ascii="Arial Narrow" w:hAnsi="Arial Narrow"/>
-                <w:sz w:val="32"/>
-                <w:szCs w:val="32"/>
-                <w:lang w:val="en-PH"/>
-              </w:rPr>
-              <w:t>{program</w:t>
-            </w:r>
-            <w:r>
-              <w:rPr>
-                <w:rFonts w:ascii="Arial Narrow" w:hAnsi="Arial Narrow"/>
-                <w:sz w:val="32"/>
-                <w:szCs w:val="32"/>
-                <w:lang w:val="en-PH"/>
-              </w:rPr>
-              <w:t>3</w:t>
-            </w:r>
-            <w:r>
-              <w:rPr>
-                <w:rFonts w:ascii="Arial Narrow" w:hAnsi="Arial Narrow"/>
-                <w:sz w:val="32"/>
-                <w:szCs w:val="32"/>
-                <w:lang w:val="en-PH"/>
-              </w:rPr>
-              <w:t>}</w:t>
-            </w:r>
-          </w:p>
-        </w:tc>
-        <w:tc>
-          <w:tcPr>
-            <w:tcW w:w="5395" w:type="dxa"/>
-          </w:tcPr>
-          <w:p>
-            <w:pPr>
-              <w:jc w:val="center"/>
-              <w:rPr>
-                <w:rFonts w:ascii="Arial Narrow" w:hAnsi="Arial Narrow"/>
-                <w:b/>
-                <w:sz w:val="24"/>
-                <w:szCs w:val="24"/>
-                <w:lang w:val="en-PH"/>
-              </w:rPr>
-            </w:pPr>
-            <w:r>
-              <w:rPr>
-                <w:rFonts w:ascii="Arial Narrow" w:hAnsi="Arial Narrow"/>
-                <w:sz w:val="24"/>
-                <w:szCs w:val="24"/>
-                <w:lang w:val="en-PH"/>
-              </w:rPr>
-              <w:t>{de</w:t>
-            </w:r>
-            <w:r>
-              <w:rPr>
-                <w:rFonts w:ascii="Arial Narrow" w:hAnsi="Arial Narrow"/>
-                <w:sz w:val="24"/>
-                <w:szCs w:val="24"/>
-                <w:lang w:val="en-PH"/>
-              </w:rPr>
-              <w:t>scription</w:t>
-            </w:r>
-            <w:r>
-              <w:rPr>
-                <w:rFonts w:ascii="Arial Narrow" w:hAnsi="Arial Narrow"/>
-                <w:sz w:val="24"/>
-                <w:szCs w:val="24"/>
-                <w:lang w:val="en-PH"/>
-              </w:rPr>
-              <w:t>3</w:t>
-            </w:r>
-            <w:r>
-              <w:rPr>
-                <w:rFonts w:ascii="Arial Narrow" w:hAnsi="Arial Narrow"/>
-                <w:sz w:val="24"/>
-                <w:szCs w:val="24"/>
-                <w:lang w:val="en-PH"/>
-              </w:rPr>
-              <w:t>}</w:t>
-            </w:r>
-          </w:p>
-        </w:tc>
-      </w:tr>
-    </w:tbl>
-    <w:p>
-      <w:pPr>
-        <w:spacing w:after="0" w:line="240" w:lineRule="auto"/>
-        <w:jc w:val="center"/>
-        <w:rPr>
-          <w:rFonts w:ascii="Arial Narrow" w:hAnsi="Arial Narrow"/>
-          <w:b/>
-          <w:sz w:val="20"/>
-          <w:lang w:val="en-PH"/>
-        </w:rPr>
-      </w:pPr>
-    </w:p>
     <w:sectPr>
       <w:footerReference w:type="default" r:id="rId11"/>
-      <w:pgSz w:w="12240" w:h="18720"/>
+      <w:pgSz w:w="12240" w:h="18720" w:code="14"/>
       <w:pgMar w:top="720" w:right="720" w:bottom="720" w:left="720" w:header="720" w:footer="461" w:gutter="0"/>
       <w:cols w:space="720"/>
       <w:docGrid w:linePitch="360"/>
@@ -6704,7 +9040,7 @@
 </file>
 
 <file path=customXml/itemProps1.xml><?xml version="1.0" encoding="utf-8"?>
-<ds:datastoreItem xmlns:ds="http://schemas.openxmlformats.org/officeDocument/2006/customXml" ds:itemID="{B7FA0011-FBBB-48BA-9FA4-2D5071487D57}">
+<ds:datastoreItem xmlns:ds="http://schemas.openxmlformats.org/officeDocument/2006/customXml" ds:itemID="{726906A1-AE8E-455D-83EA-E132F266DC83}">
   <ds:schemaRefs>
     <ds:schemaRef ds:uri="http://schemas.openxmlformats.org/officeDocument/2006/bibliography"/>
   </ds:schemaRefs>

--- a/public/templates/PathFinder.docx
+++ b/public/templates/PathFinder.docx
@@ -39,52 +39,6 @@
               <w:pStyle w:val="Heading1"/>
               <w:outlineLvl w:val="0"/>
             </w:pPr>
-            <w:r>
-              <w:rPr>
-                <w:noProof/>
-              </w:rPr>
-              <w:drawing>
-                <wp:inline distT="0" distB="0" distL="0" distR="0" wp14:anchorId="202675BF" wp14:editId="5A2B32AA">
-                  <wp:extent cx="1485900" cy="1485900"/>
-                  <wp:effectExtent l="0" t="0" r="0" b="0"/>
-                  <wp:docPr id="1" name="Picture 1"/>
-                  <wp:cNvGraphicFramePr>
-                    <a:graphicFrameLocks xmlns:a="http://schemas.openxmlformats.org/drawingml/2006/main" noChangeAspect="1"/>
-                  </wp:cNvGraphicFramePr>
-                  <a:graphic xmlns:a="http://schemas.openxmlformats.org/drawingml/2006/main">
-                    <a:graphicData uri="http://schemas.openxmlformats.org/drawingml/2006/picture">
-                      <pic:pic xmlns:pic="http://schemas.openxmlformats.org/drawingml/2006/picture">
-                        <pic:nvPicPr>
-                          <pic:cNvPr id="1" name="1.png"/>
-                          <pic:cNvPicPr/>
-                        </pic:nvPicPr>
-                        <pic:blipFill>
-                          <a:blip r:embed="rId8" cstate="print">
-                            <a:extLst>
-                              <a:ext uri="{28A0092B-C50C-407E-A947-70E740481C1C}">
-                                <a14:useLocalDpi xmlns:a14="http://schemas.microsoft.com/office/drawing/2010/main" val="0"/>
-                              </a:ext>
-                            </a:extLst>
-                          </a:blip>
-                          <a:stretch>
-                            <a:fillRect/>
-                          </a:stretch>
-                        </pic:blipFill>
-                        <pic:spPr>
-                          <a:xfrm>
-                            <a:off x="0" y="0"/>
-                            <a:ext cx="1485904" cy="1485904"/>
-                          </a:xfrm>
-                          <a:prstGeom prst="rect">
-                            <a:avLst/>
-                          </a:prstGeom>
-                        </pic:spPr>
-                      </pic:pic>
-                    </a:graphicData>
-                  </a:graphic>
-                </wp:inline>
-              </w:drawing>
-            </w:r>
           </w:p>
         </w:tc>
         <w:tc>
@@ -194,8 +148,6 @@
             </w:pPr>
           </w:p>
         </w:tc>
-        <w:bookmarkStart w:id="0" w:name="_GoBack"/>
-        <w:bookmarkEnd w:id="0"/>
       </w:tr>
     </w:tbl>
     <w:p>
@@ -215,13 +167,13 @@
           <w:sz w:val="20"/>
         </w:rPr>
         <w:drawing>
-          <wp:anchor distT="0" distB="0" distL="114300" distR="114300" simplePos="0" relativeHeight="251660288" behindDoc="1" locked="0" layoutInCell="1" allowOverlap="1" wp14:anchorId="6089C242" wp14:editId="3B8E3AF5">
+          <wp:anchor distT="0" distB="0" distL="114300" distR="114300" simplePos="0" relativeHeight="251660288" behindDoc="1" locked="0" layoutInCell="1" allowOverlap="1" wp14:anchorId="6089C242" wp14:editId="64AC03A0">
             <wp:simplePos x="0" y="0"/>
             <wp:positionH relativeFrom="page">
-              <wp:posOffset>1270</wp:posOffset>
+              <wp:align>right</wp:align>
             </wp:positionH>
             <wp:positionV relativeFrom="paragraph">
-              <wp:posOffset>-2089003</wp:posOffset>
+              <wp:posOffset>-1646555</wp:posOffset>
             </wp:positionV>
             <wp:extent cx="7764780" cy="11872595"/>
             <wp:effectExtent l="0" t="0" r="7620" b="0"/>
@@ -238,7 +190,7 @@
                     <pic:cNvPicPr/>
                   </pic:nvPicPr>
                   <pic:blipFill>
-                    <a:blip r:embed="rId9">
+                    <a:blip r:embed="rId8">
                       <a:extLst>
                         <a:ext uri="{28A0092B-C50C-407E-A947-70E740481C1C}">
                           <a14:useLocalDpi xmlns:a14="http://schemas.microsoft.com/office/drawing/2010/main" val="0"/>
@@ -293,14 +245,16 @@
         <w:rPr>
           <w:rFonts w:ascii="Arial Narrow" w:hAnsi="Arial Narrow"/>
           <w:b/>
-          <w:sz w:val="20"/>
+          <w:sz w:val="24"/>
+          <w:szCs w:val="24"/>
         </w:rPr>
       </w:pPr>
       <w:r>
         <w:rPr>
           <w:rFonts w:ascii="Arial Narrow" w:hAnsi="Arial Narrow"/>
           <w:b/>
-          <w:sz w:val="20"/>
+          <w:sz w:val="24"/>
+          <w:szCs w:val="24"/>
         </w:rPr>
         <w:t>PROFILE</w:t>
       </w:r>
@@ -308,7 +262,8 @@
         <w:rPr>
           <w:rFonts w:ascii="Arial Narrow" w:hAnsi="Arial Narrow"/>
           <w:b/>
-          <w:sz w:val="20"/>
+          <w:sz w:val="24"/>
+          <w:szCs w:val="24"/>
         </w:rPr>
         <w:t>:</w:t>
       </w:r>
@@ -494,7 +449,27 @@
                 <w:b/>
                 <w:sz w:val="20"/>
               </w:rPr>
-              <w:t>0099843874539854</w:t>
+              <w:t>{</w:t>
+            </w:r>
+            <w:proofErr w:type="spellStart"/>
+            <w:r>
+              <w:rPr>
+                <w:rFonts w:ascii="Arial Narrow" w:hAnsi="Arial Narrow"/>
+                <w:b/>
+                <w:sz w:val="20"/>
+              </w:rPr>
+              <w:t>information_id</w:t>
+            </w:r>
+            <w:bookmarkStart w:id="0" w:name="_GoBack"/>
+            <w:bookmarkEnd w:id="0"/>
+            <w:proofErr w:type="spellEnd"/>
+            <w:r>
+              <w:rPr>
+                <w:rFonts w:ascii="Arial Narrow" w:hAnsi="Arial Narrow"/>
+                <w:b/>
+                <w:sz w:val="20"/>
+              </w:rPr>
+              <w:t>}</w:t>
             </w:r>
           </w:p>
         </w:tc>
@@ -1070,6 +1045,15 @@
             <w:r>
               <w:rPr>
                 <w:rFonts w:ascii="Arial Narrow" w:eastAsia="Times New Roman" w:hAnsi="Arial Narrow" w:cs="Calibri"/>
+                <w:color w:val="000000"/>
+                <w:sz w:val="16"/>
+                <w:szCs w:val="16"/>
+              </w:rPr>
+              <w:t>1</w:t>
+            </w:r>
+            <w:r>
+              <w:rPr>
+                <w:rFonts w:ascii="Arial Narrow" w:eastAsia="Times New Roman" w:hAnsi="Arial Narrow" w:cs="Calibri"/>
                 <w:b/>
                 <w:color w:val="000000"/>
                 <w:sz w:val="16"/>
@@ -1098,7 +1082,23 @@
                 <w:sz w:val="16"/>
                 <w:szCs w:val="16"/>
               </w:rPr>
-              <w:t>{semester}</w:t>
+              <w:t>{semester</w:t>
+            </w:r>
+            <w:r>
+              <w:rPr>
+                <w:rFonts w:ascii="Arial Narrow" w:hAnsi="Arial Narrow" w:cs="Arial"/>
+                <w:sz w:val="16"/>
+                <w:szCs w:val="16"/>
+              </w:rPr>
+              <w:t>1</w:t>
+            </w:r>
+            <w:r>
+              <w:rPr>
+                <w:rFonts w:ascii="Arial Narrow" w:hAnsi="Arial Narrow" w:cs="Arial"/>
+                <w:sz w:val="16"/>
+                <w:szCs w:val="16"/>
+              </w:rPr>
+              <w:t>}</w:t>
             </w:r>
           </w:p>
         </w:tc>
@@ -1121,7 +1121,23 @@
                 <w:sz w:val="16"/>
                 <w:szCs w:val="16"/>
               </w:rPr>
-              <w:t>{grades}</w:t>
+              <w:t>{grades</w:t>
+            </w:r>
+            <w:r>
+              <w:rPr>
+                <w:rFonts w:ascii="Arial Narrow" w:hAnsi="Arial Narrow" w:cs="Arial"/>
+                <w:sz w:val="16"/>
+                <w:szCs w:val="16"/>
+              </w:rPr>
+              <w:t>1</w:t>
+            </w:r>
+            <w:r>
+              <w:rPr>
+                <w:rFonts w:ascii="Arial Narrow" w:hAnsi="Arial Narrow" w:cs="Arial"/>
+                <w:sz w:val="16"/>
+                <w:szCs w:val="16"/>
+              </w:rPr>
+              <w:t>}</w:t>
             </w:r>
           </w:p>
         </w:tc>
@@ -1160,6 +1176,15 @@
             <w:r>
               <w:rPr>
                 <w:rFonts w:ascii="Arial Narrow" w:eastAsia="Times New Roman" w:hAnsi="Arial Narrow" w:cs="Calibri"/>
+                <w:color w:val="000000"/>
+                <w:sz w:val="16"/>
+                <w:szCs w:val="16"/>
+              </w:rPr>
+              <w:t>19</w:t>
+            </w:r>
+            <w:r>
+              <w:rPr>
+                <w:rFonts w:ascii="Arial Narrow" w:eastAsia="Times New Roman" w:hAnsi="Arial Narrow" w:cs="Calibri"/>
                 <w:b/>
                 <w:color w:val="000000"/>
                 <w:sz w:val="16"/>
@@ -1188,7 +1213,23 @@
                 <w:sz w:val="16"/>
                 <w:szCs w:val="16"/>
               </w:rPr>
-              <w:t>{semester}</w:t>
+              <w:t>{semester</w:t>
+            </w:r>
+            <w:r>
+              <w:rPr>
+                <w:rFonts w:ascii="Arial Narrow" w:hAnsi="Arial Narrow" w:cs="Arial"/>
+                <w:sz w:val="16"/>
+                <w:szCs w:val="16"/>
+              </w:rPr>
+              <w:t>19</w:t>
+            </w:r>
+            <w:r>
+              <w:rPr>
+                <w:rFonts w:ascii="Arial Narrow" w:hAnsi="Arial Narrow" w:cs="Arial"/>
+                <w:sz w:val="16"/>
+                <w:szCs w:val="16"/>
+              </w:rPr>
+              <w:t>}</w:t>
             </w:r>
           </w:p>
         </w:tc>
@@ -1211,7 +1252,23 @@
                 <w:sz w:val="16"/>
                 <w:szCs w:val="16"/>
               </w:rPr>
-              <w:t>{grades}</w:t>
+              <w:t>{grades</w:t>
+            </w:r>
+            <w:r>
+              <w:rPr>
+                <w:rFonts w:ascii="Arial Narrow" w:hAnsi="Arial Narrow" w:cs="Arial"/>
+                <w:sz w:val="16"/>
+                <w:szCs w:val="16"/>
+              </w:rPr>
+              <w:t>19</w:t>
+            </w:r>
+            <w:r>
+              <w:rPr>
+                <w:rFonts w:ascii="Arial Narrow" w:hAnsi="Arial Narrow" w:cs="Arial"/>
+                <w:sz w:val="16"/>
+                <w:szCs w:val="16"/>
+              </w:rPr>
+              <w:t>}</w:t>
             </w:r>
           </w:p>
         </w:tc>
@@ -1259,6 +1316,15 @@
             <w:r>
               <w:rPr>
                 <w:rFonts w:ascii="Arial Narrow" w:eastAsia="Times New Roman" w:hAnsi="Arial Narrow" w:cs="Calibri"/>
+                <w:color w:val="000000"/>
+                <w:sz w:val="16"/>
+                <w:szCs w:val="16"/>
+              </w:rPr>
+              <w:t>2</w:t>
+            </w:r>
+            <w:r>
+              <w:rPr>
+                <w:rFonts w:ascii="Arial Narrow" w:eastAsia="Times New Roman" w:hAnsi="Arial Narrow" w:cs="Calibri"/>
                 <w:b/>
                 <w:color w:val="000000"/>
                 <w:sz w:val="16"/>
@@ -1291,7 +1357,23 @@
                 <w:sz w:val="16"/>
                 <w:szCs w:val="16"/>
               </w:rPr>
-              <w:t>{semester}</w:t>
+              <w:t>{semester</w:t>
+            </w:r>
+            <w:r>
+              <w:rPr>
+                <w:rFonts w:ascii="Arial Narrow" w:hAnsi="Arial Narrow" w:cs="Arial"/>
+                <w:sz w:val="16"/>
+                <w:szCs w:val="16"/>
+              </w:rPr>
+              <w:t>2</w:t>
+            </w:r>
+            <w:r>
+              <w:rPr>
+                <w:rFonts w:ascii="Arial Narrow" w:hAnsi="Arial Narrow" w:cs="Arial"/>
+                <w:sz w:val="16"/>
+                <w:szCs w:val="16"/>
+              </w:rPr>
+              <w:t>}</w:t>
             </w:r>
           </w:p>
         </w:tc>
@@ -1318,7 +1400,23 @@
                 <w:sz w:val="16"/>
                 <w:szCs w:val="16"/>
               </w:rPr>
-              <w:t>{grades}</w:t>
+              <w:t>{grades</w:t>
+            </w:r>
+            <w:r>
+              <w:rPr>
+                <w:rFonts w:ascii="Arial Narrow" w:hAnsi="Arial Narrow" w:cs="Arial"/>
+                <w:sz w:val="16"/>
+                <w:szCs w:val="16"/>
+              </w:rPr>
+              <w:t>2</w:t>
+            </w:r>
+            <w:r>
+              <w:rPr>
+                <w:rFonts w:ascii="Arial Narrow" w:hAnsi="Arial Narrow" w:cs="Arial"/>
+                <w:sz w:val="16"/>
+                <w:szCs w:val="16"/>
+              </w:rPr>
+              <w:t>}</w:t>
             </w:r>
           </w:p>
         </w:tc>
@@ -1360,6 +1458,15 @@
             <w:r>
               <w:rPr>
                 <w:rFonts w:ascii="Arial Narrow" w:eastAsia="Times New Roman" w:hAnsi="Arial Narrow" w:cs="Calibri"/>
+                <w:color w:val="000000"/>
+                <w:sz w:val="16"/>
+                <w:szCs w:val="16"/>
+              </w:rPr>
+              <w:t>20</w:t>
+            </w:r>
+            <w:r>
+              <w:rPr>
+                <w:rFonts w:ascii="Arial Narrow" w:eastAsia="Times New Roman" w:hAnsi="Arial Narrow" w:cs="Calibri"/>
                 <w:b/>
                 <w:color w:val="000000"/>
                 <w:sz w:val="16"/>
@@ -1391,7 +1498,23 @@
                 <w:sz w:val="16"/>
                 <w:szCs w:val="16"/>
               </w:rPr>
-              <w:t>{semester}</w:t>
+              <w:t>{semester</w:t>
+            </w:r>
+            <w:r>
+              <w:rPr>
+                <w:rFonts w:ascii="Arial Narrow" w:hAnsi="Arial Narrow" w:cs="Arial"/>
+                <w:sz w:val="16"/>
+                <w:szCs w:val="16"/>
+              </w:rPr>
+              <w:t>20</w:t>
+            </w:r>
+            <w:r>
+              <w:rPr>
+                <w:rFonts w:ascii="Arial Narrow" w:hAnsi="Arial Narrow" w:cs="Arial"/>
+                <w:sz w:val="16"/>
+                <w:szCs w:val="16"/>
+              </w:rPr>
+              <w:t>}</w:t>
             </w:r>
           </w:p>
         </w:tc>
@@ -1417,7 +1540,23 @@
                 <w:sz w:val="16"/>
                 <w:szCs w:val="16"/>
               </w:rPr>
-              <w:t>{grades}</w:t>
+              <w:t>{grades</w:t>
+            </w:r>
+            <w:r>
+              <w:rPr>
+                <w:rFonts w:ascii="Arial Narrow" w:hAnsi="Arial Narrow" w:cs="Arial"/>
+                <w:sz w:val="16"/>
+                <w:szCs w:val="16"/>
+              </w:rPr>
+              <w:t>20</w:t>
+            </w:r>
+            <w:r>
+              <w:rPr>
+                <w:rFonts w:ascii="Arial Narrow" w:hAnsi="Arial Narrow" w:cs="Arial"/>
+                <w:sz w:val="16"/>
+                <w:szCs w:val="16"/>
+              </w:rPr>
+              <w:t>}</w:t>
             </w:r>
           </w:p>
         </w:tc>
@@ -1465,6 +1604,15 @@
             <w:r>
               <w:rPr>
                 <w:rFonts w:ascii="Arial Narrow" w:eastAsia="Times New Roman" w:hAnsi="Arial Narrow" w:cs="Calibri"/>
+                <w:color w:val="000000"/>
+                <w:sz w:val="16"/>
+                <w:szCs w:val="16"/>
+              </w:rPr>
+              <w:t>3</w:t>
+            </w:r>
+            <w:r>
+              <w:rPr>
+                <w:rFonts w:ascii="Arial Narrow" w:eastAsia="Times New Roman" w:hAnsi="Arial Narrow" w:cs="Calibri"/>
                 <w:b/>
                 <w:color w:val="000000"/>
                 <w:sz w:val="16"/>
@@ -1497,7 +1645,23 @@
                 <w:sz w:val="16"/>
                 <w:szCs w:val="16"/>
               </w:rPr>
-              <w:t>{semester}</w:t>
+              <w:t>{semester</w:t>
+            </w:r>
+            <w:r>
+              <w:rPr>
+                <w:rFonts w:ascii="Arial Narrow" w:hAnsi="Arial Narrow" w:cs="Arial"/>
+                <w:sz w:val="16"/>
+                <w:szCs w:val="16"/>
+              </w:rPr>
+              <w:t>3</w:t>
+            </w:r>
+            <w:r>
+              <w:rPr>
+                <w:rFonts w:ascii="Arial Narrow" w:hAnsi="Arial Narrow" w:cs="Arial"/>
+                <w:sz w:val="16"/>
+                <w:szCs w:val="16"/>
+              </w:rPr>
+              <w:t>}</w:t>
             </w:r>
           </w:p>
         </w:tc>
@@ -1524,7 +1688,23 @@
                 <w:sz w:val="16"/>
                 <w:szCs w:val="16"/>
               </w:rPr>
-              <w:t>{grades}</w:t>
+              <w:t>{grades</w:t>
+            </w:r>
+            <w:r>
+              <w:rPr>
+                <w:rFonts w:ascii="Arial Narrow" w:hAnsi="Arial Narrow" w:cs="Arial"/>
+                <w:sz w:val="16"/>
+                <w:szCs w:val="16"/>
+              </w:rPr>
+              <w:t>3</w:t>
+            </w:r>
+            <w:r>
+              <w:rPr>
+                <w:rFonts w:ascii="Arial Narrow" w:hAnsi="Arial Narrow" w:cs="Arial"/>
+                <w:sz w:val="16"/>
+                <w:szCs w:val="16"/>
+              </w:rPr>
+              <w:t>}</w:t>
             </w:r>
           </w:p>
         </w:tc>
@@ -1566,6 +1746,15 @@
             <w:r>
               <w:rPr>
                 <w:rFonts w:ascii="Arial Narrow" w:eastAsia="Times New Roman" w:hAnsi="Arial Narrow" w:cs="Calibri"/>
+                <w:color w:val="000000"/>
+                <w:sz w:val="16"/>
+                <w:szCs w:val="16"/>
+              </w:rPr>
+              <w:t>21</w:t>
+            </w:r>
+            <w:r>
+              <w:rPr>
+                <w:rFonts w:ascii="Arial Narrow" w:eastAsia="Times New Roman" w:hAnsi="Arial Narrow" w:cs="Calibri"/>
                 <w:b/>
                 <w:color w:val="000000"/>
                 <w:sz w:val="16"/>
@@ -1597,7 +1786,23 @@
                 <w:sz w:val="16"/>
                 <w:szCs w:val="16"/>
               </w:rPr>
-              <w:t>{semester}</w:t>
+              <w:t>{semester</w:t>
+            </w:r>
+            <w:r>
+              <w:rPr>
+                <w:rFonts w:ascii="Arial Narrow" w:hAnsi="Arial Narrow" w:cs="Arial"/>
+                <w:sz w:val="16"/>
+                <w:szCs w:val="16"/>
+              </w:rPr>
+              <w:t>21</w:t>
+            </w:r>
+            <w:r>
+              <w:rPr>
+                <w:rFonts w:ascii="Arial Narrow" w:hAnsi="Arial Narrow" w:cs="Arial"/>
+                <w:sz w:val="16"/>
+                <w:szCs w:val="16"/>
+              </w:rPr>
+              <w:t>}</w:t>
             </w:r>
           </w:p>
         </w:tc>
@@ -1623,7 +1828,23 @@
                 <w:sz w:val="16"/>
                 <w:szCs w:val="16"/>
               </w:rPr>
-              <w:t>{grades}</w:t>
+              <w:t>{grades</w:t>
+            </w:r>
+            <w:r>
+              <w:rPr>
+                <w:rFonts w:ascii="Arial Narrow" w:hAnsi="Arial Narrow" w:cs="Arial"/>
+                <w:sz w:val="16"/>
+                <w:szCs w:val="16"/>
+              </w:rPr>
+              <w:t>21</w:t>
+            </w:r>
+            <w:r>
+              <w:rPr>
+                <w:rFonts w:ascii="Arial Narrow" w:hAnsi="Arial Narrow" w:cs="Arial"/>
+                <w:sz w:val="16"/>
+                <w:szCs w:val="16"/>
+              </w:rPr>
+              <w:t>}</w:t>
             </w:r>
           </w:p>
         </w:tc>
@@ -1672,6 +1893,15 @@
             <w:r>
               <w:rPr>
                 <w:rFonts w:ascii="Arial Narrow" w:eastAsia="Times New Roman" w:hAnsi="Arial Narrow" w:cs="Calibri"/>
+                <w:color w:val="000000"/>
+                <w:sz w:val="16"/>
+                <w:szCs w:val="16"/>
+              </w:rPr>
+              <w:t>4</w:t>
+            </w:r>
+            <w:r>
+              <w:rPr>
+                <w:rFonts w:ascii="Arial Narrow" w:eastAsia="Times New Roman" w:hAnsi="Arial Narrow" w:cs="Calibri"/>
                 <w:b/>
                 <w:color w:val="000000"/>
                 <w:sz w:val="16"/>
@@ -1704,7 +1934,23 @@
                 <w:sz w:val="16"/>
                 <w:szCs w:val="16"/>
               </w:rPr>
-              <w:t>{semester}</w:t>
+              <w:t>{semester</w:t>
+            </w:r>
+            <w:r>
+              <w:rPr>
+                <w:rFonts w:ascii="Arial Narrow" w:hAnsi="Arial Narrow" w:cs="Arial"/>
+                <w:sz w:val="16"/>
+                <w:szCs w:val="16"/>
+              </w:rPr>
+              <w:t>4</w:t>
+            </w:r>
+            <w:r>
+              <w:rPr>
+                <w:rFonts w:ascii="Arial Narrow" w:hAnsi="Arial Narrow" w:cs="Arial"/>
+                <w:sz w:val="16"/>
+                <w:szCs w:val="16"/>
+              </w:rPr>
+              <w:t>}</w:t>
             </w:r>
           </w:p>
         </w:tc>
@@ -1731,7 +1977,23 @@
                 <w:sz w:val="16"/>
                 <w:szCs w:val="16"/>
               </w:rPr>
-              <w:t>{grades}</w:t>
+              <w:t>{grades</w:t>
+            </w:r>
+            <w:r>
+              <w:rPr>
+                <w:rFonts w:ascii="Arial Narrow" w:hAnsi="Arial Narrow" w:cs="Arial"/>
+                <w:sz w:val="16"/>
+                <w:szCs w:val="16"/>
+              </w:rPr>
+              <w:t>4</w:t>
+            </w:r>
+            <w:r>
+              <w:rPr>
+                <w:rFonts w:ascii="Arial Narrow" w:hAnsi="Arial Narrow" w:cs="Arial"/>
+                <w:sz w:val="16"/>
+                <w:szCs w:val="16"/>
+              </w:rPr>
+              <w:t>}</w:t>
             </w:r>
           </w:p>
         </w:tc>
@@ -1773,6 +2035,15 @@
             <w:r>
               <w:rPr>
                 <w:rFonts w:ascii="Arial Narrow" w:eastAsia="Times New Roman" w:hAnsi="Arial Narrow" w:cs="Calibri"/>
+                <w:color w:val="000000"/>
+                <w:sz w:val="16"/>
+                <w:szCs w:val="16"/>
+              </w:rPr>
+              <w:t>22</w:t>
+            </w:r>
+            <w:r>
+              <w:rPr>
+                <w:rFonts w:ascii="Arial Narrow" w:eastAsia="Times New Roman" w:hAnsi="Arial Narrow" w:cs="Calibri"/>
                 <w:b/>
                 <w:color w:val="000000"/>
                 <w:sz w:val="16"/>
@@ -1804,7 +2075,23 @@
                 <w:sz w:val="16"/>
                 <w:szCs w:val="16"/>
               </w:rPr>
-              <w:t>{semester}</w:t>
+              <w:t>{semester</w:t>
+            </w:r>
+            <w:r>
+              <w:rPr>
+                <w:rFonts w:ascii="Arial Narrow" w:hAnsi="Arial Narrow" w:cs="Arial"/>
+                <w:sz w:val="16"/>
+                <w:szCs w:val="16"/>
+              </w:rPr>
+              <w:t>22</w:t>
+            </w:r>
+            <w:r>
+              <w:rPr>
+                <w:rFonts w:ascii="Arial Narrow" w:hAnsi="Arial Narrow" w:cs="Arial"/>
+                <w:sz w:val="16"/>
+                <w:szCs w:val="16"/>
+              </w:rPr>
+              <w:t>}</w:t>
             </w:r>
           </w:p>
         </w:tc>
@@ -1830,7 +2117,23 @@
                 <w:sz w:val="16"/>
                 <w:szCs w:val="16"/>
               </w:rPr>
-              <w:t>{grades}</w:t>
+              <w:t>{grades</w:t>
+            </w:r>
+            <w:r>
+              <w:rPr>
+                <w:rFonts w:ascii="Arial Narrow" w:hAnsi="Arial Narrow" w:cs="Arial"/>
+                <w:sz w:val="16"/>
+                <w:szCs w:val="16"/>
+              </w:rPr>
+              <w:t>22</w:t>
+            </w:r>
+            <w:r>
+              <w:rPr>
+                <w:rFonts w:ascii="Arial Narrow" w:hAnsi="Arial Narrow" w:cs="Arial"/>
+                <w:sz w:val="16"/>
+                <w:szCs w:val="16"/>
+              </w:rPr>
+              <w:t>}</w:t>
             </w:r>
           </w:p>
         </w:tc>
@@ -1878,6 +2181,15 @@
             <w:r>
               <w:rPr>
                 <w:rFonts w:ascii="Arial Narrow" w:eastAsia="Times New Roman" w:hAnsi="Arial Narrow" w:cs="Calibri"/>
+                <w:color w:val="000000"/>
+                <w:sz w:val="16"/>
+                <w:szCs w:val="16"/>
+              </w:rPr>
+              <w:t>5</w:t>
+            </w:r>
+            <w:r>
+              <w:rPr>
+                <w:rFonts w:ascii="Arial Narrow" w:eastAsia="Times New Roman" w:hAnsi="Arial Narrow" w:cs="Calibri"/>
                 <w:b/>
                 <w:color w:val="000000"/>
                 <w:sz w:val="16"/>
@@ -1910,7 +2222,23 @@
                 <w:sz w:val="16"/>
                 <w:szCs w:val="16"/>
               </w:rPr>
-              <w:t>{semester}</w:t>
+              <w:t>{semester</w:t>
+            </w:r>
+            <w:r>
+              <w:rPr>
+                <w:rFonts w:ascii="Arial Narrow" w:hAnsi="Arial Narrow" w:cs="Arial"/>
+                <w:sz w:val="16"/>
+                <w:szCs w:val="16"/>
+              </w:rPr>
+              <w:t>5</w:t>
+            </w:r>
+            <w:r>
+              <w:rPr>
+                <w:rFonts w:ascii="Arial Narrow" w:hAnsi="Arial Narrow" w:cs="Arial"/>
+                <w:sz w:val="16"/>
+                <w:szCs w:val="16"/>
+              </w:rPr>
+              <w:t>}</w:t>
             </w:r>
           </w:p>
         </w:tc>
@@ -1937,7 +2265,23 @@
                 <w:sz w:val="16"/>
                 <w:szCs w:val="16"/>
               </w:rPr>
-              <w:t>{grades}</w:t>
+              <w:t>{grades</w:t>
+            </w:r>
+            <w:r>
+              <w:rPr>
+                <w:rFonts w:ascii="Arial Narrow" w:hAnsi="Arial Narrow" w:cs="Arial"/>
+                <w:sz w:val="16"/>
+                <w:szCs w:val="16"/>
+              </w:rPr>
+              <w:t>5</w:t>
+            </w:r>
+            <w:r>
+              <w:rPr>
+                <w:rFonts w:ascii="Arial Narrow" w:hAnsi="Arial Narrow" w:cs="Arial"/>
+                <w:sz w:val="16"/>
+                <w:szCs w:val="16"/>
+              </w:rPr>
+              <w:t>}</w:t>
             </w:r>
           </w:p>
         </w:tc>
@@ -1979,6 +2323,15 @@
             <w:r>
               <w:rPr>
                 <w:rFonts w:ascii="Arial Narrow" w:eastAsia="Times New Roman" w:hAnsi="Arial Narrow" w:cs="Calibri"/>
+                <w:color w:val="000000"/>
+                <w:sz w:val="16"/>
+                <w:szCs w:val="16"/>
+              </w:rPr>
+              <w:t>23</w:t>
+            </w:r>
+            <w:r>
+              <w:rPr>
+                <w:rFonts w:ascii="Arial Narrow" w:eastAsia="Times New Roman" w:hAnsi="Arial Narrow" w:cs="Calibri"/>
                 <w:b/>
                 <w:color w:val="000000"/>
                 <w:sz w:val="16"/>
@@ -2010,7 +2363,23 @@
                 <w:sz w:val="16"/>
                 <w:szCs w:val="16"/>
               </w:rPr>
-              <w:t>{semester}</w:t>
+              <w:t>{semester</w:t>
+            </w:r>
+            <w:r>
+              <w:rPr>
+                <w:rFonts w:ascii="Arial Narrow" w:hAnsi="Arial Narrow" w:cs="Arial"/>
+                <w:sz w:val="16"/>
+                <w:szCs w:val="16"/>
+              </w:rPr>
+              <w:t>23</w:t>
+            </w:r>
+            <w:r>
+              <w:rPr>
+                <w:rFonts w:ascii="Arial Narrow" w:hAnsi="Arial Narrow" w:cs="Arial"/>
+                <w:sz w:val="16"/>
+                <w:szCs w:val="16"/>
+              </w:rPr>
+              <w:t>}</w:t>
             </w:r>
           </w:p>
         </w:tc>
@@ -2036,7 +2405,23 @@
                 <w:sz w:val="16"/>
                 <w:szCs w:val="16"/>
               </w:rPr>
-              <w:t>{grades}</w:t>
+              <w:t>{grades</w:t>
+            </w:r>
+            <w:r>
+              <w:rPr>
+                <w:rFonts w:ascii="Arial Narrow" w:hAnsi="Arial Narrow" w:cs="Arial"/>
+                <w:sz w:val="16"/>
+                <w:szCs w:val="16"/>
+              </w:rPr>
+              <w:t>23</w:t>
+            </w:r>
+            <w:r>
+              <w:rPr>
+                <w:rFonts w:ascii="Arial Narrow" w:hAnsi="Arial Narrow" w:cs="Arial"/>
+                <w:sz w:val="16"/>
+                <w:szCs w:val="16"/>
+              </w:rPr>
+              <w:t>}</w:t>
             </w:r>
           </w:p>
         </w:tc>
@@ -2085,6 +2470,15 @@
             <w:r>
               <w:rPr>
                 <w:rFonts w:ascii="Arial Narrow" w:eastAsia="Times New Roman" w:hAnsi="Arial Narrow" w:cs="Calibri"/>
+                <w:color w:val="000000"/>
+                <w:sz w:val="16"/>
+                <w:szCs w:val="16"/>
+              </w:rPr>
+              <w:t>6</w:t>
+            </w:r>
+            <w:r>
+              <w:rPr>
+                <w:rFonts w:ascii="Arial Narrow" w:eastAsia="Times New Roman" w:hAnsi="Arial Narrow" w:cs="Calibri"/>
                 <w:b/>
                 <w:color w:val="000000"/>
                 <w:sz w:val="16"/>
@@ -2117,7 +2511,23 @@
                 <w:sz w:val="16"/>
                 <w:szCs w:val="16"/>
               </w:rPr>
-              <w:t>{semester}</w:t>
+              <w:t>{semester</w:t>
+            </w:r>
+            <w:r>
+              <w:rPr>
+                <w:rFonts w:ascii="Arial Narrow" w:hAnsi="Arial Narrow" w:cs="Arial"/>
+                <w:sz w:val="16"/>
+                <w:szCs w:val="16"/>
+              </w:rPr>
+              <w:t>6</w:t>
+            </w:r>
+            <w:r>
+              <w:rPr>
+                <w:rFonts w:ascii="Arial Narrow" w:hAnsi="Arial Narrow" w:cs="Arial"/>
+                <w:sz w:val="16"/>
+                <w:szCs w:val="16"/>
+              </w:rPr>
+              <w:t>}</w:t>
             </w:r>
           </w:p>
         </w:tc>
@@ -2144,7 +2554,23 @@
                 <w:sz w:val="16"/>
                 <w:szCs w:val="16"/>
               </w:rPr>
-              <w:t>{grades}</w:t>
+              <w:t>{grades</w:t>
+            </w:r>
+            <w:r>
+              <w:rPr>
+                <w:rFonts w:ascii="Arial Narrow" w:hAnsi="Arial Narrow" w:cs="Arial"/>
+                <w:sz w:val="16"/>
+                <w:szCs w:val="16"/>
+              </w:rPr>
+              <w:t>6</w:t>
+            </w:r>
+            <w:r>
+              <w:rPr>
+                <w:rFonts w:ascii="Arial Narrow" w:hAnsi="Arial Narrow" w:cs="Arial"/>
+                <w:sz w:val="16"/>
+                <w:szCs w:val="16"/>
+              </w:rPr>
+              <w:t>}</w:t>
             </w:r>
           </w:p>
         </w:tc>
@@ -2186,6 +2612,15 @@
             <w:r>
               <w:rPr>
                 <w:rFonts w:ascii="Arial Narrow" w:eastAsia="Times New Roman" w:hAnsi="Arial Narrow" w:cs="Calibri"/>
+                <w:color w:val="000000"/>
+                <w:sz w:val="16"/>
+                <w:szCs w:val="16"/>
+              </w:rPr>
+              <w:t>24</w:t>
+            </w:r>
+            <w:r>
+              <w:rPr>
+                <w:rFonts w:ascii="Arial Narrow" w:eastAsia="Times New Roman" w:hAnsi="Arial Narrow" w:cs="Calibri"/>
                 <w:b/>
                 <w:color w:val="000000"/>
                 <w:sz w:val="16"/>
@@ -2217,7 +2652,23 @@
                 <w:sz w:val="16"/>
                 <w:szCs w:val="16"/>
               </w:rPr>
-              <w:t>{semester}</w:t>
+              <w:t>{semester</w:t>
+            </w:r>
+            <w:r>
+              <w:rPr>
+                <w:rFonts w:ascii="Arial Narrow" w:hAnsi="Arial Narrow" w:cs="Arial"/>
+                <w:sz w:val="16"/>
+                <w:szCs w:val="16"/>
+              </w:rPr>
+              <w:t>24</w:t>
+            </w:r>
+            <w:r>
+              <w:rPr>
+                <w:rFonts w:ascii="Arial Narrow" w:hAnsi="Arial Narrow" w:cs="Arial"/>
+                <w:sz w:val="16"/>
+                <w:szCs w:val="16"/>
+              </w:rPr>
+              <w:t>}</w:t>
             </w:r>
           </w:p>
         </w:tc>
@@ -2243,7 +2694,23 @@
                 <w:sz w:val="16"/>
                 <w:szCs w:val="16"/>
               </w:rPr>
-              <w:t>{grades}</w:t>
+              <w:t>{grades</w:t>
+            </w:r>
+            <w:r>
+              <w:rPr>
+                <w:rFonts w:ascii="Arial Narrow" w:hAnsi="Arial Narrow" w:cs="Arial"/>
+                <w:sz w:val="16"/>
+                <w:szCs w:val="16"/>
+              </w:rPr>
+              <w:t>24</w:t>
+            </w:r>
+            <w:r>
+              <w:rPr>
+                <w:rFonts w:ascii="Arial Narrow" w:hAnsi="Arial Narrow" w:cs="Arial"/>
+                <w:sz w:val="16"/>
+                <w:szCs w:val="16"/>
+              </w:rPr>
+              <w:t>}</w:t>
             </w:r>
           </w:p>
         </w:tc>
@@ -2291,6 +2758,15 @@
             <w:r>
               <w:rPr>
                 <w:rFonts w:ascii="Arial Narrow" w:eastAsia="Times New Roman" w:hAnsi="Arial Narrow" w:cs="Calibri"/>
+                <w:color w:val="000000"/>
+                <w:sz w:val="16"/>
+                <w:szCs w:val="16"/>
+              </w:rPr>
+              <w:t>7</w:t>
+            </w:r>
+            <w:r>
+              <w:rPr>
+                <w:rFonts w:ascii="Arial Narrow" w:eastAsia="Times New Roman" w:hAnsi="Arial Narrow" w:cs="Calibri"/>
                 <w:b/>
                 <w:color w:val="000000"/>
                 <w:sz w:val="16"/>
@@ -2323,7 +2799,23 @@
                 <w:sz w:val="16"/>
                 <w:szCs w:val="16"/>
               </w:rPr>
-              <w:t>{semester}</w:t>
+              <w:t>{semester</w:t>
+            </w:r>
+            <w:r>
+              <w:rPr>
+                <w:rFonts w:ascii="Arial Narrow" w:hAnsi="Arial Narrow" w:cs="Arial"/>
+                <w:sz w:val="16"/>
+                <w:szCs w:val="16"/>
+              </w:rPr>
+              <w:t>7</w:t>
+            </w:r>
+            <w:r>
+              <w:rPr>
+                <w:rFonts w:ascii="Arial Narrow" w:hAnsi="Arial Narrow" w:cs="Arial"/>
+                <w:sz w:val="16"/>
+                <w:szCs w:val="16"/>
+              </w:rPr>
+              <w:t>}</w:t>
             </w:r>
           </w:p>
         </w:tc>
@@ -2350,7 +2842,23 @@
                 <w:sz w:val="16"/>
                 <w:szCs w:val="16"/>
               </w:rPr>
-              <w:t>{grades}</w:t>
+              <w:t>{grades</w:t>
+            </w:r>
+            <w:r>
+              <w:rPr>
+                <w:rFonts w:ascii="Arial Narrow" w:hAnsi="Arial Narrow" w:cs="Arial"/>
+                <w:sz w:val="16"/>
+                <w:szCs w:val="16"/>
+              </w:rPr>
+              <w:t>7</w:t>
+            </w:r>
+            <w:r>
+              <w:rPr>
+                <w:rFonts w:ascii="Arial Narrow" w:hAnsi="Arial Narrow" w:cs="Arial"/>
+                <w:sz w:val="16"/>
+                <w:szCs w:val="16"/>
+              </w:rPr>
+              <w:t>}</w:t>
             </w:r>
           </w:p>
         </w:tc>
@@ -2392,6 +2900,15 @@
             <w:r>
               <w:rPr>
                 <w:rFonts w:ascii="Arial Narrow" w:eastAsia="Times New Roman" w:hAnsi="Arial Narrow" w:cs="Calibri"/>
+                <w:color w:val="000000"/>
+                <w:sz w:val="16"/>
+                <w:szCs w:val="16"/>
+              </w:rPr>
+              <w:t>25</w:t>
+            </w:r>
+            <w:r>
+              <w:rPr>
+                <w:rFonts w:ascii="Arial Narrow" w:eastAsia="Times New Roman" w:hAnsi="Arial Narrow" w:cs="Calibri"/>
                 <w:b/>
                 <w:color w:val="000000"/>
                 <w:sz w:val="16"/>
@@ -2423,7 +2940,23 @@
                 <w:sz w:val="16"/>
                 <w:szCs w:val="16"/>
               </w:rPr>
-              <w:t>{semester}</w:t>
+              <w:t>{semester</w:t>
+            </w:r>
+            <w:r>
+              <w:rPr>
+                <w:rFonts w:ascii="Arial Narrow" w:hAnsi="Arial Narrow" w:cs="Arial"/>
+                <w:sz w:val="16"/>
+                <w:szCs w:val="16"/>
+              </w:rPr>
+              <w:t>25</w:t>
+            </w:r>
+            <w:r>
+              <w:rPr>
+                <w:rFonts w:ascii="Arial Narrow" w:hAnsi="Arial Narrow" w:cs="Arial"/>
+                <w:sz w:val="16"/>
+                <w:szCs w:val="16"/>
+              </w:rPr>
+              <w:t>}</w:t>
             </w:r>
           </w:p>
         </w:tc>
@@ -2449,7 +2982,23 @@
                 <w:sz w:val="16"/>
                 <w:szCs w:val="16"/>
               </w:rPr>
-              <w:t>{grades}</w:t>
+              <w:t>{grades</w:t>
+            </w:r>
+            <w:r>
+              <w:rPr>
+                <w:rFonts w:ascii="Arial Narrow" w:hAnsi="Arial Narrow" w:cs="Arial"/>
+                <w:sz w:val="16"/>
+                <w:szCs w:val="16"/>
+              </w:rPr>
+              <w:t>25</w:t>
+            </w:r>
+            <w:r>
+              <w:rPr>
+                <w:rFonts w:ascii="Arial Narrow" w:hAnsi="Arial Narrow" w:cs="Arial"/>
+                <w:sz w:val="16"/>
+                <w:szCs w:val="16"/>
+              </w:rPr>
+              <w:t>}</w:t>
             </w:r>
           </w:p>
         </w:tc>
@@ -2494,6 +3043,15 @@
             <w:r>
               <w:rPr>
                 <w:rFonts w:ascii="Arial Narrow" w:eastAsia="Times New Roman" w:hAnsi="Arial Narrow" w:cs="Calibri"/>
+                <w:color w:val="000000"/>
+                <w:sz w:val="16"/>
+                <w:szCs w:val="16"/>
+              </w:rPr>
+              <w:t>8</w:t>
+            </w:r>
+            <w:r>
+              <w:rPr>
+                <w:rFonts w:ascii="Arial Narrow" w:eastAsia="Times New Roman" w:hAnsi="Arial Narrow" w:cs="Calibri"/>
                 <w:b/>
                 <w:color w:val="000000"/>
                 <w:sz w:val="16"/>
@@ -2523,7 +3081,23 @@
                 <w:sz w:val="16"/>
                 <w:szCs w:val="16"/>
               </w:rPr>
-              <w:t>{semester}</w:t>
+              <w:t>{semester</w:t>
+            </w:r>
+            <w:r>
+              <w:rPr>
+                <w:rFonts w:ascii="Arial Narrow" w:hAnsi="Arial Narrow" w:cs="Arial"/>
+                <w:sz w:val="16"/>
+                <w:szCs w:val="16"/>
+              </w:rPr>
+              <w:t>8</w:t>
+            </w:r>
+            <w:r>
+              <w:rPr>
+                <w:rFonts w:ascii="Arial Narrow" w:hAnsi="Arial Narrow" w:cs="Arial"/>
+                <w:sz w:val="16"/>
+                <w:szCs w:val="16"/>
+              </w:rPr>
+              <w:t>}</w:t>
             </w:r>
           </w:p>
         </w:tc>
@@ -2547,7 +3121,23 @@
                 <w:sz w:val="16"/>
                 <w:szCs w:val="16"/>
               </w:rPr>
-              <w:t>{grades}</w:t>
+              <w:t>{grades</w:t>
+            </w:r>
+            <w:r>
+              <w:rPr>
+                <w:rFonts w:ascii="Arial Narrow" w:hAnsi="Arial Narrow" w:cs="Arial"/>
+                <w:sz w:val="16"/>
+                <w:szCs w:val="16"/>
+              </w:rPr>
+              <w:t>8</w:t>
+            </w:r>
+            <w:r>
+              <w:rPr>
+                <w:rFonts w:ascii="Arial Narrow" w:hAnsi="Arial Narrow" w:cs="Arial"/>
+                <w:sz w:val="16"/>
+                <w:szCs w:val="16"/>
+              </w:rPr>
+              <w:t>}</w:t>
             </w:r>
           </w:p>
         </w:tc>
@@ -2586,6 +3176,15 @@
             <w:r>
               <w:rPr>
                 <w:rFonts w:ascii="Arial Narrow" w:eastAsia="Times New Roman" w:hAnsi="Arial Narrow" w:cs="Calibri"/>
+                <w:color w:val="000000"/>
+                <w:sz w:val="16"/>
+                <w:szCs w:val="16"/>
+              </w:rPr>
+              <w:t>26</w:t>
+            </w:r>
+            <w:r>
+              <w:rPr>
+                <w:rFonts w:ascii="Arial Narrow" w:eastAsia="Times New Roman" w:hAnsi="Arial Narrow" w:cs="Calibri"/>
                 <w:b/>
                 <w:color w:val="000000"/>
                 <w:sz w:val="16"/>
@@ -2614,7 +3213,23 @@
                 <w:sz w:val="16"/>
                 <w:szCs w:val="16"/>
               </w:rPr>
-              <w:t>{semester}</w:t>
+              <w:t>{semester</w:t>
+            </w:r>
+            <w:r>
+              <w:rPr>
+                <w:rFonts w:ascii="Arial Narrow" w:hAnsi="Arial Narrow" w:cs="Arial"/>
+                <w:sz w:val="16"/>
+                <w:szCs w:val="16"/>
+              </w:rPr>
+              <w:t>26</w:t>
+            </w:r>
+            <w:r>
+              <w:rPr>
+                <w:rFonts w:ascii="Arial Narrow" w:hAnsi="Arial Narrow" w:cs="Arial"/>
+                <w:sz w:val="16"/>
+                <w:szCs w:val="16"/>
+              </w:rPr>
+              <w:t>}</w:t>
             </w:r>
           </w:p>
         </w:tc>
@@ -2637,7 +3252,23 @@
                 <w:sz w:val="16"/>
                 <w:szCs w:val="16"/>
               </w:rPr>
-              <w:t>{grades}</w:t>
+              <w:t>{grades</w:t>
+            </w:r>
+            <w:r>
+              <w:rPr>
+                <w:rFonts w:ascii="Arial Narrow" w:hAnsi="Arial Narrow" w:cs="Arial"/>
+                <w:sz w:val="16"/>
+                <w:szCs w:val="16"/>
+              </w:rPr>
+              <w:t>26</w:t>
+            </w:r>
+            <w:r>
+              <w:rPr>
+                <w:rFonts w:ascii="Arial Narrow" w:hAnsi="Arial Narrow" w:cs="Arial"/>
+                <w:sz w:val="16"/>
+                <w:szCs w:val="16"/>
+              </w:rPr>
+              <w:t>}</w:t>
             </w:r>
           </w:p>
         </w:tc>
@@ -2680,6 +3311,15 @@
             <w:r>
               <w:rPr>
                 <w:rFonts w:ascii="Arial Narrow" w:eastAsia="Times New Roman" w:hAnsi="Arial Narrow" w:cs="Calibri"/>
+                <w:color w:val="000000"/>
+                <w:sz w:val="16"/>
+                <w:szCs w:val="16"/>
+              </w:rPr>
+              <w:t>9</w:t>
+            </w:r>
+            <w:r>
+              <w:rPr>
+                <w:rFonts w:ascii="Arial Narrow" w:eastAsia="Times New Roman" w:hAnsi="Arial Narrow" w:cs="Calibri"/>
                 <w:b/>
                 <w:color w:val="000000"/>
                 <w:sz w:val="16"/>
@@ -2708,7 +3348,23 @@
                 <w:sz w:val="16"/>
                 <w:szCs w:val="16"/>
               </w:rPr>
-              <w:t>{semester}</w:t>
+              <w:t>{semester</w:t>
+            </w:r>
+            <w:r>
+              <w:rPr>
+                <w:rFonts w:ascii="Arial Narrow" w:hAnsi="Arial Narrow" w:cs="Arial"/>
+                <w:sz w:val="16"/>
+                <w:szCs w:val="16"/>
+              </w:rPr>
+              <w:t>9</w:t>
+            </w:r>
+            <w:r>
+              <w:rPr>
+                <w:rFonts w:ascii="Arial Narrow" w:hAnsi="Arial Narrow" w:cs="Arial"/>
+                <w:sz w:val="16"/>
+                <w:szCs w:val="16"/>
+              </w:rPr>
+              <w:t>}</w:t>
             </w:r>
           </w:p>
         </w:tc>
@@ -2731,7 +3387,23 @@
                 <w:sz w:val="16"/>
                 <w:szCs w:val="16"/>
               </w:rPr>
-              <w:t>{grades}</w:t>
+              <w:t>{grades</w:t>
+            </w:r>
+            <w:r>
+              <w:rPr>
+                <w:rFonts w:ascii="Arial Narrow" w:hAnsi="Arial Narrow" w:cs="Arial"/>
+                <w:sz w:val="16"/>
+                <w:szCs w:val="16"/>
+              </w:rPr>
+              <w:t>9</w:t>
+            </w:r>
+            <w:r>
+              <w:rPr>
+                <w:rFonts w:ascii="Arial Narrow" w:hAnsi="Arial Narrow" w:cs="Arial"/>
+                <w:sz w:val="16"/>
+                <w:szCs w:val="16"/>
+              </w:rPr>
+              <w:t>}</w:t>
             </w:r>
           </w:p>
         </w:tc>
@@ -2770,6 +3442,15 @@
             <w:r>
               <w:rPr>
                 <w:rFonts w:ascii="Arial Narrow" w:eastAsia="Times New Roman" w:hAnsi="Arial Narrow" w:cs="Calibri"/>
+                <w:color w:val="000000"/>
+                <w:sz w:val="16"/>
+                <w:szCs w:val="16"/>
+              </w:rPr>
+              <w:t>27</w:t>
+            </w:r>
+            <w:r>
+              <w:rPr>
+                <w:rFonts w:ascii="Arial Narrow" w:eastAsia="Times New Roman" w:hAnsi="Arial Narrow" w:cs="Calibri"/>
                 <w:b/>
                 <w:color w:val="000000"/>
                 <w:sz w:val="16"/>
@@ -2798,7 +3479,23 @@
                 <w:sz w:val="16"/>
                 <w:szCs w:val="16"/>
               </w:rPr>
-              <w:t>{semester}</w:t>
+              <w:t>{semester</w:t>
+            </w:r>
+            <w:r>
+              <w:rPr>
+                <w:rFonts w:ascii="Arial Narrow" w:hAnsi="Arial Narrow" w:cs="Arial"/>
+                <w:sz w:val="16"/>
+                <w:szCs w:val="16"/>
+              </w:rPr>
+              <w:t>27</w:t>
+            </w:r>
+            <w:r>
+              <w:rPr>
+                <w:rFonts w:ascii="Arial Narrow" w:hAnsi="Arial Narrow" w:cs="Arial"/>
+                <w:sz w:val="16"/>
+                <w:szCs w:val="16"/>
+              </w:rPr>
+              <w:t>}</w:t>
             </w:r>
           </w:p>
         </w:tc>
@@ -2821,7 +3518,23 @@
                 <w:sz w:val="16"/>
                 <w:szCs w:val="16"/>
               </w:rPr>
-              <w:t>{grades}</w:t>
+              <w:t>{grades</w:t>
+            </w:r>
+            <w:r>
+              <w:rPr>
+                <w:rFonts w:ascii="Arial Narrow" w:hAnsi="Arial Narrow" w:cs="Arial"/>
+                <w:sz w:val="16"/>
+                <w:szCs w:val="16"/>
+              </w:rPr>
+              <w:t>27</w:t>
+            </w:r>
+            <w:r>
+              <w:rPr>
+                <w:rFonts w:ascii="Arial Narrow" w:hAnsi="Arial Narrow" w:cs="Arial"/>
+                <w:sz w:val="16"/>
+                <w:szCs w:val="16"/>
+              </w:rPr>
+              <w:t>}</w:t>
             </w:r>
           </w:p>
         </w:tc>
@@ -2867,6 +3580,15 @@
             <w:r>
               <w:rPr>
                 <w:rFonts w:ascii="Arial Narrow" w:eastAsia="Times New Roman" w:hAnsi="Arial Narrow" w:cs="Calibri"/>
+                <w:color w:val="000000"/>
+                <w:sz w:val="16"/>
+                <w:szCs w:val="16"/>
+              </w:rPr>
+              <w:t>10</w:t>
+            </w:r>
+            <w:r>
+              <w:rPr>
+                <w:rFonts w:ascii="Arial Narrow" w:eastAsia="Times New Roman" w:hAnsi="Arial Narrow" w:cs="Calibri"/>
                 <w:b/>
                 <w:color w:val="000000"/>
                 <w:sz w:val="16"/>
@@ -2896,7 +3618,23 @@
                 <w:sz w:val="16"/>
                 <w:szCs w:val="16"/>
               </w:rPr>
-              <w:t>{semester}</w:t>
+              <w:t>{semester</w:t>
+            </w:r>
+            <w:r>
+              <w:rPr>
+                <w:rFonts w:ascii="Arial Narrow" w:hAnsi="Arial Narrow" w:cs="Arial"/>
+                <w:sz w:val="16"/>
+                <w:szCs w:val="16"/>
+              </w:rPr>
+              <w:t>10</w:t>
+            </w:r>
+            <w:r>
+              <w:rPr>
+                <w:rFonts w:ascii="Arial Narrow" w:hAnsi="Arial Narrow" w:cs="Arial"/>
+                <w:sz w:val="16"/>
+                <w:szCs w:val="16"/>
+              </w:rPr>
+              <w:t>}</w:t>
             </w:r>
           </w:p>
         </w:tc>
@@ -2920,7 +3658,23 @@
                 <w:sz w:val="16"/>
                 <w:szCs w:val="16"/>
               </w:rPr>
-              <w:t>{grades}</w:t>
+              <w:t>{grades</w:t>
+            </w:r>
+            <w:r>
+              <w:rPr>
+                <w:rFonts w:ascii="Arial Narrow" w:hAnsi="Arial Narrow" w:cs="Arial"/>
+                <w:sz w:val="16"/>
+                <w:szCs w:val="16"/>
+              </w:rPr>
+              <w:t>10</w:t>
+            </w:r>
+            <w:r>
+              <w:rPr>
+                <w:rFonts w:ascii="Arial Narrow" w:hAnsi="Arial Narrow" w:cs="Arial"/>
+                <w:sz w:val="16"/>
+                <w:szCs w:val="16"/>
+              </w:rPr>
+              <w:t>}</w:t>
             </w:r>
           </w:p>
         </w:tc>
@@ -2960,6 +3714,15 @@
             <w:r>
               <w:rPr>
                 <w:rFonts w:ascii="Arial Narrow" w:eastAsia="Times New Roman" w:hAnsi="Arial Narrow" w:cs="Calibri"/>
+                <w:color w:val="000000"/>
+                <w:sz w:val="16"/>
+                <w:szCs w:val="16"/>
+              </w:rPr>
+              <w:t>28</w:t>
+            </w:r>
+            <w:r>
+              <w:rPr>
+                <w:rFonts w:ascii="Arial Narrow" w:eastAsia="Times New Roman" w:hAnsi="Arial Narrow" w:cs="Calibri"/>
                 <w:b/>
                 <w:color w:val="000000"/>
                 <w:sz w:val="16"/>
@@ -2989,7 +3752,23 @@
                 <w:sz w:val="16"/>
                 <w:szCs w:val="16"/>
               </w:rPr>
-              <w:t>{semester}</w:t>
+              <w:t>{semester</w:t>
+            </w:r>
+            <w:r>
+              <w:rPr>
+                <w:rFonts w:ascii="Arial Narrow" w:hAnsi="Arial Narrow" w:cs="Arial"/>
+                <w:sz w:val="16"/>
+                <w:szCs w:val="16"/>
+              </w:rPr>
+              <w:t>28</w:t>
+            </w:r>
+            <w:r>
+              <w:rPr>
+                <w:rFonts w:ascii="Arial Narrow" w:hAnsi="Arial Narrow" w:cs="Arial"/>
+                <w:sz w:val="16"/>
+                <w:szCs w:val="16"/>
+              </w:rPr>
+              <w:t>}</w:t>
             </w:r>
           </w:p>
         </w:tc>
@@ -3013,7 +3792,23 @@
                 <w:sz w:val="16"/>
                 <w:szCs w:val="16"/>
               </w:rPr>
-              <w:t>{grades}</w:t>
+              <w:t>{grades</w:t>
+            </w:r>
+            <w:r>
+              <w:rPr>
+                <w:rFonts w:ascii="Arial Narrow" w:hAnsi="Arial Narrow" w:cs="Arial"/>
+                <w:sz w:val="16"/>
+                <w:szCs w:val="16"/>
+              </w:rPr>
+              <w:t>28</w:t>
+            </w:r>
+            <w:r>
+              <w:rPr>
+                <w:rFonts w:ascii="Arial Narrow" w:hAnsi="Arial Narrow" w:cs="Arial"/>
+                <w:sz w:val="16"/>
+                <w:szCs w:val="16"/>
+              </w:rPr>
+              <w:t>}</w:t>
             </w:r>
           </w:p>
         </w:tc>
@@ -3059,6 +3854,15 @@
             <w:r>
               <w:rPr>
                 <w:rFonts w:ascii="Arial Narrow" w:eastAsia="Times New Roman" w:hAnsi="Arial Narrow" w:cs="Calibri"/>
+                <w:color w:val="000000"/>
+                <w:sz w:val="16"/>
+                <w:szCs w:val="16"/>
+              </w:rPr>
+              <w:t>11</w:t>
+            </w:r>
+            <w:r>
+              <w:rPr>
+                <w:rFonts w:ascii="Arial Narrow" w:eastAsia="Times New Roman" w:hAnsi="Arial Narrow" w:cs="Calibri"/>
                 <w:b/>
                 <w:color w:val="000000"/>
                 <w:sz w:val="16"/>
@@ -3088,7 +3892,23 @@
                 <w:sz w:val="16"/>
                 <w:szCs w:val="16"/>
               </w:rPr>
-              <w:t>{semester}</w:t>
+              <w:t>{semester</w:t>
+            </w:r>
+            <w:r>
+              <w:rPr>
+                <w:rFonts w:ascii="Arial Narrow" w:hAnsi="Arial Narrow" w:cs="Arial"/>
+                <w:sz w:val="16"/>
+                <w:szCs w:val="16"/>
+              </w:rPr>
+              <w:t>11</w:t>
+            </w:r>
+            <w:r>
+              <w:rPr>
+                <w:rFonts w:ascii="Arial Narrow" w:hAnsi="Arial Narrow" w:cs="Arial"/>
+                <w:sz w:val="16"/>
+                <w:szCs w:val="16"/>
+              </w:rPr>
+              <w:t>}</w:t>
             </w:r>
           </w:p>
         </w:tc>
@@ -3112,7 +3932,23 @@
                 <w:sz w:val="16"/>
                 <w:szCs w:val="16"/>
               </w:rPr>
-              <w:t>{grades}</w:t>
+              <w:t>{grades</w:t>
+            </w:r>
+            <w:r>
+              <w:rPr>
+                <w:rFonts w:ascii="Arial Narrow" w:hAnsi="Arial Narrow" w:cs="Arial"/>
+                <w:sz w:val="16"/>
+                <w:szCs w:val="16"/>
+              </w:rPr>
+              <w:t>11</w:t>
+            </w:r>
+            <w:r>
+              <w:rPr>
+                <w:rFonts w:ascii="Arial Narrow" w:hAnsi="Arial Narrow" w:cs="Arial"/>
+                <w:sz w:val="16"/>
+                <w:szCs w:val="16"/>
+              </w:rPr>
+              <w:t>}</w:t>
             </w:r>
           </w:p>
         </w:tc>
@@ -3152,6 +3988,15 @@
             <w:r>
               <w:rPr>
                 <w:rFonts w:ascii="Arial Narrow" w:eastAsia="Times New Roman" w:hAnsi="Arial Narrow" w:cs="Calibri"/>
+                <w:color w:val="000000"/>
+                <w:sz w:val="16"/>
+                <w:szCs w:val="16"/>
+              </w:rPr>
+              <w:t>29</w:t>
+            </w:r>
+            <w:r>
+              <w:rPr>
+                <w:rFonts w:ascii="Arial Narrow" w:eastAsia="Times New Roman" w:hAnsi="Arial Narrow" w:cs="Calibri"/>
                 <w:b/>
                 <w:color w:val="000000"/>
                 <w:sz w:val="16"/>
@@ -3181,7 +4026,23 @@
                 <w:sz w:val="16"/>
                 <w:szCs w:val="16"/>
               </w:rPr>
-              <w:t>{semester}</w:t>
+              <w:t>{semester</w:t>
+            </w:r>
+            <w:r>
+              <w:rPr>
+                <w:rFonts w:ascii="Arial Narrow" w:hAnsi="Arial Narrow" w:cs="Arial"/>
+                <w:sz w:val="16"/>
+                <w:szCs w:val="16"/>
+              </w:rPr>
+              <w:t>29</w:t>
+            </w:r>
+            <w:r>
+              <w:rPr>
+                <w:rFonts w:ascii="Arial Narrow" w:hAnsi="Arial Narrow" w:cs="Arial"/>
+                <w:sz w:val="16"/>
+                <w:szCs w:val="16"/>
+              </w:rPr>
+              <w:t>}</w:t>
             </w:r>
           </w:p>
         </w:tc>
@@ -3205,7 +4066,23 @@
                 <w:sz w:val="16"/>
                 <w:szCs w:val="16"/>
               </w:rPr>
-              <w:t>{grades}</w:t>
+              <w:t>{grades</w:t>
+            </w:r>
+            <w:r>
+              <w:rPr>
+                <w:rFonts w:ascii="Arial Narrow" w:hAnsi="Arial Narrow" w:cs="Arial"/>
+                <w:sz w:val="16"/>
+                <w:szCs w:val="16"/>
+              </w:rPr>
+              <w:t>29</w:t>
+            </w:r>
+            <w:r>
+              <w:rPr>
+                <w:rFonts w:ascii="Arial Narrow" w:hAnsi="Arial Narrow" w:cs="Arial"/>
+                <w:sz w:val="16"/>
+                <w:szCs w:val="16"/>
+              </w:rPr>
+              <w:t>}</w:t>
             </w:r>
           </w:p>
         </w:tc>
@@ -3251,6 +4128,15 @@
             <w:r>
               <w:rPr>
                 <w:rFonts w:ascii="Arial Narrow" w:eastAsia="Times New Roman" w:hAnsi="Arial Narrow" w:cs="Calibri"/>
+                <w:color w:val="000000"/>
+                <w:sz w:val="16"/>
+                <w:szCs w:val="16"/>
+              </w:rPr>
+              <w:t>12</w:t>
+            </w:r>
+            <w:r>
+              <w:rPr>
+                <w:rFonts w:ascii="Arial Narrow" w:eastAsia="Times New Roman" w:hAnsi="Arial Narrow" w:cs="Calibri"/>
                 <w:b/>
                 <w:color w:val="000000"/>
                 <w:sz w:val="16"/>
@@ -3280,7 +4166,23 @@
                 <w:sz w:val="16"/>
                 <w:szCs w:val="16"/>
               </w:rPr>
-              <w:t>{semester}</w:t>
+              <w:t>{semester</w:t>
+            </w:r>
+            <w:r>
+              <w:rPr>
+                <w:rFonts w:ascii="Arial Narrow" w:hAnsi="Arial Narrow" w:cs="Arial"/>
+                <w:sz w:val="16"/>
+                <w:szCs w:val="16"/>
+              </w:rPr>
+              <w:t>12</w:t>
+            </w:r>
+            <w:r>
+              <w:rPr>
+                <w:rFonts w:ascii="Arial Narrow" w:hAnsi="Arial Narrow" w:cs="Arial"/>
+                <w:sz w:val="16"/>
+                <w:szCs w:val="16"/>
+              </w:rPr>
+              <w:t>}</w:t>
             </w:r>
           </w:p>
         </w:tc>
@@ -3304,7 +4206,23 @@
                 <w:sz w:val="16"/>
                 <w:szCs w:val="16"/>
               </w:rPr>
-              <w:t>{grades}</w:t>
+              <w:t>{grades</w:t>
+            </w:r>
+            <w:r>
+              <w:rPr>
+                <w:rFonts w:ascii="Arial Narrow" w:hAnsi="Arial Narrow" w:cs="Arial"/>
+                <w:sz w:val="16"/>
+                <w:szCs w:val="16"/>
+              </w:rPr>
+              <w:t>12</w:t>
+            </w:r>
+            <w:r>
+              <w:rPr>
+                <w:rFonts w:ascii="Arial Narrow" w:hAnsi="Arial Narrow" w:cs="Arial"/>
+                <w:sz w:val="16"/>
+                <w:szCs w:val="16"/>
+              </w:rPr>
+              <w:t>}</w:t>
             </w:r>
           </w:p>
         </w:tc>
@@ -3344,6 +4262,15 @@
             <w:r>
               <w:rPr>
                 <w:rFonts w:ascii="Arial Narrow" w:eastAsia="Times New Roman" w:hAnsi="Arial Narrow" w:cs="Calibri"/>
+                <w:color w:val="000000"/>
+                <w:sz w:val="16"/>
+                <w:szCs w:val="16"/>
+              </w:rPr>
+              <w:t>30</w:t>
+            </w:r>
+            <w:r>
+              <w:rPr>
+                <w:rFonts w:ascii="Arial Narrow" w:eastAsia="Times New Roman" w:hAnsi="Arial Narrow" w:cs="Calibri"/>
                 <w:b/>
                 <w:color w:val="000000"/>
                 <w:sz w:val="16"/>
@@ -3373,7 +4300,23 @@
                 <w:sz w:val="16"/>
                 <w:szCs w:val="16"/>
               </w:rPr>
-              <w:t>{semester}</w:t>
+              <w:t>{semester</w:t>
+            </w:r>
+            <w:r>
+              <w:rPr>
+                <w:rFonts w:ascii="Arial Narrow" w:hAnsi="Arial Narrow" w:cs="Arial"/>
+                <w:sz w:val="16"/>
+                <w:szCs w:val="16"/>
+              </w:rPr>
+              <w:t>30</w:t>
+            </w:r>
+            <w:r>
+              <w:rPr>
+                <w:rFonts w:ascii="Arial Narrow" w:hAnsi="Arial Narrow" w:cs="Arial"/>
+                <w:sz w:val="16"/>
+                <w:szCs w:val="16"/>
+              </w:rPr>
+              <w:t>}</w:t>
             </w:r>
           </w:p>
         </w:tc>
@@ -3397,7 +4340,23 @@
                 <w:sz w:val="16"/>
                 <w:szCs w:val="16"/>
               </w:rPr>
-              <w:t>{grades}</w:t>
+              <w:t>{grades</w:t>
+            </w:r>
+            <w:r>
+              <w:rPr>
+                <w:rFonts w:ascii="Arial Narrow" w:hAnsi="Arial Narrow" w:cs="Arial"/>
+                <w:sz w:val="16"/>
+                <w:szCs w:val="16"/>
+              </w:rPr>
+              <w:t>30</w:t>
+            </w:r>
+            <w:r>
+              <w:rPr>
+                <w:rFonts w:ascii="Arial Narrow" w:hAnsi="Arial Narrow" w:cs="Arial"/>
+                <w:sz w:val="16"/>
+                <w:szCs w:val="16"/>
+              </w:rPr>
+              <w:t>}</w:t>
             </w:r>
           </w:p>
         </w:tc>
@@ -3443,6 +4402,15 @@
             <w:r>
               <w:rPr>
                 <w:rFonts w:ascii="Arial Narrow" w:eastAsia="Times New Roman" w:hAnsi="Arial Narrow" w:cs="Calibri"/>
+                <w:color w:val="000000"/>
+                <w:sz w:val="16"/>
+                <w:szCs w:val="16"/>
+              </w:rPr>
+              <w:t>13</w:t>
+            </w:r>
+            <w:r>
+              <w:rPr>
+                <w:rFonts w:ascii="Arial Narrow" w:eastAsia="Times New Roman" w:hAnsi="Arial Narrow" w:cs="Calibri"/>
                 <w:b/>
                 <w:color w:val="000000"/>
                 <w:sz w:val="16"/>
@@ -3472,7 +4440,23 @@
                 <w:sz w:val="16"/>
                 <w:szCs w:val="16"/>
               </w:rPr>
-              <w:t>{semester}</w:t>
+              <w:t>{semeste</w:t>
+            </w:r>
+            <w:r>
+              <w:rPr>
+                <w:rFonts w:ascii="Arial Narrow" w:hAnsi="Arial Narrow" w:cs="Arial"/>
+                <w:sz w:val="16"/>
+                <w:szCs w:val="16"/>
+              </w:rPr>
+              <w:t>13</w:t>
+            </w:r>
+            <w:r>
+              <w:rPr>
+                <w:rFonts w:ascii="Arial Narrow" w:hAnsi="Arial Narrow" w:cs="Arial"/>
+                <w:sz w:val="16"/>
+                <w:szCs w:val="16"/>
+              </w:rPr>
+              <w:t>r}</w:t>
             </w:r>
           </w:p>
         </w:tc>
@@ -3496,7 +4480,23 @@
                 <w:sz w:val="16"/>
                 <w:szCs w:val="16"/>
               </w:rPr>
-              <w:t>{grades}</w:t>
+              <w:t>{grades</w:t>
+            </w:r>
+            <w:r>
+              <w:rPr>
+                <w:rFonts w:ascii="Arial Narrow" w:hAnsi="Arial Narrow" w:cs="Arial"/>
+                <w:sz w:val="16"/>
+                <w:szCs w:val="16"/>
+              </w:rPr>
+              <w:t>13</w:t>
+            </w:r>
+            <w:r>
+              <w:rPr>
+                <w:rFonts w:ascii="Arial Narrow" w:hAnsi="Arial Narrow" w:cs="Arial"/>
+                <w:sz w:val="16"/>
+                <w:szCs w:val="16"/>
+              </w:rPr>
+              <w:t>}</w:t>
             </w:r>
           </w:p>
         </w:tc>
@@ -3536,6 +4536,15 @@
             <w:r>
               <w:rPr>
                 <w:rFonts w:ascii="Arial Narrow" w:eastAsia="Times New Roman" w:hAnsi="Arial Narrow" w:cs="Calibri"/>
+                <w:color w:val="000000"/>
+                <w:sz w:val="16"/>
+                <w:szCs w:val="16"/>
+              </w:rPr>
+              <w:t>31</w:t>
+            </w:r>
+            <w:r>
+              <w:rPr>
+                <w:rFonts w:ascii="Arial Narrow" w:eastAsia="Times New Roman" w:hAnsi="Arial Narrow" w:cs="Calibri"/>
                 <w:b/>
                 <w:color w:val="000000"/>
                 <w:sz w:val="16"/>
@@ -3565,7 +4574,23 @@
                 <w:sz w:val="16"/>
                 <w:szCs w:val="16"/>
               </w:rPr>
-              <w:t>{semester}</w:t>
+              <w:t>{semester</w:t>
+            </w:r>
+            <w:r>
+              <w:rPr>
+                <w:rFonts w:ascii="Arial Narrow" w:hAnsi="Arial Narrow" w:cs="Arial"/>
+                <w:sz w:val="16"/>
+                <w:szCs w:val="16"/>
+              </w:rPr>
+              <w:t>31</w:t>
+            </w:r>
+            <w:r>
+              <w:rPr>
+                <w:rFonts w:ascii="Arial Narrow" w:hAnsi="Arial Narrow" w:cs="Arial"/>
+                <w:sz w:val="16"/>
+                <w:szCs w:val="16"/>
+              </w:rPr>
+              <w:t>}</w:t>
             </w:r>
           </w:p>
         </w:tc>
@@ -3589,7 +4614,23 @@
                 <w:sz w:val="16"/>
                 <w:szCs w:val="16"/>
               </w:rPr>
-              <w:t>{grades}</w:t>
+              <w:t>{grades</w:t>
+            </w:r>
+            <w:r>
+              <w:rPr>
+                <w:rFonts w:ascii="Arial Narrow" w:hAnsi="Arial Narrow" w:cs="Arial"/>
+                <w:sz w:val="16"/>
+                <w:szCs w:val="16"/>
+              </w:rPr>
+              <w:t>31</w:t>
+            </w:r>
+            <w:r>
+              <w:rPr>
+                <w:rFonts w:ascii="Arial Narrow" w:hAnsi="Arial Narrow" w:cs="Arial"/>
+                <w:sz w:val="16"/>
+                <w:szCs w:val="16"/>
+              </w:rPr>
+              <w:t>}</w:t>
             </w:r>
           </w:p>
         </w:tc>
@@ -3635,6 +4676,15 @@
             <w:r>
               <w:rPr>
                 <w:rFonts w:ascii="Arial Narrow" w:eastAsia="Times New Roman" w:hAnsi="Arial Narrow" w:cs="Calibri"/>
+                <w:color w:val="000000"/>
+                <w:sz w:val="16"/>
+                <w:szCs w:val="16"/>
+              </w:rPr>
+              <w:t>14</w:t>
+            </w:r>
+            <w:r>
+              <w:rPr>
+                <w:rFonts w:ascii="Arial Narrow" w:eastAsia="Times New Roman" w:hAnsi="Arial Narrow" w:cs="Calibri"/>
                 <w:b/>
                 <w:color w:val="000000"/>
                 <w:sz w:val="16"/>
@@ -3664,7 +4714,23 @@
                 <w:sz w:val="16"/>
                 <w:szCs w:val="16"/>
               </w:rPr>
-              <w:t>{semester}</w:t>
+              <w:t>{semester</w:t>
+            </w:r>
+            <w:r>
+              <w:rPr>
+                <w:rFonts w:ascii="Arial Narrow" w:hAnsi="Arial Narrow" w:cs="Arial"/>
+                <w:sz w:val="16"/>
+                <w:szCs w:val="16"/>
+              </w:rPr>
+              <w:t>14</w:t>
+            </w:r>
+            <w:r>
+              <w:rPr>
+                <w:rFonts w:ascii="Arial Narrow" w:hAnsi="Arial Narrow" w:cs="Arial"/>
+                <w:sz w:val="16"/>
+                <w:szCs w:val="16"/>
+              </w:rPr>
+              <w:t>}</w:t>
             </w:r>
           </w:p>
         </w:tc>
@@ -3688,7 +4754,23 @@
                 <w:sz w:val="16"/>
                 <w:szCs w:val="16"/>
               </w:rPr>
-              <w:t>{grades}</w:t>
+              <w:t>{grades</w:t>
+            </w:r>
+            <w:r>
+              <w:rPr>
+                <w:rFonts w:ascii="Arial Narrow" w:hAnsi="Arial Narrow" w:cs="Arial"/>
+                <w:sz w:val="16"/>
+                <w:szCs w:val="16"/>
+              </w:rPr>
+              <w:t>14</w:t>
+            </w:r>
+            <w:r>
+              <w:rPr>
+                <w:rFonts w:ascii="Arial Narrow" w:hAnsi="Arial Narrow" w:cs="Arial"/>
+                <w:sz w:val="16"/>
+                <w:szCs w:val="16"/>
+              </w:rPr>
+              <w:t>}</w:t>
             </w:r>
           </w:p>
         </w:tc>
@@ -3728,6 +4810,15 @@
             <w:r>
               <w:rPr>
                 <w:rFonts w:ascii="Arial Narrow" w:eastAsia="Times New Roman" w:hAnsi="Arial Narrow" w:cs="Calibri"/>
+                <w:color w:val="000000"/>
+                <w:sz w:val="16"/>
+                <w:szCs w:val="16"/>
+              </w:rPr>
+              <w:t>32</w:t>
+            </w:r>
+            <w:r>
+              <w:rPr>
+                <w:rFonts w:ascii="Arial Narrow" w:eastAsia="Times New Roman" w:hAnsi="Arial Narrow" w:cs="Calibri"/>
                 <w:b/>
                 <w:color w:val="000000"/>
                 <w:sz w:val="16"/>
@@ -3757,7 +4848,23 @@
                 <w:sz w:val="16"/>
                 <w:szCs w:val="16"/>
               </w:rPr>
-              <w:t>{semester}</w:t>
+              <w:t>{semester</w:t>
+            </w:r>
+            <w:r>
+              <w:rPr>
+                <w:rFonts w:ascii="Arial Narrow" w:hAnsi="Arial Narrow" w:cs="Arial"/>
+                <w:sz w:val="16"/>
+                <w:szCs w:val="16"/>
+              </w:rPr>
+              <w:t>32</w:t>
+            </w:r>
+            <w:r>
+              <w:rPr>
+                <w:rFonts w:ascii="Arial Narrow" w:hAnsi="Arial Narrow" w:cs="Arial"/>
+                <w:sz w:val="16"/>
+                <w:szCs w:val="16"/>
+              </w:rPr>
+              <w:t>}</w:t>
             </w:r>
           </w:p>
         </w:tc>
@@ -3781,7 +4888,23 @@
                 <w:sz w:val="16"/>
                 <w:szCs w:val="16"/>
               </w:rPr>
-              <w:t>{grades}</w:t>
+              <w:t>{grades</w:t>
+            </w:r>
+            <w:r>
+              <w:rPr>
+                <w:rFonts w:ascii="Arial Narrow" w:hAnsi="Arial Narrow" w:cs="Arial"/>
+                <w:sz w:val="16"/>
+                <w:szCs w:val="16"/>
+              </w:rPr>
+              <w:t>32</w:t>
+            </w:r>
+            <w:r>
+              <w:rPr>
+                <w:rFonts w:ascii="Arial Narrow" w:hAnsi="Arial Narrow" w:cs="Arial"/>
+                <w:sz w:val="16"/>
+                <w:szCs w:val="16"/>
+              </w:rPr>
+              <w:t>}</w:t>
             </w:r>
           </w:p>
         </w:tc>
@@ -3827,6 +4950,15 @@
             <w:r>
               <w:rPr>
                 <w:rFonts w:ascii="Arial Narrow" w:eastAsia="Times New Roman" w:hAnsi="Arial Narrow" w:cs="Calibri"/>
+                <w:color w:val="000000"/>
+                <w:sz w:val="16"/>
+                <w:szCs w:val="16"/>
+              </w:rPr>
+              <w:t>15</w:t>
+            </w:r>
+            <w:r>
+              <w:rPr>
+                <w:rFonts w:ascii="Arial Narrow" w:eastAsia="Times New Roman" w:hAnsi="Arial Narrow" w:cs="Calibri"/>
                 <w:b/>
                 <w:color w:val="000000"/>
                 <w:sz w:val="16"/>
@@ -3856,7 +4988,23 @@
                 <w:sz w:val="16"/>
                 <w:szCs w:val="16"/>
               </w:rPr>
-              <w:t>{semester}</w:t>
+              <w:t>{semester</w:t>
+            </w:r>
+            <w:r>
+              <w:rPr>
+                <w:rFonts w:ascii="Arial Narrow" w:hAnsi="Arial Narrow" w:cs="Arial"/>
+                <w:sz w:val="16"/>
+                <w:szCs w:val="16"/>
+              </w:rPr>
+              <w:t>15</w:t>
+            </w:r>
+            <w:r>
+              <w:rPr>
+                <w:rFonts w:ascii="Arial Narrow" w:hAnsi="Arial Narrow" w:cs="Arial"/>
+                <w:sz w:val="16"/>
+                <w:szCs w:val="16"/>
+              </w:rPr>
+              <w:t>}</w:t>
             </w:r>
           </w:p>
         </w:tc>
@@ -3880,7 +5028,23 @@
                 <w:sz w:val="16"/>
                 <w:szCs w:val="16"/>
               </w:rPr>
-              <w:t>{grades}</w:t>
+              <w:t>{grades</w:t>
+            </w:r>
+            <w:r>
+              <w:rPr>
+                <w:rFonts w:ascii="Arial Narrow" w:hAnsi="Arial Narrow" w:cs="Arial"/>
+                <w:sz w:val="16"/>
+                <w:szCs w:val="16"/>
+              </w:rPr>
+              <w:t>15</w:t>
+            </w:r>
+            <w:r>
+              <w:rPr>
+                <w:rFonts w:ascii="Arial Narrow" w:hAnsi="Arial Narrow" w:cs="Arial"/>
+                <w:sz w:val="16"/>
+                <w:szCs w:val="16"/>
+              </w:rPr>
+              <w:t>}</w:t>
             </w:r>
           </w:p>
         </w:tc>
@@ -3920,6 +5084,15 @@
             <w:r>
               <w:rPr>
                 <w:rFonts w:ascii="Arial Narrow" w:eastAsia="Times New Roman" w:hAnsi="Arial Narrow" w:cs="Calibri"/>
+                <w:color w:val="000000"/>
+                <w:sz w:val="16"/>
+                <w:szCs w:val="16"/>
+              </w:rPr>
+              <w:t>33</w:t>
+            </w:r>
+            <w:r>
+              <w:rPr>
+                <w:rFonts w:ascii="Arial Narrow" w:eastAsia="Times New Roman" w:hAnsi="Arial Narrow" w:cs="Calibri"/>
                 <w:b/>
                 <w:color w:val="000000"/>
                 <w:sz w:val="16"/>
@@ -3949,7 +5122,23 @@
                 <w:sz w:val="16"/>
                 <w:szCs w:val="16"/>
               </w:rPr>
-              <w:t>{semester}</w:t>
+              <w:t>{semester</w:t>
+            </w:r>
+            <w:r>
+              <w:rPr>
+                <w:rFonts w:ascii="Arial Narrow" w:hAnsi="Arial Narrow" w:cs="Arial"/>
+                <w:sz w:val="16"/>
+                <w:szCs w:val="16"/>
+              </w:rPr>
+              <w:t>33</w:t>
+            </w:r>
+            <w:r>
+              <w:rPr>
+                <w:rFonts w:ascii="Arial Narrow" w:hAnsi="Arial Narrow" w:cs="Arial"/>
+                <w:sz w:val="16"/>
+                <w:szCs w:val="16"/>
+              </w:rPr>
+              <w:t>}</w:t>
             </w:r>
           </w:p>
         </w:tc>
@@ -3973,7 +5162,23 @@
                 <w:sz w:val="16"/>
                 <w:szCs w:val="16"/>
               </w:rPr>
-              <w:t>{grades}</w:t>
+              <w:t>{grades</w:t>
+            </w:r>
+            <w:r>
+              <w:rPr>
+                <w:rFonts w:ascii="Arial Narrow" w:hAnsi="Arial Narrow" w:cs="Arial"/>
+                <w:sz w:val="16"/>
+                <w:szCs w:val="16"/>
+              </w:rPr>
+              <w:t>33</w:t>
+            </w:r>
+            <w:r>
+              <w:rPr>
+                <w:rFonts w:ascii="Arial Narrow" w:hAnsi="Arial Narrow" w:cs="Arial"/>
+                <w:sz w:val="16"/>
+                <w:szCs w:val="16"/>
+              </w:rPr>
+              <w:t>}</w:t>
             </w:r>
           </w:p>
         </w:tc>
@@ -4019,6 +5224,15 @@
             <w:r>
               <w:rPr>
                 <w:rFonts w:ascii="Arial Narrow" w:eastAsia="Times New Roman" w:hAnsi="Arial Narrow" w:cs="Calibri"/>
+                <w:color w:val="000000"/>
+                <w:sz w:val="16"/>
+                <w:szCs w:val="16"/>
+              </w:rPr>
+              <w:t>16</w:t>
+            </w:r>
+            <w:r>
+              <w:rPr>
+                <w:rFonts w:ascii="Arial Narrow" w:eastAsia="Times New Roman" w:hAnsi="Arial Narrow" w:cs="Calibri"/>
                 <w:b/>
                 <w:color w:val="000000"/>
                 <w:sz w:val="16"/>
@@ -4048,7 +5262,23 @@
                 <w:sz w:val="16"/>
                 <w:szCs w:val="16"/>
               </w:rPr>
-              <w:t>{semester}</w:t>
+              <w:t>{semester</w:t>
+            </w:r>
+            <w:r>
+              <w:rPr>
+                <w:rFonts w:ascii="Arial Narrow" w:hAnsi="Arial Narrow" w:cs="Arial"/>
+                <w:sz w:val="16"/>
+                <w:szCs w:val="16"/>
+              </w:rPr>
+              <w:t>16</w:t>
+            </w:r>
+            <w:r>
+              <w:rPr>
+                <w:rFonts w:ascii="Arial Narrow" w:hAnsi="Arial Narrow" w:cs="Arial"/>
+                <w:sz w:val="16"/>
+                <w:szCs w:val="16"/>
+              </w:rPr>
+              <w:t>}</w:t>
             </w:r>
           </w:p>
         </w:tc>
@@ -4072,7 +5302,23 @@
                 <w:sz w:val="16"/>
                 <w:szCs w:val="16"/>
               </w:rPr>
-              <w:t>{grades}</w:t>
+              <w:t>{grades</w:t>
+            </w:r>
+            <w:r>
+              <w:rPr>
+                <w:rFonts w:ascii="Arial Narrow" w:hAnsi="Arial Narrow" w:cs="Arial"/>
+                <w:sz w:val="16"/>
+                <w:szCs w:val="16"/>
+              </w:rPr>
+              <w:t>16</w:t>
+            </w:r>
+            <w:r>
+              <w:rPr>
+                <w:rFonts w:ascii="Arial Narrow" w:hAnsi="Arial Narrow" w:cs="Arial"/>
+                <w:sz w:val="16"/>
+                <w:szCs w:val="16"/>
+              </w:rPr>
+              <w:t>}</w:t>
             </w:r>
           </w:p>
         </w:tc>
@@ -4112,6 +5358,15 @@
             <w:r>
               <w:rPr>
                 <w:rFonts w:ascii="Arial Narrow" w:eastAsia="Times New Roman" w:hAnsi="Arial Narrow" w:cs="Calibri"/>
+                <w:color w:val="000000"/>
+                <w:sz w:val="16"/>
+                <w:szCs w:val="16"/>
+              </w:rPr>
+              <w:t>34</w:t>
+            </w:r>
+            <w:r>
+              <w:rPr>
+                <w:rFonts w:ascii="Arial Narrow" w:eastAsia="Times New Roman" w:hAnsi="Arial Narrow" w:cs="Calibri"/>
                 <w:b/>
                 <w:color w:val="000000"/>
                 <w:sz w:val="16"/>
@@ -4141,7 +5396,23 @@
                 <w:sz w:val="16"/>
                 <w:szCs w:val="16"/>
               </w:rPr>
-              <w:t>{semester}</w:t>
+              <w:t>{semester</w:t>
+            </w:r>
+            <w:r>
+              <w:rPr>
+                <w:rFonts w:ascii="Arial Narrow" w:hAnsi="Arial Narrow" w:cs="Arial"/>
+                <w:sz w:val="16"/>
+                <w:szCs w:val="16"/>
+              </w:rPr>
+              <w:t>34</w:t>
+            </w:r>
+            <w:r>
+              <w:rPr>
+                <w:rFonts w:ascii="Arial Narrow" w:hAnsi="Arial Narrow" w:cs="Arial"/>
+                <w:sz w:val="16"/>
+                <w:szCs w:val="16"/>
+              </w:rPr>
+              <w:t>}</w:t>
             </w:r>
           </w:p>
         </w:tc>
@@ -4165,7 +5436,23 @@
                 <w:sz w:val="16"/>
                 <w:szCs w:val="16"/>
               </w:rPr>
-              <w:t>{grades}</w:t>
+              <w:t>{grades</w:t>
+            </w:r>
+            <w:r>
+              <w:rPr>
+                <w:rFonts w:ascii="Arial Narrow" w:hAnsi="Arial Narrow" w:cs="Arial"/>
+                <w:sz w:val="16"/>
+                <w:szCs w:val="16"/>
+              </w:rPr>
+              <w:t>34</w:t>
+            </w:r>
+            <w:r>
+              <w:rPr>
+                <w:rFonts w:ascii="Arial Narrow" w:hAnsi="Arial Narrow" w:cs="Arial"/>
+                <w:sz w:val="16"/>
+                <w:szCs w:val="16"/>
+              </w:rPr>
+              <w:t>}</w:t>
             </w:r>
           </w:p>
         </w:tc>
@@ -4211,6 +5498,15 @@
             <w:r>
               <w:rPr>
                 <w:rFonts w:ascii="Arial Narrow" w:eastAsia="Times New Roman" w:hAnsi="Arial Narrow" w:cs="Calibri"/>
+                <w:color w:val="000000"/>
+                <w:sz w:val="16"/>
+                <w:szCs w:val="16"/>
+              </w:rPr>
+              <w:t>17</w:t>
+            </w:r>
+            <w:r>
+              <w:rPr>
+                <w:rFonts w:ascii="Arial Narrow" w:eastAsia="Times New Roman" w:hAnsi="Arial Narrow" w:cs="Calibri"/>
                 <w:b/>
                 <w:color w:val="000000"/>
                 <w:sz w:val="16"/>
@@ -4240,7 +5536,23 @@
                 <w:sz w:val="16"/>
                 <w:szCs w:val="16"/>
               </w:rPr>
-              <w:t>{semester}</w:t>
+              <w:t>{semester</w:t>
+            </w:r>
+            <w:r>
+              <w:rPr>
+                <w:rFonts w:ascii="Arial Narrow" w:hAnsi="Arial Narrow" w:cs="Arial"/>
+                <w:sz w:val="16"/>
+                <w:szCs w:val="16"/>
+              </w:rPr>
+              <w:t>17</w:t>
+            </w:r>
+            <w:r>
+              <w:rPr>
+                <w:rFonts w:ascii="Arial Narrow" w:hAnsi="Arial Narrow" w:cs="Arial"/>
+                <w:sz w:val="16"/>
+                <w:szCs w:val="16"/>
+              </w:rPr>
+              <w:t>}</w:t>
             </w:r>
           </w:p>
         </w:tc>
@@ -4264,7 +5576,23 @@
                 <w:sz w:val="16"/>
                 <w:szCs w:val="16"/>
               </w:rPr>
-              <w:t>{grades}</w:t>
+              <w:t>{grades</w:t>
+            </w:r>
+            <w:r>
+              <w:rPr>
+                <w:rFonts w:ascii="Arial Narrow" w:hAnsi="Arial Narrow" w:cs="Arial"/>
+                <w:sz w:val="16"/>
+                <w:szCs w:val="16"/>
+              </w:rPr>
+              <w:t>17</w:t>
+            </w:r>
+            <w:r>
+              <w:rPr>
+                <w:rFonts w:ascii="Arial Narrow" w:hAnsi="Arial Narrow" w:cs="Arial"/>
+                <w:sz w:val="16"/>
+                <w:szCs w:val="16"/>
+              </w:rPr>
+              <w:t>}</w:t>
             </w:r>
           </w:p>
         </w:tc>
@@ -4304,6 +5632,15 @@
             <w:r>
               <w:rPr>
                 <w:rFonts w:ascii="Arial Narrow" w:eastAsia="Times New Roman" w:hAnsi="Arial Narrow" w:cs="Calibri"/>
+                <w:color w:val="000000"/>
+                <w:sz w:val="16"/>
+                <w:szCs w:val="16"/>
+              </w:rPr>
+              <w:t>35</w:t>
+            </w:r>
+            <w:r>
+              <w:rPr>
+                <w:rFonts w:ascii="Arial Narrow" w:eastAsia="Times New Roman" w:hAnsi="Arial Narrow" w:cs="Calibri"/>
                 <w:b/>
                 <w:color w:val="000000"/>
                 <w:sz w:val="16"/>
@@ -4333,7 +5670,23 @@
                 <w:sz w:val="16"/>
                 <w:szCs w:val="16"/>
               </w:rPr>
-              <w:t>{semester}</w:t>
+              <w:t>{semester</w:t>
+            </w:r>
+            <w:r>
+              <w:rPr>
+                <w:rFonts w:ascii="Arial Narrow" w:hAnsi="Arial Narrow" w:cs="Arial"/>
+                <w:sz w:val="16"/>
+                <w:szCs w:val="16"/>
+              </w:rPr>
+              <w:t>35</w:t>
+            </w:r>
+            <w:r>
+              <w:rPr>
+                <w:rFonts w:ascii="Arial Narrow" w:hAnsi="Arial Narrow" w:cs="Arial"/>
+                <w:sz w:val="16"/>
+                <w:szCs w:val="16"/>
+              </w:rPr>
+              <w:t>}</w:t>
             </w:r>
           </w:p>
         </w:tc>
@@ -4357,7 +5710,23 @@
                 <w:sz w:val="16"/>
                 <w:szCs w:val="16"/>
               </w:rPr>
-              <w:t>{grades}</w:t>
+              <w:t>{grades</w:t>
+            </w:r>
+            <w:r>
+              <w:rPr>
+                <w:rFonts w:ascii="Arial Narrow" w:hAnsi="Arial Narrow" w:cs="Arial"/>
+                <w:sz w:val="16"/>
+                <w:szCs w:val="16"/>
+              </w:rPr>
+              <w:t>35</w:t>
+            </w:r>
+            <w:r>
+              <w:rPr>
+                <w:rFonts w:ascii="Arial Narrow" w:hAnsi="Arial Narrow" w:cs="Arial"/>
+                <w:sz w:val="16"/>
+                <w:szCs w:val="16"/>
+              </w:rPr>
+              <w:t>}</w:t>
             </w:r>
           </w:p>
         </w:tc>
@@ -4403,6 +5772,15 @@
             <w:r>
               <w:rPr>
                 <w:rFonts w:ascii="Arial Narrow" w:eastAsia="Times New Roman" w:hAnsi="Arial Narrow" w:cs="Calibri"/>
+                <w:color w:val="000000"/>
+                <w:sz w:val="16"/>
+                <w:szCs w:val="16"/>
+              </w:rPr>
+              <w:t>18</w:t>
+            </w:r>
+            <w:r>
+              <w:rPr>
+                <w:rFonts w:ascii="Arial Narrow" w:eastAsia="Times New Roman" w:hAnsi="Arial Narrow" w:cs="Calibri"/>
                 <w:b/>
                 <w:color w:val="000000"/>
                 <w:sz w:val="16"/>
@@ -4432,7 +5810,23 @@
                 <w:sz w:val="16"/>
                 <w:szCs w:val="16"/>
               </w:rPr>
-              <w:t>{semester}</w:t>
+              <w:t>{semester</w:t>
+            </w:r>
+            <w:r>
+              <w:rPr>
+                <w:rFonts w:ascii="Arial Narrow" w:hAnsi="Arial Narrow" w:cs="Arial"/>
+                <w:sz w:val="16"/>
+                <w:szCs w:val="16"/>
+              </w:rPr>
+              <w:t>18</w:t>
+            </w:r>
+            <w:r>
+              <w:rPr>
+                <w:rFonts w:ascii="Arial Narrow" w:hAnsi="Arial Narrow" w:cs="Arial"/>
+                <w:sz w:val="16"/>
+                <w:szCs w:val="16"/>
+              </w:rPr>
+              <w:t>}</w:t>
             </w:r>
           </w:p>
         </w:tc>
@@ -4456,7 +5850,23 @@
                 <w:sz w:val="16"/>
                 <w:szCs w:val="16"/>
               </w:rPr>
-              <w:t>{grades}</w:t>
+              <w:t>{grades</w:t>
+            </w:r>
+            <w:r>
+              <w:rPr>
+                <w:rFonts w:ascii="Arial Narrow" w:hAnsi="Arial Narrow" w:cs="Arial"/>
+                <w:sz w:val="16"/>
+                <w:szCs w:val="16"/>
+              </w:rPr>
+              <w:t>18</w:t>
+            </w:r>
+            <w:r>
+              <w:rPr>
+                <w:rFonts w:ascii="Arial Narrow" w:hAnsi="Arial Narrow" w:cs="Arial"/>
+                <w:sz w:val="16"/>
+                <w:szCs w:val="16"/>
+              </w:rPr>
+              <w:t>}</w:t>
             </w:r>
           </w:p>
         </w:tc>
@@ -4496,6 +5906,15 @@
             <w:r>
               <w:rPr>
                 <w:rFonts w:ascii="Arial Narrow" w:eastAsia="Times New Roman" w:hAnsi="Arial Narrow" w:cs="Calibri"/>
+                <w:color w:val="000000"/>
+                <w:sz w:val="16"/>
+                <w:szCs w:val="16"/>
+              </w:rPr>
+              <w:t>36</w:t>
+            </w:r>
+            <w:r>
+              <w:rPr>
+                <w:rFonts w:ascii="Arial Narrow" w:eastAsia="Times New Roman" w:hAnsi="Arial Narrow" w:cs="Calibri"/>
                 <w:b/>
                 <w:color w:val="000000"/>
                 <w:sz w:val="16"/>
@@ -4525,7 +5944,23 @@
                 <w:sz w:val="16"/>
                 <w:szCs w:val="16"/>
               </w:rPr>
-              <w:t>{semester}</w:t>
+              <w:t>{semester</w:t>
+            </w:r>
+            <w:r>
+              <w:rPr>
+                <w:rFonts w:ascii="Arial Narrow" w:hAnsi="Arial Narrow" w:cs="Arial"/>
+                <w:sz w:val="16"/>
+                <w:szCs w:val="16"/>
+              </w:rPr>
+              <w:t>36</w:t>
+            </w:r>
+            <w:r>
+              <w:rPr>
+                <w:rFonts w:ascii="Arial Narrow" w:hAnsi="Arial Narrow" w:cs="Arial"/>
+                <w:sz w:val="16"/>
+                <w:szCs w:val="16"/>
+              </w:rPr>
+              <w:t>}</w:t>
             </w:r>
           </w:p>
         </w:tc>
@@ -4549,199 +5984,23 @@
                 <w:sz w:val="16"/>
                 <w:szCs w:val="16"/>
               </w:rPr>
-              <w:t>{grades}</w:t>
-            </w:r>
-          </w:p>
-        </w:tc>
-      </w:tr>
-      <w:tr>
-        <w:trPr>
-          <w:trHeight w:val="107"/>
-        </w:trPr>
-        <w:tc>
-          <w:tcPr>
-            <w:tcW w:w="1749" w:type="pct"/>
-          </w:tcPr>
-          <w:p>
-            <w:pPr>
-              <w:jc w:val="center"/>
-              <w:rPr>
-                <w:rFonts w:ascii="Arial Narrow" w:eastAsia="Times New Roman" w:hAnsi="Arial Narrow" w:cs="Calibri"/>
-                <w:b/>
-                <w:color w:val="000000"/>
-                <w:sz w:val="16"/>
-                <w:szCs w:val="16"/>
-              </w:rPr>
-            </w:pPr>
-            <w:r>
-              <w:rPr>
-                <w:rFonts w:ascii="Arial Narrow" w:eastAsia="Times New Roman" w:hAnsi="Arial Narrow" w:cs="Calibri"/>
-                <w:b/>
-                <w:color w:val="000000"/>
-                <w:sz w:val="16"/>
-                <w:szCs w:val="16"/>
-              </w:rPr>
-              <w:t>{</w:t>
-            </w:r>
-            <w:r>
-              <w:rPr>
-                <w:rFonts w:ascii="Arial Narrow" w:eastAsia="Times New Roman" w:hAnsi="Arial Narrow" w:cs="Calibri"/>
-                <w:color w:val="000000"/>
-                <w:sz w:val="16"/>
-                <w:szCs w:val="16"/>
-              </w:rPr>
-              <w:t>subject</w:t>
-            </w:r>
-            <w:r>
-              <w:rPr>
-                <w:rFonts w:ascii="Arial Narrow" w:eastAsia="Times New Roman" w:hAnsi="Arial Narrow" w:cs="Calibri"/>
-                <w:b/>
-                <w:color w:val="000000"/>
-                <w:sz w:val="16"/>
-                <w:szCs w:val="16"/>
-              </w:rPr>
-              <w:t>}</w:t>
-            </w:r>
-          </w:p>
-        </w:tc>
-        <w:tc>
-          <w:tcPr>
-            <w:tcW w:w="418" w:type="pct"/>
-          </w:tcPr>
-          <w:p>
-            <w:pPr>
-              <w:jc w:val="center"/>
-              <w:rPr>
-                <w:rFonts w:ascii="Arial Narrow" w:hAnsi="Arial Narrow" w:cs="Arial"/>
-                <w:b/>
-                <w:sz w:val="16"/>
-                <w:szCs w:val="16"/>
-              </w:rPr>
-            </w:pPr>
-            <w:r>
-              <w:rPr>
-                <w:rFonts w:ascii="Arial Narrow" w:hAnsi="Arial Narrow" w:cs="Arial"/>
-                <w:sz w:val="16"/>
-                <w:szCs w:val="16"/>
-              </w:rPr>
-              <w:t>{semester}</w:t>
-            </w:r>
-          </w:p>
-        </w:tc>
-        <w:tc>
-          <w:tcPr>
-            <w:tcW w:w="334" w:type="pct"/>
-          </w:tcPr>
-          <w:p>
-            <w:pPr>
-              <w:jc w:val="center"/>
-              <w:rPr>
-                <w:rFonts w:ascii="Arial Narrow" w:hAnsi="Arial Narrow" w:cs="Arial"/>
-                <w:b/>
-                <w:sz w:val="16"/>
-                <w:szCs w:val="16"/>
-              </w:rPr>
-            </w:pPr>
-            <w:r>
-              <w:rPr>
-                <w:rFonts w:ascii="Arial Narrow" w:hAnsi="Arial Narrow" w:cs="Arial"/>
-                <w:sz w:val="16"/>
-                <w:szCs w:val="16"/>
-              </w:rPr>
-              <w:t>{grades}</w:t>
-            </w:r>
-          </w:p>
-        </w:tc>
-        <w:tc>
-          <w:tcPr>
-            <w:tcW w:w="1750" w:type="pct"/>
-          </w:tcPr>
-          <w:p>
-            <w:pPr>
-              <w:jc w:val="center"/>
-              <w:rPr>
-                <w:rFonts w:ascii="Arial Narrow" w:hAnsi="Arial Narrow" w:cs="Arial"/>
-                <w:b/>
-                <w:sz w:val="16"/>
-                <w:szCs w:val="16"/>
-              </w:rPr>
-            </w:pPr>
-            <w:r>
-              <w:rPr>
-                <w:rFonts w:ascii="Arial Narrow" w:eastAsia="Times New Roman" w:hAnsi="Arial Narrow" w:cs="Calibri"/>
-                <w:b/>
-                <w:color w:val="000000"/>
-                <w:sz w:val="16"/>
-                <w:szCs w:val="16"/>
-              </w:rPr>
-              <w:t>{</w:t>
-            </w:r>
-            <w:r>
-              <w:rPr>
-                <w:rFonts w:ascii="Arial Narrow" w:eastAsia="Times New Roman" w:hAnsi="Arial Narrow" w:cs="Calibri"/>
-                <w:color w:val="000000"/>
-                <w:sz w:val="16"/>
-                <w:szCs w:val="16"/>
-              </w:rPr>
-              <w:t>subject</w:t>
-            </w:r>
-            <w:r>
-              <w:rPr>
-                <w:rFonts w:ascii="Arial Narrow" w:eastAsia="Times New Roman" w:hAnsi="Arial Narrow" w:cs="Calibri"/>
-                <w:b/>
-                <w:color w:val="000000"/>
-                <w:sz w:val="16"/>
-                <w:szCs w:val="16"/>
-              </w:rPr>
-              <w:t>}</w:t>
-            </w:r>
-          </w:p>
-        </w:tc>
-        <w:tc>
-          <w:tcPr>
-            <w:tcW w:w="418" w:type="pct"/>
-          </w:tcPr>
-          <w:p>
-            <w:pPr>
-              <w:jc w:val="center"/>
-              <w:rPr>
-                <w:rFonts w:ascii="Arial Narrow" w:hAnsi="Arial Narrow" w:cs="Arial"/>
-                <w:b/>
-                <w:sz w:val="16"/>
-                <w:szCs w:val="16"/>
-              </w:rPr>
-            </w:pPr>
-            <w:r>
-              <w:rPr>
-                <w:rFonts w:ascii="Arial Narrow" w:hAnsi="Arial Narrow" w:cs="Arial"/>
-                <w:sz w:val="16"/>
-                <w:szCs w:val="16"/>
-              </w:rPr>
-              <w:t>{semester}</w:t>
-            </w:r>
-          </w:p>
-        </w:tc>
-        <w:tc>
-          <w:tcPr>
-            <w:tcW w:w="330" w:type="pct"/>
-          </w:tcPr>
-          <w:p>
-            <w:pPr>
-              <w:jc w:val="center"/>
-              <w:rPr>
-                <w:rFonts w:ascii="Arial Narrow" w:hAnsi="Arial Narrow" w:cs="Arial"/>
-                <w:b/>
-                <w:sz w:val="16"/>
-                <w:szCs w:val="16"/>
-              </w:rPr>
-            </w:pPr>
-            <w:r>
-              <w:rPr>
-                <w:rFonts w:ascii="Arial Narrow" w:hAnsi="Arial Narrow" w:cs="Arial"/>
-                <w:sz w:val="16"/>
-                <w:szCs w:val="16"/>
-              </w:rPr>
-              <w:t>{grades}</w:t>
+              <w:t>{grades</w:t>
+            </w:r>
+            <w:r>
+              <w:rPr>
+                <w:rFonts w:ascii="Arial Narrow" w:hAnsi="Arial Narrow" w:cs="Arial"/>
+                <w:sz w:val="16"/>
+                <w:szCs w:val="16"/>
+              </w:rPr>
+              <w:t>36</w:t>
+            </w:r>
+            <w:r>
+              <w:rPr>
+                <w:rFonts w:ascii="Arial Narrow" w:hAnsi="Arial Narrow" w:cs="Arial"/>
+                <w:sz w:val="16"/>
+                <w:szCs w:val="16"/>
+              </w:rPr>
+              <w:t>}</w:t>
             </w:r>
           </w:p>
         </w:tc>
@@ -6895,7 +8154,7 @@
                     <pic:cNvPicPr/>
                   </pic:nvPicPr>
                   <pic:blipFill>
-                    <a:blip r:embed="rId10" cstate="print">
+                    <a:blip r:embed="rId9" cstate="print">
                       <a:extLst>
                         <a:ext uri="{28A0092B-C50C-407E-A947-70E740481C1C}">
                           <a14:useLocalDpi xmlns:a14="http://schemas.microsoft.com/office/drawing/2010/main" val="0"/>
@@ -7134,6 +8393,7 @@
                 <w:szCs w:val="32"/>
                 <w:lang w:val="en-PH"/>
               </w:rPr>
+              <w:lastRenderedPageBreak/>
               <w:t>{program</w:t>
             </w:r>
             <w:r>
@@ -7331,7 +8591,7 @@
       </w:pPr>
     </w:p>
     <w:sectPr>
-      <w:footerReference w:type="default" r:id="rId11"/>
+      <w:footerReference w:type="default" r:id="rId10"/>
       <w:pgSz w:w="12240" w:h="18720" w:code="14"/>
       <w:pgMar w:top="720" w:right="720" w:bottom="720" w:left="720" w:header="720" w:footer="461" w:gutter="0"/>
       <w:cols w:space="720"/>
@@ -9040,7 +10300,7 @@
 </file>
 
 <file path=customXml/itemProps1.xml><?xml version="1.0" encoding="utf-8"?>
-<ds:datastoreItem xmlns:ds="http://schemas.openxmlformats.org/officeDocument/2006/customXml" ds:itemID="{726906A1-AE8E-455D-83EA-E132F266DC83}">
+<ds:datastoreItem xmlns:ds="http://schemas.openxmlformats.org/officeDocument/2006/customXml" ds:itemID="{C9A0F961-6225-4846-BB00-4B79E3FB7E41}">
   <ds:schemaRefs>
     <ds:schemaRef ds:uri="http://schemas.openxmlformats.org/officeDocument/2006/bibliography"/>
   </ds:schemaRefs>

--- a/public/templates/PathFinder.docx
+++ b/public/templates/PathFinder.docx
@@ -167,13 +167,13 @@
           <w:sz w:val="20"/>
         </w:rPr>
         <w:drawing>
-          <wp:anchor distT="0" distB="0" distL="114300" distR="114300" simplePos="0" relativeHeight="251660288" behindDoc="1" locked="0" layoutInCell="1" allowOverlap="1" wp14:anchorId="6089C242" wp14:editId="64AC03A0">
+          <wp:anchor distT="0" distB="0" distL="114300" distR="114300" simplePos="0" relativeHeight="251660288" behindDoc="1" locked="0" layoutInCell="1" allowOverlap="1" wp14:anchorId="6089C242" wp14:editId="3B8E3AF5">
             <wp:simplePos x="0" y="0"/>
             <wp:positionH relativeFrom="page">
-              <wp:align>right</wp:align>
+              <wp:posOffset>1270</wp:posOffset>
             </wp:positionH>
             <wp:positionV relativeFrom="paragraph">
-              <wp:posOffset>-1646555</wp:posOffset>
+              <wp:posOffset>-2089003</wp:posOffset>
             </wp:positionV>
             <wp:extent cx="7764780" cy="11872595"/>
             <wp:effectExtent l="0" t="0" r="7620" b="0"/>
@@ -245,16 +245,14 @@
         <w:rPr>
           <w:rFonts w:ascii="Arial Narrow" w:hAnsi="Arial Narrow"/>
           <w:b/>
-          <w:sz w:val="24"/>
-          <w:szCs w:val="24"/>
+          <w:sz w:val="20"/>
         </w:rPr>
       </w:pPr>
       <w:r>
         <w:rPr>
           <w:rFonts w:ascii="Arial Narrow" w:hAnsi="Arial Narrow"/>
           <w:b/>
-          <w:sz w:val="24"/>
-          <w:szCs w:val="24"/>
+          <w:sz w:val="20"/>
         </w:rPr>
         <w:t>PROFILE</w:t>
       </w:r>
@@ -262,8 +260,7 @@
         <w:rPr>
           <w:rFonts w:ascii="Arial Narrow" w:hAnsi="Arial Narrow"/>
           <w:b/>
-          <w:sz w:val="24"/>
-          <w:szCs w:val="24"/>
+          <w:sz w:val="20"/>
         </w:rPr>
         <w:t>:</w:t>
       </w:r>
@@ -460,8 +457,6 @@
               </w:rPr>
               <w:t>information_id</w:t>
             </w:r>
-            <w:bookmarkStart w:id="0" w:name="_GoBack"/>
-            <w:bookmarkEnd w:id="0"/>
             <w:proofErr w:type="spellEnd"/>
             <w:r>
               <w:rPr>
@@ -4450,13 +4445,15 @@
               </w:rPr>
               <w:t>13</w:t>
             </w:r>
-            <w:r>
-              <w:rPr>
-                <w:rFonts w:ascii="Arial Narrow" w:hAnsi="Arial Narrow" w:cs="Arial"/>
-                <w:sz w:val="16"/>
-                <w:szCs w:val="16"/>
-              </w:rPr>
-              <w:t>r}</w:t>
+            <w:bookmarkStart w:id="0" w:name="_GoBack"/>
+            <w:bookmarkEnd w:id="0"/>
+            <w:r>
+              <w:rPr>
+                <w:rFonts w:ascii="Arial Narrow" w:hAnsi="Arial Narrow" w:cs="Arial"/>
+                <w:sz w:val="16"/>
+                <w:szCs w:val="16"/>
+              </w:rPr>
+              <w:t>}</w:t>
             </w:r>
           </w:p>
         </w:tc>
@@ -7065,6 +7062,15 @@
               </w:rPr>
               <w:t>{math_%}</w:t>
             </w:r>
+            <w:r>
+              <w:rPr>
+                <w:rFonts w:ascii="Arial Narrow" w:hAnsi="Arial Narrow"/>
+                <w:sz w:val="24"/>
+                <w:szCs w:val="24"/>
+                <w:lang w:val="en-PH"/>
+              </w:rPr>
+              <w:t>%</w:t>
+            </w:r>
           </w:p>
         </w:tc>
         <w:tc>
@@ -7107,7 +7113,25 @@
                 <w:szCs w:val="24"/>
                 <w:lang w:val="en-PH"/>
               </w:rPr>
-              <w:t xml:space="preserve">_%}                </w:t>
+              <w:t>_%}</w:t>
+            </w:r>
+            <w:r>
+              <w:rPr>
+                <w:rFonts w:ascii="Arial Narrow" w:hAnsi="Arial Narrow"/>
+                <w:sz w:val="24"/>
+                <w:szCs w:val="24"/>
+                <w:lang w:val="en-PH"/>
+              </w:rPr>
+              <w:t>%</w:t>
+            </w:r>
+            <w:r>
+              <w:rPr>
+                <w:rFonts w:ascii="Arial Narrow" w:hAnsi="Arial Narrow"/>
+                <w:sz w:val="24"/>
+                <w:szCs w:val="24"/>
+                <w:lang w:val="en-PH"/>
+              </w:rPr>
+              <w:t xml:space="preserve">                </w:t>
             </w:r>
           </w:p>
         </w:tc>
@@ -7151,7 +7175,25 @@
                 <w:szCs w:val="24"/>
                 <w:lang w:val="en-PH"/>
               </w:rPr>
-              <w:t xml:space="preserve">_%}                      </w:t>
+              <w:t>_%}</w:t>
+            </w:r>
+            <w:r>
+              <w:rPr>
+                <w:rFonts w:ascii="Arial Narrow" w:hAnsi="Arial Narrow"/>
+                <w:sz w:val="24"/>
+                <w:szCs w:val="24"/>
+                <w:lang w:val="en-PH"/>
+              </w:rPr>
+              <w:t>%</w:t>
+            </w:r>
+            <w:r>
+              <w:rPr>
+                <w:rFonts w:ascii="Arial Narrow" w:hAnsi="Arial Narrow"/>
+                <w:sz w:val="24"/>
+                <w:szCs w:val="24"/>
+                <w:lang w:val="en-PH"/>
+              </w:rPr>
+              <w:t xml:space="preserve">                      </w:t>
             </w:r>
           </w:p>
         </w:tc>
@@ -7175,7 +7217,25 @@
                 <w:szCs w:val="24"/>
                 <w:lang w:val="en-PH"/>
               </w:rPr>
-              <w:t xml:space="preserve">{science_%}              </w:t>
+              <w:t>{science_%}</w:t>
+            </w:r>
+            <w:r>
+              <w:rPr>
+                <w:rFonts w:ascii="Arial Narrow" w:hAnsi="Arial Narrow"/>
+                <w:sz w:val="24"/>
+                <w:szCs w:val="24"/>
+                <w:lang w:val="en-PH"/>
+              </w:rPr>
+              <w:t>%</w:t>
+            </w:r>
+            <w:r>
+              <w:rPr>
+                <w:rFonts w:ascii="Arial Narrow" w:hAnsi="Arial Narrow"/>
+                <w:sz w:val="24"/>
+                <w:szCs w:val="24"/>
+                <w:lang w:val="en-PH"/>
+              </w:rPr>
+              <w:t xml:space="preserve">              </w:t>
             </w:r>
           </w:p>
         </w:tc>
@@ -7219,7 +7279,25 @@
                 <w:szCs w:val="24"/>
                 <w:lang w:val="en-PH"/>
               </w:rPr>
-              <w:t xml:space="preserve">_%}                                  </w:t>
+              <w:t>_%}</w:t>
+            </w:r>
+            <w:r>
+              <w:rPr>
+                <w:rFonts w:ascii="Arial Narrow" w:hAnsi="Arial Narrow"/>
+                <w:sz w:val="24"/>
+                <w:szCs w:val="24"/>
+                <w:lang w:val="en-PH"/>
+              </w:rPr>
+              <w:t>%</w:t>
+            </w:r>
+            <w:r>
+              <w:rPr>
+                <w:rFonts w:ascii="Arial Narrow" w:hAnsi="Arial Narrow"/>
+                <w:sz w:val="24"/>
+                <w:szCs w:val="24"/>
+                <w:lang w:val="en-PH"/>
+              </w:rPr>
+              <w:t xml:space="preserve">                                  </w:t>
             </w:r>
           </w:p>
         </w:tc>
@@ -7264,6 +7342,15 @@
                 <w:lang w:val="en-PH"/>
               </w:rPr>
               <w:t>_%}</w:t>
+            </w:r>
+            <w:r>
+              <w:rPr>
+                <w:rFonts w:ascii="Arial Narrow" w:hAnsi="Arial Narrow"/>
+                <w:sz w:val="24"/>
+                <w:szCs w:val="24"/>
+                <w:lang w:val="en-PH"/>
+              </w:rPr>
+              <w:t>%</w:t>
             </w:r>
           </w:p>
         </w:tc>
@@ -7926,6 +8013,15 @@
               </w:rPr>
               <w:t>{tech_%}</w:t>
             </w:r>
+            <w:r>
+              <w:rPr>
+                <w:rFonts w:ascii="Arial Narrow" w:hAnsi="Arial Narrow"/>
+                <w:sz w:val="24"/>
+                <w:szCs w:val="24"/>
+                <w:lang w:val="en-PH"/>
+              </w:rPr>
+              <w:t>%</w:t>
+            </w:r>
           </w:p>
         </w:tc>
         <w:tc>
@@ -7950,6 +8046,15 @@
               </w:rPr>
               <w:t>{engineer_%}</w:t>
             </w:r>
+            <w:r>
+              <w:rPr>
+                <w:rFonts w:ascii="Arial Narrow" w:hAnsi="Arial Narrow"/>
+                <w:sz w:val="24"/>
+                <w:szCs w:val="24"/>
+                <w:lang w:val="en-PH"/>
+              </w:rPr>
+              <w:t>%</w:t>
+            </w:r>
           </w:p>
         </w:tc>
         <w:tc>
@@ -7974,6 +8079,15 @@
               </w:rPr>
               <w:t>{business_%}</w:t>
             </w:r>
+            <w:r>
+              <w:rPr>
+                <w:rFonts w:ascii="Arial Narrow" w:hAnsi="Arial Narrow"/>
+                <w:sz w:val="24"/>
+                <w:szCs w:val="24"/>
+                <w:lang w:val="en-PH"/>
+              </w:rPr>
+              <w:t>%</w:t>
+            </w:r>
           </w:p>
         </w:tc>
         <w:tc>
@@ -7998,6 +8112,15 @@
               </w:rPr>
               <w:t>{manage_%}</w:t>
             </w:r>
+            <w:r>
+              <w:rPr>
+                <w:rFonts w:ascii="Arial Narrow" w:hAnsi="Arial Narrow"/>
+                <w:sz w:val="24"/>
+                <w:szCs w:val="24"/>
+                <w:lang w:val="en-PH"/>
+              </w:rPr>
+              <w:t>%</w:t>
+            </w:r>
           </w:p>
         </w:tc>
         <w:tc>
@@ -8022,6 +8145,15 @@
               </w:rPr>
               <w:t>{human_%}</w:t>
             </w:r>
+            <w:r>
+              <w:rPr>
+                <w:rFonts w:ascii="Arial Narrow" w:hAnsi="Arial Narrow"/>
+                <w:sz w:val="24"/>
+                <w:szCs w:val="24"/>
+                <w:lang w:val="en-PH"/>
+              </w:rPr>
+              <w:t>%</w:t>
+            </w:r>
           </w:p>
         </w:tc>
         <w:tc>
@@ -8066,6 +8198,15 @@
               </w:rPr>
               <w:t>_%}</w:t>
             </w:r>
+            <w:r>
+              <w:rPr>
+                <w:rFonts w:ascii="Arial Narrow" w:hAnsi="Arial Narrow"/>
+                <w:sz w:val="24"/>
+                <w:szCs w:val="24"/>
+                <w:lang w:val="en-PH"/>
+              </w:rPr>
+              <w:t>%</w:t>
+            </w:r>
           </w:p>
         </w:tc>
         <w:tc>
@@ -8109,6 +8250,15 @@
                 <w:lang w:val="en-PH"/>
               </w:rPr>
               <w:t>_%}</w:t>
+            </w:r>
+            <w:r>
+              <w:rPr>
+                <w:rFonts w:ascii="Arial Narrow" w:hAnsi="Arial Narrow"/>
+                <w:sz w:val="24"/>
+                <w:szCs w:val="24"/>
+                <w:lang w:val="en-PH"/>
+              </w:rPr>
+              <w:t>%</w:t>
             </w:r>
           </w:p>
         </w:tc>
@@ -10300,7 +10450,7 @@
 </file>
 
 <file path=customXml/itemProps1.xml><?xml version="1.0" encoding="utf-8"?>
-<ds:datastoreItem xmlns:ds="http://schemas.openxmlformats.org/officeDocument/2006/customXml" ds:itemID="{C9A0F961-6225-4846-BB00-4B79E3FB7E41}">
+<ds:datastoreItem xmlns:ds="http://schemas.openxmlformats.org/officeDocument/2006/customXml" ds:itemID="{569A05AE-A2AD-4D6B-AFD1-49F5F91A2B1F}">
   <ds:schemaRefs>
     <ds:schemaRef ds:uri="http://schemas.openxmlformats.org/officeDocument/2006/bibliography"/>
   </ds:schemaRefs>

--- a/public/templates/PathFinder.docx
+++ b/public/templates/PathFinder.docx
@@ -4443,10 +4443,18 @@
                 <w:sz w:val="16"/>
                 <w:szCs w:val="16"/>
               </w:rPr>
-              <w:t>13</w:t>
+              <w:t>r</w:t>
             </w:r>
             <w:bookmarkStart w:id="0" w:name="_GoBack"/>
             <w:bookmarkEnd w:id="0"/>
+            <w:r>
+              <w:rPr>
+                <w:rFonts w:ascii="Arial Narrow" w:hAnsi="Arial Narrow" w:cs="Arial"/>
+                <w:sz w:val="16"/>
+                <w:szCs w:val="16"/>
+              </w:rPr>
+              <w:t>13</w:t>
+            </w:r>
             <w:r>
               <w:rPr>
                 <w:rFonts w:ascii="Arial Narrow" w:hAnsi="Arial Narrow" w:cs="Arial"/>
@@ -10450,7 +10458,7 @@
 </file>
 
 <file path=customXml/itemProps1.xml><?xml version="1.0" encoding="utf-8"?>
-<ds:datastoreItem xmlns:ds="http://schemas.openxmlformats.org/officeDocument/2006/customXml" ds:itemID="{569A05AE-A2AD-4D6B-AFD1-49F5F91A2B1F}">
+<ds:datastoreItem xmlns:ds="http://schemas.openxmlformats.org/officeDocument/2006/customXml" ds:itemID="{35A0269F-2485-42E4-BB45-15FEFA933557}">
   <ds:schemaRefs>
     <ds:schemaRef ds:uri="http://schemas.openxmlformats.org/officeDocument/2006/bibliography"/>
   </ds:schemaRefs>
